--- a/لیست دوره ها/فول استک.docx
+++ b/لیست دوره ها/فول استک.docx
@@ -5,7 +5,7 @@
     <w:p>
       <w:pPr>
         <w:bidi/>
-        <w:jc w:val="both"/>
+        <w:jc w:val="center"/>
         <w:rPr>
           <w:rFonts w:cs="B Mitra"/>
           <w:sz w:val="28"/>
@@ -28,95 +28,95 @@
     <w:p>
       <w:pPr>
         <w:bidi/>
-        <w:jc w:val="both"/>
-        <w:rPr>
-          <w:rFonts w:cs="B Mitra"/>
-          <w:rtl/>
-          <w:lang w:bidi="fa-IR"/>
-        </w:rPr>
-      </w:pPr>
-    </w:p>
-    <w:p>
-      <w:pPr>
-        <w:bidi/>
-        <w:jc w:val="both"/>
-        <w:rPr>
-          <w:rFonts w:cs="B Mitra"/>
-          <w:rtl/>
-          <w:lang w:bidi="fa-IR"/>
-        </w:rPr>
-      </w:pPr>
-    </w:p>
-    <w:p>
-      <w:pPr>
-        <w:bidi/>
-        <w:jc w:val="both"/>
-        <w:rPr>
-          <w:rFonts w:cs="B Mitra"/>
-          <w:rtl/>
-          <w:lang w:bidi="fa-IR"/>
-        </w:rPr>
-      </w:pPr>
-    </w:p>
-    <w:p>
-      <w:pPr>
-        <w:bidi/>
-        <w:jc w:val="both"/>
-        <w:rPr>
-          <w:rFonts w:cs="B Mitra"/>
-          <w:rtl/>
-          <w:lang w:bidi="fa-IR"/>
-        </w:rPr>
-      </w:pPr>
-    </w:p>
-    <w:p>
-      <w:pPr>
-        <w:bidi/>
-        <w:jc w:val="both"/>
-        <w:rPr>
-          <w:rFonts w:cs="B Mitra"/>
-          <w:rtl/>
-          <w:lang w:bidi="fa-IR"/>
-        </w:rPr>
-      </w:pPr>
-    </w:p>
-    <w:p>
-      <w:pPr>
-        <w:bidi/>
-        <w:jc w:val="both"/>
-        <w:rPr>
-          <w:rFonts w:cs="B Mitra"/>
-          <w:rtl/>
-          <w:lang w:bidi="fa-IR"/>
-        </w:rPr>
-      </w:pPr>
-    </w:p>
-    <w:p>
-      <w:pPr>
-        <w:bidi/>
-        <w:jc w:val="both"/>
-        <w:rPr>
-          <w:rFonts w:cs="B Mitra"/>
-          <w:rtl/>
-          <w:lang w:bidi="fa-IR"/>
-        </w:rPr>
-      </w:pPr>
-    </w:p>
-    <w:p>
-      <w:pPr>
-        <w:bidi/>
-        <w:jc w:val="both"/>
-        <w:rPr>
-          <w:rFonts w:cs="B Mitra"/>
-          <w:rtl/>
-          <w:lang w:bidi="fa-IR"/>
-        </w:rPr>
-      </w:pPr>
-    </w:p>
-    <w:p>
-      <w:pPr>
-        <w:bidi/>
-        <w:jc w:val="both"/>
+        <w:jc w:val="center"/>
+        <w:rPr>
+          <w:rFonts w:cs="B Mitra"/>
+          <w:rtl/>
+          <w:lang w:bidi="fa-IR"/>
+        </w:rPr>
+      </w:pPr>
+    </w:p>
+    <w:p>
+      <w:pPr>
+        <w:bidi/>
+        <w:jc w:val="center"/>
+        <w:rPr>
+          <w:rFonts w:cs="B Mitra"/>
+          <w:rtl/>
+          <w:lang w:bidi="fa-IR"/>
+        </w:rPr>
+      </w:pPr>
+    </w:p>
+    <w:p>
+      <w:pPr>
+        <w:bidi/>
+        <w:jc w:val="center"/>
+        <w:rPr>
+          <w:rFonts w:cs="B Mitra"/>
+          <w:rtl/>
+          <w:lang w:bidi="fa-IR"/>
+        </w:rPr>
+      </w:pPr>
+    </w:p>
+    <w:p>
+      <w:pPr>
+        <w:bidi/>
+        <w:jc w:val="center"/>
+        <w:rPr>
+          <w:rFonts w:cs="B Mitra"/>
+          <w:rtl/>
+          <w:lang w:bidi="fa-IR"/>
+        </w:rPr>
+      </w:pPr>
+    </w:p>
+    <w:p>
+      <w:pPr>
+        <w:bidi/>
+        <w:jc w:val="center"/>
+        <w:rPr>
+          <w:rFonts w:cs="B Mitra"/>
+          <w:rtl/>
+          <w:lang w:bidi="fa-IR"/>
+        </w:rPr>
+      </w:pPr>
+    </w:p>
+    <w:p>
+      <w:pPr>
+        <w:bidi/>
+        <w:jc w:val="center"/>
+        <w:rPr>
+          <w:rFonts w:cs="B Mitra"/>
+          <w:rtl/>
+          <w:lang w:bidi="fa-IR"/>
+        </w:rPr>
+      </w:pPr>
+    </w:p>
+    <w:p>
+      <w:pPr>
+        <w:bidi/>
+        <w:jc w:val="center"/>
+        <w:rPr>
+          <w:rFonts w:cs="B Mitra"/>
+          <w:rtl/>
+          <w:lang w:bidi="fa-IR"/>
+        </w:rPr>
+      </w:pPr>
+    </w:p>
+    <w:p>
+      <w:pPr>
+        <w:bidi/>
+        <w:jc w:val="center"/>
+        <w:rPr>
+          <w:rFonts w:cs="B Mitra"/>
+          <w:rtl/>
+          <w:lang w:bidi="fa-IR"/>
+        </w:rPr>
+      </w:pPr>
+    </w:p>
+    <w:p>
+      <w:pPr>
+        <w:bidi/>
+        <w:jc w:val="center"/>
         <w:rPr>
           <w:rFonts w:cs="B Mitra"/>
           <w:b/>
@@ -143,7 +143,7 @@
     <w:p>
       <w:pPr>
         <w:bidi/>
-        <w:jc w:val="both"/>
+        <w:jc w:val="center"/>
         <w:rPr>
           <w:rFonts w:cs="B Mitra"/>
           <w:b/>
@@ -158,7 +158,7 @@
     <w:p>
       <w:pPr>
         <w:bidi/>
-        <w:jc w:val="both"/>
+        <w:jc w:val="center"/>
         <w:rPr>
           <w:rFonts w:cs="B Mitra"/>
           <w:b/>
@@ -173,7 +173,7 @@
     <w:p>
       <w:pPr>
         <w:bidi/>
-        <w:jc w:val="both"/>
+        <w:jc w:val="center"/>
         <w:rPr>
           <w:rFonts w:cs="B Mitra"/>
           <w:b/>
@@ -188,7 +188,7 @@
     <w:p>
       <w:pPr>
         <w:bidi/>
-        <w:jc w:val="both"/>
+        <w:jc w:val="center"/>
         <w:rPr>
           <w:rFonts w:cs="B Mitra"/>
           <w:b/>
@@ -203,7 +203,7 @@
     <w:p>
       <w:pPr>
         <w:bidi/>
-        <w:jc w:val="both"/>
+        <w:jc w:val="center"/>
         <w:rPr>
           <w:rFonts w:cs="B Mitra"/>
           <w:sz w:val="28"/>
@@ -246,7 +246,7 @@
     <w:p>
       <w:pPr>
         <w:bidi/>
-        <w:jc w:val="both"/>
+        <w:jc w:val="center"/>
         <w:rPr>
           <w:rFonts w:cs="B Mitra"/>
           <w:sz w:val="28"/>
@@ -301,6 +301,7 @@
     </w:p>
     <w:p>
       <w:pPr>
+        <w:bidi/>
         <w:jc w:val="both"/>
         <w:rPr>
           <w:rFonts w:cs="B Mitra"/>
@@ -372,7 +373,7 @@
               <w:bidi/>
               <w:jc w:val="both"/>
               <w:rPr>
-                <w:rFonts w:cs="B Mitra" w:hint="cs"/>
+                <w:rFonts w:cs="B Mitra"/>
                 <w:color w:val="000000" w:themeColor="text1"/>
                 <w:sz w:val="28"/>
                 <w:szCs w:val="28"/>
@@ -404,7 +405,7 @@
               <w:bidi/>
               <w:jc w:val="both"/>
               <w:rPr>
-                <w:rFonts w:cs="B Mitra" w:hint="cs"/>
+                <w:rFonts w:cs="B Mitra"/>
                 <w:color w:val="000000" w:themeColor="text1"/>
                 <w:sz w:val="28"/>
                 <w:szCs w:val="28"/>
@@ -440,7 +441,7 @@
               <w:bidi/>
               <w:jc w:val="both"/>
               <w:rPr>
-                <w:rFonts w:cs="B Mitra" w:hint="cs"/>
+                <w:rFonts w:cs="B Mitra"/>
                 <w:sz w:val="28"/>
                 <w:szCs w:val="28"/>
                 <w:rtl/>
@@ -459,7 +460,7 @@
               <w:bidi/>
               <w:jc w:val="both"/>
               <w:rPr>
-                <w:rFonts w:cs="B Mitra" w:hint="cs"/>
+                <w:rFonts w:cs="B Mitra"/>
                 <w:sz w:val="28"/>
                 <w:szCs w:val="28"/>
                 <w:rtl/>
@@ -483,7 +484,7 @@
               <w:bidi/>
               <w:jc w:val="both"/>
               <w:rPr>
-                <w:rFonts w:cs="B Mitra" w:hint="cs"/>
+                <w:rFonts w:cs="B Mitra"/>
                 <w:sz w:val="28"/>
                 <w:szCs w:val="28"/>
                 <w:rtl/>
@@ -502,7 +503,7 @@
               <w:bidi/>
               <w:jc w:val="both"/>
               <w:rPr>
-                <w:rFonts w:cs="B Mitra" w:hint="cs"/>
+                <w:rFonts w:cs="B Mitra"/>
                 <w:sz w:val="28"/>
                 <w:szCs w:val="28"/>
                 <w:rtl/>
@@ -526,7 +527,7 @@
               <w:bidi/>
               <w:jc w:val="both"/>
               <w:rPr>
-                <w:rFonts w:cs="B Mitra" w:hint="cs"/>
+                <w:rFonts w:cs="B Mitra"/>
                 <w:sz w:val="28"/>
                 <w:szCs w:val="28"/>
                 <w:rtl/>
@@ -545,7 +546,7 @@
               <w:bidi/>
               <w:jc w:val="both"/>
               <w:rPr>
-                <w:rFonts w:cs="B Mitra" w:hint="cs"/>
+                <w:rFonts w:cs="B Mitra"/>
                 <w:sz w:val="28"/>
                 <w:szCs w:val="28"/>
                 <w:rtl/>
@@ -571,6 +572,7 @@
     </w:p>
     <w:p>
       <w:pPr>
+        <w:bidi/>
         <w:jc w:val="both"/>
         <w:rPr>
           <w:rFonts w:cs="B Mitra"/>
@@ -590,43 +592,205 @@
         </w:rPr>
         <w:br w:type="page"/>
       </w:r>
-    </w:p>
-    <w:p>
-      <w:pPr>
-        <w:pStyle w:val="ListParagraph"/>
-        <w:numPr>
-          <w:ilvl w:val="0"/>
-          <w:numId w:val="1"/>
-        </w:numPr>
-        <w:bidi/>
-        <w:jc w:val="both"/>
-        <w:rPr>
-          <w:rFonts w:cs="B Mitra"/>
-          <w:sz w:val="28"/>
-          <w:szCs w:val="28"/>
-          <w:rtl/>
-          <w:lang w:bidi="fa-IR"/>
-        </w:rPr>
-      </w:pPr>
-      <w:r>
-        <w:rPr>
-          <w:rFonts w:cs="B Mitra" w:hint="cs"/>
+      <w:r>
+        <w:rPr>
+          <w:rFonts w:cs="B Mitra" w:hint="cs"/>
+          <w:b/>
+          <w:bCs/>
           <w:sz w:val="28"/>
           <w:szCs w:val="28"/>
           <w:rtl/>
           <w:lang w:bidi="fa-IR"/>
         </w:rPr>
         <w:lastRenderedPageBreak/>
-        <w:t>بررسی همکاران :</w:t>
-      </w:r>
-    </w:p>
-    <w:p>
-      <w:pPr>
-        <w:pStyle w:val="ListParagraph"/>
-        <w:numPr>
-          <w:ilvl w:val="1"/>
-          <w:numId w:val="2"/>
-        </w:numPr>
+        <w:t>معرفی</w:t>
+      </w:r>
+      <w:r>
+        <w:rPr>
+          <w:rFonts w:cs="B Mitra" w:hint="cs"/>
+          <w:b/>
+          <w:bCs/>
+          <w:sz w:val="28"/>
+          <w:szCs w:val="28"/>
+          <w:rtl/>
+          <w:lang w:bidi="fa-IR"/>
+        </w:rPr>
+        <w:t>:</w:t>
+      </w:r>
+    </w:p>
+    <w:p>
+      <w:pPr>
+        <w:bidi/>
+        <w:jc w:val="both"/>
+        <w:rPr>
+          <w:rFonts w:cs="B Mitra"/>
+          <w:sz w:val="28"/>
+          <w:szCs w:val="28"/>
+          <w:rtl/>
+          <w:lang w:bidi="fa-IR"/>
+        </w:rPr>
+      </w:pPr>
+      <w:r>
+        <w:rPr>
+          <w:rFonts w:cs="B Mitra" w:hint="cs"/>
+          <w:sz w:val="28"/>
+          <w:szCs w:val="28"/>
+          <w:rtl/>
+          <w:lang w:bidi="fa-IR"/>
+        </w:rPr>
+        <w:t>برنام نویسی فول استک یعنی توانایی انجام یک پروژه نرم افزاری تحت وب از ابتدا تا انتها.</w:t>
+      </w:r>
+      <w:r>
+        <w:rPr>
+          <w:rFonts w:cs="B Mitra" w:hint="cs"/>
+          <w:sz w:val="28"/>
+          <w:szCs w:val="28"/>
+          <w:rtl/>
+          <w:lang w:bidi="fa-IR"/>
+        </w:rPr>
+        <w:t xml:space="preserve"> فول استک ترکیب دو تخصص بک اند (</w:t>
+      </w:r>
+      <w:r>
+        <w:rPr>
+          <w:rFonts w:cs="B Mitra"/>
+          <w:sz w:val="28"/>
+          <w:szCs w:val="28"/>
+          <w:lang w:bidi="fa-IR"/>
+        </w:rPr>
+        <w:t>Backend</w:t>
+      </w:r>
+      <w:r>
+        <w:rPr>
+          <w:rFonts w:cs="B Mitra" w:hint="cs"/>
+          <w:sz w:val="28"/>
+          <w:szCs w:val="28"/>
+          <w:rtl/>
+          <w:lang w:bidi="fa-IR"/>
+        </w:rPr>
+        <w:t>) و فرانت اند (</w:t>
+      </w:r>
+      <w:r>
+        <w:rPr>
+          <w:rFonts w:cs="B Mitra"/>
+          <w:sz w:val="28"/>
+          <w:szCs w:val="28"/>
+          <w:lang w:bidi="fa-IR"/>
+        </w:rPr>
+        <w:t>Frontend</w:t>
+      </w:r>
+      <w:r>
+        <w:rPr>
+          <w:rFonts w:cs="B Mitra" w:hint="cs"/>
+          <w:sz w:val="28"/>
+          <w:szCs w:val="28"/>
+          <w:rtl/>
+          <w:lang w:bidi="fa-IR"/>
+        </w:rPr>
+        <w:t>) میباشد.</w:t>
+      </w:r>
+      <w:r>
+        <w:rPr>
+          <w:rFonts w:cs="B Mitra" w:hint="cs"/>
+          <w:sz w:val="28"/>
+          <w:szCs w:val="28"/>
+          <w:rtl/>
+          <w:lang w:bidi="fa-IR"/>
+        </w:rPr>
+        <w:t xml:space="preserve"> </w:t>
+      </w:r>
+      <w:r>
+        <w:rPr>
+          <w:rFonts w:cs="B Mitra"/>
+          <w:sz w:val="28"/>
+          <w:szCs w:val="28"/>
+          <w:rtl/>
+          <w:lang w:bidi="fa-IR"/>
+        </w:rPr>
+        <w:t xml:space="preserve">یک برنامه نویس فول استک باید بتواند رابط کاربری مناسبی طراحی کرده </w:t>
+      </w:r>
+      <w:r>
+        <w:rPr>
+          <w:rFonts w:cs="B Mitra" w:hint="cs"/>
+          <w:sz w:val="28"/>
+          <w:szCs w:val="28"/>
+          <w:rtl/>
+          <w:lang w:bidi="fa-IR"/>
+        </w:rPr>
+        <w:t xml:space="preserve">یا از رابط های گرافیکی طراحی شده استفاده نماید و آنها را با توجه به نیاز کارفرما تغییر دهد که با این تفاسیر نیاز میباشد </w:t>
+      </w:r>
+      <w:r>
+        <w:rPr>
+          <w:rFonts w:cs="B Mitra"/>
+          <w:sz w:val="28"/>
+          <w:szCs w:val="28"/>
+          <w:rtl/>
+          <w:lang w:bidi="fa-IR"/>
+        </w:rPr>
+        <w:t>که از نظر تجربه کاربری و گرافیک در سطح مناسبی قرار بگیرد؛ هم چنین باید به برنامه نویسی سمت سرور، مباحث امنیت و بهینه سازی سایت مسلط باشد.</w:t>
+      </w:r>
+      <w:r>
+        <w:rPr>
+          <w:rFonts w:ascii="Calibri" w:hAnsi="Calibri" w:cs="Calibri" w:hint="cs"/>
+          <w:sz w:val="28"/>
+          <w:szCs w:val="28"/>
+          <w:rtl/>
+          <w:lang w:bidi="fa-IR"/>
+        </w:rPr>
+        <w:t> </w:t>
+      </w:r>
+      <w:r>
+        <w:rPr>
+          <w:rFonts w:cs="B Mitra" w:hint="cs"/>
+          <w:sz w:val="28"/>
+          <w:szCs w:val="28"/>
+          <w:rtl/>
+          <w:lang w:bidi="fa-IR"/>
+        </w:rPr>
+        <w:t>به</w:t>
+      </w:r>
+      <w:r>
+        <w:rPr>
+          <w:rFonts w:cs="B Mitra"/>
+          <w:sz w:val="28"/>
+          <w:szCs w:val="28"/>
+          <w:rtl/>
+          <w:lang w:bidi="fa-IR"/>
+        </w:rPr>
+        <w:t xml:space="preserve"> </w:t>
+      </w:r>
+      <w:r>
+        <w:rPr>
+          <w:rFonts w:cs="B Mitra" w:hint="cs"/>
+          <w:sz w:val="28"/>
+          <w:szCs w:val="28"/>
+          <w:rtl/>
+          <w:lang w:bidi="fa-IR"/>
+        </w:rPr>
+        <w:t>عبارت</w:t>
+      </w:r>
+      <w:r>
+        <w:rPr>
+          <w:rFonts w:cs="B Mitra"/>
+          <w:sz w:val="28"/>
+          <w:szCs w:val="28"/>
+          <w:rtl/>
+          <w:lang w:bidi="fa-IR"/>
+        </w:rPr>
+        <w:t xml:space="preserve"> دیگر برنامه نویس فول استک متخصصی است که دانش کاملی در حوزه ی طراحی صفر تا صد سایت اعم از طراحی قالب و برنامه نویسی سمت سرور دار</w:t>
+      </w:r>
+      <w:r>
+        <w:rPr>
+          <w:rFonts w:cs="B Mitra" w:hint="cs"/>
+          <w:sz w:val="28"/>
+          <w:szCs w:val="28"/>
+          <w:rtl/>
+          <w:lang w:bidi="fa-IR"/>
+        </w:rPr>
+        <w:t>د.</w:t>
+      </w:r>
+    </w:p>
+    <w:p>
+      <w:pPr>
         <w:bidi/>
         <w:jc w:val="both"/>
         <w:rPr>
@@ -649,35 +813,13 @@
         <w:jc w:val="both"/>
         <w:rPr>
           <w:rFonts w:cs="B Mitra"/>
-          <w:sz w:val="28"/>
-          <w:szCs w:val="28"/>
-          <w:rtl/>
-          <w:lang w:bidi="fa-IR"/>
-        </w:rPr>
-      </w:pPr>
-      <w:r>
-        <w:rPr>
-          <w:rFonts w:cs="B Mitra"/>
-          <w:sz w:val="28"/>
-          <w:szCs w:val="28"/>
-          <w:rtl/>
-          <w:lang w:bidi="fa-IR"/>
-        </w:rPr>
-        <w:br w:type="page"/>
-      </w:r>
-      <w:r>
-        <w:rPr>
-          <w:rFonts w:cs="B Mitra" w:hint="cs"/>
           <w:b/>
           <w:bCs/>
           <w:sz w:val="28"/>
           <w:szCs w:val="28"/>
-          <w:rtl/>
-          <w:lang w:bidi="fa-IR"/>
-        </w:rPr>
-        <w:lastRenderedPageBreak/>
-        <w:t>معرفی</w:t>
-      </w:r>
+          <w:lang w:bidi="fa-IR"/>
+        </w:rPr>
+      </w:pPr>
       <w:r>
         <w:rPr>
           <w:rFonts w:cs="B Mitra" w:hint="cs"/>
@@ -688,78 +830,108 @@
           <w:rtl/>
           <w:lang w:bidi="fa-IR"/>
         </w:rPr>
-        <w:t>:</w:t>
-      </w:r>
-    </w:p>
-    <w:p>
-      <w:pPr>
-        <w:bidi/>
-        <w:jc w:val="both"/>
-        <w:rPr>
-          <w:rFonts w:cs="B Mitra"/>
-          <w:sz w:val="28"/>
-          <w:szCs w:val="28"/>
-          <w:rtl/>
-          <w:lang w:bidi="fa-IR"/>
-        </w:rPr>
-      </w:pPr>
-      <w:r>
-        <w:rPr>
-          <w:rFonts w:cs="B Mitra" w:hint="cs"/>
-          <w:sz w:val="28"/>
-          <w:szCs w:val="28"/>
-          <w:rtl/>
-          <w:lang w:bidi="fa-IR"/>
-        </w:rPr>
-        <w:t>برنام نویسی فول استک یعنی توانایی انجام یک پروژه نرم افزاری تحت وب از ابتدا تا انتها.</w:t>
-      </w:r>
-      <w:r>
-        <w:rPr>
-          <w:rFonts w:cs="B Mitra" w:hint="cs"/>
-          <w:sz w:val="28"/>
-          <w:szCs w:val="28"/>
-          <w:rtl/>
-          <w:lang w:bidi="fa-IR"/>
-        </w:rPr>
-        <w:t xml:space="preserve"> فول استک ترکیب دو تخصص بک اند (</w:t>
-      </w:r>
-      <w:r>
-        <w:rPr>
-          <w:rFonts w:cs="B Mitra"/>
-          <w:sz w:val="28"/>
-          <w:szCs w:val="28"/>
-          <w:lang w:bidi="fa-IR"/>
-        </w:rPr>
-        <w:t>Backend</w:t>
-      </w:r>
-      <w:r>
-        <w:rPr>
-          <w:rFonts w:cs="B Mitra" w:hint="cs"/>
-          <w:sz w:val="28"/>
-          <w:szCs w:val="28"/>
-          <w:rtl/>
-          <w:lang w:bidi="fa-IR"/>
-        </w:rPr>
-        <w:t>) و فرانت اند (</w:t>
-      </w:r>
-      <w:r>
-        <w:rPr>
-          <w:rFonts w:cs="B Mitra"/>
-          <w:sz w:val="28"/>
-          <w:szCs w:val="28"/>
-          <w:lang w:bidi="fa-IR"/>
-        </w:rPr>
-        <w:t>Frontend</w:t>
-      </w:r>
-      <w:r>
-        <w:rPr>
-          <w:rFonts w:cs="B Mitra" w:hint="cs"/>
-          <w:sz w:val="28"/>
-          <w:szCs w:val="28"/>
-          <w:rtl/>
-          <w:lang w:bidi="fa-IR"/>
-        </w:rPr>
-        <w:t>) میباشد.</w:t>
+        <w:t>بازارکار:</w:t>
+      </w:r>
+    </w:p>
+    <w:p>
+      <w:pPr>
+        <w:bidi/>
+        <w:jc w:val="both"/>
+        <w:rPr>
+          <w:rFonts w:cs="B Mitra"/>
+          <w:sz w:val="28"/>
+          <w:szCs w:val="28"/>
+          <w:rtl/>
+          <w:lang w:bidi="fa-IR"/>
+        </w:rPr>
+      </w:pPr>
+      <w:r>
+        <w:rPr>
+          <w:rFonts w:cs="B Mitra" w:hint="cs"/>
+          <w:sz w:val="28"/>
+          <w:szCs w:val="28"/>
+          <w:rtl/>
+          <w:lang w:bidi="fa-IR"/>
+        </w:rPr>
+        <w:t xml:space="preserve">براساس مصوبه مجلس در سال 1401 حقوق هر ساعت کار برابر با 18.494 تومان میباشد که </w:t>
+      </w:r>
+      <w:r>
+        <w:rPr>
+          <w:rFonts w:cs="B Mitra" w:hint="cs"/>
+          <w:sz w:val="28"/>
+          <w:szCs w:val="28"/>
+          <w:rtl/>
+          <w:lang w:bidi="fa-IR"/>
+        </w:rPr>
+        <w:t xml:space="preserve">طبق بررسی های انجام شده در آمد برنامه نویس فول استک در داخل ایران </w:t>
+      </w:r>
+      <w:r>
+        <w:rPr>
+          <w:rFonts w:cs="B Mitra" w:hint="cs"/>
+          <w:sz w:val="28"/>
+          <w:szCs w:val="28"/>
+          <w:rtl/>
+          <w:lang w:bidi="fa-IR"/>
+        </w:rPr>
+        <w:t>در سال 1401 بین 8 الی 20 میلیون تومان</w:t>
+      </w:r>
+      <w:r>
+        <w:rPr>
+          <w:rFonts w:cs="B Mitra" w:hint="cs"/>
+          <w:sz w:val="28"/>
+          <w:szCs w:val="28"/>
+          <w:rtl/>
+          <w:lang w:bidi="fa-IR"/>
+        </w:rPr>
+        <w:t xml:space="preserve"> (ساعتی </w:t>
+      </w:r>
+      <w:r>
+        <w:rPr>
+          <w:rFonts w:cs="B Mitra"/>
+          <w:sz w:val="28"/>
+          <w:szCs w:val="28"/>
+          <w:lang w:bidi="fa-IR"/>
+        </w:rPr>
+        <w:t>35</w:t>
+      </w:r>
+      <w:r>
+        <w:rPr>
+          <w:rFonts w:cs="B Mitra" w:hint="cs"/>
+          <w:sz w:val="28"/>
+          <w:szCs w:val="28"/>
+          <w:rtl/>
+          <w:lang w:bidi="fa-IR"/>
+        </w:rPr>
+        <w:t xml:space="preserve"> الی </w:t>
+      </w:r>
+      <w:r>
+        <w:rPr>
+          <w:rFonts w:cs="B Mitra"/>
+          <w:sz w:val="28"/>
+          <w:szCs w:val="28"/>
+          <w:lang w:bidi="fa-IR"/>
+        </w:rPr>
+        <w:t>89</w:t>
+      </w:r>
+      <w:r>
+        <w:rPr>
+          <w:rFonts w:cs="B Mitra" w:hint="cs"/>
+          <w:sz w:val="28"/>
+          <w:szCs w:val="28"/>
+          <w:rtl/>
+          <w:lang w:bidi="fa-IR"/>
+        </w:rPr>
+        <w:t xml:space="preserve"> هزارتومان برای هر ساعت)</w:t>
+      </w:r>
+      <w:r>
+        <w:rPr>
+          <w:rFonts w:cs="B Mitra" w:hint="cs"/>
+          <w:sz w:val="28"/>
+          <w:szCs w:val="28"/>
+          <w:rtl/>
+          <w:lang w:bidi="fa-IR"/>
+        </w:rPr>
+        <w:t xml:space="preserve"> میباشد. همچنین لازم بذکر است مبالغ کمتر و بیشتر از این مقدار هم مشاهده میشود.</w:t>
       </w:r>
       <w:r>
         <w:rPr>
@@ -771,125 +943,92 @@
         </w:rPr>
         <w:t xml:space="preserve"> </w:t>
       </w:r>
-      <w:r>
-        <w:rPr>
-          <w:rFonts w:cs="B Mitra"/>
-          <w:sz w:val="28"/>
-          <w:szCs w:val="28"/>
-          <w:rtl/>
-          <w:lang w:bidi="fa-IR"/>
-        </w:rPr>
-        <w:t xml:space="preserve">یک برنامه نویس فول استک باید بتواند رابط کاربری مناسبی طراحی کرده </w:t>
-      </w:r>
-      <w:r>
-        <w:rPr>
-          <w:rFonts w:cs="B Mitra" w:hint="cs"/>
-          <w:sz w:val="28"/>
-          <w:szCs w:val="28"/>
-          <w:rtl/>
-          <w:lang w:bidi="fa-IR"/>
-        </w:rPr>
-        <w:t xml:space="preserve">یا از رابط های گرافیکی طراحی شده استفاده نماید و آنها را با توجه به نیاز کارفرما تغییر دهد که با این تفاسیر نیاز میباشد </w:t>
-      </w:r>
-      <w:r>
-        <w:rPr>
-          <w:rFonts w:cs="B Mitra"/>
-          <w:sz w:val="28"/>
-          <w:szCs w:val="28"/>
-          <w:rtl/>
-          <w:lang w:bidi="fa-IR"/>
-        </w:rPr>
-        <w:t>که از نظر تجربه کاربری و گرافیک در سطح مناسبی قرار بگیرد؛ هم چنین باید به برنامه نویسی سمت سرور، مباحث امنیت و بهینه سازی سایت مسلط باشد.</w:t>
-      </w:r>
-      <w:r>
-        <w:rPr>
-          <w:rFonts w:ascii="Calibri" w:hAnsi="Calibri" w:cs="Calibri" w:hint="cs"/>
-          <w:sz w:val="28"/>
-          <w:szCs w:val="28"/>
-          <w:rtl/>
-          <w:lang w:bidi="fa-IR"/>
-        </w:rPr>
-        <w:t> </w:t>
-      </w:r>
-      <w:r>
-        <w:rPr>
-          <w:rFonts w:cs="B Mitra" w:hint="cs"/>
-          <w:sz w:val="28"/>
-          <w:szCs w:val="28"/>
-          <w:rtl/>
-          <w:lang w:bidi="fa-IR"/>
-        </w:rPr>
-        <w:t>به</w:t>
-      </w:r>
-      <w:r>
-        <w:rPr>
-          <w:rFonts w:cs="B Mitra"/>
-          <w:sz w:val="28"/>
-          <w:szCs w:val="28"/>
-          <w:rtl/>
-          <w:lang w:bidi="fa-IR"/>
-        </w:rPr>
-        <w:t xml:space="preserve"> </w:t>
-      </w:r>
-      <w:r>
-        <w:rPr>
-          <w:rFonts w:cs="B Mitra" w:hint="cs"/>
-          <w:sz w:val="28"/>
-          <w:szCs w:val="28"/>
-          <w:rtl/>
-          <w:lang w:bidi="fa-IR"/>
-        </w:rPr>
-        <w:t>عبارت</w:t>
-      </w:r>
-      <w:r>
-        <w:rPr>
-          <w:rFonts w:cs="B Mitra"/>
-          <w:sz w:val="28"/>
-          <w:szCs w:val="28"/>
-          <w:rtl/>
-          <w:lang w:bidi="fa-IR"/>
-        </w:rPr>
-        <w:t xml:space="preserve"> دیگر برنامه نویس فول استک متخصصی است که دانش کاملی در حوزه ی طراحی صفر تا صد سایت اعم از طراحی قالب و برنامه نویسی سمت سرور دار</w:t>
-      </w:r>
-      <w:r>
-        <w:rPr>
-          <w:rFonts w:cs="B Mitra" w:hint="cs"/>
-          <w:sz w:val="28"/>
-          <w:szCs w:val="28"/>
-          <w:rtl/>
-          <w:lang w:bidi="fa-IR"/>
-        </w:rPr>
-        <w:t>د.</w:t>
-      </w:r>
-    </w:p>
-    <w:p>
-      <w:pPr>
-        <w:bidi/>
-        <w:jc w:val="both"/>
-        <w:rPr>
-          <w:rFonts w:cs="B Mitra"/>
-          <w:sz w:val="28"/>
-          <w:szCs w:val="28"/>
-          <w:rtl/>
-          <w:lang w:bidi="fa-IR"/>
-        </w:rPr>
-      </w:pPr>
-    </w:p>
-    <w:p>
-      <w:pPr>
-        <w:pStyle w:val="ListParagraph"/>
-        <w:numPr>
-          <w:ilvl w:val="0"/>
-          <w:numId w:val="6"/>
-        </w:numPr>
-        <w:bidi/>
-        <w:jc w:val="both"/>
+    </w:p>
+    <w:p>
+      <w:pPr>
+        <w:bidi/>
+        <w:jc w:val="both"/>
+        <w:rPr>
+          <w:rFonts w:cs="B Mitra"/>
+          <w:sz w:val="28"/>
+          <w:szCs w:val="28"/>
+          <w:lang w:bidi="fa-IR"/>
+        </w:rPr>
+      </w:pPr>
+      <w:r>
+        <w:rPr>
+          <w:rFonts w:cs="B Mitra" w:hint="cs"/>
+          <w:sz w:val="28"/>
+          <w:szCs w:val="28"/>
+          <w:rtl/>
+          <w:lang w:bidi="fa-IR"/>
+        </w:rPr>
+        <w:t>در سال 2021 میانگین حقوق برنامه نویس</w:t>
+      </w:r>
+      <w:r>
+        <w:rPr>
+          <w:rFonts w:cs="B Mitra" w:hint="cs"/>
+          <w:sz w:val="28"/>
+          <w:szCs w:val="28"/>
+          <w:rtl/>
+          <w:lang w:bidi="fa-IR"/>
+        </w:rPr>
+        <w:t xml:space="preserve"> فول استک</w:t>
+      </w:r>
+      <w:r>
+        <w:rPr>
+          <w:rFonts w:cs="B Mitra" w:hint="cs"/>
+          <w:sz w:val="28"/>
+          <w:szCs w:val="28"/>
+          <w:rtl/>
+          <w:lang w:bidi="fa-IR"/>
+        </w:rPr>
+        <w:t xml:space="preserve"> در کشورهای خارجی و ایران بررسی و در جدول </w:t>
+      </w:r>
+      <w:r>
+        <w:rPr>
+          <w:rFonts w:cs="B Mitra" w:hint="cs"/>
+          <w:sz w:val="28"/>
+          <w:szCs w:val="28"/>
+          <w:rtl/>
+          <w:lang w:bidi="fa-IR"/>
+        </w:rPr>
+        <w:t>2-1</w:t>
+      </w:r>
+      <w:r>
+        <w:rPr>
+          <w:rFonts w:cs="B Mitra" w:hint="cs"/>
+          <w:sz w:val="28"/>
+          <w:szCs w:val="28"/>
+          <w:rtl/>
+          <w:lang w:bidi="fa-IR"/>
+        </w:rPr>
+        <w:t xml:space="preserve"> ذکر شده است.</w:t>
+      </w:r>
+    </w:p>
+    <w:p>
+      <w:pPr>
+        <w:bidi/>
+        <w:jc w:val="both"/>
+        <w:rPr>
+          <w:rFonts w:cs="B Mitra"/>
+          <w:sz w:val="28"/>
+          <w:szCs w:val="28"/>
+          <w:rtl/>
+          <w:lang w:bidi="fa-IR"/>
+        </w:rPr>
+      </w:pPr>
+    </w:p>
+    <w:p>
+      <w:pPr>
+        <w:bidi/>
+        <w:jc w:val="center"/>
         <w:rPr>
           <w:rFonts w:cs="B Mitra"/>
           <w:b/>
           <w:bCs/>
-          <w:sz w:val="28"/>
-          <w:szCs w:val="28"/>
+          <w:sz w:val="24"/>
+          <w:szCs w:val="24"/>
           <w:lang w:bidi="fa-IR"/>
         </w:rPr>
       </w:pPr>
@@ -898,216 +1037,8 @@
           <w:rFonts w:cs="B Mitra" w:hint="cs"/>
           <w:b/>
           <w:bCs/>
-          <w:sz w:val="28"/>
-          <w:szCs w:val="28"/>
-          <w:rtl/>
-          <w:lang w:bidi="fa-IR"/>
-        </w:rPr>
-        <w:t>بازارکار:</w:t>
-      </w:r>
-    </w:p>
-    <w:p>
-      <w:pPr>
-        <w:bidi/>
-        <w:jc w:val="both"/>
-        <w:rPr>
-          <w:rFonts w:cs="B Mitra"/>
-          <w:sz w:val="28"/>
-          <w:szCs w:val="28"/>
-          <w:rtl/>
-          <w:lang w:bidi="fa-IR"/>
-        </w:rPr>
-      </w:pPr>
-      <w:r>
-        <w:rPr>
-          <w:rFonts w:cs="B Mitra" w:hint="cs"/>
-          <w:sz w:val="28"/>
-          <w:szCs w:val="28"/>
-          <w:rtl/>
-          <w:lang w:bidi="fa-IR"/>
-        </w:rPr>
-        <w:t xml:space="preserve">براساس مصوبه مجلس در سال 1401 حقوق هر ساعت کار برابر با 18.494 تومان میباشد که </w:t>
-      </w:r>
-      <w:r>
-        <w:rPr>
-          <w:rFonts w:cs="B Mitra" w:hint="cs"/>
-          <w:sz w:val="28"/>
-          <w:szCs w:val="28"/>
-          <w:rtl/>
-          <w:lang w:bidi="fa-IR"/>
-        </w:rPr>
-        <w:t xml:space="preserve">طبق بررسی های انجام شده در آمد برنامه نویس فول استک در داخل ایران </w:t>
-      </w:r>
-      <w:r>
-        <w:rPr>
-          <w:rFonts w:cs="B Mitra" w:hint="cs"/>
-          <w:sz w:val="28"/>
-          <w:szCs w:val="28"/>
-          <w:rtl/>
-          <w:lang w:bidi="fa-IR"/>
-        </w:rPr>
-        <w:t>در سال 1401 بین 8 الی 20 میلیون تومان</w:t>
-      </w:r>
-      <w:r>
-        <w:rPr>
-          <w:rFonts w:cs="B Mitra" w:hint="cs"/>
-          <w:sz w:val="28"/>
-          <w:szCs w:val="28"/>
-          <w:rtl/>
-          <w:lang w:bidi="fa-IR"/>
-        </w:rPr>
-        <w:t xml:space="preserve"> (ساعتی </w:t>
-      </w:r>
-      <w:r>
-        <w:rPr>
-          <w:rFonts w:cs="B Mitra"/>
-          <w:sz w:val="28"/>
-          <w:szCs w:val="28"/>
-          <w:lang w:bidi="fa-IR"/>
-        </w:rPr>
-        <w:t>35</w:t>
-      </w:r>
-      <w:r>
-        <w:rPr>
-          <w:rFonts w:cs="B Mitra" w:hint="cs"/>
-          <w:sz w:val="28"/>
-          <w:szCs w:val="28"/>
-          <w:rtl/>
-          <w:lang w:bidi="fa-IR"/>
-        </w:rPr>
-        <w:t xml:space="preserve"> الی </w:t>
-      </w:r>
-      <w:r>
-        <w:rPr>
-          <w:rFonts w:cs="B Mitra"/>
-          <w:sz w:val="28"/>
-          <w:szCs w:val="28"/>
-          <w:lang w:bidi="fa-IR"/>
-        </w:rPr>
-        <w:t>89</w:t>
-      </w:r>
-      <w:r>
-        <w:rPr>
-          <w:rFonts w:cs="B Mitra" w:hint="cs"/>
-          <w:sz w:val="28"/>
-          <w:szCs w:val="28"/>
-          <w:rtl/>
-          <w:lang w:bidi="fa-IR"/>
-        </w:rPr>
-        <w:t xml:space="preserve"> هزارتومان برای هر ساعت)</w:t>
-      </w:r>
-      <w:r>
-        <w:rPr>
-          <w:rFonts w:cs="B Mitra" w:hint="cs"/>
-          <w:sz w:val="28"/>
-          <w:szCs w:val="28"/>
-          <w:rtl/>
-          <w:lang w:bidi="fa-IR"/>
-        </w:rPr>
-        <w:t xml:space="preserve"> میباشد. همچنین لازم بذکر است مبالغ کمتر و بیشتر از این مقدار هم مشاهده میشود.</w:t>
-      </w:r>
-      <w:r>
-        <w:rPr>
-          <w:rFonts w:cs="B Mitra" w:hint="cs"/>
-          <w:sz w:val="28"/>
-          <w:szCs w:val="28"/>
-          <w:rtl/>
-          <w:lang w:bidi="fa-IR"/>
-        </w:rPr>
-        <w:t xml:space="preserve"> </w:t>
-      </w:r>
-    </w:p>
-    <w:p>
-      <w:pPr>
-        <w:bidi/>
-        <w:jc w:val="both"/>
-        <w:rPr>
-          <w:rFonts w:cs="B Mitra"/>
-          <w:sz w:val="28"/>
-          <w:szCs w:val="28"/>
-          <w:lang w:bidi="fa-IR"/>
-        </w:rPr>
-      </w:pPr>
-      <w:r>
-        <w:rPr>
-          <w:rFonts w:cs="B Mitra" w:hint="cs"/>
-          <w:sz w:val="28"/>
-          <w:szCs w:val="28"/>
-          <w:rtl/>
-          <w:lang w:bidi="fa-IR"/>
-        </w:rPr>
-        <w:t>در سال 2021 میانگین حقوق برنامه نویس</w:t>
-      </w:r>
-      <w:r>
-        <w:rPr>
-          <w:rFonts w:cs="B Mitra" w:hint="cs"/>
-          <w:sz w:val="28"/>
-          <w:szCs w:val="28"/>
-          <w:rtl/>
-          <w:lang w:bidi="fa-IR"/>
-        </w:rPr>
-        <w:t xml:space="preserve"> فول استک</w:t>
-      </w:r>
-      <w:r>
-        <w:rPr>
-          <w:rFonts w:cs="B Mitra" w:hint="cs"/>
-          <w:sz w:val="28"/>
-          <w:szCs w:val="28"/>
-          <w:rtl/>
-          <w:lang w:bidi="fa-IR"/>
-        </w:rPr>
-        <w:t xml:space="preserve"> در کشورهای خارجی و ایران بررسی و در جدول </w:t>
-      </w:r>
-      <w:r>
-        <w:rPr>
-          <w:rFonts w:cs="B Mitra" w:hint="cs"/>
-          <w:sz w:val="28"/>
-          <w:szCs w:val="28"/>
-          <w:rtl/>
-          <w:lang w:bidi="fa-IR"/>
-        </w:rPr>
-        <w:t>2-1</w:t>
-      </w:r>
-      <w:r>
-        <w:rPr>
-          <w:rFonts w:cs="B Mitra" w:hint="cs"/>
-          <w:sz w:val="28"/>
-          <w:szCs w:val="28"/>
-          <w:rtl/>
-          <w:lang w:bidi="fa-IR"/>
-        </w:rPr>
-        <w:t xml:space="preserve"> ذکر شده است.</w:t>
-      </w:r>
-    </w:p>
-    <w:p>
-      <w:pPr>
-        <w:bidi/>
-        <w:jc w:val="both"/>
-        <w:rPr>
-          <w:rFonts w:cs="B Mitra"/>
-          <w:sz w:val="28"/>
-          <w:szCs w:val="28"/>
-          <w:rtl/>
-          <w:lang w:bidi="fa-IR"/>
-        </w:rPr>
-      </w:pPr>
-    </w:p>
-    <w:p>
-      <w:pPr>
-        <w:bidi/>
-        <w:jc w:val="center"/>
-        <w:rPr>
-          <w:rFonts w:cs="B Mitra"/>
           <w:sz w:val="24"/>
           <w:szCs w:val="24"/>
-          <w:lang w:bidi="fa-IR"/>
-        </w:rPr>
-      </w:pPr>
-      <w:r>
-        <w:rPr>
-          <w:rFonts w:cs="B Mitra" w:hint="cs"/>
-          <w:sz w:val="24"/>
-          <w:szCs w:val="24"/>
           <w:rtl/>
           <w:lang w:bidi="fa-IR"/>
         </w:rPr>
@@ -1116,6 +1047,8 @@
       <w:r>
         <w:rPr>
           <w:rFonts w:cs="B Mitra" w:hint="cs"/>
+          <w:b/>
+          <w:bCs/>
           <w:sz w:val="24"/>
           <w:szCs w:val="24"/>
           <w:rtl/>
@@ -1154,7 +1087,7 @@
               <w:bidi/>
               <w:jc w:val="center"/>
               <w:rPr>
-                <w:rFonts w:cs="B Mitra" w:hint="cs"/>
+                <w:rFonts w:cs="B Mitra"/>
                 <w:b w:val="0"/>
                 <w:bCs w:val="0"/>
                 <w:sz w:val="24"/>
@@ -1180,7 +1113,7 @@
               <w:jc w:val="center"/>
               <w:cnfStyle w:val="100000000000" w:firstRow="1" w:lastRow="0" w:firstColumn="0" w:lastColumn="0" w:oddVBand="0" w:evenVBand="0" w:oddHBand="0" w:evenHBand="0" w:firstRowFirstColumn="0" w:firstRowLastColumn="0" w:lastRowFirstColumn="0" w:lastRowLastColumn="0"/>
               <w:rPr>
-                <w:rFonts w:cs="B Mitra" w:hint="cs"/>
+                <w:rFonts w:cs="B Mitra"/>
                 <w:color w:val="auto"/>
                 <w:sz w:val="24"/>
                 <w:szCs w:val="24"/>
@@ -1216,7 +1149,7 @@
               <w:bidi/>
               <w:jc w:val="center"/>
               <w:rPr>
-                <w:rFonts w:cs="B Mitra" w:hint="cs"/>
+                <w:rFonts w:cs="B Mitra"/>
                 <w:b w:val="0"/>
                 <w:bCs w:val="0"/>
                 <w:sz w:val="24"/>
@@ -1250,7 +1183,7 @@
               <w:jc w:val="center"/>
               <w:cnfStyle w:val="000000100000" w:firstRow="0" w:lastRow="0" w:firstColumn="0" w:lastColumn="0" w:oddVBand="0" w:evenVBand="0" w:oddHBand="1" w:evenHBand="0" w:firstRowFirstColumn="0" w:firstRowLastColumn="0" w:lastRowFirstColumn="0" w:lastRowLastColumn="0"/>
               <w:rPr>
-                <w:rFonts w:cs="B Mitra" w:hint="cs"/>
+                <w:rFonts w:cs="B Mitra"/>
                 <w:b/>
                 <w:bCs/>
                 <w:sz w:val="24"/>
@@ -1284,7 +1217,7 @@
               <w:jc w:val="center"/>
               <w:cnfStyle w:val="000000100000" w:firstRow="0" w:lastRow="0" w:firstColumn="0" w:lastColumn="0" w:oddVBand="0" w:evenVBand="0" w:oddHBand="1" w:evenHBand="0" w:firstRowFirstColumn="0" w:firstRowLastColumn="0" w:lastRowFirstColumn="0" w:lastRowLastColumn="0"/>
               <w:rPr>
-                <w:rFonts w:cs="B Mitra" w:hint="cs"/>
+                <w:rFonts w:cs="B Mitra"/>
                 <w:b/>
                 <w:bCs/>
                 <w:sz w:val="24"/>
@@ -1330,7 +1263,7 @@
               <w:jc w:val="center"/>
               <w:cnfStyle w:val="000000100000" w:firstRow="0" w:lastRow="0" w:firstColumn="0" w:lastColumn="0" w:oddVBand="0" w:evenVBand="0" w:oddHBand="1" w:evenHBand="0" w:firstRowFirstColumn="0" w:firstRowLastColumn="0" w:lastRowFirstColumn="0" w:lastRowLastColumn="0"/>
               <w:rPr>
-                <w:rFonts w:cs="B Mitra" w:hint="cs"/>
+                <w:rFonts w:cs="B Mitra"/>
                 <w:b/>
                 <w:bCs/>
                 <w:sz w:val="24"/>
@@ -1376,7 +1309,7 @@
               <w:jc w:val="center"/>
               <w:cnfStyle w:val="000000100000" w:firstRow="0" w:lastRow="0" w:firstColumn="0" w:lastColumn="0" w:oddVBand="0" w:evenVBand="0" w:oddHBand="1" w:evenHBand="0" w:firstRowFirstColumn="0" w:firstRowLastColumn="0" w:lastRowFirstColumn="0" w:lastRowLastColumn="0"/>
               <w:rPr>
-                <w:rFonts w:cs="B Mitra" w:hint="cs"/>
+                <w:rFonts w:cs="B Mitra"/>
                 <w:b/>
                 <w:bCs/>
                 <w:sz w:val="24"/>
@@ -1411,7 +1344,7 @@
               <w:bidi/>
               <w:jc w:val="center"/>
               <w:rPr>
-                <w:rFonts w:cs="B Mitra" w:hint="cs"/>
+                <w:rFonts w:cs="B Mitra"/>
                 <w:sz w:val="24"/>
                 <w:szCs w:val="24"/>
                 <w:rtl/>
@@ -1440,7 +1373,7 @@
               <w:jc w:val="center"/>
               <w:cnfStyle w:val="000000000000" w:firstRow="0" w:lastRow="0" w:firstColumn="0" w:lastColumn="0" w:oddVBand="0" w:evenVBand="0" w:oddHBand="0" w:evenHBand="0" w:firstRowFirstColumn="0" w:firstRowLastColumn="0" w:lastRowFirstColumn="0" w:lastRowLastColumn="0"/>
               <w:rPr>
-                <w:rFonts w:cs="B Mitra" w:hint="cs"/>
+                <w:rFonts w:cs="B Mitra"/>
                 <w:sz w:val="24"/>
                 <w:szCs w:val="24"/>
                 <w:rtl/>
@@ -1517,7 +1450,7 @@
               <w:jc w:val="center"/>
               <w:cnfStyle w:val="000000000000" w:firstRow="0" w:lastRow="0" w:firstColumn="0" w:lastColumn="0" w:oddVBand="0" w:evenVBand="0" w:oddHBand="0" w:evenHBand="0" w:firstRowFirstColumn="0" w:firstRowLastColumn="0" w:lastRowFirstColumn="0" w:lastRowLastColumn="0"/>
               <w:rPr>
-                <w:rFonts w:cs="B Mitra" w:hint="cs"/>
+                <w:rFonts w:cs="B Mitra"/>
                 <w:sz w:val="24"/>
                 <w:szCs w:val="24"/>
                 <w:rtl/>
@@ -1578,7 +1511,7 @@
               <w:bidi/>
               <w:jc w:val="center"/>
               <w:rPr>
-                <w:rFonts w:cs="B Mitra" w:hint="cs"/>
+                <w:rFonts w:cs="B Mitra"/>
                 <w:sz w:val="24"/>
                 <w:szCs w:val="24"/>
                 <w:rtl/>
@@ -1607,7 +1540,7 @@
               <w:jc w:val="center"/>
               <w:cnfStyle w:val="000000100000" w:firstRow="0" w:lastRow="0" w:firstColumn="0" w:lastColumn="0" w:oddVBand="0" w:evenVBand="0" w:oddHBand="1" w:evenHBand="0" w:firstRowFirstColumn="0" w:firstRowLastColumn="0" w:lastRowFirstColumn="0" w:lastRowLastColumn="0"/>
               <w:rPr>
-                <w:rFonts w:cs="B Mitra" w:hint="cs"/>
+                <w:rFonts w:cs="B Mitra"/>
                 <w:sz w:val="24"/>
                 <w:szCs w:val="24"/>
                 <w:rtl/>
@@ -1663,7 +1596,7 @@
               <w:jc w:val="center"/>
               <w:cnfStyle w:val="000000100000" w:firstRow="0" w:lastRow="0" w:firstColumn="0" w:lastColumn="0" w:oddVBand="0" w:evenVBand="0" w:oddHBand="1" w:evenHBand="0" w:firstRowFirstColumn="0" w:firstRowLastColumn="0" w:lastRowFirstColumn="0" w:lastRowLastColumn="0"/>
               <w:rPr>
-                <w:rFonts w:cs="B Mitra" w:hint="cs"/>
+                <w:rFonts w:cs="B Mitra"/>
                 <w:sz w:val="24"/>
                 <w:szCs w:val="24"/>
                 <w:rtl/>
@@ -1691,7 +1624,7 @@
               <w:jc w:val="center"/>
               <w:cnfStyle w:val="000000100000" w:firstRow="0" w:lastRow="0" w:firstColumn="0" w:lastColumn="0" w:oddVBand="0" w:evenVBand="0" w:oddHBand="1" w:evenHBand="0" w:firstRowFirstColumn="0" w:firstRowLastColumn="0" w:lastRowFirstColumn="0" w:lastRowLastColumn="0"/>
               <w:rPr>
-                <w:rFonts w:cs="B Mitra" w:hint="cs"/>
+                <w:rFonts w:cs="B Mitra"/>
                 <w:sz w:val="24"/>
                 <w:szCs w:val="24"/>
                 <w:lang w:bidi="fa-IR"/>
@@ -1721,7 +1654,7 @@
               <w:bidi/>
               <w:jc w:val="center"/>
               <w:rPr>
-                <w:rFonts w:cs="B Mitra" w:hint="cs"/>
+                <w:rFonts w:cs="B Mitra"/>
                 <w:sz w:val="24"/>
                 <w:szCs w:val="24"/>
                 <w:rtl/>
@@ -1750,7 +1683,7 @@
               <w:jc w:val="center"/>
               <w:cnfStyle w:val="000000000000" w:firstRow="0" w:lastRow="0" w:firstColumn="0" w:lastColumn="0" w:oddVBand="0" w:evenVBand="0" w:oddHBand="0" w:evenHBand="0" w:firstRowFirstColumn="0" w:firstRowLastColumn="0" w:lastRowFirstColumn="0" w:lastRowLastColumn="0"/>
               <w:rPr>
-                <w:rFonts w:cs="B Mitra" w:hint="cs"/>
+                <w:rFonts w:cs="B Mitra"/>
                 <w:sz w:val="24"/>
                 <w:szCs w:val="24"/>
                 <w:rtl/>
@@ -1806,7 +1739,7 @@
               <w:jc w:val="center"/>
               <w:cnfStyle w:val="000000000000" w:firstRow="0" w:lastRow="0" w:firstColumn="0" w:lastColumn="0" w:oddVBand="0" w:evenVBand="0" w:oddHBand="0" w:evenHBand="0" w:firstRowFirstColumn="0" w:firstRowLastColumn="0" w:lastRowFirstColumn="0" w:lastRowLastColumn="0"/>
               <w:rPr>
-                <w:rFonts w:cs="B Mitra" w:hint="cs"/>
+                <w:rFonts w:cs="B Mitra"/>
                 <w:sz w:val="24"/>
                 <w:szCs w:val="24"/>
                 <w:rtl/>
@@ -1834,7 +1767,7 @@
               <w:jc w:val="center"/>
               <w:cnfStyle w:val="000000000000" w:firstRow="0" w:lastRow="0" w:firstColumn="0" w:lastColumn="0" w:oddVBand="0" w:evenVBand="0" w:oddHBand="0" w:evenHBand="0" w:firstRowFirstColumn="0" w:firstRowLastColumn="0" w:lastRowFirstColumn="0" w:lastRowLastColumn="0"/>
               <w:rPr>
-                <w:rFonts w:cs="B Mitra" w:hint="cs"/>
+                <w:rFonts w:cs="B Mitra"/>
                 <w:sz w:val="24"/>
                 <w:szCs w:val="24"/>
                 <w:rtl/>
@@ -1896,7 +1829,7 @@
               <w:jc w:val="center"/>
               <w:cnfStyle w:val="000000100000" w:firstRow="0" w:lastRow="0" w:firstColumn="0" w:lastColumn="0" w:oddVBand="0" w:evenVBand="0" w:oddHBand="1" w:evenHBand="0" w:firstRowFirstColumn="0" w:firstRowLastColumn="0" w:lastRowFirstColumn="0" w:lastRowLastColumn="0"/>
               <w:rPr>
-                <w:rFonts w:cs="B Mitra" w:hint="cs"/>
+                <w:rFonts w:cs="B Mitra"/>
                 <w:sz w:val="24"/>
                 <w:szCs w:val="24"/>
                 <w:rtl/>
@@ -1925,7 +1858,7 @@
               <w:jc w:val="center"/>
               <w:cnfStyle w:val="000000100000" w:firstRow="0" w:lastRow="0" w:firstColumn="0" w:lastColumn="0" w:oddVBand="0" w:evenVBand="0" w:oddHBand="1" w:evenHBand="0" w:firstRowFirstColumn="0" w:firstRowLastColumn="0" w:lastRowFirstColumn="0" w:lastRowLastColumn="0"/>
               <w:rPr>
-                <w:rFonts w:cs="B Mitra" w:hint="cs"/>
+                <w:rFonts w:cs="B Mitra"/>
                 <w:sz w:val="24"/>
                 <w:szCs w:val="24"/>
                 <w:rtl/>
@@ -1954,7 +1887,7 @@
               <w:jc w:val="center"/>
               <w:cnfStyle w:val="000000100000" w:firstRow="0" w:lastRow="0" w:firstColumn="0" w:lastColumn="0" w:oddVBand="0" w:evenVBand="0" w:oddHBand="1" w:evenHBand="0" w:firstRowFirstColumn="0" w:firstRowLastColumn="0" w:lastRowFirstColumn="0" w:lastRowLastColumn="0"/>
               <w:rPr>
-                <w:rFonts w:cs="B Mitra" w:hint="cs"/>
+                <w:rFonts w:cs="B Mitra"/>
                 <w:sz w:val="24"/>
                 <w:szCs w:val="24"/>
                 <w:rtl/>
@@ -1983,7 +1916,7 @@
               <w:jc w:val="center"/>
               <w:cnfStyle w:val="000000100000" w:firstRow="0" w:lastRow="0" w:firstColumn="0" w:lastColumn="0" w:oddVBand="0" w:evenVBand="0" w:oddHBand="1" w:evenHBand="0" w:firstRowFirstColumn="0" w:firstRowLastColumn="0" w:lastRowFirstColumn="0" w:lastRowLastColumn="0"/>
               <w:rPr>
-                <w:rFonts w:cs="B Mitra" w:hint="cs"/>
+                <w:rFonts w:cs="B Mitra"/>
                 <w:sz w:val="24"/>
                 <w:szCs w:val="24"/>
                 <w:lang w:bidi="fa-IR"/>
@@ -2013,7 +1946,7 @@
               <w:bidi/>
               <w:jc w:val="center"/>
               <w:rPr>
-                <w:rFonts w:cs="B Mitra" w:hint="cs"/>
+                <w:rFonts w:cs="B Mitra"/>
                 <w:sz w:val="24"/>
                 <w:szCs w:val="24"/>
                 <w:rtl/>
@@ -2042,7 +1975,7 @@
               <w:jc w:val="center"/>
               <w:cnfStyle w:val="000000000000" w:firstRow="0" w:lastRow="0" w:firstColumn="0" w:lastColumn="0" w:oddVBand="0" w:evenVBand="0" w:oddHBand="0" w:evenHBand="0" w:firstRowFirstColumn="0" w:firstRowLastColumn="0" w:lastRowFirstColumn="0" w:lastRowLastColumn="0"/>
               <w:rPr>
-                <w:rFonts w:cs="B Mitra" w:hint="cs"/>
+                <w:rFonts w:cs="B Mitra"/>
                 <w:sz w:val="24"/>
                 <w:szCs w:val="24"/>
                 <w:lang w:bidi="fa-IR"/>
@@ -2070,7 +2003,7 @@
               <w:jc w:val="center"/>
               <w:cnfStyle w:val="000000000000" w:firstRow="0" w:lastRow="0" w:firstColumn="0" w:lastColumn="0" w:oddVBand="0" w:evenVBand="0" w:oddHBand="0" w:evenHBand="0" w:firstRowFirstColumn="0" w:firstRowLastColumn="0" w:lastRowFirstColumn="0" w:lastRowLastColumn="0"/>
               <w:rPr>
-                <w:rFonts w:cs="B Mitra" w:hint="cs"/>
+                <w:rFonts w:cs="B Mitra"/>
                 <w:sz w:val="24"/>
                 <w:szCs w:val="24"/>
                 <w:rtl/>
@@ -2099,7 +2032,7 @@
               <w:jc w:val="center"/>
               <w:cnfStyle w:val="000000000000" w:firstRow="0" w:lastRow="0" w:firstColumn="0" w:lastColumn="0" w:oddVBand="0" w:evenVBand="0" w:oddHBand="0" w:evenHBand="0" w:firstRowFirstColumn="0" w:firstRowLastColumn="0" w:lastRowFirstColumn="0" w:lastRowLastColumn="0"/>
               <w:rPr>
-                <w:rFonts w:cs="B Mitra" w:hint="cs"/>
+                <w:rFonts w:cs="B Mitra"/>
                 <w:sz w:val="24"/>
                 <w:szCs w:val="24"/>
                 <w:lang w:bidi="fa-IR"/>
@@ -2127,7 +2060,7 @@
               <w:jc w:val="center"/>
               <w:cnfStyle w:val="000000000000" w:firstRow="0" w:lastRow="0" w:firstColumn="0" w:lastColumn="0" w:oddVBand="0" w:evenVBand="0" w:oddHBand="0" w:evenHBand="0" w:firstRowFirstColumn="0" w:firstRowLastColumn="0" w:lastRowFirstColumn="0" w:lastRowLastColumn="0"/>
               <w:rPr>
-                <w:rFonts w:cs="B Mitra" w:hint="cs"/>
+                <w:rFonts w:cs="B Mitra"/>
                 <w:sz w:val="24"/>
                 <w:szCs w:val="24"/>
                 <w:lang w:bidi="fa-IR"/>
@@ -2394,7 +2327,7 @@
                               <w:spacing w:after="0"/>
                               <w:jc w:val="center"/>
                               <w:rPr>
-                                <w:rFonts w:cs="B Mitra" w:hint="cs"/>
+                                <w:rFonts w:cs="B Mitra"/>
                                 <w:b/>
                                 <w:bCs/>
                                 <w:sz w:val="24"/>
@@ -2542,7 +2475,7 @@
                         <w:spacing w:after="0"/>
                         <w:jc w:val="center"/>
                         <w:rPr>
-                          <w:rFonts w:cs="B Mitra" w:hint="cs"/>
+                          <w:rFonts w:cs="B Mitra"/>
                           <w:b/>
                           <w:bCs/>
                           <w:sz w:val="24"/>
@@ -2665,7 +2598,7 @@
         <w:spacing w:after="0"/>
         <w:jc w:val="both"/>
         <w:rPr>
-          <w:rFonts w:cs="B Mitra" w:hint="cs"/>
+          <w:rFonts w:cs="B Mitra"/>
           <w:sz w:val="28"/>
           <w:szCs w:val="28"/>
           <w:rtl/>
@@ -2679,7 +2612,7 @@
         <w:spacing w:after="0"/>
         <w:jc w:val="both"/>
         <w:rPr>
-          <w:rFonts w:cs="B Mitra" w:hint="cs"/>
+          <w:rFonts w:cs="B Mitra"/>
           <w:sz w:val="28"/>
           <w:szCs w:val="28"/>
           <w:rtl/>
@@ -2960,6 +2893,7 @@
     </w:p>
     <w:p>
       <w:pPr>
+        <w:bidi/>
         <w:spacing w:after="0"/>
         <w:jc w:val="both"/>
         <w:rPr>
@@ -2999,40 +2933,477 @@
           <w:rtl/>
           <w:lang w:bidi="fa-IR"/>
         </w:rPr>
-        <w:t>راه :</w:t>
-      </w:r>
-    </w:p>
-    <w:p>
-      <w:pPr>
-        <w:bidi/>
-        <w:jc w:val="both"/>
-        <w:rPr>
-          <w:rFonts w:cs="B Mitra" w:hint="cs"/>
-          <w:sz w:val="28"/>
-          <w:szCs w:val="28"/>
-          <w:rtl/>
-          <w:lang w:bidi="fa-IR"/>
-        </w:rPr>
-      </w:pPr>
-      <w:r>
-        <w:rPr>
-          <w:rFonts w:cs="B Mitra" w:hint="cs"/>
-          <w:sz w:val="28"/>
-          <w:szCs w:val="28"/>
-          <w:rtl/>
-          <w:lang w:bidi="fa-IR"/>
-        </w:rPr>
-        <w:t>برای ورود به دنیای برنامه</w:t>
-      </w:r>
-      <w:r>
-        <w:rPr>
-          <w:rFonts w:cs="B Mitra" w:hint="cs"/>
-          <w:sz w:val="28"/>
-          <w:szCs w:val="28"/>
-          <w:rtl/>
-          <w:lang w:bidi="fa-IR"/>
-        </w:rPr>
-        <w:t xml:space="preserve"> </w:t>
+        <w:t>جزئیات سرفصل ها</w:t>
+      </w:r>
+      <w:r>
+        <w:rPr>
+          <w:rFonts w:cs="B Mitra" w:hint="cs"/>
+          <w:b/>
+          <w:bCs/>
+          <w:sz w:val="28"/>
+          <w:szCs w:val="28"/>
+          <w:rtl/>
+          <w:lang w:bidi="fa-IR"/>
+        </w:rPr>
+        <w:t xml:space="preserve"> :</w:t>
+      </w:r>
+    </w:p>
+    <w:p>
+      <w:pPr>
+        <w:bidi/>
+        <w:jc w:val="both"/>
+        <w:rPr>
+          <w:rFonts w:cs="B Mitra"/>
+          <w:sz w:val="28"/>
+          <w:szCs w:val="28"/>
+          <w:rtl/>
+          <w:lang w:bidi="fa-IR"/>
+        </w:rPr>
+      </w:pPr>
+      <w:r>
+        <w:rPr>
+          <w:rFonts w:cs="B Mitra" w:hint="cs"/>
+          <w:sz w:val="28"/>
+          <w:szCs w:val="28"/>
+          <w:rtl/>
+          <w:lang w:bidi="fa-IR"/>
+        </w:rPr>
+        <w:t>همانطور که در صفحات قبل ذکر شده است دوره دارای دو بخش فرانت اند و بک اند میباشد. هرکدام از بخش ها دارای زیرمجموعه ای میباشند.</w:t>
+      </w:r>
+    </w:p>
+    <w:p>
+      <w:pPr>
+        <w:pStyle w:val="ListParagraph"/>
+        <w:numPr>
+          <w:ilvl w:val="0"/>
+          <w:numId w:val="9"/>
+        </w:numPr>
+        <w:bidi/>
+        <w:jc w:val="both"/>
+        <w:rPr>
+          <w:rFonts w:cs="B Mitra"/>
+          <w:sz w:val="28"/>
+          <w:szCs w:val="28"/>
+          <w:lang w:bidi="fa-IR"/>
+        </w:rPr>
+      </w:pPr>
+      <w:r>
+        <w:rPr>
+          <w:rFonts w:cs="B Mitra" w:hint="cs"/>
+          <w:sz w:val="28"/>
+          <w:szCs w:val="28"/>
+          <w:rtl/>
+          <w:lang w:bidi="fa-IR"/>
+        </w:rPr>
+        <w:t>فرانت اند (</w:t>
+      </w:r>
+      <w:r>
+        <w:rPr>
+          <w:rFonts w:cs="B Mitra"/>
+          <w:sz w:val="28"/>
+          <w:szCs w:val="28"/>
+          <w:lang w:bidi="fa-IR"/>
+        </w:rPr>
+        <w:t>FrontEnd</w:t>
+      </w:r>
+      <w:r>
+        <w:rPr>
+          <w:rFonts w:cs="B Mitra" w:hint="cs"/>
+          <w:sz w:val="28"/>
+          <w:szCs w:val="28"/>
+          <w:rtl/>
+          <w:lang w:bidi="fa-IR"/>
+        </w:rPr>
+        <w:t>)</w:t>
+      </w:r>
+    </w:p>
+    <w:p>
+      <w:pPr>
+        <w:pStyle w:val="ListParagraph"/>
+        <w:numPr>
+          <w:ilvl w:val="1"/>
+          <w:numId w:val="9"/>
+        </w:numPr>
+        <w:bidi/>
+        <w:jc w:val="both"/>
+        <w:rPr>
+          <w:rFonts w:cs="B Mitra"/>
+          <w:sz w:val="28"/>
+          <w:szCs w:val="28"/>
+          <w:lang w:bidi="fa-IR"/>
+        </w:rPr>
+      </w:pPr>
+      <w:r>
+        <w:rPr>
+          <w:rFonts w:cs="B Mitra"/>
+          <w:sz w:val="28"/>
+          <w:szCs w:val="28"/>
+          <w:lang w:bidi="fa-IR"/>
+        </w:rPr>
+        <w:t>HTML</w:t>
+      </w:r>
+    </w:p>
+    <w:p>
+      <w:pPr>
+        <w:pStyle w:val="ListParagraph"/>
+        <w:numPr>
+          <w:ilvl w:val="1"/>
+          <w:numId w:val="9"/>
+        </w:numPr>
+        <w:bidi/>
+        <w:jc w:val="both"/>
+        <w:rPr>
+          <w:rFonts w:cs="B Mitra"/>
+          <w:sz w:val="28"/>
+          <w:szCs w:val="28"/>
+          <w:lang w:bidi="fa-IR"/>
+        </w:rPr>
+      </w:pPr>
+      <w:r>
+        <w:rPr>
+          <w:rFonts w:cs="B Mitra"/>
+          <w:sz w:val="28"/>
+          <w:szCs w:val="28"/>
+          <w:lang w:bidi="fa-IR"/>
+        </w:rPr>
+        <w:t>CSS</w:t>
+      </w:r>
+    </w:p>
+    <w:p>
+      <w:pPr>
+        <w:pStyle w:val="ListParagraph"/>
+        <w:numPr>
+          <w:ilvl w:val="1"/>
+          <w:numId w:val="9"/>
+        </w:numPr>
+        <w:bidi/>
+        <w:jc w:val="both"/>
+        <w:rPr>
+          <w:rFonts w:cs="B Mitra"/>
+          <w:sz w:val="28"/>
+          <w:szCs w:val="28"/>
+          <w:lang w:bidi="fa-IR"/>
+        </w:rPr>
+      </w:pPr>
+      <w:r>
+        <w:rPr>
+          <w:rFonts w:cs="B Mitra"/>
+          <w:sz w:val="28"/>
+          <w:szCs w:val="28"/>
+          <w:lang w:bidi="fa-IR"/>
+        </w:rPr>
+        <w:t>JavaScript</w:t>
+      </w:r>
+    </w:p>
+    <w:p>
+      <w:pPr>
+        <w:pStyle w:val="ListParagraph"/>
+        <w:numPr>
+          <w:ilvl w:val="1"/>
+          <w:numId w:val="9"/>
+        </w:numPr>
+        <w:bidi/>
+        <w:jc w:val="both"/>
+        <w:rPr>
+          <w:rFonts w:cs="B Mitra"/>
+          <w:sz w:val="28"/>
+          <w:szCs w:val="28"/>
+          <w:lang w:bidi="fa-IR"/>
+        </w:rPr>
+      </w:pPr>
+      <w:r>
+        <w:rPr>
+          <w:rFonts w:cs="B Mitra"/>
+          <w:sz w:val="28"/>
+          <w:szCs w:val="28"/>
+          <w:lang w:bidi="fa-IR"/>
+        </w:rPr>
+        <w:t>Bootstrap</w:t>
+      </w:r>
+    </w:p>
+    <w:p>
+      <w:pPr>
+        <w:pStyle w:val="ListParagraph"/>
+        <w:numPr>
+          <w:ilvl w:val="0"/>
+          <w:numId w:val="9"/>
+        </w:numPr>
+        <w:bidi/>
+        <w:jc w:val="both"/>
+        <w:rPr>
+          <w:rFonts w:cs="B Mitra"/>
+          <w:sz w:val="28"/>
+          <w:szCs w:val="28"/>
+          <w:lang w:bidi="fa-IR"/>
+        </w:rPr>
+      </w:pPr>
+      <w:r>
+        <w:rPr>
+          <w:rFonts w:cs="B Mitra" w:hint="cs"/>
+          <w:sz w:val="28"/>
+          <w:szCs w:val="28"/>
+          <w:rtl/>
+          <w:lang w:bidi="fa-IR"/>
+        </w:rPr>
+        <w:t>بک اند (</w:t>
+      </w:r>
+      <w:r>
+        <w:rPr>
+          <w:rFonts w:cs="B Mitra"/>
+          <w:sz w:val="28"/>
+          <w:szCs w:val="28"/>
+          <w:lang w:bidi="fa-IR"/>
+        </w:rPr>
+        <w:t>BackEnd</w:t>
+      </w:r>
+      <w:r>
+        <w:rPr>
+          <w:rFonts w:cs="B Mitra" w:hint="cs"/>
+          <w:sz w:val="28"/>
+          <w:szCs w:val="28"/>
+          <w:rtl/>
+          <w:lang w:bidi="fa-IR"/>
+        </w:rPr>
+        <w:t>)</w:t>
+      </w:r>
+    </w:p>
+    <w:p>
+      <w:pPr>
+        <w:pStyle w:val="ListParagraph"/>
+        <w:numPr>
+          <w:ilvl w:val="1"/>
+          <w:numId w:val="9"/>
+        </w:numPr>
+        <w:bidi/>
+        <w:jc w:val="both"/>
+        <w:rPr>
+          <w:rFonts w:cs="B Mitra"/>
+          <w:sz w:val="28"/>
+          <w:szCs w:val="28"/>
+          <w:lang w:bidi="fa-IR"/>
+        </w:rPr>
+      </w:pPr>
+      <w:r>
+        <w:rPr>
+          <w:rFonts w:cs="B Mitra" w:hint="cs"/>
+          <w:sz w:val="28"/>
+          <w:szCs w:val="28"/>
+          <w:rtl/>
+          <w:lang w:bidi="fa-IR"/>
+        </w:rPr>
+        <w:t xml:space="preserve">زبان برنامه نویسی </w:t>
+      </w:r>
+      <w:r>
+        <w:rPr>
+          <w:rFonts w:cs="B Mitra"/>
+          <w:sz w:val="28"/>
+          <w:szCs w:val="28"/>
+          <w:lang w:bidi="fa-IR"/>
+        </w:rPr>
+        <w:t>C#</w:t>
+      </w:r>
+      <w:r>
+        <w:rPr>
+          <w:rFonts w:cs="B Mitra" w:hint="cs"/>
+          <w:sz w:val="28"/>
+          <w:szCs w:val="28"/>
+          <w:rtl/>
+          <w:lang w:bidi="fa-IR"/>
+        </w:rPr>
+        <w:t xml:space="preserve"> یا </w:t>
+      </w:r>
+      <w:r>
+        <w:rPr>
+          <w:rFonts w:cs="B Mitra"/>
+          <w:sz w:val="28"/>
+          <w:szCs w:val="28"/>
+          <w:lang w:bidi="fa-IR"/>
+        </w:rPr>
+        <w:t>Php</w:t>
+      </w:r>
+    </w:p>
+    <w:p>
+      <w:pPr>
+        <w:pStyle w:val="ListParagraph"/>
+        <w:numPr>
+          <w:ilvl w:val="1"/>
+          <w:numId w:val="9"/>
+        </w:numPr>
+        <w:bidi/>
+        <w:jc w:val="both"/>
+        <w:rPr>
+          <w:rFonts w:cs="B Mitra"/>
+          <w:sz w:val="28"/>
+          <w:szCs w:val="28"/>
+          <w:lang w:bidi="fa-IR"/>
+        </w:rPr>
+      </w:pPr>
+      <w:r>
+        <w:rPr>
+          <w:rFonts w:cs="B Mitra" w:hint="cs"/>
+          <w:sz w:val="28"/>
+          <w:szCs w:val="28"/>
+          <w:rtl/>
+          <w:lang w:bidi="fa-IR"/>
+        </w:rPr>
+        <w:t>شی گرایی (</w:t>
+      </w:r>
+      <w:r>
+        <w:rPr>
+          <w:rFonts w:cs="B Mitra"/>
+          <w:sz w:val="28"/>
+          <w:szCs w:val="28"/>
+          <w:lang w:bidi="fa-IR"/>
+        </w:rPr>
+        <w:t>OOP</w:t>
+      </w:r>
+      <w:r>
+        <w:rPr>
+          <w:rFonts w:cs="B Mitra" w:hint="cs"/>
+          <w:sz w:val="28"/>
+          <w:szCs w:val="28"/>
+          <w:rtl/>
+          <w:lang w:bidi="fa-IR"/>
+        </w:rPr>
+        <w:t>)</w:t>
+      </w:r>
+    </w:p>
+    <w:p>
+      <w:pPr>
+        <w:pStyle w:val="ListParagraph"/>
+        <w:numPr>
+          <w:ilvl w:val="1"/>
+          <w:numId w:val="9"/>
+        </w:numPr>
+        <w:bidi/>
+        <w:jc w:val="both"/>
+        <w:rPr>
+          <w:rFonts w:cs="B Mitra"/>
+          <w:sz w:val="28"/>
+          <w:szCs w:val="28"/>
+          <w:lang w:bidi="fa-IR"/>
+        </w:rPr>
+      </w:pPr>
+      <w:r>
+        <w:rPr>
+          <w:rFonts w:cs="B Mitra" w:hint="cs"/>
+          <w:sz w:val="28"/>
+          <w:szCs w:val="28"/>
+          <w:rtl/>
+          <w:lang w:bidi="fa-IR"/>
+        </w:rPr>
+        <w:t>طراحی پایگاه داده (</w:t>
+      </w:r>
+      <w:r>
+        <w:rPr>
+          <w:rFonts w:cs="B Mitra"/>
+          <w:sz w:val="28"/>
+          <w:szCs w:val="28"/>
+          <w:lang w:bidi="fa-IR"/>
+        </w:rPr>
+        <w:t>Code First</w:t>
+      </w:r>
+      <w:r>
+        <w:rPr>
+          <w:rFonts w:cs="B Mitra" w:hint="cs"/>
+          <w:sz w:val="28"/>
+          <w:szCs w:val="28"/>
+          <w:rtl/>
+          <w:lang w:bidi="fa-IR"/>
+        </w:rPr>
+        <w:t>)</w:t>
+      </w:r>
+    </w:p>
+    <w:p>
+      <w:pPr>
+        <w:pStyle w:val="ListParagraph"/>
+        <w:numPr>
+          <w:ilvl w:val="1"/>
+          <w:numId w:val="9"/>
+        </w:numPr>
+        <w:bidi/>
+        <w:jc w:val="both"/>
+        <w:rPr>
+          <w:rFonts w:cs="B Mitra"/>
+          <w:sz w:val="28"/>
+          <w:szCs w:val="28"/>
+          <w:lang w:bidi="fa-IR"/>
+        </w:rPr>
+      </w:pPr>
+      <w:r>
+        <w:rPr>
+          <w:rFonts w:cs="B Mitra" w:hint="cs"/>
+          <w:sz w:val="28"/>
+          <w:szCs w:val="28"/>
+          <w:rtl/>
+          <w:lang w:bidi="fa-IR"/>
+        </w:rPr>
+        <w:t xml:space="preserve">معماری </w:t>
+      </w:r>
+      <w:r>
+        <w:rPr>
+          <w:rFonts w:cs="B Mitra"/>
+          <w:sz w:val="28"/>
+          <w:szCs w:val="28"/>
+          <w:lang w:bidi="fa-IR"/>
+        </w:rPr>
+        <w:t>MVC</w:t>
+      </w:r>
+    </w:p>
+    <w:p>
+      <w:pPr>
+        <w:pStyle w:val="ListParagraph"/>
+        <w:numPr>
+          <w:ilvl w:val="1"/>
+          <w:numId w:val="9"/>
+        </w:numPr>
+        <w:bidi/>
+        <w:jc w:val="both"/>
+        <w:rPr>
+          <w:rFonts w:cs="B Mitra" w:hint="cs"/>
+          <w:sz w:val="28"/>
+          <w:szCs w:val="28"/>
+          <w:rtl/>
+          <w:lang w:bidi="fa-IR"/>
+        </w:rPr>
+      </w:pPr>
+      <w:r>
+        <w:rPr>
+          <w:rFonts w:cs="B Mitra" w:hint="cs"/>
+          <w:sz w:val="28"/>
+          <w:szCs w:val="28"/>
+          <w:rtl/>
+          <w:lang w:bidi="fa-IR"/>
+        </w:rPr>
+        <w:t xml:space="preserve">فریمورک </w:t>
+      </w:r>
+      <w:r>
+        <w:rPr>
+          <w:rFonts w:cs="B Mitra"/>
+          <w:sz w:val="28"/>
+          <w:szCs w:val="28"/>
+          <w:lang w:bidi="fa-IR"/>
+        </w:rPr>
+        <w:t>Asp.Net MVC</w:t>
+      </w:r>
+      <w:r>
+        <w:rPr>
+          <w:rFonts w:cs="B Mitra" w:hint="cs"/>
+          <w:sz w:val="28"/>
+          <w:szCs w:val="28"/>
+          <w:rtl/>
+          <w:lang w:bidi="fa-IR"/>
+        </w:rPr>
+        <w:t xml:space="preserve"> یا </w:t>
+      </w:r>
+      <w:r>
+        <w:rPr>
+          <w:rFonts w:cs="B Mitra"/>
+          <w:sz w:val="28"/>
+          <w:szCs w:val="28"/>
+          <w:lang w:bidi="fa-IR"/>
+        </w:rPr>
+        <w:t>Laravel</w:t>
       </w:r>
     </w:p>
     <w:sectPr>
@@ -3654,6 +4025,92 @@
     </w:lvl>
   </w:abstractNum>
   <w:abstractNum w:abstractNumId="6" w15:restartNumberingAfterBreak="0">
+    <w:nsid w:val="35A06B04"/>
+    <w:multiLevelType w:val="multilevel"/>
+    <w:tmpl w:val="0409001F"/>
+    <w:lvl w:ilvl="0">
+      <w:start w:val="1"/>
+      <w:numFmt w:val="decimal"/>
+      <w:lvlText w:val="%1."/>
+      <w:lvlJc w:val="left"/>
+      <w:pPr>
+        <w:ind w:left="360" w:hanging="360"/>
+      </w:pPr>
+    </w:lvl>
+    <w:lvl w:ilvl="1">
+      <w:start w:val="1"/>
+      <w:numFmt w:val="decimal"/>
+      <w:lvlText w:val="%1.%2."/>
+      <w:lvlJc w:val="left"/>
+      <w:pPr>
+        <w:ind w:left="792" w:hanging="432"/>
+      </w:pPr>
+    </w:lvl>
+    <w:lvl w:ilvl="2">
+      <w:start w:val="1"/>
+      <w:numFmt w:val="decimal"/>
+      <w:lvlText w:val="%1.%2.%3."/>
+      <w:lvlJc w:val="left"/>
+      <w:pPr>
+        <w:ind w:left="1224" w:hanging="504"/>
+      </w:pPr>
+    </w:lvl>
+    <w:lvl w:ilvl="3">
+      <w:start w:val="1"/>
+      <w:numFmt w:val="decimal"/>
+      <w:lvlText w:val="%1.%2.%3.%4."/>
+      <w:lvlJc w:val="left"/>
+      <w:pPr>
+        <w:ind w:left="1728" w:hanging="648"/>
+      </w:pPr>
+    </w:lvl>
+    <w:lvl w:ilvl="4">
+      <w:start w:val="1"/>
+      <w:numFmt w:val="decimal"/>
+      <w:lvlText w:val="%1.%2.%3.%4.%5."/>
+      <w:lvlJc w:val="left"/>
+      <w:pPr>
+        <w:ind w:left="2232" w:hanging="792"/>
+      </w:pPr>
+    </w:lvl>
+    <w:lvl w:ilvl="5">
+      <w:start w:val="1"/>
+      <w:numFmt w:val="decimal"/>
+      <w:lvlText w:val="%1.%2.%3.%4.%5.%6."/>
+      <w:lvlJc w:val="left"/>
+      <w:pPr>
+        <w:ind w:left="2736" w:hanging="936"/>
+      </w:pPr>
+    </w:lvl>
+    <w:lvl w:ilvl="6">
+      <w:start w:val="1"/>
+      <w:numFmt w:val="decimal"/>
+      <w:lvlText w:val="%1.%2.%3.%4.%5.%6.%7."/>
+      <w:lvlJc w:val="left"/>
+      <w:pPr>
+        <w:ind w:left="3240" w:hanging="1080"/>
+      </w:pPr>
+    </w:lvl>
+    <w:lvl w:ilvl="7">
+      <w:start w:val="1"/>
+      <w:numFmt w:val="decimal"/>
+      <w:lvlText w:val="%1.%2.%3.%4.%5.%6.%7.%8."/>
+      <w:lvlJc w:val="left"/>
+      <w:pPr>
+        <w:ind w:left="3744" w:hanging="1224"/>
+      </w:pPr>
+    </w:lvl>
+    <w:lvl w:ilvl="8">
+      <w:start w:val="1"/>
+      <w:numFmt w:val="decimal"/>
+      <w:lvlText w:val="%1.%2.%3.%4.%5.%6.%7.%8.%9."/>
+      <w:lvlJc w:val="left"/>
+      <w:pPr>
+        <w:ind w:left="4320" w:hanging="1440"/>
+      </w:pPr>
+    </w:lvl>
+  </w:abstractNum>
+  <w:abstractNum w:abstractNumId="7" w15:restartNumberingAfterBreak="0">
     <w:nsid w:val="43DA415A"/>
     <w:multiLevelType w:val="multilevel"/>
     <w:tmpl w:val="DCD69524"/>
@@ -3766,7 +4223,7 @@
       </w:rPr>
     </w:lvl>
   </w:abstractNum>
-  <w:abstractNum w:abstractNumId="7" w15:restartNumberingAfterBreak="0">
+  <w:abstractNum w:abstractNumId="8" w15:restartNumberingAfterBreak="0">
     <w:nsid w:val="4A485DB5"/>
     <w:multiLevelType w:val="hybridMultilevel"/>
     <w:tmpl w:val="7C927544"/>
@@ -3865,19 +4322,22 @@
     <w:abstractNumId w:val="0"/>
   </w:num>
   <w:num w:numId="4">
-    <w:abstractNumId w:val="6"/>
+    <w:abstractNumId w:val="7"/>
   </w:num>
   <w:num w:numId="5">
     <w:abstractNumId w:val="1"/>
   </w:num>
   <w:num w:numId="6">
-    <w:abstractNumId w:val="7"/>
+    <w:abstractNumId w:val="8"/>
   </w:num>
   <w:num w:numId="7">
     <w:abstractNumId w:val="3"/>
   </w:num>
   <w:num w:numId="8">
     <w:abstractNumId w:val="5"/>
+  </w:num>
+  <w:num w:numId="9">
+    <w:abstractNumId w:val="6"/>
   </w:num>
 </w:numbering>
 </file>

--- a/لیست دوره ها/فول استک.docx
+++ b/لیست دوره ها/فول استک.docx
@@ -2,6 +2,32 @@
 <file path=word/document.xml><?xml version="1.0" encoding="utf-8"?>
 <w:document xmlns:wpc="http://schemas.microsoft.com/office/word/2010/wordprocessingCanvas" xmlns:cx="http://schemas.microsoft.com/office/drawing/2014/chartex" xmlns:cx1="http://schemas.microsoft.com/office/drawing/2015/9/8/chartex" xmlns:cx2="http://schemas.microsoft.com/office/drawing/2015/10/21/chartex" xmlns:cx3="http://schemas.microsoft.com/office/drawing/2016/5/9/chartex" xmlns:cx4="http://schemas.microsoft.com/office/drawing/2016/5/10/chartex" xmlns:cx5="http://schemas.microsoft.com/office/drawing/2016/5/11/chartex" xmlns:cx6="http://schemas.microsoft.com/office/drawing/2016/5/12/chartex" xmlns:cx7="http://schemas.microsoft.com/office/drawing/2016/5/13/chartex" xmlns:cx8="http://schemas.microsoft.com/office/drawing/2016/5/14/chartex" xmlns:mc="http://schemas.openxmlformats.org/markup-compatibility/2006" xmlns:aink="http://schemas.microsoft.com/office/drawing/2016/ink" xmlns:am3d="http://schemas.microsoft.com/office/drawing/2017/model3d" xmlns:o="urn:schemas-microsoft-com:office:office" xmlns:r="http://schemas.openxmlformats.org/officeDocument/2006/relationships" xmlns:m="http://schemas.openxmlformats.org/officeDocument/2006/math" xmlns:v="urn:schemas-microsoft-com:vml" xmlns:wp14="http://schemas.microsoft.com/office/word/2010/wordprocessingDrawing" xmlns:wp="http://schemas.openxmlformats.org/drawingml/2006/wordprocessingDrawing" xmlns:w10="urn:schemas-microsoft-com:office:word" xmlns:w="http://schemas.openxmlformats.org/wordprocessingml/2006/main" xmlns:w14="http://schemas.microsoft.com/office/word/2010/wordml" xmlns:w15="http://schemas.microsoft.com/office/word/2012/wordml" xmlns:w16cex="http://schemas.microsoft.com/office/word/2018/wordml/cex" xmlns:w16cid="http://schemas.microsoft.com/office/word/2016/wordml/cid" xmlns:w16="http://schemas.microsoft.com/office/word/2018/wordml" xmlns:w16sdtdh="http://schemas.microsoft.com/office/word/2020/wordml/sdtdatahash" xmlns:w16se="http://schemas.microsoft.com/office/word/2015/wordml/symex" xmlns:wpg="http://schemas.microsoft.com/office/word/2010/wordprocessingGroup" xmlns:wpi="http://schemas.microsoft.com/office/word/2010/wordprocessingInk" xmlns:wne="http://schemas.microsoft.com/office/word/2006/wordml" xmlns:wps="http://schemas.microsoft.com/office/word/2010/wordprocessingShape" mc:Ignorable="w14 w15 w16se w16cid w16 w16cex w16sdtdh wp14">
   <w:body>
+    <w:p>
+      <w:pPr>
+        <w:bidi/>
+        <w:jc w:val="center"/>
+        <w:rPr>
+          <w:rFonts w:cs="B Mitra"/>
+          <w:sz w:val="28"/>
+          <w:szCs w:val="28"/>
+          <w:rtl/>
+          <w:lang w:bidi="fa-IR"/>
+        </w:rPr>
+      </w:pPr>
+    </w:p>
+    <w:p>
+      <w:pPr>
+        <w:bidi/>
+        <w:jc w:val="center"/>
+        <w:rPr>
+          <w:rFonts w:cs="B Mitra"/>
+          <w:sz w:val="28"/>
+          <w:szCs w:val="28"/>
+          <w:rtl/>
+          <w:lang w:bidi="fa-IR"/>
+        </w:rPr>
+      </w:pPr>
+    </w:p>
     <w:p>
       <w:pPr>
         <w:bidi/>
@@ -2510,7 +2536,7 @@
                                     </pic:cNvPicPr>
                                   </pic:nvPicPr>
                                   <pic:blipFill>
-                                    <a:blip r:embed="rId6">
+                                    <a:blip r:embed="rId7">
                                       <a:extLst>
                                         <a:ext uri="{28A0092B-C50C-407E-A947-70E740481C1C}">
                                           <a14:useLocalDpi xmlns:a14="http://schemas.microsoft.com/office/drawing/2010/main" val="0"/>
@@ -2893,11 +2919,2171 @@
     </w:p>
     <w:p>
       <w:pPr>
+        <w:pStyle w:val="ListParagraph"/>
+        <w:numPr>
+          <w:ilvl w:val="0"/>
+          <w:numId w:val="6"/>
+        </w:numPr>
         <w:bidi/>
         <w:spacing w:after="0"/>
         <w:jc w:val="both"/>
         <w:rPr>
           <w:rFonts w:cs="B Mitra"/>
+          <w:sz w:val="28"/>
+          <w:szCs w:val="28"/>
+          <w:lang w:bidi="fa-IR"/>
+        </w:rPr>
+      </w:pPr>
+      <w:r>
+        <w:rPr>
+          <w:rFonts w:cs="B Mitra" w:hint="cs"/>
+          <w:sz w:val="28"/>
+          <w:szCs w:val="28"/>
+          <w:rtl/>
+          <w:lang w:bidi="fa-IR"/>
+        </w:rPr>
+        <w:lastRenderedPageBreak/>
+        <w:t>رقبا :</w:t>
+      </w:r>
+    </w:p>
+    <w:p>
+      <w:pPr>
+        <w:bidi/>
+        <w:spacing w:after="0"/>
+        <w:jc w:val="both"/>
+        <w:rPr>
+          <w:rFonts w:cs="B Mitra"/>
+          <w:sz w:val="28"/>
+          <w:szCs w:val="28"/>
+          <w:rtl/>
+          <w:lang w:bidi="fa-IR"/>
+        </w:rPr>
+      </w:pPr>
+      <w:r>
+        <w:rPr>
+          <w:rFonts w:cs="B Mitra" w:hint="cs"/>
+          <w:sz w:val="28"/>
+          <w:szCs w:val="28"/>
+          <w:rtl/>
+          <w:lang w:bidi="fa-IR"/>
+        </w:rPr>
+        <w:t>در این بخش مجموعه های مختلف بررسی و شده اند.</w:t>
+      </w:r>
+    </w:p>
+    <w:p>
+      <w:pPr>
+        <w:bidi/>
+        <w:spacing w:after="0"/>
+        <w:jc w:val="both"/>
+        <w:rPr>
+          <w:rFonts w:cs="B Mitra"/>
+          <w:sz w:val="28"/>
+          <w:szCs w:val="28"/>
+          <w:rtl/>
+          <w:lang w:bidi="fa-IR"/>
+        </w:rPr>
+      </w:pPr>
+    </w:p>
+    <w:tbl>
+      <w:tblPr>
+        <w:tblStyle w:val="TableGrid"/>
+        <w:bidiVisual/>
+        <w:tblW w:w="10794" w:type="dxa"/>
+        <w:jc w:val="center"/>
+        <w:tblLook w:val="04A0" w:firstRow="1" w:lastRow="0" w:firstColumn="1" w:lastColumn="0" w:noHBand="0" w:noVBand="1"/>
+      </w:tblPr>
+      <w:tblGrid>
+        <w:gridCol w:w="575"/>
+        <w:gridCol w:w="1715"/>
+        <w:gridCol w:w="1559"/>
+        <w:gridCol w:w="1375"/>
+        <w:gridCol w:w="3457"/>
+        <w:gridCol w:w="982"/>
+        <w:gridCol w:w="1131"/>
+      </w:tblGrid>
+      <w:tr>
+        <w:trPr>
+          <w:jc w:val="center"/>
+        </w:trPr>
+        <w:tc>
+          <w:tcPr>
+            <w:tcW w:w="575" w:type="dxa"/>
+            <w:vAlign w:val="center"/>
+          </w:tcPr>
+          <w:p>
+            <w:pPr>
+              <w:bidi/>
+              <w:jc w:val="center"/>
+              <w:rPr>
+                <w:rFonts w:cs="B Mitra"/>
+                <w:rtl/>
+                <w:lang w:bidi="fa-IR"/>
+              </w:rPr>
+            </w:pPr>
+            <w:r>
+              <w:rPr>
+                <w:rFonts w:cs="B Mitra" w:hint="cs"/>
+                <w:rtl/>
+                <w:lang w:bidi="fa-IR"/>
+              </w:rPr>
+              <w:t>ردیف</w:t>
+            </w:r>
+          </w:p>
+        </w:tc>
+        <w:tc>
+          <w:tcPr>
+            <w:tcW w:w="1715" w:type="dxa"/>
+            <w:vAlign w:val="center"/>
+          </w:tcPr>
+          <w:p>
+            <w:pPr>
+              <w:bidi/>
+              <w:jc w:val="center"/>
+              <w:rPr>
+                <w:rFonts w:cs="B Mitra"/>
+                <w:rtl/>
+                <w:lang w:bidi="fa-IR"/>
+              </w:rPr>
+            </w:pPr>
+            <w:r>
+              <w:rPr>
+                <w:rFonts w:cs="B Mitra" w:hint="cs"/>
+                <w:rtl/>
+                <w:lang w:bidi="fa-IR"/>
+              </w:rPr>
+              <w:t>نام مجموعه</w:t>
+            </w:r>
+          </w:p>
+        </w:tc>
+        <w:tc>
+          <w:tcPr>
+            <w:tcW w:w="1559" w:type="dxa"/>
+            <w:vAlign w:val="center"/>
+          </w:tcPr>
+          <w:p>
+            <w:pPr>
+              <w:bidi/>
+              <w:jc w:val="center"/>
+              <w:rPr>
+                <w:rFonts w:cs="B Mitra"/>
+                <w:rtl/>
+                <w:lang w:bidi="fa-IR"/>
+              </w:rPr>
+            </w:pPr>
+            <w:r>
+              <w:rPr>
+                <w:rFonts w:cs="B Mitra" w:hint="cs"/>
+                <w:rtl/>
+                <w:lang w:bidi="fa-IR"/>
+              </w:rPr>
+              <w:t>سایت</w:t>
+            </w:r>
+          </w:p>
+        </w:tc>
+        <w:tc>
+          <w:tcPr>
+            <w:tcW w:w="1375" w:type="dxa"/>
+            <w:vAlign w:val="center"/>
+          </w:tcPr>
+          <w:p>
+            <w:pPr>
+              <w:bidi/>
+              <w:jc w:val="center"/>
+              <w:rPr>
+                <w:rFonts w:cs="B Mitra"/>
+                <w:rtl/>
+                <w:lang w:bidi="fa-IR"/>
+              </w:rPr>
+            </w:pPr>
+            <w:r>
+              <w:rPr>
+                <w:rFonts w:cs="B Mitra" w:hint="cs"/>
+                <w:rtl/>
+                <w:lang w:bidi="fa-IR"/>
+              </w:rPr>
+              <w:t>عنوان دوره</w:t>
+            </w:r>
+          </w:p>
+        </w:tc>
+        <w:tc>
+          <w:tcPr>
+            <w:tcW w:w="3457" w:type="dxa"/>
+            <w:vAlign w:val="center"/>
+          </w:tcPr>
+          <w:p>
+            <w:pPr>
+              <w:bidi/>
+              <w:jc w:val="center"/>
+              <w:rPr>
+                <w:rFonts w:cs="B Mitra"/>
+                <w:rtl/>
+                <w:lang w:bidi="fa-IR"/>
+              </w:rPr>
+            </w:pPr>
+            <w:r>
+              <w:rPr>
+                <w:rFonts w:cs="B Mitra" w:hint="cs"/>
+                <w:rtl/>
+                <w:lang w:bidi="fa-IR"/>
+              </w:rPr>
+              <w:t>پیشنیازها</w:t>
+            </w:r>
+          </w:p>
+        </w:tc>
+        <w:tc>
+          <w:tcPr>
+            <w:tcW w:w="982" w:type="dxa"/>
+            <w:vAlign w:val="center"/>
+          </w:tcPr>
+          <w:p>
+            <w:pPr>
+              <w:bidi/>
+              <w:jc w:val="center"/>
+              <w:rPr>
+                <w:rFonts w:cs="B Mitra"/>
+                <w:rtl/>
+                <w:lang w:bidi="fa-IR"/>
+              </w:rPr>
+            </w:pPr>
+            <w:r>
+              <w:rPr>
+                <w:rFonts w:cs="B Mitra" w:hint="cs"/>
+                <w:rtl/>
+                <w:lang w:bidi="fa-IR"/>
+              </w:rPr>
+              <w:t>مدت زمان</w:t>
+            </w:r>
+          </w:p>
+          <w:p>
+            <w:pPr>
+              <w:bidi/>
+              <w:jc w:val="center"/>
+              <w:rPr>
+                <w:rFonts w:cs="B Mitra"/>
+                <w:rtl/>
+                <w:lang w:bidi="fa-IR"/>
+              </w:rPr>
+            </w:pPr>
+            <w:r>
+              <w:rPr>
+                <w:rFonts w:cs="B Mitra" w:hint="cs"/>
+                <w:rtl/>
+                <w:lang w:bidi="fa-IR"/>
+              </w:rPr>
+              <w:t>(ساعت)</w:t>
+            </w:r>
+          </w:p>
+        </w:tc>
+        <w:tc>
+          <w:tcPr>
+            <w:tcW w:w="1131" w:type="dxa"/>
+            <w:vAlign w:val="center"/>
+          </w:tcPr>
+          <w:p>
+            <w:pPr>
+              <w:bidi/>
+              <w:jc w:val="center"/>
+              <w:rPr>
+                <w:rFonts w:cs="B Mitra"/>
+                <w:rtl/>
+                <w:lang w:bidi="fa-IR"/>
+              </w:rPr>
+            </w:pPr>
+            <w:r>
+              <w:rPr>
+                <w:rFonts w:cs="B Mitra" w:hint="cs"/>
+                <w:rtl/>
+                <w:lang w:bidi="fa-IR"/>
+              </w:rPr>
+              <w:t>بها</w:t>
+            </w:r>
+          </w:p>
+          <w:p>
+            <w:pPr>
+              <w:bidi/>
+              <w:jc w:val="center"/>
+              <w:rPr>
+                <w:rFonts w:cs="B Mitra"/>
+                <w:rtl/>
+                <w:lang w:bidi="fa-IR"/>
+              </w:rPr>
+            </w:pPr>
+            <w:r>
+              <w:rPr>
+                <w:rFonts w:cs="B Mitra" w:hint="cs"/>
+                <w:rtl/>
+                <w:lang w:bidi="fa-IR"/>
+              </w:rPr>
+              <w:t>(تومان)</w:t>
+            </w:r>
+          </w:p>
+        </w:tc>
+      </w:tr>
+      <w:tr>
+        <w:trPr>
+          <w:jc w:val="center"/>
+        </w:trPr>
+        <w:tc>
+          <w:tcPr>
+            <w:tcW w:w="575" w:type="dxa"/>
+            <w:vAlign w:val="center"/>
+          </w:tcPr>
+          <w:p>
+            <w:pPr>
+              <w:bidi/>
+              <w:jc w:val="center"/>
+              <w:rPr>
+                <w:rFonts w:cs="B Mitra"/>
+                <w:rtl/>
+                <w:lang w:bidi="fa-IR"/>
+              </w:rPr>
+            </w:pPr>
+            <w:r>
+              <w:rPr>
+                <w:rFonts w:cs="B Mitra" w:hint="cs"/>
+                <w:rtl/>
+                <w:lang w:bidi="fa-IR"/>
+              </w:rPr>
+              <w:t>1</w:t>
+            </w:r>
+          </w:p>
+        </w:tc>
+        <w:tc>
+          <w:tcPr>
+            <w:tcW w:w="1715" w:type="dxa"/>
+            <w:vAlign w:val="center"/>
+          </w:tcPr>
+          <w:p>
+            <w:pPr>
+              <w:bidi/>
+              <w:jc w:val="center"/>
+              <w:rPr>
+                <w:rFonts w:cs="B Mitra"/>
+                <w:lang w:bidi="fa-IR"/>
+              </w:rPr>
+            </w:pPr>
+            <w:r>
+              <w:rPr>
+                <w:rFonts w:cs="B Mitra" w:hint="cs"/>
+                <w:rtl/>
+                <w:lang w:bidi="fa-IR"/>
+              </w:rPr>
+              <w:t>انفورماتیک بین الملل</w:t>
+            </w:r>
+          </w:p>
+        </w:tc>
+        <w:tc>
+          <w:tcPr>
+            <w:tcW w:w="1559" w:type="dxa"/>
+            <w:vAlign w:val="center"/>
+          </w:tcPr>
+          <w:p>
+            <w:pPr>
+              <w:bidi/>
+              <w:jc w:val="center"/>
+              <w:rPr>
+                <w:rFonts w:cs="B Mitra"/>
+                <w:lang w:bidi="fa-IR"/>
+              </w:rPr>
+            </w:pPr>
+            <w:r>
+              <w:rPr>
+                <w:rFonts w:cs="B Mitra"/>
+                <w:lang w:bidi="fa-IR"/>
+              </w:rPr>
+              <w:t>I3center.com</w:t>
+            </w:r>
+          </w:p>
+        </w:tc>
+        <w:tc>
+          <w:tcPr>
+            <w:tcW w:w="1375" w:type="dxa"/>
+            <w:vAlign w:val="center"/>
+          </w:tcPr>
+          <w:p>
+            <w:pPr>
+              <w:bidi/>
+              <w:spacing w:before="100" w:beforeAutospacing="1" w:after="100" w:afterAutospacing="1"/>
+              <w:jc w:val="center"/>
+              <w:outlineLvl w:val="1"/>
+              <w:rPr>
+                <w:rFonts w:cs="B Mitra"/>
+                <w:lang w:bidi="fa-IR"/>
+              </w:rPr>
+            </w:pPr>
+            <w:r>
+              <w:rPr>
+                <w:rFonts w:cs="B Mitra"/>
+                <w:rtl/>
+                <w:lang w:bidi="fa-IR"/>
+              </w:rPr>
+              <w:t xml:space="preserve">ارشد فول </w:t>
+            </w:r>
+            <w:r>
+              <w:rPr>
+                <w:rFonts w:cs="B Mitra" w:hint="cs"/>
+                <w:rtl/>
+                <w:lang w:bidi="fa-IR"/>
+              </w:rPr>
+              <w:t>استک</w:t>
+            </w:r>
+          </w:p>
+        </w:tc>
+        <w:tc>
+          <w:tcPr>
+            <w:tcW w:w="3457" w:type="dxa"/>
+          </w:tcPr>
+          <w:p>
+            <w:pPr>
+              <w:pStyle w:val="NormalWeb"/>
+              <w:bidi/>
+              <w:spacing w:before="0" w:beforeAutospacing="0" w:after="0" w:afterAutospacing="0"/>
+              <w:rPr>
+                <w:rFonts w:cs="B Mitra"/>
+                <w:sz w:val="22"/>
+                <w:szCs w:val="22"/>
+              </w:rPr>
+            </w:pPr>
+            <w:r>
+              <w:rPr>
+                <w:rFonts w:cs="B Mitra" w:hint="cs"/>
+                <w:sz w:val="22"/>
+                <w:szCs w:val="22"/>
+                <w:rtl/>
+              </w:rPr>
+              <w:t>-</w:t>
+            </w:r>
+            <w:r>
+              <w:rPr>
+                <w:rFonts w:cs="B Mitra"/>
+                <w:sz w:val="22"/>
+                <w:szCs w:val="22"/>
+                <w:rtl/>
+              </w:rPr>
+              <w:t>آشنایی حرفه ای با کامپیوتر</w:t>
+            </w:r>
+          </w:p>
+          <w:p>
+            <w:pPr>
+              <w:pStyle w:val="NormalWeb"/>
+              <w:bidi/>
+              <w:spacing w:before="0" w:beforeAutospacing="0" w:after="0" w:afterAutospacing="0"/>
+              <w:rPr>
+                <w:rFonts w:cs="B Mitra"/>
+                <w:sz w:val="22"/>
+                <w:szCs w:val="22"/>
+              </w:rPr>
+            </w:pPr>
+            <w:r>
+              <w:rPr>
+                <w:rFonts w:cs="B Mitra" w:hint="cs"/>
+                <w:sz w:val="22"/>
+                <w:szCs w:val="22"/>
+                <w:rtl/>
+              </w:rPr>
+              <w:t>-</w:t>
+            </w:r>
+            <w:r>
+              <w:rPr>
+                <w:rFonts w:cs="B Mitra"/>
+                <w:sz w:val="22"/>
+                <w:szCs w:val="22"/>
+                <w:rtl/>
+              </w:rPr>
+              <w:t>داشتن مدرک</w:t>
+            </w:r>
+            <w:r>
+              <w:rPr>
+                <w:rFonts w:cs="B Mitra"/>
+                <w:sz w:val="22"/>
+                <w:szCs w:val="22"/>
+              </w:rPr>
+              <w:t xml:space="preserve"> ICDL</w:t>
+            </w:r>
+          </w:p>
+          <w:p>
+            <w:pPr>
+              <w:pStyle w:val="NormalWeb"/>
+              <w:bidi/>
+              <w:spacing w:before="0" w:beforeAutospacing="0" w:after="0" w:afterAutospacing="0"/>
+              <w:rPr>
+                <w:rFonts w:cs="B Mitra"/>
+                <w:sz w:val="22"/>
+                <w:szCs w:val="22"/>
+                <w:rtl/>
+              </w:rPr>
+            </w:pPr>
+            <w:r>
+              <w:rPr>
+                <w:rFonts w:cs="B Mitra" w:hint="cs"/>
+                <w:sz w:val="22"/>
+                <w:szCs w:val="22"/>
+                <w:rtl/>
+              </w:rPr>
+              <w:t>-</w:t>
+            </w:r>
+            <w:r>
+              <w:rPr>
+                <w:rFonts w:cs="B Mitra"/>
+                <w:sz w:val="22"/>
+                <w:szCs w:val="22"/>
+                <w:rtl/>
+              </w:rPr>
+              <w:t>داشتن اطلاعات مقدماتی از</w:t>
+            </w:r>
+            <w:r>
+              <w:rPr>
+                <w:rFonts w:cs="B Mitra"/>
+                <w:sz w:val="22"/>
+                <w:szCs w:val="22"/>
+              </w:rPr>
+              <w:t xml:space="preserve"> HTML </w:t>
+            </w:r>
+            <w:r>
+              <w:rPr>
+                <w:rFonts w:cs="B Mitra"/>
+                <w:sz w:val="22"/>
+                <w:szCs w:val="22"/>
+                <w:rtl/>
+              </w:rPr>
+              <w:t>و</w:t>
+            </w:r>
+            <w:r>
+              <w:rPr>
+                <w:rFonts w:cs="B Mitra"/>
+                <w:sz w:val="22"/>
+                <w:szCs w:val="22"/>
+              </w:rPr>
+              <w:t xml:space="preserve"> CSS</w:t>
+            </w:r>
+          </w:p>
+          <w:p>
+            <w:pPr>
+              <w:pStyle w:val="NormalWeb"/>
+              <w:bidi/>
+              <w:spacing w:before="0" w:beforeAutospacing="0" w:after="0" w:afterAutospacing="0"/>
+              <w:rPr>
+                <w:rFonts w:cs="B Mitra"/>
+                <w:sz w:val="22"/>
+                <w:szCs w:val="22"/>
+                <w:rtl/>
+              </w:rPr>
+            </w:pPr>
+            <w:r>
+              <w:rPr>
+                <w:rFonts w:cs="B Mitra" w:hint="cs"/>
+                <w:sz w:val="22"/>
+                <w:szCs w:val="22"/>
+                <w:rtl/>
+              </w:rPr>
+              <w:t>-</w:t>
+            </w:r>
+            <w:r>
+              <w:rPr>
+                <w:rFonts w:cs="B Mitra"/>
+                <w:sz w:val="22"/>
+                <w:szCs w:val="22"/>
+                <w:rtl/>
+              </w:rPr>
+              <w:t>آشنایی با حداقل یک زبان برنامه نویسی تحت وب</w:t>
+            </w:r>
+          </w:p>
+        </w:tc>
+        <w:tc>
+          <w:tcPr>
+            <w:tcW w:w="982" w:type="dxa"/>
+            <w:vAlign w:val="center"/>
+          </w:tcPr>
+          <w:p>
+            <w:pPr>
+              <w:bidi/>
+              <w:jc w:val="center"/>
+              <w:rPr>
+                <w:rFonts w:cs="B Mitra"/>
+                <w:rtl/>
+                <w:lang w:bidi="fa-IR"/>
+              </w:rPr>
+            </w:pPr>
+            <w:r>
+              <w:rPr>
+                <w:rFonts w:cs="B Mitra" w:hint="cs"/>
+                <w:rtl/>
+                <w:lang w:bidi="fa-IR"/>
+              </w:rPr>
+              <w:t>220</w:t>
+            </w:r>
+          </w:p>
+        </w:tc>
+        <w:tc>
+          <w:tcPr>
+            <w:tcW w:w="1131" w:type="dxa"/>
+            <w:vAlign w:val="center"/>
+          </w:tcPr>
+          <w:p>
+            <w:pPr>
+              <w:bidi/>
+              <w:jc w:val="center"/>
+              <w:rPr>
+                <w:rFonts w:cs="B Mitra"/>
+                <w:lang w:bidi="fa-IR"/>
+              </w:rPr>
+            </w:pPr>
+            <w:r>
+              <w:rPr>
+                <w:rFonts w:cs="B Mitra"/>
+                <w:lang w:bidi="fa-IR"/>
+              </w:rPr>
+              <w:t>10,500,000</w:t>
+            </w:r>
+          </w:p>
+        </w:tc>
+      </w:tr>
+      <w:tr>
+        <w:trPr>
+          <w:jc w:val="center"/>
+        </w:trPr>
+        <w:tc>
+          <w:tcPr>
+            <w:tcW w:w="575" w:type="dxa"/>
+            <w:vAlign w:val="center"/>
+          </w:tcPr>
+          <w:p>
+            <w:pPr>
+              <w:bidi/>
+              <w:jc w:val="center"/>
+              <w:rPr>
+                <w:rFonts w:cs="B Mitra"/>
+                <w:rtl/>
+                <w:lang w:bidi="fa-IR"/>
+              </w:rPr>
+            </w:pPr>
+            <w:r>
+              <w:rPr>
+                <w:rFonts w:cs="B Mitra" w:hint="cs"/>
+                <w:rtl/>
+                <w:lang w:bidi="fa-IR"/>
+              </w:rPr>
+              <w:t>2</w:t>
+            </w:r>
+          </w:p>
+        </w:tc>
+        <w:tc>
+          <w:tcPr>
+            <w:tcW w:w="1715" w:type="dxa"/>
+            <w:vAlign w:val="center"/>
+          </w:tcPr>
+          <w:p>
+            <w:pPr>
+              <w:bidi/>
+              <w:jc w:val="center"/>
+              <w:rPr>
+                <w:rFonts w:cs="B Mitra"/>
+                <w:rtl/>
+                <w:lang w:bidi="fa-IR"/>
+              </w:rPr>
+            </w:pPr>
+            <w:r>
+              <w:rPr>
+                <w:rFonts w:cs="B Mitra" w:hint="cs"/>
+                <w:rtl/>
+                <w:lang w:bidi="fa-IR"/>
+              </w:rPr>
+              <w:t>مجتمع فنی تهران</w:t>
+            </w:r>
+          </w:p>
+        </w:tc>
+        <w:tc>
+          <w:tcPr>
+            <w:tcW w:w="1559" w:type="dxa"/>
+            <w:vAlign w:val="center"/>
+          </w:tcPr>
+          <w:p>
+            <w:pPr>
+              <w:bidi/>
+              <w:jc w:val="center"/>
+              <w:rPr>
+                <w:rFonts w:cs="B Mitra"/>
+                <w:lang w:bidi="fa-IR"/>
+              </w:rPr>
+            </w:pPr>
+            <w:r>
+              <w:rPr>
+                <w:rFonts w:cs="B Mitra"/>
+                <w:lang w:bidi="fa-IR"/>
+              </w:rPr>
+              <w:t>Mftalborz</w:t>
+            </w:r>
+            <w:r>
+              <w:rPr>
+                <w:rFonts w:cs="B Mitra"/>
+                <w:lang w:bidi="fa-IR"/>
+              </w:rPr>
+              <w:t>.ir</w:t>
+            </w:r>
+          </w:p>
+        </w:tc>
+        <w:tc>
+          <w:tcPr>
+            <w:tcW w:w="1375" w:type="dxa"/>
+            <w:vAlign w:val="center"/>
+          </w:tcPr>
+          <w:p>
+            <w:pPr>
+              <w:bidi/>
+              <w:jc w:val="center"/>
+              <w:rPr>
+                <w:rFonts w:cs="B Mitra"/>
+                <w:rtl/>
+                <w:lang w:bidi="fa-IR"/>
+              </w:rPr>
+            </w:pPr>
+            <w:r>
+              <w:rPr>
+                <w:rFonts w:cs="B Mitra"/>
+                <w:lang w:bidi="fa-IR"/>
+              </w:rPr>
+              <w:t>Full Stack .Net Developer</w:t>
+            </w:r>
+          </w:p>
+        </w:tc>
+        <w:tc>
+          <w:tcPr>
+            <w:tcW w:w="3457" w:type="dxa"/>
+          </w:tcPr>
+          <w:p>
+            <w:pPr>
+              <w:bidi/>
+              <w:rPr>
+                <w:rFonts w:cs="B Mitra"/>
+                <w:rtl/>
+                <w:lang w:bidi="fa-IR"/>
+              </w:rPr>
+            </w:pPr>
+            <w:r>
+              <w:rPr>
+                <w:rFonts w:cs="B Mitra" w:hint="cs"/>
+                <w:rtl/>
+                <w:lang w:bidi="fa-IR"/>
+              </w:rPr>
+              <w:t xml:space="preserve">- </w:t>
+            </w:r>
+            <w:r>
+              <w:rPr>
+                <w:rFonts w:cs="B Mitra" w:hint="cs"/>
+                <w:rtl/>
+                <w:lang w:bidi="fa-IR"/>
+              </w:rPr>
+              <w:t>بیس های برنامه نویسی را باید یاد داشته باشد (ترجیحا رشته کامپیوتر باشند)</w:t>
+            </w:r>
+          </w:p>
+        </w:tc>
+        <w:tc>
+          <w:tcPr>
+            <w:tcW w:w="982" w:type="dxa"/>
+            <w:vAlign w:val="center"/>
+          </w:tcPr>
+          <w:p>
+            <w:pPr>
+              <w:bidi/>
+              <w:jc w:val="center"/>
+              <w:rPr>
+                <w:rFonts w:cs="B Mitra"/>
+                <w:rtl/>
+                <w:lang w:bidi="fa-IR"/>
+              </w:rPr>
+            </w:pPr>
+            <w:r>
+              <w:rPr>
+                <w:rFonts w:cs="B Mitra" w:hint="cs"/>
+                <w:rtl/>
+                <w:lang w:bidi="fa-IR"/>
+              </w:rPr>
+              <w:t>200</w:t>
+            </w:r>
+          </w:p>
+        </w:tc>
+        <w:tc>
+          <w:tcPr>
+            <w:tcW w:w="1131" w:type="dxa"/>
+            <w:vAlign w:val="center"/>
+          </w:tcPr>
+          <w:p>
+            <w:pPr>
+              <w:bidi/>
+              <w:jc w:val="center"/>
+              <w:rPr>
+                <w:rFonts w:cs="B Mitra"/>
+                <w:lang w:bidi="fa-IR"/>
+              </w:rPr>
+            </w:pPr>
+          </w:p>
+        </w:tc>
+      </w:tr>
+      <w:tr>
+        <w:trPr>
+          <w:jc w:val="center"/>
+        </w:trPr>
+        <w:tc>
+          <w:tcPr>
+            <w:tcW w:w="575" w:type="dxa"/>
+            <w:vAlign w:val="center"/>
+          </w:tcPr>
+          <w:p>
+            <w:pPr>
+              <w:bidi/>
+              <w:jc w:val="center"/>
+              <w:rPr>
+                <w:rFonts w:cs="B Mitra"/>
+                <w:rtl/>
+                <w:lang w:bidi="fa-IR"/>
+              </w:rPr>
+            </w:pPr>
+            <w:r>
+              <w:rPr>
+                <w:rFonts w:cs="B Mitra" w:hint="cs"/>
+                <w:rtl/>
+                <w:lang w:bidi="fa-IR"/>
+              </w:rPr>
+              <w:t>3</w:t>
+            </w:r>
+          </w:p>
+        </w:tc>
+        <w:tc>
+          <w:tcPr>
+            <w:tcW w:w="1715" w:type="dxa"/>
+            <w:vAlign w:val="center"/>
+          </w:tcPr>
+          <w:p>
+            <w:pPr>
+              <w:jc w:val="center"/>
+              <w:rPr>
+                <w:rFonts w:cs="B Mitra"/>
+                <w:rtl/>
+                <w:lang w:bidi="fa-IR"/>
+              </w:rPr>
+            </w:pPr>
+            <w:r>
+              <w:rPr>
+                <w:rFonts w:cs="B Mitra" w:hint="cs"/>
+                <w:rtl/>
+                <w:lang w:bidi="fa-IR"/>
+              </w:rPr>
+              <w:t>سماتک</w:t>
+            </w:r>
+          </w:p>
+        </w:tc>
+        <w:tc>
+          <w:tcPr>
+            <w:tcW w:w="1559" w:type="dxa"/>
+            <w:vAlign w:val="center"/>
+          </w:tcPr>
+          <w:p>
+            <w:pPr>
+              <w:jc w:val="center"/>
+              <w:rPr>
+                <w:rFonts w:cs="B Mitra"/>
+                <w:rtl/>
+                <w:lang w:bidi="fa-IR"/>
+              </w:rPr>
+            </w:pPr>
+            <w:r>
+              <w:rPr>
+                <w:rFonts w:cs="B Mitra"/>
+                <w:lang w:bidi="fa-IR"/>
+              </w:rPr>
+              <w:t>sematec-co.com</w:t>
+            </w:r>
+          </w:p>
+        </w:tc>
+        <w:tc>
+          <w:tcPr>
+            <w:tcW w:w="1375" w:type="dxa"/>
+            <w:vAlign w:val="center"/>
+          </w:tcPr>
+          <w:p>
+            <w:pPr>
+              <w:jc w:val="center"/>
+              <w:rPr>
+                <w:rFonts w:cs="B Mitra"/>
+                <w:lang w:bidi="fa-IR"/>
+              </w:rPr>
+            </w:pPr>
+            <w:r>
+              <w:rPr>
+                <w:rFonts w:cs="B Mitra" w:hint="cs"/>
+                <w:rtl/>
+                <w:lang w:bidi="fa-IR"/>
+              </w:rPr>
+              <w:t>د</w:t>
+            </w:r>
+            <w:r>
+              <w:rPr>
+                <w:rFonts w:cs="B Mitra"/>
+                <w:rtl/>
+                <w:lang w:bidi="fa-IR"/>
+              </w:rPr>
+              <w:t xml:space="preserve"> وره حضوری جامع تربیت برنامه نویس</w:t>
+            </w:r>
+            <w:r>
+              <w:rPr>
+                <w:rFonts w:cs="B Mitra"/>
+                <w:lang w:bidi="fa-IR"/>
+              </w:rPr>
+              <w:t xml:space="preserve"> (Microsoft Full-stack .NET Developer)</w:t>
+            </w:r>
+          </w:p>
+          <w:p>
+            <w:pPr>
+              <w:jc w:val="center"/>
+              <w:rPr>
+                <w:rFonts w:cs="B Mitra"/>
+                <w:rtl/>
+                <w:lang w:bidi="fa-IR"/>
+              </w:rPr>
+            </w:pPr>
+          </w:p>
+        </w:tc>
+        <w:tc>
+          <w:tcPr>
+            <w:tcW w:w="3457" w:type="dxa"/>
+          </w:tcPr>
+          <w:p>
+            <w:pPr>
+              <w:jc w:val="right"/>
+              <w:rPr>
+                <w:rFonts w:cs="B Mitra"/>
+                <w:rtl/>
+                <w:lang w:bidi="fa-IR"/>
+              </w:rPr>
+            </w:pPr>
+            <w:r>
+              <w:rPr>
+                <w:rFonts w:cs="B Mitra" w:hint="cs"/>
+                <w:rtl/>
+                <w:lang w:bidi="fa-IR"/>
+              </w:rPr>
+              <w:t>- کار با کامپیوتر را بلد باشند</w:t>
+            </w:r>
+          </w:p>
+        </w:tc>
+        <w:tc>
+          <w:tcPr>
+            <w:tcW w:w="982" w:type="dxa"/>
+            <w:vAlign w:val="center"/>
+          </w:tcPr>
+          <w:p>
+            <w:pPr>
+              <w:jc w:val="center"/>
+              <w:rPr>
+                <w:rFonts w:cs="B Mitra"/>
+                <w:rtl/>
+                <w:lang w:bidi="fa-IR"/>
+              </w:rPr>
+            </w:pPr>
+            <w:r>
+              <w:rPr>
+                <w:rFonts w:cs="B Mitra" w:hint="cs"/>
+                <w:rtl/>
+                <w:lang w:bidi="fa-IR"/>
+              </w:rPr>
+              <w:t>400</w:t>
+            </w:r>
+          </w:p>
+        </w:tc>
+        <w:tc>
+          <w:tcPr>
+            <w:tcW w:w="1131" w:type="dxa"/>
+            <w:vAlign w:val="center"/>
+          </w:tcPr>
+          <w:p>
+            <w:pPr>
+              <w:bidi/>
+              <w:jc w:val="center"/>
+              <w:rPr>
+                <w:rFonts w:cs="B Mitra"/>
+                <w:rtl/>
+                <w:lang w:bidi="fa-IR"/>
+              </w:rPr>
+            </w:pPr>
+          </w:p>
+        </w:tc>
+      </w:tr>
+    </w:tbl>
+    <w:p>
+      <w:pPr>
+        <w:bidi/>
+        <w:spacing w:after="0"/>
+        <w:jc w:val="both"/>
+        <w:rPr>
+          <w:rFonts w:cs="B Mitra"/>
+          <w:sz w:val="28"/>
+          <w:szCs w:val="28"/>
+          <w:rtl/>
+          <w:lang w:bidi="fa-IR"/>
+        </w:rPr>
+      </w:pPr>
+    </w:p>
+    <w:p>
+      <w:pPr>
+        <w:rPr>
+          <w:rFonts w:cs="B Mitra"/>
+          <w:b/>
+          <w:bCs/>
+          <w:sz w:val="28"/>
+          <w:szCs w:val="28"/>
+          <w:rtl/>
+          <w:lang w:bidi="fa-IR"/>
+        </w:rPr>
+      </w:pPr>
+      <w:r>
+        <w:rPr>
+          <w:rFonts w:cs="B Mitra"/>
+          <w:b/>
+          <w:bCs/>
+          <w:sz w:val="28"/>
+          <w:szCs w:val="28"/>
+          <w:rtl/>
+          <w:lang w:bidi="fa-IR"/>
+        </w:rPr>
+        <w:br w:type="page"/>
+      </w:r>
+    </w:p>
+    <w:p>
+      <w:pPr>
+        <w:pStyle w:val="ListParagraph"/>
+        <w:numPr>
+          <w:ilvl w:val="0"/>
+          <w:numId w:val="6"/>
+        </w:numPr>
+        <w:bidi/>
+        <w:rPr>
+          <w:rFonts w:cs="B Mitra"/>
+          <w:b/>
+          <w:bCs/>
+          <w:sz w:val="28"/>
+          <w:szCs w:val="28"/>
+          <w:lang w:bidi="fa-IR"/>
+        </w:rPr>
+      </w:pPr>
+      <w:r>
+        <w:rPr>
+          <w:rFonts w:cs="B Mitra" w:hint="cs"/>
+          <w:b/>
+          <w:bCs/>
+          <w:sz w:val="28"/>
+          <w:szCs w:val="28"/>
+          <w:rtl/>
+          <w:lang w:bidi="fa-IR"/>
+        </w:rPr>
+        <w:lastRenderedPageBreak/>
+        <w:t>بررسی رقبا:</w:t>
+      </w:r>
+    </w:p>
+    <w:p>
+      <w:pPr>
+        <w:bidi/>
+        <w:spacing w:after="0"/>
+        <w:jc w:val="both"/>
+        <w:rPr>
+          <w:rFonts w:cs="B Mitra"/>
+          <w:sz w:val="28"/>
+          <w:szCs w:val="28"/>
+          <w:rtl/>
+          <w:lang w:bidi="fa-IR"/>
+        </w:rPr>
+      </w:pPr>
+      <w:r>
+        <w:rPr>
+          <w:rFonts w:cs="B Mitra" w:hint="cs"/>
+          <w:sz w:val="28"/>
+          <w:szCs w:val="28"/>
+          <w:rtl/>
+          <w:lang w:bidi="fa-IR"/>
+        </w:rPr>
+        <w:t xml:space="preserve">در این بخش نقاط قوت و ضعف رقبا </w:t>
+      </w:r>
+      <w:r>
+        <w:rPr>
+          <w:rFonts w:cs="B Mitra" w:hint="cs"/>
+          <w:sz w:val="28"/>
+          <w:szCs w:val="28"/>
+          <w:rtl/>
+          <w:lang w:bidi="fa-IR"/>
+        </w:rPr>
+        <w:t>در مورد دوره فول استک بررسی شده است</w:t>
+      </w:r>
+      <w:r>
+        <w:rPr>
+          <w:rFonts w:cs="B Mitra" w:hint="cs"/>
+          <w:sz w:val="28"/>
+          <w:szCs w:val="28"/>
+          <w:rtl/>
+          <w:lang w:bidi="fa-IR"/>
+        </w:rPr>
+        <w:t>.</w:t>
+      </w:r>
+    </w:p>
+    <w:p>
+      <w:pPr>
+        <w:bidi/>
+        <w:spacing w:after="0"/>
+        <w:jc w:val="both"/>
+        <w:rPr>
+          <w:rFonts w:cs="B Mitra"/>
+          <w:sz w:val="28"/>
+          <w:szCs w:val="28"/>
+          <w:rtl/>
+          <w:lang w:bidi="fa-IR"/>
+        </w:rPr>
+      </w:pPr>
+    </w:p>
+    <w:tbl>
+      <w:tblPr>
+        <w:tblStyle w:val="TableGrid"/>
+        <w:bidiVisual/>
+        <w:tblW w:w="0" w:type="auto"/>
+        <w:jc w:val="center"/>
+        <w:tblLook w:val="04A0" w:firstRow="1" w:lastRow="0" w:firstColumn="1" w:lastColumn="0" w:noHBand="0" w:noVBand="1"/>
+      </w:tblPr>
+      <w:tblGrid>
+        <w:gridCol w:w="546"/>
+        <w:gridCol w:w="1579"/>
+        <w:gridCol w:w="3686"/>
+        <w:gridCol w:w="3539"/>
+      </w:tblGrid>
+      <w:tr>
+        <w:trPr>
+          <w:jc w:val="center"/>
+        </w:trPr>
+        <w:tc>
+          <w:tcPr>
+            <w:tcW w:w="546" w:type="dxa"/>
+            <w:vAlign w:val="center"/>
+          </w:tcPr>
+          <w:p>
+            <w:pPr>
+              <w:bidi/>
+              <w:jc w:val="center"/>
+              <w:rPr>
+                <w:rFonts w:cs="B Mitra"/>
+                <w:rtl/>
+                <w:lang w:bidi="fa-IR"/>
+              </w:rPr>
+            </w:pPr>
+            <w:r>
+              <w:rPr>
+                <w:rFonts w:cs="B Mitra" w:hint="cs"/>
+                <w:rtl/>
+                <w:lang w:bidi="fa-IR"/>
+              </w:rPr>
+              <w:t>ردیف</w:t>
+            </w:r>
+          </w:p>
+        </w:tc>
+        <w:tc>
+          <w:tcPr>
+            <w:tcW w:w="1579" w:type="dxa"/>
+            <w:vAlign w:val="center"/>
+          </w:tcPr>
+          <w:p>
+            <w:pPr>
+              <w:bidi/>
+              <w:jc w:val="center"/>
+              <w:rPr>
+                <w:rFonts w:cs="B Mitra"/>
+                <w:rtl/>
+                <w:lang w:bidi="fa-IR"/>
+              </w:rPr>
+            </w:pPr>
+            <w:r>
+              <w:rPr>
+                <w:rFonts w:cs="B Mitra" w:hint="cs"/>
+                <w:rtl/>
+                <w:lang w:bidi="fa-IR"/>
+              </w:rPr>
+              <w:t>نام مجموعه</w:t>
+            </w:r>
+          </w:p>
+        </w:tc>
+        <w:tc>
+          <w:tcPr>
+            <w:tcW w:w="3686" w:type="dxa"/>
+            <w:vAlign w:val="center"/>
+          </w:tcPr>
+          <w:p>
+            <w:pPr>
+              <w:bidi/>
+              <w:jc w:val="center"/>
+              <w:rPr>
+                <w:rFonts w:cs="B Mitra"/>
+                <w:rtl/>
+                <w:lang w:bidi="fa-IR"/>
+              </w:rPr>
+            </w:pPr>
+            <w:r>
+              <w:rPr>
+                <w:rFonts w:cs="B Mitra" w:hint="cs"/>
+                <w:rtl/>
+                <w:lang w:bidi="fa-IR"/>
+              </w:rPr>
+              <w:t>نقاط قوت</w:t>
+            </w:r>
+          </w:p>
+        </w:tc>
+        <w:tc>
+          <w:tcPr>
+            <w:tcW w:w="3539" w:type="dxa"/>
+            <w:vAlign w:val="center"/>
+          </w:tcPr>
+          <w:p>
+            <w:pPr>
+              <w:bidi/>
+              <w:jc w:val="center"/>
+              <w:rPr>
+                <w:rFonts w:cs="B Mitra"/>
+                <w:rtl/>
+                <w:lang w:bidi="fa-IR"/>
+              </w:rPr>
+            </w:pPr>
+            <w:r>
+              <w:rPr>
+                <w:rFonts w:cs="B Mitra" w:hint="cs"/>
+                <w:rtl/>
+                <w:lang w:bidi="fa-IR"/>
+              </w:rPr>
+              <w:t>نقاط ضعف</w:t>
+            </w:r>
+          </w:p>
+        </w:tc>
+      </w:tr>
+      <w:tr>
+        <w:trPr>
+          <w:jc w:val="center"/>
+        </w:trPr>
+        <w:tc>
+          <w:tcPr>
+            <w:tcW w:w="546" w:type="dxa"/>
+            <w:vAlign w:val="center"/>
+          </w:tcPr>
+          <w:p>
+            <w:pPr>
+              <w:bidi/>
+              <w:jc w:val="center"/>
+              <w:rPr>
+                <w:rFonts w:cs="B Mitra"/>
+                <w:rtl/>
+                <w:lang w:bidi="fa-IR"/>
+              </w:rPr>
+            </w:pPr>
+            <w:r>
+              <w:rPr>
+                <w:rFonts w:cs="B Mitra" w:hint="cs"/>
+                <w:rtl/>
+                <w:lang w:bidi="fa-IR"/>
+              </w:rPr>
+              <w:t>1</w:t>
+            </w:r>
+          </w:p>
+        </w:tc>
+        <w:tc>
+          <w:tcPr>
+            <w:tcW w:w="1579" w:type="dxa"/>
+            <w:vAlign w:val="center"/>
+          </w:tcPr>
+          <w:p>
+            <w:pPr>
+              <w:bidi/>
+              <w:jc w:val="center"/>
+              <w:rPr>
+                <w:rFonts w:cs="B Mitra"/>
+                <w:rtl/>
+                <w:lang w:bidi="fa-IR"/>
+              </w:rPr>
+            </w:pPr>
+            <w:r>
+              <w:rPr>
+                <w:rFonts w:cs="B Mitra" w:hint="cs"/>
+                <w:rtl/>
+                <w:lang w:bidi="fa-IR"/>
+              </w:rPr>
+              <w:t>انفورماتیک بین الملل</w:t>
+            </w:r>
+            <w:r>
+              <w:rPr>
+                <w:rFonts w:cs="B Mitra" w:hint="cs"/>
+                <w:rtl/>
+                <w:lang w:bidi="fa-IR"/>
+              </w:rPr>
+              <w:t xml:space="preserve"> (</w:t>
+            </w:r>
+            <w:r>
+              <w:rPr>
+                <w:rFonts w:cs="B Mitra"/>
+                <w:lang w:bidi="fa-IR"/>
+              </w:rPr>
+              <w:t>i3center</w:t>
+            </w:r>
+            <w:r>
+              <w:rPr>
+                <w:rFonts w:cs="B Mitra" w:hint="cs"/>
+                <w:rtl/>
+                <w:lang w:bidi="fa-IR"/>
+              </w:rPr>
+              <w:t>)</w:t>
+            </w:r>
+          </w:p>
+        </w:tc>
+        <w:tc>
+          <w:tcPr>
+            <w:tcW w:w="3686" w:type="dxa"/>
+          </w:tcPr>
+          <w:p>
+            <w:pPr>
+              <w:bidi/>
+              <w:rPr>
+                <w:rFonts w:cs="B Mitra"/>
+                <w:lang w:bidi="fa-IR"/>
+              </w:rPr>
+            </w:pPr>
+          </w:p>
+        </w:tc>
+        <w:tc>
+          <w:tcPr>
+            <w:tcW w:w="3539" w:type="dxa"/>
+            <w:vAlign w:val="center"/>
+          </w:tcPr>
+          <w:p>
+            <w:pPr>
+              <w:bidi/>
+              <w:rPr>
+                <w:rFonts w:cs="B Mitra"/>
+                <w:rtl/>
+                <w:lang w:bidi="fa-IR"/>
+              </w:rPr>
+            </w:pPr>
+            <w:r>
+              <w:rPr>
+                <w:rFonts w:cs="B Mitra" w:hint="cs"/>
+                <w:rtl/>
+                <w:lang w:bidi="fa-IR"/>
+              </w:rPr>
+              <w:t>-نیاز بازارکار را پوشش نمیدهد</w:t>
+            </w:r>
+            <w:r>
+              <w:rPr>
+                <w:rFonts w:cs="B Mitra" w:hint="cs"/>
+                <w:rtl/>
+                <w:lang w:bidi="fa-IR"/>
+              </w:rPr>
+              <w:t>.</w:t>
+            </w:r>
+          </w:p>
+          <w:p>
+            <w:pPr>
+              <w:bidi/>
+              <w:rPr>
+                <w:rFonts w:cs="B Mitra"/>
+                <w:rtl/>
+                <w:lang w:bidi="fa-IR"/>
+              </w:rPr>
+            </w:pPr>
+            <w:r>
+              <w:rPr>
+                <w:rFonts w:cs="B Mitra" w:hint="cs"/>
+                <w:rtl/>
+                <w:lang w:bidi="fa-IR"/>
+              </w:rPr>
+              <w:t>-</w:t>
+            </w:r>
+            <w:r>
+              <w:rPr>
+                <w:rFonts w:cs="B Mitra" w:hint="cs"/>
+                <w:rtl/>
+                <w:lang w:bidi="fa-IR"/>
+              </w:rPr>
+              <w:t>ط</w:t>
+            </w:r>
+            <w:r>
+              <w:rPr>
+                <w:rFonts w:cs="B Mitra" w:hint="cs"/>
+                <w:rtl/>
+                <w:lang w:bidi="fa-IR"/>
+              </w:rPr>
+              <w:t>یف و</w:t>
+            </w:r>
+            <w:r>
+              <w:rPr>
+                <w:rFonts w:cs="B Mitra" w:hint="cs"/>
+                <w:rtl/>
+                <w:lang w:bidi="fa-IR"/>
+              </w:rPr>
+              <w:t>س</w:t>
+            </w:r>
+            <w:r>
+              <w:rPr>
+                <w:rFonts w:cs="B Mitra" w:hint="cs"/>
+                <w:rtl/>
+                <w:lang w:bidi="fa-IR"/>
+              </w:rPr>
+              <w:t>یعی ازفریمورک های سمت سرور را پوشش میدهد</w:t>
+            </w:r>
+            <w:r>
+              <w:rPr>
+                <w:rFonts w:cs="B Mitra" w:hint="cs"/>
+                <w:rtl/>
+                <w:lang w:bidi="fa-IR"/>
+              </w:rPr>
+              <w:t>.</w:t>
+            </w:r>
+          </w:p>
+          <w:p>
+            <w:pPr>
+              <w:bidi/>
+              <w:rPr>
+                <w:rFonts w:cs="B Mitra"/>
+                <w:rtl/>
+                <w:lang w:bidi="fa-IR"/>
+              </w:rPr>
+            </w:pPr>
+            <w:r>
+              <w:rPr>
+                <w:rFonts w:cs="B Mitra" w:hint="cs"/>
+                <w:rtl/>
+                <w:lang w:bidi="fa-IR"/>
+              </w:rPr>
+              <w:t>-پروژه محور نمی باشد</w:t>
+            </w:r>
+            <w:r>
+              <w:rPr>
+                <w:rFonts w:cs="B Mitra" w:hint="cs"/>
+                <w:rtl/>
+                <w:lang w:bidi="fa-IR"/>
+              </w:rPr>
+              <w:t>.</w:t>
+            </w:r>
+          </w:p>
+          <w:p>
+            <w:pPr>
+              <w:bidi/>
+              <w:rPr>
+                <w:rFonts w:cs="B Mitra"/>
+                <w:rtl/>
+                <w:lang w:bidi="fa-IR"/>
+              </w:rPr>
+            </w:pPr>
+            <w:r>
+              <w:rPr>
+                <w:rFonts w:cs="B Mitra" w:hint="cs"/>
+                <w:rtl/>
+                <w:lang w:bidi="fa-IR"/>
+              </w:rPr>
+              <w:t>- تخصص آموزش داده نمی شود.</w:t>
+            </w:r>
+          </w:p>
+          <w:p>
+            <w:pPr>
+              <w:bidi/>
+              <w:rPr>
+                <w:rFonts w:cs="B Mitra"/>
+                <w:rtl/>
+                <w:lang w:bidi="fa-IR"/>
+              </w:rPr>
+            </w:pPr>
+            <w:r>
+              <w:rPr>
+                <w:rFonts w:cs="B Mitra" w:hint="cs"/>
+                <w:rtl/>
+                <w:lang w:bidi="fa-IR"/>
+              </w:rPr>
+              <w:t>- عدم ارایه مدرک معتبر.</w:t>
+            </w:r>
+          </w:p>
+          <w:p>
+            <w:pPr>
+              <w:bidi/>
+              <w:rPr>
+                <w:rFonts w:cs="B Mitra"/>
+                <w:rtl/>
+                <w:lang w:bidi="fa-IR"/>
+              </w:rPr>
+            </w:pPr>
+            <w:r>
+              <w:rPr>
+                <w:rFonts w:cs="B Mitra" w:hint="cs"/>
+                <w:rtl/>
+                <w:lang w:bidi="fa-IR"/>
+              </w:rPr>
+              <w:t xml:space="preserve">- </w:t>
+            </w:r>
+            <w:r>
+              <w:rPr>
+                <w:rFonts w:cs="B Mitra" w:hint="cs"/>
+                <w:rtl/>
+                <w:lang w:bidi="fa-IR"/>
+              </w:rPr>
+              <w:t xml:space="preserve">نسبت زمان </w:t>
+            </w:r>
+            <w:r>
+              <w:rPr>
+                <w:rFonts w:cs="B Mitra" w:hint="cs"/>
+                <w:rtl/>
+                <w:lang w:bidi="fa-IR"/>
+              </w:rPr>
+              <w:t xml:space="preserve">دوره </w:t>
+            </w:r>
+            <w:r>
+              <w:rPr>
+                <w:rFonts w:cs="B Mitra" w:hint="cs"/>
+                <w:rtl/>
+                <w:lang w:bidi="fa-IR"/>
+              </w:rPr>
+              <w:t>به سرفصل ها زیاد میباشد.</w:t>
+            </w:r>
+          </w:p>
+          <w:p>
+            <w:pPr>
+              <w:bidi/>
+              <w:rPr>
+                <w:rFonts w:cs="B Mitra"/>
+                <w:rtl/>
+                <w:lang w:bidi="fa-IR"/>
+              </w:rPr>
+            </w:pPr>
+            <w:r>
+              <w:rPr>
+                <w:rFonts w:cs="B Mitra" w:hint="cs"/>
+                <w:rtl/>
+                <w:lang w:bidi="fa-IR"/>
+              </w:rPr>
+              <w:t>-فقط مفاهیم پایه بصورت سطحی آموزش داده میشود.</w:t>
+            </w:r>
+          </w:p>
+          <w:p>
+            <w:pPr>
+              <w:bidi/>
+              <w:rPr>
+                <w:rFonts w:cs="B Mitra"/>
+                <w:rtl/>
+                <w:lang w:bidi="fa-IR"/>
+              </w:rPr>
+            </w:pPr>
+            <w:r>
+              <w:rPr>
+                <w:rFonts w:cs="B Mitra" w:hint="cs"/>
+                <w:rtl/>
+                <w:lang w:bidi="fa-IR"/>
+              </w:rPr>
+              <w:t>- مدت کلاس بسیار طولانی و حدود 10 ماه میباشد.</w:t>
+            </w:r>
+          </w:p>
+          <w:p>
+            <w:pPr>
+              <w:bidi/>
+              <w:rPr>
+                <w:rFonts w:cs="B Mitra"/>
+                <w:lang w:bidi="fa-IR"/>
+              </w:rPr>
+            </w:pPr>
+            <w:r>
+              <w:rPr>
+                <w:rFonts w:cs="B Mitra" w:hint="cs"/>
+                <w:rtl/>
+                <w:lang w:bidi="fa-IR"/>
+              </w:rPr>
+              <w:t>-افرادی که برنامه نویسی یاد ندارند ابتدا باید دوره های فرانت را بگذرانند و سپس وارد این دوره شوند.</w:t>
+            </w:r>
+          </w:p>
+        </w:tc>
+      </w:tr>
+      <w:tr>
+        <w:trPr>
+          <w:jc w:val="center"/>
+        </w:trPr>
+        <w:tc>
+          <w:tcPr>
+            <w:tcW w:w="546" w:type="dxa"/>
+            <w:vAlign w:val="center"/>
+          </w:tcPr>
+          <w:p>
+            <w:pPr>
+              <w:bidi/>
+              <w:jc w:val="center"/>
+              <w:rPr>
+                <w:rFonts w:cs="B Mitra"/>
+                <w:rtl/>
+                <w:lang w:bidi="fa-IR"/>
+              </w:rPr>
+            </w:pPr>
+            <w:r>
+              <w:rPr>
+                <w:rFonts w:cs="B Mitra" w:hint="cs"/>
+                <w:rtl/>
+                <w:lang w:bidi="fa-IR"/>
+              </w:rPr>
+              <w:t>2</w:t>
+            </w:r>
+          </w:p>
+        </w:tc>
+        <w:tc>
+          <w:tcPr>
+            <w:tcW w:w="1579" w:type="dxa"/>
+            <w:vAlign w:val="center"/>
+          </w:tcPr>
+          <w:p>
+            <w:pPr>
+              <w:bidi/>
+              <w:jc w:val="center"/>
+              <w:rPr>
+                <w:rFonts w:cs="B Mitra"/>
+                <w:rtl/>
+                <w:lang w:bidi="fa-IR"/>
+              </w:rPr>
+            </w:pPr>
+            <w:r>
+              <w:rPr>
+                <w:rFonts w:cs="B Mitra" w:hint="cs"/>
+                <w:rtl/>
+                <w:lang w:bidi="fa-IR"/>
+              </w:rPr>
+              <w:t>مجتمع فنی تهران (</w:t>
+            </w:r>
+            <w:r>
+              <w:rPr>
+                <w:rFonts w:cs="B Mitra"/>
+                <w:lang w:bidi="fa-IR"/>
+              </w:rPr>
+              <w:t>Mftalborz</w:t>
+            </w:r>
+            <w:r>
+              <w:rPr>
+                <w:rFonts w:cs="B Mitra"/>
+                <w:lang w:bidi="fa-IR"/>
+              </w:rPr>
+              <w:t>.ir</w:t>
+            </w:r>
+            <w:r>
+              <w:rPr>
+                <w:rFonts w:cs="B Mitra" w:hint="cs"/>
+                <w:rtl/>
+                <w:lang w:bidi="fa-IR"/>
+              </w:rPr>
+              <w:t>)</w:t>
+            </w:r>
+          </w:p>
+        </w:tc>
+        <w:tc>
+          <w:tcPr>
+            <w:tcW w:w="3686" w:type="dxa"/>
+            <w:vAlign w:val="center"/>
+          </w:tcPr>
+          <w:p>
+            <w:pPr>
+              <w:bidi/>
+              <w:rPr>
+                <w:rFonts w:cs="B Mitra"/>
+                <w:rtl/>
+                <w:lang w:bidi="fa-IR"/>
+              </w:rPr>
+            </w:pPr>
+            <w:r>
+              <w:rPr>
+                <w:rFonts w:cs="B Mitra" w:hint="cs"/>
+                <w:rtl/>
+                <w:lang w:bidi="fa-IR"/>
+              </w:rPr>
+              <w:t>-بصورت تخصصی یک فریمورک سمت سرور را مشخص کرده است.</w:t>
+            </w:r>
+          </w:p>
+          <w:p>
+            <w:pPr>
+              <w:bidi/>
+              <w:rPr>
+                <w:rFonts w:cs="B Mitra"/>
+                <w:rtl/>
+                <w:lang w:bidi="fa-IR"/>
+              </w:rPr>
+            </w:pPr>
+            <w:r>
+              <w:rPr>
+                <w:rFonts w:cs="B Mitra" w:hint="cs"/>
+                <w:rtl/>
+                <w:lang w:bidi="fa-IR"/>
+              </w:rPr>
+              <w:t>- کلاس ها در هر روز سه ساعته میباشد.</w:t>
+            </w:r>
+          </w:p>
+          <w:p>
+            <w:pPr>
+              <w:bidi/>
+              <w:rPr>
+                <w:rFonts w:cs="B Mitra"/>
+                <w:rtl/>
+                <w:lang w:bidi="fa-IR"/>
+              </w:rPr>
+            </w:pPr>
+            <w:r>
+              <w:rPr>
+                <w:rFonts w:cs="B Mitra" w:hint="cs"/>
+                <w:rtl/>
+                <w:lang w:bidi="fa-IR"/>
+              </w:rPr>
+              <w:t>-سرفصل ها در 4 گروه پایگاه داده، سرور، فرانت و فریمورک گروهبندی شده است.</w:t>
+            </w:r>
+          </w:p>
+          <w:p>
+            <w:pPr>
+              <w:bidi/>
+              <w:rPr>
+                <w:rFonts w:cs="B Mitra"/>
+                <w:rtl/>
+                <w:lang w:bidi="fa-IR"/>
+              </w:rPr>
+            </w:pPr>
+            <w:r>
+              <w:rPr>
+                <w:rFonts w:cs="B Mitra" w:hint="cs"/>
+                <w:rtl/>
+                <w:lang w:bidi="fa-IR"/>
+              </w:rPr>
+              <w:t>- افرادی که رشته کامپیوتر نیستند یا در برنامه نویسی تجربه ای ندارند میتوانند وارد این دوره شوند.</w:t>
+            </w:r>
+          </w:p>
+        </w:tc>
+        <w:tc>
+          <w:tcPr>
+            <w:tcW w:w="3539" w:type="dxa"/>
+          </w:tcPr>
+          <w:p>
+            <w:pPr>
+              <w:bidi/>
+              <w:rPr>
+                <w:rFonts w:cs="B Mitra"/>
+                <w:rtl/>
+                <w:lang w:bidi="fa-IR"/>
+              </w:rPr>
+            </w:pPr>
+            <w:r>
+              <w:rPr>
+                <w:rFonts w:cs="B Mitra" w:hint="cs"/>
+                <w:rtl/>
+                <w:lang w:bidi="fa-IR"/>
+              </w:rPr>
+              <w:t>- مدت کلاس بسیار طولانی و حدود 8 ماه میباشد.</w:t>
+            </w:r>
+          </w:p>
+          <w:p>
+            <w:pPr>
+              <w:bidi/>
+              <w:rPr>
+                <w:rFonts w:cs="B Mitra"/>
+                <w:rtl/>
+                <w:lang w:bidi="fa-IR"/>
+              </w:rPr>
+            </w:pPr>
+            <w:r>
+              <w:rPr>
+                <w:rFonts w:cs="B Mitra" w:hint="cs"/>
+                <w:rtl/>
+                <w:lang w:bidi="fa-IR"/>
+              </w:rPr>
+              <w:t xml:space="preserve">- </w:t>
+            </w:r>
+            <w:r>
+              <w:rPr>
+                <w:rFonts w:cs="B Mitra" w:hint="cs"/>
+                <w:rtl/>
+                <w:lang w:bidi="fa-IR"/>
+              </w:rPr>
+              <w:t>مدرک معتبر اعطا نمی شود.</w:t>
+            </w:r>
+          </w:p>
+        </w:tc>
+      </w:tr>
+      <w:tr>
+        <w:trPr>
+          <w:jc w:val="center"/>
+        </w:trPr>
+        <w:tc>
+          <w:tcPr>
+            <w:tcW w:w="546" w:type="dxa"/>
+            <w:vAlign w:val="center"/>
+          </w:tcPr>
+          <w:p>
+            <w:pPr>
+              <w:bidi/>
+              <w:jc w:val="center"/>
+              <w:rPr>
+                <w:rFonts w:cs="B Mitra"/>
+                <w:rtl/>
+                <w:lang w:bidi="fa-IR"/>
+              </w:rPr>
+            </w:pPr>
+            <w:r>
+              <w:rPr>
+                <w:rFonts w:cs="B Mitra" w:hint="cs"/>
+                <w:rtl/>
+                <w:lang w:bidi="fa-IR"/>
+              </w:rPr>
+              <w:t>3</w:t>
+            </w:r>
+          </w:p>
+        </w:tc>
+        <w:tc>
+          <w:tcPr>
+            <w:tcW w:w="1579" w:type="dxa"/>
+            <w:vAlign w:val="center"/>
+          </w:tcPr>
+          <w:p>
+            <w:pPr>
+              <w:bidi/>
+              <w:jc w:val="center"/>
+              <w:rPr>
+                <w:rFonts w:cs="B Mitra"/>
+                <w:rtl/>
+                <w:lang w:bidi="fa-IR"/>
+              </w:rPr>
+            </w:pPr>
+            <w:r>
+              <w:rPr>
+                <w:rFonts w:cs="B Mitra" w:hint="cs"/>
+                <w:rtl/>
+                <w:lang w:bidi="fa-IR"/>
+              </w:rPr>
+              <w:t>سماتک</w:t>
+            </w:r>
+          </w:p>
+          <w:p>
+            <w:pPr>
+              <w:bidi/>
+              <w:jc w:val="center"/>
+              <w:rPr>
+                <w:rFonts w:cs="B Mitra"/>
+                <w:lang w:bidi="fa-IR"/>
+              </w:rPr>
+            </w:pPr>
+            <w:r>
+              <w:rPr>
+                <w:rFonts w:cs="B Mitra" w:hint="cs"/>
+                <w:rtl/>
+                <w:lang w:bidi="fa-IR"/>
+              </w:rPr>
+              <w:t>(</w:t>
+            </w:r>
+            <w:r>
+              <w:rPr>
+                <w:rFonts w:cs="B Mitra"/>
+                <w:lang w:bidi="fa-IR"/>
+              </w:rPr>
+              <w:t>sematec-co.com</w:t>
+            </w:r>
+            <w:r>
+              <w:rPr>
+                <w:rFonts w:cs="B Mitra" w:hint="cs"/>
+                <w:rtl/>
+                <w:lang w:bidi="fa-IR"/>
+              </w:rPr>
+              <w:t>)</w:t>
+            </w:r>
+          </w:p>
+        </w:tc>
+        <w:tc>
+          <w:tcPr>
+            <w:tcW w:w="3686" w:type="dxa"/>
+          </w:tcPr>
+          <w:p>
+            <w:pPr>
+              <w:bidi/>
+              <w:rPr>
+                <w:rFonts w:cs="B Mitra"/>
+                <w:rtl/>
+                <w:lang w:bidi="fa-IR"/>
+              </w:rPr>
+            </w:pPr>
+            <w:r>
+              <w:rPr>
+                <w:rFonts w:cs="B Mitra" w:hint="cs"/>
+                <w:rtl/>
+                <w:lang w:bidi="fa-IR"/>
+              </w:rPr>
+              <w:t>- سرفصل جامع و کاملی برای تولید مدرس یا برنامه نویس متخصص ارایه داده است.</w:t>
+            </w:r>
+          </w:p>
+          <w:p>
+            <w:pPr>
+              <w:bidi/>
+              <w:rPr>
+                <w:rFonts w:cs="B Mitra"/>
+                <w:rtl/>
+                <w:lang w:bidi="fa-IR"/>
+              </w:rPr>
+            </w:pPr>
+            <w:r>
+              <w:rPr>
+                <w:rFonts w:cs="B Mitra" w:hint="cs"/>
+                <w:rtl/>
+                <w:lang w:bidi="fa-IR"/>
+              </w:rPr>
+              <w:t>- زمان بشدت مناسبی را برای پوشش سرفصل ها در نظر گرفته اند.</w:t>
+            </w:r>
+          </w:p>
+          <w:p>
+            <w:pPr>
+              <w:bidi/>
+              <w:rPr>
+                <w:rFonts w:cs="B Mitra"/>
+                <w:rtl/>
+                <w:lang w:bidi="fa-IR"/>
+              </w:rPr>
+            </w:pPr>
+            <w:r>
+              <w:rPr>
+                <w:rFonts w:cs="B Mitra" w:hint="cs"/>
+                <w:rtl/>
+                <w:lang w:bidi="fa-IR"/>
+              </w:rPr>
+              <w:t>- جذب مخاطب بدون نیاز به پیش زمینه دانشگاهی.</w:t>
+            </w:r>
+          </w:p>
+          <w:p>
+            <w:pPr>
+              <w:bidi/>
+              <w:rPr>
+                <w:rFonts w:cs="B Mitra"/>
+                <w:rtl/>
+                <w:lang w:bidi="fa-IR"/>
+              </w:rPr>
+            </w:pPr>
+          </w:p>
+        </w:tc>
+        <w:tc>
+          <w:tcPr>
+            <w:tcW w:w="3539" w:type="dxa"/>
+          </w:tcPr>
+          <w:p>
+            <w:pPr>
+              <w:bidi/>
+              <w:rPr>
+                <w:rFonts w:cs="B Mitra"/>
+                <w:rtl/>
+                <w:lang w:bidi="fa-IR"/>
+              </w:rPr>
+            </w:pPr>
+            <w:r>
+              <w:rPr>
+                <w:rFonts w:cs="B Mitra" w:hint="cs"/>
+                <w:rtl/>
+                <w:lang w:bidi="fa-IR"/>
+              </w:rPr>
+              <w:t>- پروژه محور نمی باشد.</w:t>
+            </w:r>
+          </w:p>
+          <w:p>
+            <w:pPr>
+              <w:bidi/>
+              <w:rPr>
+                <w:rFonts w:cs="B Mitra"/>
+                <w:rtl/>
+                <w:lang w:bidi="fa-IR"/>
+              </w:rPr>
+            </w:pPr>
+            <w:r>
+              <w:rPr>
+                <w:rFonts w:cs="B Mitra" w:hint="cs"/>
+                <w:rtl/>
+                <w:lang w:bidi="fa-IR"/>
+              </w:rPr>
+              <w:t>- 90 درصد تمرکز بر روی سرور بوده و بعضی از مباحث مهم فرانت نادیده گرفته شده است.</w:t>
+            </w:r>
+          </w:p>
+          <w:p>
+            <w:pPr>
+              <w:bidi/>
+              <w:rPr>
+                <w:rFonts w:cs="B Mitra"/>
+                <w:rtl/>
+                <w:lang w:bidi="fa-IR"/>
+              </w:rPr>
+            </w:pPr>
+            <w:r>
+              <w:rPr>
+                <w:rFonts w:cs="B Mitra" w:hint="cs"/>
+                <w:rtl/>
+                <w:lang w:bidi="fa-IR"/>
+              </w:rPr>
+              <w:t>- برای ورود به بازار کار مناسب نمی باشد.</w:t>
+            </w:r>
+          </w:p>
+          <w:p>
+            <w:pPr>
+              <w:bidi/>
+              <w:rPr>
+                <w:rFonts w:cs="B Mitra"/>
+                <w:rtl/>
+                <w:lang w:bidi="fa-IR"/>
+              </w:rPr>
+            </w:pPr>
+            <w:r>
+              <w:rPr>
+                <w:rFonts w:cs="B Mitra" w:hint="cs"/>
+                <w:rtl/>
+                <w:lang w:bidi="fa-IR"/>
+              </w:rPr>
+              <w:t>- مدرک معتبر اعطا نمی شود.</w:t>
+            </w:r>
+          </w:p>
+          <w:p>
+            <w:pPr>
+              <w:bidi/>
+              <w:rPr>
+                <w:rFonts w:cs="B Mitra"/>
+                <w:rtl/>
+                <w:lang w:bidi="fa-IR"/>
+              </w:rPr>
+            </w:pPr>
+          </w:p>
+        </w:tc>
+      </w:tr>
+      <w:tr>
+        <w:trPr>
+          <w:jc w:val="center"/>
+        </w:trPr>
+        <w:tc>
+          <w:tcPr>
+            <w:tcW w:w="546" w:type="dxa"/>
+            <w:vAlign w:val="center"/>
+          </w:tcPr>
+          <w:p>
+            <w:pPr>
+              <w:bidi/>
+              <w:jc w:val="center"/>
+              <w:rPr>
+                <w:rFonts w:cs="B Mitra"/>
+                <w:rtl/>
+                <w:lang w:bidi="fa-IR"/>
+              </w:rPr>
+            </w:pPr>
+            <w:r>
+              <w:rPr>
+                <w:rFonts w:cs="B Mitra" w:hint="cs"/>
+                <w:rtl/>
+                <w:lang w:bidi="fa-IR"/>
+              </w:rPr>
+              <w:t>4</w:t>
+            </w:r>
+          </w:p>
+        </w:tc>
+        <w:tc>
+          <w:tcPr>
+            <w:tcW w:w="1579" w:type="dxa"/>
+            <w:vAlign w:val="center"/>
+          </w:tcPr>
+          <w:p>
+            <w:pPr>
+              <w:bidi/>
+              <w:jc w:val="center"/>
+              <w:rPr>
+                <w:rFonts w:cs="B Mitra"/>
+                <w:rtl/>
+                <w:lang w:bidi="fa-IR"/>
+              </w:rPr>
+            </w:pPr>
+          </w:p>
+        </w:tc>
+        <w:tc>
+          <w:tcPr>
+            <w:tcW w:w="3686" w:type="dxa"/>
+            <w:vAlign w:val="center"/>
+          </w:tcPr>
+          <w:p>
+            <w:pPr>
+              <w:bidi/>
+              <w:rPr>
+                <w:rFonts w:cs="B Mitra"/>
+                <w:rtl/>
+                <w:lang w:bidi="fa-IR"/>
+              </w:rPr>
+            </w:pPr>
+          </w:p>
+        </w:tc>
+        <w:tc>
+          <w:tcPr>
+            <w:tcW w:w="3539" w:type="dxa"/>
+            <w:vAlign w:val="center"/>
+          </w:tcPr>
+          <w:p>
+            <w:pPr>
+              <w:bidi/>
+              <w:rPr>
+                <w:rFonts w:cs="B Mitra"/>
+                <w:rtl/>
+                <w:lang w:bidi="fa-IR"/>
+              </w:rPr>
+            </w:pPr>
+          </w:p>
+        </w:tc>
+      </w:tr>
+    </w:tbl>
+    <w:p>
+      <w:pPr>
+        <w:bidi/>
+        <w:spacing w:after="0"/>
+        <w:jc w:val="both"/>
+        <w:rPr>
+          <w:rFonts w:cs="B Mitra"/>
+          <w:sz w:val="28"/>
+          <w:szCs w:val="28"/>
+          <w:rtl/>
+          <w:lang w:bidi="fa-IR"/>
+        </w:rPr>
+      </w:pPr>
+      <w:r>
+        <w:rPr>
+          <w:rFonts w:cs="B Mitra"/>
+          <w:b/>
+          <w:bCs/>
+          <w:sz w:val="28"/>
+          <w:szCs w:val="28"/>
+          <w:rtl/>
+          <w:lang w:bidi="fa-IR"/>
+        </w:rPr>
+        <w:br w:type="page"/>
+      </w:r>
+    </w:p>
+    <w:p>
+      <w:pPr>
+        <w:bidi/>
+        <w:rPr>
+          <w:rFonts w:cs="B Mitra"/>
+          <w:b/>
+          <w:bCs/>
+          <w:sz w:val="28"/>
+          <w:szCs w:val="28"/>
+          <w:rtl/>
+          <w:lang w:bidi="fa-IR"/>
+        </w:rPr>
+      </w:pPr>
+    </w:p>
+    <w:p>
+      <w:pPr>
+        <w:bidi/>
+        <w:rPr>
+          <w:rFonts w:cs="B Mitra"/>
+          <w:b/>
+          <w:bCs/>
+          <w:sz w:val="28"/>
+          <w:szCs w:val="28"/>
+          <w:rtl/>
+          <w:lang w:bidi="fa-IR"/>
+        </w:rPr>
+      </w:pPr>
+    </w:p>
+    <w:p>
+      <w:pPr>
+        <w:bidi/>
+        <w:rPr>
+          <w:rFonts w:cs="B Mitra"/>
+          <w:b/>
+          <w:bCs/>
           <w:sz w:val="28"/>
           <w:szCs w:val="28"/>
           <w:rtl/>
@@ -3004,7 +5190,7 @@
           <w:szCs w:val="28"/>
           <w:lang w:bidi="fa-IR"/>
         </w:rPr>
-        <w:t>FrontEnd</w:t>
+        <w:t>Frontend</w:t>
       </w:r>
       <w:r>
         <w:rPr>
@@ -3118,6 +5304,32 @@
           <w:szCs w:val="28"/>
           <w:lang w:bidi="fa-IR"/>
         </w:rPr>
+        <w:t>jQuery</w:t>
+      </w:r>
+    </w:p>
+    <w:p>
+      <w:pPr>
+        <w:pStyle w:val="ListParagraph"/>
+        <w:numPr>
+          <w:ilvl w:val="1"/>
+          <w:numId w:val="9"/>
+        </w:numPr>
+        <w:bidi/>
+        <w:jc w:val="both"/>
+        <w:rPr>
+          <w:rFonts w:cs="B Mitra"/>
+          <w:sz w:val="28"/>
+          <w:szCs w:val="28"/>
+          <w:lang w:bidi="fa-IR"/>
+        </w:rPr>
+      </w:pPr>
+      <w:r>
+        <w:rPr>
+          <w:rFonts w:cs="B Mitra"/>
+          <w:sz w:val="28"/>
+          <w:szCs w:val="28"/>
+          <w:lang w:bidi="fa-IR"/>
+        </w:rPr>
         <w:t>Bootstrap</w:t>
       </w:r>
     </w:p>
@@ -3154,7 +5366,7 @@
           <w:szCs w:val="28"/>
           <w:lang w:bidi="fa-IR"/>
         </w:rPr>
-        <w:t>BackEnd</w:t>
+        <w:t>Backend</w:t>
       </w:r>
       <w:r>
         <w:rPr>
@@ -3246,26 +5458,7 @@
           <w:rtl/>
           <w:lang w:bidi="fa-IR"/>
         </w:rPr>
-        <w:t>شی گرایی (</w:t>
-      </w:r>
-      <w:r>
-        <w:rPr>
-          <w:rFonts w:cs="B Mitra"/>
-          <w:sz w:val="28"/>
-          <w:szCs w:val="28"/>
-          <w:lang w:bidi="fa-IR"/>
-        </w:rPr>
-        <w:t>OOP</w:t>
-      </w:r>
-      <w:r>
-        <w:rPr>
-          <w:rFonts w:cs="B Mitra" w:hint="cs"/>
-          <w:sz w:val="28"/>
-          <w:szCs w:val="28"/>
-          <w:rtl/>
-          <w:lang w:bidi="fa-IR"/>
-        </w:rPr>
-        <w:t>)</w:t>
+        <w:t>پایگاه داده</w:t>
       </w:r>
     </w:p>
     <w:p>
@@ -3292,16 +5485,16 @@
           <w:rtl/>
           <w:lang w:bidi="fa-IR"/>
         </w:rPr>
-        <w:t>طراحی پایگاه داده (</w:t>
-      </w:r>
-      <w:r>
-        <w:rPr>
-          <w:rFonts w:cs="B Mitra"/>
-          <w:sz w:val="28"/>
-          <w:szCs w:val="28"/>
-          <w:lang w:bidi="fa-IR"/>
-        </w:rPr>
-        <w:t>Code First</w:t>
+        <w:t xml:space="preserve">فریمورک </w:t>
+      </w:r>
+      <w:r>
+        <w:rPr>
+          <w:rFonts w:cs="B Mitra"/>
+          <w:sz w:val="28"/>
+          <w:szCs w:val="28"/>
+          <w:lang w:bidi="fa-IR"/>
+        </w:rPr>
+        <w:t>Asp.Net MVC</w:t>
       </w:r>
       <w:r>
         <w:rPr>
@@ -3311,62 +5504,53 @@
           <w:rtl/>
           <w:lang w:bidi="fa-IR"/>
         </w:rPr>
-        <w:t>)</w:t>
-      </w:r>
-    </w:p>
-    <w:p>
-      <w:pPr>
-        <w:pStyle w:val="ListParagraph"/>
-        <w:numPr>
-          <w:ilvl w:val="1"/>
-          <w:numId w:val="9"/>
-        </w:numPr>
+        <w:t xml:space="preserve"> یا </w:t>
+      </w:r>
+      <w:r>
+        <w:rPr>
+          <w:rFonts w:cs="B Mitra"/>
+          <w:sz w:val="28"/>
+          <w:szCs w:val="28"/>
+          <w:lang w:bidi="fa-IR"/>
+        </w:rPr>
+        <w:t>Laravel</w:t>
+      </w:r>
+    </w:p>
+    <w:p>
+      <w:pPr>
         <w:bidi/>
         <w:jc w:val="both"/>
         <w:rPr>
           <w:rFonts w:cs="B Mitra"/>
           <w:sz w:val="28"/>
           <w:szCs w:val="28"/>
-          <w:lang w:bidi="fa-IR"/>
-        </w:rPr>
-      </w:pPr>
-      <w:r>
-        <w:rPr>
-          <w:rFonts w:cs="B Mitra" w:hint="cs"/>
-          <w:sz w:val="28"/>
-          <w:szCs w:val="28"/>
-          <w:rtl/>
-          <w:lang w:bidi="fa-IR"/>
-        </w:rPr>
-        <w:t xml:space="preserve">معماری </w:t>
-      </w:r>
-      <w:r>
-        <w:rPr>
-          <w:rFonts w:cs="B Mitra"/>
-          <w:sz w:val="28"/>
-          <w:szCs w:val="28"/>
-          <w:lang w:bidi="fa-IR"/>
-        </w:rPr>
-        <w:t>MVC</w:t>
-      </w:r>
-    </w:p>
-    <w:p>
-      <w:pPr>
-        <w:pStyle w:val="ListParagraph"/>
-        <w:numPr>
-          <w:ilvl w:val="1"/>
-          <w:numId w:val="9"/>
-        </w:numPr>
+          <w:rtl/>
+          <w:lang w:bidi="fa-IR"/>
+        </w:rPr>
+      </w:pPr>
+    </w:p>
+    <w:p>
+      <w:pPr>
         <w:bidi/>
         <w:jc w:val="both"/>
         <w:rPr>
+          <w:rFonts w:cs="B Mitra"/>
+          <w:sz w:val="28"/>
+          <w:szCs w:val="28"/>
+          <w:rtl/>
+          <w:lang w:bidi="fa-IR"/>
+        </w:rPr>
+      </w:pPr>
+      <w:r>
+        <w:rPr>
           <w:rFonts w:cs="B Mitra" w:hint="cs"/>
           <w:sz w:val="28"/>
           <w:szCs w:val="28"/>
           <w:rtl/>
           <w:lang w:bidi="fa-IR"/>
         </w:rPr>
-      </w:pPr>
+        <w:t xml:space="preserve">درادامه گروه بندی سرفصل ها باضافه </w:t>
+      </w:r>
       <w:r>
         <w:rPr>
           <w:rFonts w:cs="B Mitra" w:hint="cs"/>
@@ -3375,36 +5559,1392 @@
           <w:rtl/>
           <w:lang w:bidi="fa-IR"/>
         </w:rPr>
-        <w:t xml:space="preserve">فریمورک </w:t>
-      </w:r>
-      <w:r>
-        <w:rPr>
-          <w:rFonts w:cs="B Mitra"/>
-          <w:sz w:val="28"/>
-          <w:szCs w:val="28"/>
-          <w:lang w:bidi="fa-IR"/>
-        </w:rPr>
-        <w:t>Asp.Net MVC</w:t>
-      </w:r>
-      <w:r>
-        <w:rPr>
-          <w:rFonts w:cs="B Mitra" w:hint="cs"/>
-          <w:sz w:val="28"/>
-          <w:szCs w:val="28"/>
-          <w:rtl/>
-          <w:lang w:bidi="fa-IR"/>
-        </w:rPr>
-        <w:t xml:space="preserve"> یا </w:t>
-      </w:r>
-      <w:r>
-        <w:rPr>
-          <w:rFonts w:cs="B Mitra"/>
-          <w:sz w:val="28"/>
-          <w:szCs w:val="28"/>
-          <w:lang w:bidi="fa-IR"/>
-        </w:rPr>
-        <w:t>Laravel</w:t>
-      </w:r>
+        <w:t>زمان آموزشی مورد نیاز ذکر شده است.</w:t>
+      </w:r>
+    </w:p>
+    <w:p>
+      <w:pPr>
+        <w:rPr>
+          <w:rFonts w:cs="B Mitra"/>
+          <w:sz w:val="28"/>
+          <w:szCs w:val="28"/>
+          <w:lang w:bidi="fa-IR"/>
+        </w:rPr>
+      </w:pPr>
+    </w:p>
+    <w:p>
+      <w:r>
+        <w:rPr>
+          <w:rStyle w:val="Strong"/>
+        </w:rPr>
+        <w:t xml:space="preserve">Chapter </w:t>
+      </w:r>
+      <w:r>
+        <w:rPr>
+          <w:rStyle w:val="Strong"/>
+        </w:rPr>
+        <w:t>1</w:t>
+      </w:r>
+      <w:r>
+        <w:rPr>
+          <w:rStyle w:val="Strong"/>
+        </w:rPr>
+        <w:t>: HTML5 and CSS3 (</w:t>
+      </w:r>
+      <w:r>
+        <w:rPr>
+          <w:rStyle w:val="Strong"/>
+        </w:rPr>
+        <w:t>1</w:t>
+      </w:r>
+      <w:r>
+        <w:rPr>
+          <w:rStyle w:val="Strong"/>
+        </w:rPr>
+        <w:t>0 hrs.)</w:t>
+      </w:r>
+      <w:r>
+        <w:rPr>
+          <w:b/>
+          <w:bCs/>
+        </w:rPr>
+        <w:br/>
+      </w:r>
+      <w:r>
+        <w:t>Part 1: Introducing HTML5 Tags</w:t>
+      </w:r>
+      <w:r>
+        <w:br/>
+        <w:t>Part 2: Creating form and collecting data</w:t>
+      </w:r>
+      <w:r>
+        <w:br/>
+        <w:t>Part 3: Styling HTML5 by using CSS3</w:t>
+      </w:r>
+      <w:r>
+        <w:br/>
+        <w:t xml:space="preserve">Part </w:t>
+      </w:r>
+      <w:r>
+        <w:t>4</w:t>
+      </w:r>
+      <w:r>
+        <w:t>: Introduction to Adaptive or Responsive User Interface</w:t>
+      </w:r>
+      <w:r>
+        <w:br/>
+      </w:r>
+    </w:p>
+    <w:p>
+      <w:pPr>
+        <w:spacing w:after="0"/>
+      </w:pPr>
+      <w:r>
+        <w:rPr>
+          <w:rStyle w:val="Strong"/>
+        </w:rPr>
+        <w:t xml:space="preserve">Chapter </w:t>
+      </w:r>
+      <w:r>
+        <w:rPr>
+          <w:rStyle w:val="Strong"/>
+        </w:rPr>
+        <w:t>2</w:t>
+      </w:r>
+      <w:r>
+        <w:rPr>
+          <w:rStyle w:val="Strong"/>
+        </w:rPr>
+        <w:t xml:space="preserve">: </w:t>
+      </w:r>
+      <w:r>
+        <w:rPr>
+          <w:rStyle w:val="Strong"/>
+        </w:rPr>
+        <w:t>Bootstrap (latest version)</w:t>
+      </w:r>
+      <w:r>
+        <w:rPr>
+          <w:rStyle w:val="Strong"/>
+        </w:rPr>
+        <w:t xml:space="preserve"> (</w:t>
+      </w:r>
+      <w:r>
+        <w:rPr>
+          <w:rStyle w:val="Strong"/>
+        </w:rPr>
+        <w:t>5</w:t>
+      </w:r>
+      <w:r>
+        <w:rPr>
+          <w:rStyle w:val="Strong"/>
+        </w:rPr>
+        <w:t xml:space="preserve"> hrs.)</w:t>
+      </w:r>
+      <w:r>
+        <w:rPr>
+          <w:b/>
+          <w:bCs/>
+        </w:rPr>
+        <w:br/>
+      </w:r>
+      <w:r>
+        <w:t xml:space="preserve">Part 1: </w:t>
+      </w:r>
+      <w:r>
+        <w:t>Introduction to Bootstrap</w:t>
+      </w:r>
+      <w:r>
+        <w:t xml:space="preserve"> </w:t>
+      </w:r>
+    </w:p>
+    <w:p>
+      <w:r>
+        <w:t xml:space="preserve">Part 2: </w:t>
+      </w:r>
+      <w:r>
+        <w:t>Using Bootstrap components</w:t>
+      </w:r>
+      <w:r>
+        <w:br/>
+        <w:t xml:space="preserve">Part 3: </w:t>
+      </w:r>
+      <w:r>
+        <w:t>Using Bootstrap Responsiv</w:t>
+      </w:r>
+      <w:r>
+        <w:t>e</w:t>
+      </w:r>
+    </w:p>
+    <w:p/>
+    <w:p>
+      <w:pPr>
+        <w:pStyle w:val="NormalWeb"/>
+        <w:spacing w:after="0" w:afterAutospacing="0"/>
+      </w:pPr>
+      <w:r>
+        <w:rPr>
+          <w:rStyle w:val="Strong"/>
+        </w:rPr>
+        <w:lastRenderedPageBreak/>
+        <w:t xml:space="preserve">Chapter </w:t>
+      </w:r>
+      <w:r>
+        <w:rPr>
+          <w:rStyle w:val="Strong"/>
+        </w:rPr>
+        <w:t>3</w:t>
+      </w:r>
+      <w:r>
+        <w:rPr>
+          <w:rStyle w:val="Strong"/>
+        </w:rPr>
+        <w:t xml:space="preserve">: The </w:t>
+      </w:r>
+      <w:r>
+        <w:rPr>
+          <w:rStyle w:val="Strong"/>
+        </w:rPr>
+        <w:t>JavaScript</w:t>
+      </w:r>
+      <w:r>
+        <w:rPr>
+          <w:rStyle w:val="Strong"/>
+        </w:rPr>
+        <w:t xml:space="preserve"> (</w:t>
+      </w:r>
+      <w:r>
+        <w:rPr>
+          <w:rStyle w:val="Strong"/>
+        </w:rPr>
+        <w:t>10</w:t>
+      </w:r>
+      <w:r>
+        <w:rPr>
+          <w:rStyle w:val="Strong"/>
+        </w:rPr>
+        <w:t xml:space="preserve"> hrs.)</w:t>
+      </w:r>
+      <w:r>
+        <w:rPr>
+          <w:b/>
+          <w:bCs/>
+        </w:rPr>
+        <w:br/>
+      </w:r>
+      <w:r>
+        <w:t xml:space="preserve">Part 1: Introducing </w:t>
+      </w:r>
+      <w:r>
+        <w:t>to JavaScript</w:t>
+      </w:r>
+      <w:r>
+        <w:br/>
+        <w:t>Part 2: Applying JavaScript (internal and external)</w:t>
+      </w:r>
+      <w:r>
+        <w:br/>
+        <w:t xml:space="preserve">Part :3 Understanding JS </w:t>
+      </w:r>
+      <w:r>
+        <w:t>s</w:t>
+      </w:r>
+      <w:r>
+        <w:t>yntax</w:t>
+      </w:r>
+    </w:p>
+    <w:p>
+      <w:pPr>
+        <w:pStyle w:val="NormalWeb"/>
+        <w:spacing w:before="0" w:beforeAutospacing="0" w:after="0" w:afterAutospacing="0"/>
+      </w:pPr>
+      <w:r>
+        <w:t xml:space="preserve">Part 4: </w:t>
+      </w:r>
+      <w:r>
+        <w:t>Introduction to Document and Window Object</w:t>
+      </w:r>
+    </w:p>
+    <w:p>
+      <w:pPr>
+        <w:pStyle w:val="NormalWeb"/>
+        <w:spacing w:before="0" w:beforeAutospacing="0" w:after="0" w:afterAutospacing="0"/>
+      </w:pPr>
+      <w:r>
+        <w:t xml:space="preserve">Part </w:t>
+      </w:r>
+      <w:r>
+        <w:rPr>
+          <w:rFonts w:hint="cs"/>
+          <w:rtl/>
+        </w:rPr>
+        <w:t>5</w:t>
+      </w:r>
+      <w:r>
+        <w:t xml:space="preserve">: </w:t>
+      </w:r>
+      <w:r>
+        <w:t>Variables</w:t>
+      </w:r>
+    </w:p>
+    <w:p>
+      <w:pPr>
+        <w:pStyle w:val="NormalWeb"/>
+        <w:spacing w:before="0" w:beforeAutospacing="0" w:after="0" w:afterAutospacing="0"/>
+      </w:pPr>
+      <w:r>
+        <w:t xml:space="preserve">Part </w:t>
+      </w:r>
+      <w:r>
+        <w:rPr>
+          <w:rFonts w:hint="cs"/>
+          <w:rtl/>
+        </w:rPr>
+        <w:t>6</w:t>
+      </w:r>
+      <w:r>
+        <w:t xml:space="preserve">: </w:t>
+      </w:r>
+      <w:r>
+        <w:t>Operators</w:t>
+      </w:r>
+    </w:p>
+    <w:p>
+      <w:pPr>
+        <w:pStyle w:val="NormalWeb"/>
+        <w:spacing w:before="0" w:beforeAutospacing="0" w:after="0" w:afterAutospacing="0"/>
+      </w:pPr>
+      <w:r>
+        <w:t xml:space="preserve">Part </w:t>
+      </w:r>
+      <w:r>
+        <w:rPr>
+          <w:rFonts w:hint="cs"/>
+          <w:rtl/>
+        </w:rPr>
+        <w:t>7</w:t>
+      </w:r>
+      <w:r>
+        <w:t xml:space="preserve">: </w:t>
+      </w:r>
+      <w:r>
+        <w:t>Data Types</w:t>
+      </w:r>
+    </w:p>
+    <w:p>
+      <w:pPr>
+        <w:pStyle w:val="NormalWeb"/>
+        <w:spacing w:before="0" w:beforeAutospacing="0" w:after="0" w:afterAutospacing="0"/>
+      </w:pPr>
+      <w:r>
+        <w:t xml:space="preserve">Part </w:t>
+      </w:r>
+      <w:r>
+        <w:rPr>
+          <w:rFonts w:hint="cs"/>
+          <w:rtl/>
+        </w:rPr>
+        <w:t>8</w:t>
+      </w:r>
+      <w:r>
+        <w:t xml:space="preserve">: </w:t>
+      </w:r>
+      <w:r>
+        <w:t>Num Type Conversions</w:t>
+      </w:r>
+    </w:p>
+    <w:p>
+      <w:pPr>
+        <w:pStyle w:val="NormalWeb"/>
+        <w:spacing w:before="0" w:beforeAutospacing="0" w:after="0" w:afterAutospacing="0"/>
+      </w:pPr>
+      <w:r>
+        <w:t xml:space="preserve">Part </w:t>
+      </w:r>
+      <w:r>
+        <w:rPr>
+          <w:rFonts w:hint="cs"/>
+          <w:rtl/>
+        </w:rPr>
+        <w:t>9</w:t>
+      </w:r>
+      <w:r>
+        <w:t xml:space="preserve">: </w:t>
+      </w:r>
+      <w:r>
+        <w:t>Math</w:t>
+      </w:r>
+    </w:p>
+    <w:p>
+      <w:pPr>
+        <w:pStyle w:val="NormalWeb"/>
+        <w:spacing w:before="0" w:beforeAutospacing="0" w:after="0" w:afterAutospacing="0"/>
+      </w:pPr>
+      <w:r>
+        <w:t xml:space="preserve">Part </w:t>
+      </w:r>
+      <w:r>
+        <w:rPr>
+          <w:rFonts w:hint="cs"/>
+          <w:rtl/>
+        </w:rPr>
+        <w:t>10</w:t>
+      </w:r>
+      <w:r>
+        <w:t xml:space="preserve">: </w:t>
+      </w:r>
+      <w:r>
+        <w:t>Objects</w:t>
+      </w:r>
+    </w:p>
+    <w:p>
+      <w:pPr>
+        <w:pStyle w:val="NormalWeb"/>
+        <w:spacing w:before="0" w:beforeAutospacing="0" w:after="0" w:afterAutospacing="0"/>
+      </w:pPr>
+      <w:r>
+        <w:t xml:space="preserve">Part </w:t>
+      </w:r>
+      <w:r>
+        <w:rPr>
+          <w:rFonts w:hint="cs"/>
+          <w:rtl/>
+        </w:rPr>
+        <w:t>11</w:t>
+      </w:r>
+      <w:r>
+        <w:t xml:space="preserve">: </w:t>
+      </w:r>
+      <w:r>
+        <w:t>Arrays</w:t>
+      </w:r>
+    </w:p>
+    <w:p>
+      <w:pPr>
+        <w:pStyle w:val="NormalWeb"/>
+        <w:spacing w:before="0" w:beforeAutospacing="0" w:after="0" w:afterAutospacing="0"/>
+      </w:pPr>
+      <w:r>
+        <w:t xml:space="preserve">Part </w:t>
+      </w:r>
+      <w:r>
+        <w:rPr>
+          <w:rFonts w:hint="cs"/>
+          <w:rtl/>
+        </w:rPr>
+        <w:t>12</w:t>
+      </w:r>
+      <w:r>
+        <w:t xml:space="preserve">: </w:t>
+      </w:r>
+      <w:r>
+        <w:t>Date and Time</w:t>
+      </w:r>
+    </w:p>
+    <w:p>
+      <w:pPr>
+        <w:pStyle w:val="NormalWeb"/>
+        <w:spacing w:before="0" w:beforeAutospacing="0" w:after="0" w:afterAutospacing="0"/>
+        <w:rPr>
+          <w:rtl/>
+        </w:rPr>
+      </w:pPr>
+      <w:r>
+        <w:t xml:space="preserve">Part </w:t>
+      </w:r>
+      <w:r>
+        <w:rPr>
+          <w:rFonts w:hint="cs"/>
+          <w:rtl/>
+        </w:rPr>
+        <w:t>13</w:t>
+      </w:r>
+      <w:r>
+        <w:t xml:space="preserve">: </w:t>
+      </w:r>
+      <w:r>
+        <w:t>Conditional Statements</w:t>
+      </w:r>
+    </w:p>
+    <w:p>
+      <w:pPr>
+        <w:pStyle w:val="NormalWeb"/>
+        <w:spacing w:before="0" w:beforeAutospacing="0" w:after="0" w:afterAutospacing="0"/>
+        <w:rPr>
+          <w:rtl/>
+        </w:rPr>
+      </w:pPr>
+      <w:r>
+        <w:t xml:space="preserve">Part </w:t>
+      </w:r>
+      <w:r>
+        <w:rPr>
+          <w:rFonts w:hint="cs"/>
+          <w:rtl/>
+        </w:rPr>
+        <w:t>1</w:t>
+      </w:r>
+      <w:r>
+        <w:rPr>
+          <w:rFonts w:hint="cs"/>
+          <w:rtl/>
+        </w:rPr>
+        <w:t>4</w:t>
+      </w:r>
+      <w:r>
+        <w:t xml:space="preserve">: </w:t>
+      </w:r>
+      <w:r>
+        <w:t>Switch Case</w:t>
+      </w:r>
+    </w:p>
+    <w:p>
+      <w:pPr>
+        <w:pStyle w:val="NormalWeb"/>
+        <w:spacing w:before="0" w:beforeAutospacing="0" w:after="0" w:afterAutospacing="0"/>
+      </w:pPr>
+      <w:r>
+        <w:t xml:space="preserve">Part </w:t>
+      </w:r>
+      <w:r>
+        <w:rPr>
+          <w:rFonts w:hint="cs"/>
+          <w:rtl/>
+        </w:rPr>
+        <w:t>1</w:t>
+      </w:r>
+      <w:r>
+        <w:rPr>
+          <w:rFonts w:hint="cs"/>
+          <w:rtl/>
+        </w:rPr>
+        <w:t>5</w:t>
+      </w:r>
+      <w:r>
+        <w:t xml:space="preserve">: </w:t>
+      </w:r>
+      <w:r>
+        <w:t>Looping in JS</w:t>
+      </w:r>
+    </w:p>
+    <w:p>
+      <w:pPr>
+        <w:pStyle w:val="NormalWeb"/>
+        <w:spacing w:before="0" w:beforeAutospacing="0" w:after="0" w:afterAutospacing="0"/>
+      </w:pPr>
+      <w:r>
+        <w:t xml:space="preserve">Part </w:t>
+      </w:r>
+      <w:r>
+        <w:rPr>
+          <w:rFonts w:hint="cs"/>
+          <w:rtl/>
+        </w:rPr>
+        <w:t>1</w:t>
+      </w:r>
+      <w:r>
+        <w:rPr>
+          <w:rFonts w:hint="cs"/>
+          <w:rtl/>
+        </w:rPr>
+        <w:t>6</w:t>
+      </w:r>
+      <w:r>
+        <w:t>: Functions and Methods</w:t>
+      </w:r>
+    </w:p>
+    <w:p>
+      <w:pPr>
+        <w:rPr>
+          <w:rFonts w:cs="B Mitra"/>
+          <w:sz w:val="28"/>
+          <w:szCs w:val="28"/>
+          <w:rtl/>
+          <w:lang w:bidi="fa-IR"/>
+        </w:rPr>
+      </w:pPr>
+    </w:p>
+    <w:p>
+      <w:pPr>
+        <w:spacing w:after="0"/>
+      </w:pPr>
+      <w:r>
+        <w:rPr>
+          <w:rStyle w:val="Strong"/>
+        </w:rPr>
+        <w:t>Chapter 4: The C# Language (</w:t>
+      </w:r>
+      <w:r>
+        <w:rPr>
+          <w:rStyle w:val="Strong"/>
+          <w:highlight w:val="yellow"/>
+        </w:rPr>
+        <w:t>48</w:t>
+      </w:r>
+      <w:r>
+        <w:rPr>
+          <w:rStyle w:val="Strong"/>
+        </w:rPr>
+        <w:t xml:space="preserve"> hrs.)</w:t>
+      </w:r>
+      <w:r>
+        <w:rPr>
+          <w:b/>
+          <w:bCs/>
+        </w:rPr>
+        <w:br/>
+      </w:r>
+      <w:r>
+        <w:t>Part 1: Introducing C# and .NET Platform</w:t>
+      </w:r>
+      <w:r>
+        <w:br/>
+        <w:t>Part 2: Variables and Expressions</w:t>
+      </w:r>
+      <w:r>
+        <w:br/>
+        <w:t>Part :3 Flow Controls</w:t>
+      </w:r>
+      <w:r>
+        <w:br/>
+        <w:t>Part 4: Functions and Methods</w:t>
+      </w:r>
+      <w:r>
+        <w:br/>
+        <w:t>Part 5: Debugging and Error Handling</w:t>
+      </w:r>
+      <w:r>
+        <w:br/>
+        <w:t>Part 6: Generics</w:t>
+      </w:r>
+      <w:r>
+        <w:br/>
+        <w:t>Part 7: Defining Class and Class Members</w:t>
+      </w:r>
+      <w:r>
+        <w:br/>
+        <w:t>Part 8: Delegates, Lambdas and Events</w:t>
+      </w:r>
+      <w:r>
+        <w:br/>
+        <w:t>Part 9: Collections, Special Collections, Comparisons and Conversions</w:t>
+      </w:r>
+      <w:r>
+        <w:br/>
+        <w:t>Part 10: Introduction to Object-Oriented Programming</w:t>
+      </w:r>
+    </w:p>
+    <w:p>
+      <w:r>
+        <w:t>Part 11: OOP In Action</w:t>
+      </w:r>
+    </w:p>
+    <w:p>
+      <w:pPr>
+        <w:rPr>
+          <w:rFonts w:cs="B Mitra"/>
+          <w:sz w:val="28"/>
+          <w:szCs w:val="28"/>
+          <w:lang w:bidi="fa-IR"/>
+        </w:rPr>
+      </w:pPr>
+    </w:p>
+    <w:p>
+      <w:pPr>
+        <w:spacing w:after="0"/>
+      </w:pPr>
+      <w:r>
+        <w:rPr>
+          <w:rStyle w:val="Strong"/>
+        </w:rPr>
+        <w:t xml:space="preserve">Chapter </w:t>
+      </w:r>
+      <w:r>
+        <w:rPr>
+          <w:rStyle w:val="Strong"/>
+        </w:rPr>
+        <w:t>5</w:t>
+      </w:r>
+      <w:r>
+        <w:rPr>
+          <w:rStyle w:val="Strong"/>
+        </w:rPr>
+        <w:t>: Design and Implementation Database for developers (SQL Server 2017) (</w:t>
+      </w:r>
+      <w:r>
+        <w:rPr>
+          <w:rStyle w:val="Strong"/>
+        </w:rPr>
+        <w:t>8</w:t>
+      </w:r>
+      <w:r>
+        <w:rPr>
+          <w:rStyle w:val="Strong"/>
+        </w:rPr>
+        <w:t xml:space="preserve"> hrs.)</w:t>
+      </w:r>
+      <w:r>
+        <w:rPr>
+          <w:b/>
+          <w:bCs/>
+        </w:rPr>
+        <w:br/>
+      </w:r>
+      <w:r>
+        <w:t>Part 1: Introduction to SQL Server</w:t>
+      </w:r>
+      <w:r>
+        <w:br/>
+        <w:t xml:space="preserve">Part 2: </w:t>
+      </w:r>
+      <w:r>
+        <w:t>Installing SQL</w:t>
+      </w:r>
+    </w:p>
+    <w:p>
+      <w:r>
+        <w:t xml:space="preserve">Part 3: </w:t>
+      </w:r>
+      <w:r>
+        <w:t>Create Database and managing files</w:t>
+      </w:r>
+      <w:r>
+        <w:br/>
+        <w:t xml:space="preserve">Part </w:t>
+      </w:r>
+      <w:r>
+        <w:t>4</w:t>
+      </w:r>
+      <w:r>
+        <w:t>: Design Database concepts</w:t>
+      </w:r>
+      <w:r>
+        <w:br/>
+        <w:t xml:space="preserve">Part </w:t>
+      </w:r>
+      <w:r>
+        <w:t>5</w:t>
+      </w:r>
+      <w:r>
+        <w:t xml:space="preserve">: </w:t>
+      </w:r>
+      <w:r>
+        <w:t>SQL Query (CRUD)</w:t>
+      </w:r>
+      <w:r>
+        <w:br/>
+      </w:r>
+    </w:p>
+    <w:p>
+      <w:pPr>
+        <w:spacing w:after="0"/>
+      </w:pPr>
+      <w:r>
+        <w:rPr>
+          <w:rStyle w:val="Strong"/>
+        </w:rPr>
+        <w:t xml:space="preserve">Chapter </w:t>
+      </w:r>
+      <w:r>
+        <w:rPr>
+          <w:rStyle w:val="Strong"/>
+        </w:rPr>
+        <w:t>6</w:t>
+      </w:r>
+      <w:r>
+        <w:rPr>
+          <w:rStyle w:val="Strong"/>
+        </w:rPr>
+        <w:t xml:space="preserve">: </w:t>
+      </w:r>
+      <w:r>
+        <w:rPr>
+          <w:rStyle w:val="Strong"/>
+        </w:rPr>
+        <w:t>Entity Framework Code First and LINQ</w:t>
+      </w:r>
+      <w:r>
+        <w:rPr>
+          <w:rStyle w:val="Strong"/>
+        </w:rPr>
+        <w:t xml:space="preserve"> (</w:t>
+      </w:r>
+      <w:r>
+        <w:rPr>
+          <w:rStyle w:val="Strong"/>
+        </w:rPr>
+        <w:t>20</w:t>
+      </w:r>
+      <w:r>
+        <w:rPr>
+          <w:rStyle w:val="Strong"/>
+        </w:rPr>
+        <w:t xml:space="preserve"> hrs.)</w:t>
+      </w:r>
+      <w:r>
+        <w:rPr>
+          <w:b/>
+          <w:bCs/>
+        </w:rPr>
+        <w:br/>
+      </w:r>
+      <w:r>
+        <w:t xml:space="preserve">Part 1: Introduction to </w:t>
+      </w:r>
+      <w:r>
+        <w:t>Entity Framework</w:t>
+      </w:r>
+      <w:r>
+        <w:br/>
+        <w:t xml:space="preserve">Part 2: </w:t>
+      </w:r>
+      <w:r>
+        <w:t>Entity Framework Code First</w:t>
+      </w:r>
+    </w:p>
+    <w:p>
+      <w:pPr>
+        <w:spacing w:after="0"/>
+      </w:pPr>
+      <w:r>
+        <w:lastRenderedPageBreak/>
+        <w:t xml:space="preserve">Part 3: </w:t>
+      </w:r>
+      <w:r>
+        <w:t>Create entity objects</w:t>
+      </w:r>
+      <w:r>
+        <w:br/>
+        <w:t xml:space="preserve">Part 4: </w:t>
+      </w:r>
+      <w:r>
+        <w:t>Create context</w:t>
+      </w:r>
+      <w:r>
+        <w:br/>
+        <w:t xml:space="preserve">Part 5: </w:t>
+      </w:r>
+      <w:r>
+        <w:t>One to one relation</w:t>
+      </w:r>
+    </w:p>
+    <w:p>
+      <w:pPr>
+        <w:spacing w:after="0"/>
+      </w:pPr>
+      <w:r>
+        <w:t xml:space="preserve">Part </w:t>
+      </w:r>
+      <w:r>
+        <w:t>6</w:t>
+      </w:r>
+      <w:r>
+        <w:t xml:space="preserve">: One to </w:t>
+      </w:r>
+      <w:r>
+        <w:t>many</w:t>
+      </w:r>
+      <w:r>
+        <w:t xml:space="preserve"> relation</w:t>
+      </w:r>
+    </w:p>
+    <w:p>
+      <w:pPr>
+        <w:spacing w:after="0"/>
+      </w:pPr>
+      <w:r>
+        <w:t xml:space="preserve">Part </w:t>
+      </w:r>
+      <w:r>
+        <w:t>7</w:t>
+      </w:r>
+      <w:r>
+        <w:t xml:space="preserve">: </w:t>
+      </w:r>
+      <w:r>
+        <w:t>Many</w:t>
+      </w:r>
+      <w:r>
+        <w:t xml:space="preserve"> to </w:t>
+      </w:r>
+      <w:r>
+        <w:t>many</w:t>
+      </w:r>
+      <w:r>
+        <w:t xml:space="preserve"> relation</w:t>
+      </w:r>
+    </w:p>
+    <w:p>
+      <w:pPr>
+        <w:spacing w:after="0"/>
+      </w:pPr>
+      <w:r>
+        <w:t xml:space="preserve">Part </w:t>
+      </w:r>
+      <w:r>
+        <w:t>8</w:t>
+      </w:r>
+      <w:r>
+        <w:t xml:space="preserve">: </w:t>
+      </w:r>
+      <w:r>
+        <w:t>Migration</w:t>
+      </w:r>
+    </w:p>
+    <w:p>
+      <w:pPr>
+        <w:spacing w:after="0"/>
+      </w:pPr>
+      <w:r>
+        <w:t xml:space="preserve">Part </w:t>
+      </w:r>
+      <w:r>
+        <w:t>9</w:t>
+      </w:r>
+      <w:r>
+        <w:t xml:space="preserve">: </w:t>
+      </w:r>
+      <w:r>
+        <w:t xml:space="preserve">Entity </w:t>
+      </w:r>
+      <w:r>
+        <w:t>properties</w:t>
+      </w:r>
+    </w:p>
+    <w:p>
+      <w:pPr>
+        <w:spacing w:after="0"/>
+      </w:pPr>
+      <w:r>
+        <w:t xml:space="preserve">Part </w:t>
+      </w:r>
+      <w:r>
+        <w:t>10</w:t>
+      </w:r>
+      <w:r>
+        <w:t>: LINQ</w:t>
+      </w:r>
+    </w:p>
+    <w:p/>
+    <w:p>
+      <w:r>
+        <w:rPr>
+          <w:rStyle w:val="Strong"/>
+        </w:rPr>
+        <w:t>Chapter 5: Advanced C# (44 hrs.)</w:t>
+      </w:r>
+      <w:r>
+        <w:rPr>
+          <w:b/>
+          <w:bCs/>
+        </w:rPr>
+        <w:br/>
+      </w:r>
+      <w:r>
+        <w:t>Part 1: Working with Assemblies, Building Class Libraries</w:t>
+      </w:r>
+      <w:r>
+        <w:br/>
+        <w:t>Part 2: Multi-Tired Application Programming</w:t>
+      </w:r>
+      <w:r>
+        <w:br/>
+        <w:t>Part 3: Implement Security Concepts</w:t>
+      </w:r>
+      <w:r>
+        <w:br/>
+        <w:t>Part 4: Exception Handling</w:t>
+      </w:r>
+      <w:r>
+        <w:br/>
+        <w:t>Part 5: Asynchronous Programming</w:t>
+      </w:r>
+      <w:r>
+        <w:br/>
+        <w:t>Part 6: Task and Parallel Programming</w:t>
+      </w:r>
+      <w:r>
+        <w:br/>
+        <w:t>Part 7: Reflection, Metadata and Dynamic Programming</w:t>
+      </w:r>
+      <w:r>
+        <w:br/>
+        <w:t>Part 8: Serialize and Deserialize Data</w:t>
+      </w:r>
+      <w:r>
+        <w:br/>
+        <w:t>Part 9: Localization and Globalization</w:t>
+      </w:r>
+      <w:r>
+        <w:br/>
+        <w:t>Part 10: Windows Communication Foundation (WCF)</w:t>
+      </w:r>
+      <w:r>
+        <w:br/>
+        <w:t>Part 11: Testing</w:t>
+      </w:r>
+    </w:p>
+    <w:p/>
+    <w:p>
+      <w:pPr>
+        <w:rPr>
+          <w:rFonts w:cs="B Mitra"/>
+          <w:sz w:val="28"/>
+          <w:szCs w:val="28"/>
+          <w:lang w:bidi="fa-IR"/>
+        </w:rPr>
+      </w:pPr>
+    </w:p>
+    <w:p>
+      <w:r>
+        <w:rPr>
+          <w:rStyle w:val="Strong"/>
+        </w:rPr>
+        <w:t>Chapter 7: ADO.NET Entity Framework (Code First Approach) (24 hrs.)</w:t>
+      </w:r>
+      <w:r>
+        <w:rPr>
+          <w:b/>
+          <w:bCs/>
+        </w:rPr>
+        <w:br/>
+      </w:r>
+      <w:r>
+        <w:t>Part 1: Introduction of data model</w:t>
+      </w:r>
+      <w:r>
+        <w:br/>
+        <w:t>Part 2: Creating Domain objects (POCO) and Configuration</w:t>
+      </w:r>
+      <w:r>
+        <w:br/>
+        <w:t>Part 3: Managing Database with EF Code First</w:t>
+      </w:r>
+      <w:r>
+        <w:br/>
+        <w:t>Part 4: Fitting EF concepts in Multi-Tired Application Programming</w:t>
+      </w:r>
+      <w:r>
+        <w:br/>
+        <w:t>Part 5: Advanced topics</w:t>
+      </w:r>
+      <w:r>
+        <w:br/>
+        <w:t>  </w:t>
+      </w:r>
+      <w:r>
+        <w:sym w:font="Symbol" w:char="F0A7"/>
+      </w:r>
+      <w:r>
+        <w:t xml:space="preserve"> Mapping Stored Procedures</w:t>
+      </w:r>
+      <w:r>
+        <w:br/>
+        <w:t>  </w:t>
+      </w:r>
+      <w:r>
+        <w:sym w:font="Symbol" w:char="F0A7"/>
+      </w:r>
+      <w:r>
+        <w:t xml:space="preserve"> Managing Transactions</w:t>
+      </w:r>
+      <w:r>
+        <w:br/>
+        <w:t>  </w:t>
+      </w:r>
+      <w:r>
+        <w:sym w:font="Symbol" w:char="F0A7"/>
+      </w:r>
+      <w:r>
+        <w:t xml:space="preserve"> Calling Database objects</w:t>
+      </w:r>
+    </w:p>
+    <w:p/>
+    <w:p>
+      <w:r>
+        <w:rPr>
+          <w:rStyle w:val="Strong"/>
+        </w:rPr>
+        <w:t>Chapter 8: Web Fundamentals (20 hrs.)</w:t>
+      </w:r>
+      <w:r>
+        <w:rPr>
+          <w:b/>
+          <w:bCs/>
+        </w:rPr>
+        <w:br/>
+      </w:r>
+      <w:r>
+        <w:t>Part 1: Introduction to web instructor</w:t>
+      </w:r>
+      <w:r>
+        <w:br/>
+        <w:t>Part 2: Introduction to web request and response</w:t>
+      </w:r>
+      <w:r>
+        <w:br/>
+        <w:t>Part 3: Creating web pages (XHTML) with HTML elements</w:t>
+      </w:r>
+      <w:r>
+        <w:br/>
+        <w:t>Part 4: Styling web pages with Custom Style Sheet (CSS)</w:t>
+      </w:r>
+    </w:p>
+    <w:p/>
+    <w:p/>
+    <w:p>
+      <w:r>
+        <w:rPr>
+          <w:rStyle w:val="Strong"/>
+        </w:rPr>
+        <w:t>Chapter 10: JavaScript and jQuery (16 hrs.)</w:t>
+      </w:r>
+      <w:r>
+        <w:rPr>
+          <w:b/>
+          <w:bCs/>
+        </w:rPr>
+        <w:br/>
+      </w:r>
+      <w:r>
+        <w:t>Part 1: Introduction to JavaScript</w:t>
+      </w:r>
+      <w:r>
+        <w:br/>
+        <w:t>Part 2: Communicating with Server and Remote Server</w:t>
+      </w:r>
+      <w:r>
+        <w:br/>
+        <w:t>Part 3: Object-Oriented concepts with JavaScript</w:t>
+      </w:r>
+      <w:r>
+        <w:br/>
+        <w:t>Part 4: Introduction to jQuery</w:t>
+      </w:r>
+      <w:r>
+        <w:br/>
+        <w:t>Part 5: Ajax concepts with JavaScript and jQuery</w:t>
+      </w:r>
+      <w:r>
+        <w:br/>
+        <w:t>Part 6: Extending controls with jQuery Plugins</w:t>
+      </w:r>
+      <w:r>
+        <w:br/>
+        <w:t>Part 7: Adding offline support to web applications</w:t>
+      </w:r>
+    </w:p>
+    <w:p/>
+    <w:p>
+      <w:r>
+        <w:rPr>
+          <w:rStyle w:val="Strong"/>
+        </w:rPr>
+        <w:t>Chapter 12: ASP.NET MVC (40 hrs.)</w:t>
+      </w:r>
+      <w:r>
+        <w:rPr>
+          <w:b/>
+          <w:bCs/>
+        </w:rPr>
+        <w:br/>
+      </w:r>
+      <w:r>
+        <w:t>Part 1: Introduction to MVC Architecture</w:t>
+      </w:r>
+      <w:r>
+        <w:br/>
+        <w:t>Part 2: ASP.NET MVC Versus ASP.NET</w:t>
+      </w:r>
+      <w:r>
+        <w:br/>
+        <w:t>Part 3: Introduction to MVC conventions</w:t>
+      </w:r>
+      <w:r>
+        <w:br/>
+        <w:t>Part 4: Introduction to MVC Routing</w:t>
+      </w:r>
+      <w:r>
+        <w:br/>
+        <w:t>Part 5: Creating and using Controllers</w:t>
+      </w:r>
+      <w:r>
+        <w:br/>
+        <w:t>Part 6: Creating and using Models</w:t>
+      </w:r>
+      <w:r>
+        <w:br/>
+        <w:t>Part 7: Creating and using Views</w:t>
+      </w:r>
+      <w:r>
+        <w:br/>
+        <w:t>Part 8: Using MVC Extendibility points</w:t>
+      </w:r>
+      <w:r>
+        <w:br/>
+        <w:t>  </w:t>
+      </w:r>
+      <w:r>
+        <w:sym w:font="Symbol" w:char="F0A7"/>
+      </w:r>
+      <w:r>
+        <w:t xml:space="preserve"> Using MVC Filters</w:t>
+      </w:r>
+      <w:r>
+        <w:br/>
+        <w:t>  </w:t>
+      </w:r>
+      <w:r>
+        <w:sym w:font="Symbol" w:char="F0A7"/>
+      </w:r>
+      <w:r>
+        <w:t xml:space="preserve"> Using custom view engine and Customizing Razor View Engine</w:t>
+      </w:r>
+      <w:r>
+        <w:br/>
+        <w:t>  </w:t>
+      </w:r>
+      <w:r>
+        <w:sym w:font="Symbol" w:char="F0A7"/>
+      </w:r>
+      <w:r>
+        <w:t xml:space="preserve"> Using Model Bindings</w:t>
+      </w:r>
+      <w:r>
+        <w:br/>
+        <w:t>  </w:t>
+      </w:r>
+      <w:r>
+        <w:sym w:font="Symbol" w:char="F0A7"/>
+      </w:r>
+      <w:r>
+        <w:t xml:space="preserve"> Using Advanced Routing (Register Routing)</w:t>
+      </w:r>
+      <w:r>
+        <w:br/>
+        <w:t>Part 9: Introduction to Globalization and Localization</w:t>
+      </w:r>
+      <w:r>
+        <w:br/>
+        <w:t>Part 10: Design and Implement Security</w:t>
+      </w:r>
+      <w:r>
+        <w:br/>
+        <w:t>  </w:t>
+      </w:r>
+      <w:r>
+        <w:sym w:font="Symbol" w:char="F0A7"/>
+      </w:r>
+      <w:r>
+        <w:t xml:space="preserve"> Using ASP.NET Identity</w:t>
+      </w:r>
+      <w:r>
+        <w:br/>
+        <w:t>  </w:t>
+      </w:r>
+      <w:r>
+        <w:sym w:font="Symbol" w:char="F0A7"/>
+      </w:r>
+      <w:r>
+        <w:t xml:space="preserve"> Using Role Membership Authorization</w:t>
+      </w:r>
+      <w:r>
+        <w:br/>
+        <w:t>  </w:t>
+      </w:r>
+      <w:r>
+        <w:sym w:font="Symbol" w:char="F0A7"/>
+      </w:r>
+      <w:r>
+        <w:t xml:space="preserve"> Using Claim Base Authorization</w:t>
+      </w:r>
+      <w:r>
+        <w:br/>
+        <w:t>  </w:t>
+      </w:r>
+      <w:r>
+        <w:sym w:font="Symbol" w:char="F0A7"/>
+      </w:r>
+      <w:r>
+        <w:t xml:space="preserve"> Customizing ASP.NET Identity</w:t>
+      </w:r>
+      <w:r>
+        <w:br/>
+        <w:t>Part 11: Using Ajax and Ajax Helpers</w:t>
+      </w:r>
+      <w:r>
+        <w:br/>
+        <w:t>Part 12: Using MVC Scaffolding and Customization</w:t>
+      </w:r>
+    </w:p>
+    <w:p/>
+    <w:p>
+      <w:pPr>
+        <w:pStyle w:val="Heading3"/>
+      </w:pPr>
+      <w:r>
+        <w:t>MODULE 4: Bootstrap</w:t>
+      </w:r>
+    </w:p>
+    <w:p>
+      <w:pPr>
+        <w:pStyle w:val="NormalWeb"/>
+      </w:pPr>
+      <w:r>
+        <w:t>1. To use Bootstrap's predefined classes and Bootstrap's grid system</w:t>
+      </w:r>
+    </w:p>
+    <w:p>
+      <w:pPr>
+        <w:pStyle w:val="NormalWeb"/>
+      </w:pPr>
+      <w:r>
+        <w:t>2. To create responsive navbars</w:t>
+      </w:r>
+    </w:p>
+    <w:p>
+      <w:pPr>
+        <w:pStyle w:val="NormalWeb"/>
+      </w:pPr>
+      <w:r>
+        <w:t>3. To style typography, tables, and forms with Bootstrap</w:t>
+      </w:r>
+    </w:p>
+    <w:p>
+      <w:pPr>
+        <w:pStyle w:val="NormalWeb"/>
+      </w:pPr>
+      <w:r>
+        <w:t>4. To use the most popular Bootstrap components</w:t>
+      </w:r>
+    </w:p>
+    <w:p>
+      <w:pPr>
+        <w:pStyle w:val="NormalWeb"/>
+      </w:pPr>
+      <w:r>
+        <w:lastRenderedPageBreak/>
+        <w:t>5. To use an array of Bootstrap Utilities</w:t>
+      </w:r>
+    </w:p>
+    <w:p>
+      <w:pPr>
+        <w:pStyle w:val="NormalWeb"/>
+      </w:pPr>
+    </w:p>
+    <w:p>
+      <w:pPr>
+        <w:pStyle w:val="NormalWeb"/>
+      </w:pPr>
+    </w:p>
+    <w:p>
+      <w:pPr>
+        <w:pStyle w:val="NormalWeb"/>
+      </w:pPr>
+    </w:p>
+    <w:p>
+      <w:pPr>
+        <w:pStyle w:val="NormalWeb"/>
+      </w:pPr>
+    </w:p>
+    <w:p>
+      <w:pPr>
+        <w:pStyle w:val="NormalWeb"/>
+      </w:pPr>
+      <w:r>
+        <w:t xml:space="preserve">MODULE 4: </w:t>
+      </w:r>
+      <w:r>
+        <w:t>Other</w:t>
+      </w:r>
+    </w:p>
+    <w:p>
+      <w:pPr>
+        <w:pStyle w:val="NormalWeb"/>
+      </w:pPr>
+      <w:r>
+        <w:t>Localization</w:t>
+      </w:r>
+    </w:p>
+    <w:p>
+      <w:pPr>
+        <w:pStyle w:val="NormalWeb"/>
+      </w:pPr>
+      <w:r>
+        <w:t>Git</w:t>
+      </w:r>
+    </w:p>
+    <w:p>
+      <w:pPr>
+        <w:pStyle w:val="NormalWeb"/>
+      </w:pPr>
+      <w:r>
+        <w:t>Authentication</w:t>
+      </w:r>
+    </w:p>
+    <w:p>
+      <w:pPr>
+        <w:pStyle w:val="NormalWeb"/>
+      </w:pPr>
+      <w:r>
+        <w:t>Authorization</w:t>
+      </w:r>
+    </w:p>
+    <w:p>
+      <w:pPr>
+        <w:pStyle w:val="NormalWeb"/>
+      </w:pPr>
+    </w:p>
+    <w:p>
+      <w:pPr>
+        <w:rPr>
+          <w:rFonts w:cs="B Mitra"/>
+          <w:sz w:val="28"/>
+          <w:szCs w:val="28"/>
+          <w:rtl/>
+          <w:lang w:bidi="fa-IR"/>
+        </w:rPr>
+      </w:pPr>
     </w:p>
     <w:sectPr>
       <w:pgSz w:w="12240" w:h="15840"/>
@@ -4239,7 +7779,7 @@
         <w:rFonts w:hint="default"/>
       </w:rPr>
     </w:lvl>
-    <w:lvl w:ilvl="1" w:tplc="04090019" w:tentative="1">
+    <w:lvl w:ilvl="1" w:tplc="04090019">
       <w:start w:val="1"/>
       <w:numFmt w:val="lowerLetter"/>
       <w:lvlText w:val="%2."/>
@@ -4741,6 +8281,69 @@
     <w:name w:val="Normal"/>
     <w:qFormat/>
   </w:style>
+  <w:style w:type="paragraph" w:styleId="Heading1">
+    <w:name w:val="heading 1"/>
+    <w:basedOn w:val="Normal"/>
+    <w:next w:val="Normal"/>
+    <w:link w:val="Heading1Char"/>
+    <w:uiPriority w:val="9"/>
+    <w:qFormat/>
+    <w:rsid w:val="00512BF3"/>
+    <w:pPr>
+      <w:keepNext/>
+      <w:keepLines/>
+      <w:spacing w:before="240" w:after="0"/>
+      <w:outlineLvl w:val="0"/>
+    </w:pPr>
+    <w:rPr>
+      <w:rFonts w:asciiTheme="majorHAnsi" w:eastAsiaTheme="majorEastAsia" w:hAnsiTheme="majorHAnsi" w:cstheme="majorBidi"/>
+      <w:color w:val="2F5496" w:themeColor="accent1" w:themeShade="BF"/>
+      <w:sz w:val="32"/>
+      <w:szCs w:val="32"/>
+    </w:rPr>
+  </w:style>
+  <w:style w:type="paragraph" w:styleId="Heading2">
+    <w:name w:val="heading 2"/>
+    <w:basedOn w:val="Normal"/>
+    <w:link w:val="Heading2Char"/>
+    <w:uiPriority w:val="9"/>
+    <w:qFormat/>
+    <w:rsid w:val="00F457E5"/>
+    <w:pPr>
+      <w:spacing w:before="100" w:beforeAutospacing="1" w:after="100" w:afterAutospacing="1" w:line="240" w:lineRule="auto"/>
+      <w:outlineLvl w:val="1"/>
+    </w:pPr>
+    <w:rPr>
+      <w:rFonts w:ascii="Times New Roman" w:eastAsia="Times New Roman" w:hAnsi="Times New Roman" w:cs="Times New Roman"/>
+      <w:b/>
+      <w:bCs/>
+      <w:sz w:val="36"/>
+      <w:szCs w:val="36"/>
+    </w:rPr>
+  </w:style>
+  <w:style w:type="paragraph" w:styleId="Heading3">
+    <w:name w:val="heading 3"/>
+    <w:basedOn w:val="Normal"/>
+    <w:next w:val="Normal"/>
+    <w:link w:val="Heading3Char"/>
+    <w:uiPriority w:val="9"/>
+    <w:semiHidden/>
+    <w:unhideWhenUsed/>
+    <w:qFormat/>
+    <w:rsid w:val="00042399"/>
+    <w:pPr>
+      <w:keepNext/>
+      <w:keepLines/>
+      <w:spacing w:before="40" w:after="0"/>
+      <w:outlineLvl w:val="2"/>
+    </w:pPr>
+    <w:rPr>
+      <w:rFonts w:asciiTheme="majorHAnsi" w:eastAsiaTheme="majorEastAsia" w:hAnsiTheme="majorHAnsi" w:cstheme="majorBidi"/>
+      <w:color w:val="1F3763" w:themeColor="accent1" w:themeShade="7F"/>
+      <w:sz w:val="24"/>
+      <w:szCs w:val="24"/>
+    </w:rPr>
+  </w:style>
   <w:style w:type="character" w:default="1" w:styleId="DefaultParagraphFont">
     <w:name w:val="Default Paragraph Font"/>
     <w:uiPriority w:val="1"/>
@@ -4873,6 +8476,73 @@
         <w:shd w:val="clear" w:color="auto" w:fill="DEEAF6" w:themeFill="accent5" w:themeFillTint="33"/>
       </w:tcPr>
     </w:tblStylePr>
+  </w:style>
+  <w:style w:type="character" w:customStyle="1" w:styleId="Heading2Char">
+    <w:name w:val="Heading 2 Char"/>
+    <w:basedOn w:val="DefaultParagraphFont"/>
+    <w:link w:val="Heading2"/>
+    <w:uiPriority w:val="9"/>
+    <w:rsid w:val="00F457E5"/>
+    <w:rPr>
+      <w:rFonts w:ascii="Times New Roman" w:eastAsia="Times New Roman" w:hAnsi="Times New Roman" w:cs="Times New Roman"/>
+      <w:b/>
+      <w:bCs/>
+      <w:sz w:val="36"/>
+      <w:szCs w:val="36"/>
+    </w:rPr>
+  </w:style>
+  <w:style w:type="character" w:styleId="Strong">
+    <w:name w:val="Strong"/>
+    <w:basedOn w:val="DefaultParagraphFont"/>
+    <w:uiPriority w:val="22"/>
+    <w:qFormat/>
+    <w:rsid w:val="00F457E5"/>
+    <w:rPr>
+      <w:b/>
+      <w:bCs/>
+    </w:rPr>
+  </w:style>
+  <w:style w:type="paragraph" w:styleId="NormalWeb">
+    <w:name w:val="Normal (Web)"/>
+    <w:basedOn w:val="Normal"/>
+    <w:uiPriority w:val="99"/>
+    <w:unhideWhenUsed/>
+    <w:rsid w:val="00FB0CBC"/>
+    <w:pPr>
+      <w:spacing w:before="100" w:beforeAutospacing="1" w:after="100" w:afterAutospacing="1" w:line="240" w:lineRule="auto"/>
+    </w:pPr>
+    <w:rPr>
+      <w:rFonts w:ascii="Times New Roman" w:eastAsia="Times New Roman" w:hAnsi="Times New Roman" w:cs="Times New Roman"/>
+      <w:sz w:val="24"/>
+      <w:szCs w:val="24"/>
+    </w:rPr>
+  </w:style>
+  <w:style w:type="character" w:customStyle="1" w:styleId="Heading1Char">
+    <w:name w:val="Heading 1 Char"/>
+    <w:basedOn w:val="DefaultParagraphFont"/>
+    <w:link w:val="Heading1"/>
+    <w:uiPriority w:val="9"/>
+    <w:rsid w:val="00512BF3"/>
+    <w:rPr>
+      <w:rFonts w:asciiTheme="majorHAnsi" w:eastAsiaTheme="majorEastAsia" w:hAnsiTheme="majorHAnsi" w:cstheme="majorBidi"/>
+      <w:color w:val="2F5496" w:themeColor="accent1" w:themeShade="BF"/>
+      <w:sz w:val="32"/>
+      <w:szCs w:val="32"/>
+    </w:rPr>
+  </w:style>
+  <w:style w:type="character" w:customStyle="1" w:styleId="Heading3Char">
+    <w:name w:val="Heading 3 Char"/>
+    <w:basedOn w:val="DefaultParagraphFont"/>
+    <w:link w:val="Heading3"/>
+    <w:uiPriority w:val="9"/>
+    <w:semiHidden/>
+    <w:rsid w:val="00042399"/>
+    <w:rPr>
+      <w:rFonts w:asciiTheme="majorHAnsi" w:eastAsiaTheme="majorEastAsia" w:hAnsiTheme="majorHAnsi" w:cstheme="majorBidi"/>
+      <w:color w:val="1F3763" w:themeColor="accent1" w:themeShade="7F"/>
+      <w:sz w:val="24"/>
+      <w:szCs w:val="24"/>
+    </w:rPr>
   </w:style>
 </w:styles>
 </file>

--- a/لیست دوره ها/فول استک.docx
+++ b/لیست دوره ها/فول استک.docx
@@ -1,13 +1,13 @@
 
 <file path=word/document.xml><?xml version="1.0" encoding="utf-8"?>
-<w:document xmlns:wpc="http://schemas.microsoft.com/office/word/2010/wordprocessingCanvas" xmlns:cx="http://schemas.microsoft.com/office/drawing/2014/chartex" xmlns:cx1="http://schemas.microsoft.com/office/drawing/2015/9/8/chartex" xmlns:cx2="http://schemas.microsoft.com/office/drawing/2015/10/21/chartex" xmlns:cx3="http://schemas.microsoft.com/office/drawing/2016/5/9/chartex" xmlns:cx4="http://schemas.microsoft.com/office/drawing/2016/5/10/chartex" xmlns:cx5="http://schemas.microsoft.com/office/drawing/2016/5/11/chartex" xmlns:cx6="http://schemas.microsoft.com/office/drawing/2016/5/12/chartex" xmlns:cx7="http://schemas.microsoft.com/office/drawing/2016/5/13/chartex" xmlns:cx8="http://schemas.microsoft.com/office/drawing/2016/5/14/chartex" xmlns:mc="http://schemas.openxmlformats.org/markup-compatibility/2006" xmlns:aink="http://schemas.microsoft.com/office/drawing/2016/ink" xmlns:am3d="http://schemas.microsoft.com/office/drawing/2017/model3d" xmlns:o="urn:schemas-microsoft-com:office:office" xmlns:r="http://schemas.openxmlformats.org/officeDocument/2006/relationships" xmlns:m="http://schemas.openxmlformats.org/officeDocument/2006/math" xmlns:v="urn:schemas-microsoft-com:vml" xmlns:wp14="http://schemas.microsoft.com/office/word/2010/wordprocessingDrawing" xmlns:wp="http://schemas.openxmlformats.org/drawingml/2006/wordprocessingDrawing" xmlns:w10="urn:schemas-microsoft-com:office:word" xmlns:w="http://schemas.openxmlformats.org/wordprocessingml/2006/main" xmlns:w14="http://schemas.microsoft.com/office/word/2010/wordml" xmlns:w15="http://schemas.microsoft.com/office/word/2012/wordml" xmlns:w16cex="http://schemas.microsoft.com/office/word/2018/wordml/cex" xmlns:w16cid="http://schemas.microsoft.com/office/word/2016/wordml/cid" xmlns:w16="http://schemas.microsoft.com/office/word/2018/wordml" xmlns:w16sdtdh="http://schemas.microsoft.com/office/word/2020/wordml/sdtdatahash" xmlns:w16se="http://schemas.microsoft.com/office/word/2015/wordml/symex" xmlns:wpg="http://schemas.microsoft.com/office/word/2010/wordprocessingGroup" xmlns:wpi="http://schemas.microsoft.com/office/word/2010/wordprocessingInk" xmlns:wne="http://schemas.microsoft.com/office/word/2006/wordml" xmlns:wps="http://schemas.microsoft.com/office/word/2010/wordprocessingShape" mc:Ignorable="w14 w15 w16se w16cid w16 w16cex w16sdtdh wp14">
+<w:document xmlns:wpc="http://schemas.microsoft.com/office/word/2010/wordprocessingCanvas" xmlns:cx="http://schemas.microsoft.com/office/drawing/2014/chartex" xmlns:cx1="http://schemas.microsoft.com/office/drawing/2015/9/8/chartex" xmlns:cx2="http://schemas.microsoft.com/office/drawing/2015/10/21/chartex" xmlns:cx3="http://schemas.microsoft.com/office/drawing/2016/5/9/chartex" xmlns:cx4="http://schemas.microsoft.com/office/drawing/2016/5/10/chartex" xmlns:cx5="http://schemas.microsoft.com/office/drawing/2016/5/11/chartex" xmlns:cx6="http://schemas.microsoft.com/office/drawing/2016/5/12/chartex" xmlns:cx7="http://schemas.microsoft.com/office/drawing/2016/5/13/chartex" xmlns:cx8="http://schemas.microsoft.com/office/drawing/2016/5/14/chartex" xmlns:mc="http://schemas.openxmlformats.org/markup-compatibility/2006" xmlns:aink="http://schemas.microsoft.com/office/drawing/2016/ink" xmlns:am3d="http://schemas.microsoft.com/office/drawing/2017/model3d" xmlns:o="urn:schemas-microsoft-com:office:office" xmlns:r="http://schemas.openxmlformats.org/officeDocument/2006/relationships" xmlns:m="http://schemas.openxmlformats.org/officeDocument/2006/math" xmlns:v="urn:schemas-microsoft-com:vml" xmlns:wp14="http://schemas.microsoft.com/office/word/2010/wordprocessingDrawing" xmlns:wp="http://schemas.openxmlformats.org/drawingml/2006/wordprocessingDrawing" xmlns:w10="urn:schemas-microsoft-com:office:word" xmlns:w="http://schemas.openxmlformats.org/wordprocessingml/2006/main" xmlns:w14="http://schemas.microsoft.com/office/word/2010/wordml" xmlns:w15="http://schemas.microsoft.com/office/word/2012/wordml" xmlns:w16cex="http://schemas.microsoft.com/office/word/2018/wordml/cex" xmlns:w16cid="http://schemas.microsoft.com/office/word/2016/wordml/cid" xmlns:w16="http://schemas.microsoft.com/office/word/2018/wordml" xmlns:w16se="http://schemas.microsoft.com/office/word/2015/wordml/symex" xmlns:wpg="http://schemas.microsoft.com/office/word/2010/wordprocessingGroup" xmlns:wpi="http://schemas.microsoft.com/office/word/2010/wordprocessingInk" xmlns:wne="http://schemas.microsoft.com/office/word/2006/wordml" xmlns:wps="http://schemas.microsoft.com/office/word/2010/wordprocessingShape" mc:Ignorable="w14 w15 w16se w16cid w16 w16cex wp14">
   <w:body>
     <w:p>
       <w:pPr>
         <w:bidi/>
         <w:jc w:val="center"/>
         <w:rPr>
-          <w:rFonts w:cs="B Mitra"/>
+          <w:rFonts w:cs="B Mitra" w:hint="cs"/>
           <w:sz w:val="28"/>
           <w:szCs w:val="28"/>
           <w:rtl/>
@@ -153,6 +153,77 @@
           <w:lang w:bidi="fa-IR"/>
         </w:rPr>
       </w:pPr>
+      <w:r>
+        <w:rPr>
+          <w:rFonts w:cs="B Mitra" w:hint="cs"/>
+          <w:b/>
+          <w:bCs/>
+          <w:noProof/>
+          <w:sz w:val="44"/>
+          <w:szCs w:val="44"/>
+          <w:rtl/>
+          <w:lang w:val="fa-IR" w:bidi="fa-IR"/>
+        </w:rPr>
+        <mc:AlternateContent>
+          <mc:Choice Requires="wpi">
+            <w:drawing>
+              <wp:anchor distT="0" distB="0" distL="114300" distR="114300" simplePos="0" relativeHeight="251683840" behindDoc="0" locked="0" layoutInCell="1" allowOverlap="1" wp14:anchorId="0153E7E4" wp14:editId="78744D41">
+                <wp:simplePos x="0" y="0"/>
+                <wp:positionH relativeFrom="column">
+                  <wp:posOffset>9464577</wp:posOffset>
+                </wp:positionH>
+                <wp:positionV relativeFrom="paragraph">
+                  <wp:posOffset>545383</wp:posOffset>
+                </wp:positionV>
+                <wp:extent cx="86760" cy="78120"/>
+                <wp:effectExtent l="38100" t="57150" r="46990" b="55245"/>
+                <wp:wrapNone/>
+                <wp:docPr id="3" name="Ink 3"/>
+                <wp:cNvGraphicFramePr/>
+                <a:graphic xmlns:a="http://schemas.openxmlformats.org/drawingml/2006/main">
+                  <a:graphicData uri="http://schemas.microsoft.com/office/word/2010/wordprocessingInk">
+                    <w14:contentPart bwMode="auto" r:id="rId6">
+                      <w14:nvContentPartPr>
+                        <w14:cNvContentPartPr/>
+                      </w14:nvContentPartPr>
+                      <w14:xfrm>
+                        <a:off x="0" y="0"/>
+                        <a:ext cx="86760" cy="78120"/>
+                      </w14:xfrm>
+                    </w14:contentPart>
+                  </a:graphicData>
+                </a:graphic>
+              </wp:anchor>
+            </w:drawing>
+          </mc:Choice>
+          <mc:Fallback>
+            <w:pict>
+              <v:shapetype w14:anchorId="28EEA332" id="_x0000_t75" coordsize="21600,21600" o:spt="75" o:preferrelative="t" path="m@4@5l@4@11@9@11@9@5xe" filled="f" stroked="f">
+                <v:stroke joinstyle="miter"/>
+                <v:formulas>
+                  <v:f eqn="if lineDrawn pixelLineWidth 0"/>
+                  <v:f eqn="sum @0 1 0"/>
+                  <v:f eqn="sum 0 0 @1"/>
+                  <v:f eqn="prod @2 1 2"/>
+                  <v:f eqn="prod @3 21600 pixelWidth"/>
+                  <v:f eqn="prod @3 21600 pixelHeight"/>
+                  <v:f eqn="sum @0 0 1"/>
+                  <v:f eqn="prod @6 1 2"/>
+                  <v:f eqn="prod @7 21600 pixelWidth"/>
+                  <v:f eqn="sum @8 21600 0"/>
+                  <v:f eqn="prod @7 21600 pixelHeight"/>
+                  <v:f eqn="sum @10 21600 0"/>
+                </v:formulas>
+                <v:path o:extrusionok="f" gradientshapeok="t" o:connecttype="rect"/>
+                <o:lock v:ext="edit" aspectratio="t"/>
+              </v:shapetype>
+              <v:shape id="Ink 3" o:spid="_x0000_s1026" type="#_x0000_t75" style="position:absolute;left:0;text-align:left;margin-left:744.55pt;margin-top:42.25pt;width:8.25pt;height:7.55pt;z-index:251683840;visibility:visible;mso-wrap-style:square;mso-wrap-distance-left:9pt;mso-wrap-distance-top:0;mso-wrap-distance-right:9pt;mso-wrap-distance-bottom:0;mso-position-horizontal:absolute;mso-position-horizontal-relative:text;mso-position-vertical:absolute;mso-position-vertical-relative:text" o:gfxdata="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">
+                <v:imagedata r:id="rId7" o:title=""/>
+              </v:shape>
+            </w:pict>
+          </mc:Fallback>
+        </mc:AlternateContent>
+      </w:r>
       <w:r>
         <w:rPr>
           <w:rFonts w:cs="B Mitra" w:hint="cs"/>
@@ -2388,7 +2459,7 @@
                                           </pic:cNvPicPr>
                                         </pic:nvPicPr>
                                         <pic:blipFill>
-                                          <a:blip r:embed="rId6">
+                                          <a:blip r:embed="rId8">
                                             <a:extLst>
                                               <a:ext uri="{28A0092B-C50C-407E-A947-70E740481C1C}">
                                                 <a14:useLocalDpi xmlns:a14="http://schemas.microsoft.com/office/drawing/2010/main" val="0"/>
@@ -2536,7 +2607,7 @@
                                     </pic:cNvPicPr>
                                   </pic:nvPicPr>
                                   <pic:blipFill>
-                                    <a:blip r:embed="rId7">
+                                    <a:blip r:embed="rId8">
                                       <a:extLst>
                                         <a:ext uri="{28A0092B-C50C-407E-A947-70E740481C1C}">
                                           <a14:useLocalDpi xmlns:a14="http://schemas.microsoft.com/office/drawing/2010/main" val="0"/>
@@ -2993,13 +3064,13 @@
         <w:tblLook w:val="04A0" w:firstRow="1" w:lastRow="0" w:firstColumn="1" w:lastColumn="0" w:noHBand="0" w:noVBand="1"/>
       </w:tblPr>
       <w:tblGrid>
-        <w:gridCol w:w="575"/>
-        <w:gridCol w:w="1715"/>
-        <w:gridCol w:w="1559"/>
-        <w:gridCol w:w="1375"/>
-        <w:gridCol w:w="3457"/>
-        <w:gridCol w:w="982"/>
-        <w:gridCol w:w="1131"/>
+        <w:gridCol w:w="574"/>
+        <w:gridCol w:w="1697"/>
+        <w:gridCol w:w="1556"/>
+        <w:gridCol w:w="1371"/>
+        <w:gridCol w:w="3402"/>
+        <w:gridCol w:w="976"/>
+        <w:gridCol w:w="1218"/>
       </w:tblGrid>
       <w:tr>
         <w:trPr>
@@ -4943,85 +5014,6 @@
           </w:p>
         </w:tc>
       </w:tr>
-      <w:tr>
-        <w:trPr>
-          <w:jc w:val="center"/>
-        </w:trPr>
-        <w:tc>
-          <w:tcPr>
-            <w:tcW w:w="546" w:type="dxa"/>
-            <w:vAlign w:val="center"/>
-          </w:tcPr>
-          <w:p>
-            <w:pPr>
-              <w:bidi/>
-              <w:jc w:val="center"/>
-              <w:rPr>
-                <w:rFonts w:cs="B Mitra"/>
-                <w:rtl/>
-                <w:lang w:bidi="fa-IR"/>
-              </w:rPr>
-            </w:pPr>
-            <w:r>
-              <w:rPr>
-                <w:rFonts w:cs="B Mitra" w:hint="cs"/>
-                <w:rtl/>
-                <w:lang w:bidi="fa-IR"/>
-              </w:rPr>
-              <w:t>4</w:t>
-            </w:r>
-          </w:p>
-        </w:tc>
-        <w:tc>
-          <w:tcPr>
-            <w:tcW w:w="1579" w:type="dxa"/>
-            <w:vAlign w:val="center"/>
-          </w:tcPr>
-          <w:p>
-            <w:pPr>
-              <w:bidi/>
-              <w:jc w:val="center"/>
-              <w:rPr>
-                <w:rFonts w:cs="B Mitra"/>
-                <w:rtl/>
-                <w:lang w:bidi="fa-IR"/>
-              </w:rPr>
-            </w:pPr>
-          </w:p>
-        </w:tc>
-        <w:tc>
-          <w:tcPr>
-            <w:tcW w:w="3686" w:type="dxa"/>
-            <w:vAlign w:val="center"/>
-          </w:tcPr>
-          <w:p>
-            <w:pPr>
-              <w:bidi/>
-              <w:rPr>
-                <w:rFonts w:cs="B Mitra"/>
-                <w:rtl/>
-                <w:lang w:bidi="fa-IR"/>
-              </w:rPr>
-            </w:pPr>
-          </w:p>
-        </w:tc>
-        <w:tc>
-          <w:tcPr>
-            <w:tcW w:w="3539" w:type="dxa"/>
-            <w:vAlign w:val="center"/>
-          </w:tcPr>
-          <w:p>
-            <w:pPr>
-              <w:bidi/>
-              <w:rPr>
-                <w:rFonts w:cs="B Mitra"/>
-                <w:rtl/>
-                <w:lang w:bidi="fa-IR"/>
-              </w:rPr>
-            </w:pPr>
-          </w:p>
-        </w:tc>
-      </w:tr>
     </w:tbl>
     <w:p>
       <w:pPr>
@@ -5048,34 +5040,6 @@
         </w:rPr>
         <w:br w:type="page"/>
       </w:r>
-    </w:p>
-    <w:p>
-      <w:pPr>
-        <w:bidi/>
-        <w:rPr>
-          <w:rFonts w:cs="B Mitra"/>
-          <w:b/>
-          <w:bCs/>
-          <w:sz w:val="28"/>
-          <w:szCs w:val="28"/>
-          <w:rtl/>
-          <w:lang w:bidi="fa-IR"/>
-        </w:rPr>
-      </w:pPr>
-    </w:p>
-    <w:p>
-      <w:pPr>
-        <w:bidi/>
-        <w:rPr>
-          <w:rFonts w:cs="B Mitra"/>
-          <w:b/>
-          <w:bCs/>
-          <w:sz w:val="28"/>
-          <w:szCs w:val="28"/>
-          <w:rtl/>
-          <w:lang w:bidi="fa-IR"/>
-        </w:rPr>
-      </w:pPr>
     </w:p>
     <w:p>
       <w:pPr>
@@ -5577,19 +5541,7 @@
         <w:rPr>
           <w:rStyle w:val="Strong"/>
         </w:rPr>
-        <w:t xml:space="preserve">Chapter </w:t>
-      </w:r>
-      <w:r>
-        <w:rPr>
-          <w:rStyle w:val="Strong"/>
-        </w:rPr>
-        <w:t>1</w:t>
-      </w:r>
-      <w:r>
-        <w:rPr>
-          <w:rStyle w:val="Strong"/>
-        </w:rPr>
-        <w:t>: HTML5 and CSS3 (</w:t>
+        <w:t>Chapter 1: HTML5 and CSS3 (</w:t>
       </w:r>
       <w:r>
         <w:rPr>
@@ -5643,31 +5595,7 @@
         <w:rPr>
           <w:rStyle w:val="Strong"/>
         </w:rPr>
-        <w:t xml:space="preserve">Chapter </w:t>
-      </w:r>
-      <w:r>
-        <w:rPr>
-          <w:rStyle w:val="Strong"/>
-        </w:rPr>
-        <w:t>2</w:t>
-      </w:r>
-      <w:r>
-        <w:rPr>
-          <w:rStyle w:val="Strong"/>
-        </w:rPr>
-        <w:t xml:space="preserve">: </w:t>
-      </w:r>
-      <w:r>
-        <w:rPr>
-          <w:rStyle w:val="Strong"/>
-        </w:rPr>
-        <w:t>Bootstrap (latest version)</w:t>
-      </w:r>
-      <w:r>
-        <w:rPr>
-          <w:rStyle w:val="Strong"/>
-        </w:rPr>
-        <w:t xml:space="preserve"> (</w:t>
+        <w:t>Chapter 2: Bootstrap (latest version) (</w:t>
       </w:r>
       <w:r>
         <w:rPr>
@@ -5692,10 +5620,7 @@
         <w:t xml:space="preserve">Part 1: </w:t>
       </w:r>
       <w:r>
-        <w:t>Introduction to Bootstrap</w:t>
-      </w:r>
-      <w:r>
-        <w:t xml:space="preserve"> </w:t>
+        <w:t xml:space="preserve">Introduction to Bootstrap </w:t>
       </w:r>
     </w:p>
     <w:p>
@@ -5726,32 +5651,7 @@
         <w:rPr>
           <w:rStyle w:val="Strong"/>
         </w:rPr>
-        <w:lastRenderedPageBreak/>
-        <w:t xml:space="preserve">Chapter </w:t>
-      </w:r>
-      <w:r>
-        <w:rPr>
-          <w:rStyle w:val="Strong"/>
-        </w:rPr>
-        <w:t>3</w:t>
-      </w:r>
-      <w:r>
-        <w:rPr>
-          <w:rStyle w:val="Strong"/>
-        </w:rPr>
-        <w:t xml:space="preserve">: The </w:t>
-      </w:r>
-      <w:r>
-        <w:rPr>
-          <w:rStyle w:val="Strong"/>
-        </w:rPr>
-        <w:t>JavaScript</w:t>
-      </w:r>
-      <w:r>
-        <w:rPr>
-          <w:rStyle w:val="Strong"/>
-        </w:rPr>
-        <w:t xml:space="preserve"> (</w:t>
+        <w:t>Chapter 3: The JavaScript (</w:t>
       </w:r>
       <w:r>
         <w:rPr>
@@ -5773,24 +5673,24 @@
         <w:br/>
       </w:r>
       <w:r>
-        <w:t xml:space="preserve">Part 1: Introducing </w:t>
-      </w:r>
-      <w:r>
-        <w:t>to JavaScript</w:t>
+        <w:t>Part 1: Introducing to JavaScript</w:t>
       </w:r>
       <w:r>
         <w:br/>
+      </w:r>
+      <w:r>
+        <w:lastRenderedPageBreak/>
         <w:t>Part 2: Applying JavaScript (internal and external)</w:t>
       </w:r>
       <w:r>
         <w:br/>
-        <w:t xml:space="preserve">Part :3 Understanding JS </w:t>
-      </w:r>
-      <w:r>
-        <w:t>s</w:t>
-      </w:r>
-      <w:r>
-        <w:t>yntax</w:t>
+        <w:t>Part 3</w:t>
+      </w:r>
+      <w:r>
+        <w:t>:</w:t>
+      </w:r>
+      <w:r>
+        <w:t xml:space="preserve"> Understanding JS syntax</w:t>
       </w:r>
     </w:p>
     <w:p>
@@ -5814,10 +5714,6 @@
         <w:t xml:space="preserve">Part </w:t>
       </w:r>
       <w:r>
-        <w:rPr>
-          <w:rFonts w:hint="cs"/>
-          <w:rtl/>
-        </w:rPr>
         <w:t>5</w:t>
       </w:r>
       <w:r>
@@ -5836,11 +5732,7 @@
         <w:t xml:space="preserve">Part </w:t>
       </w:r>
       <w:r>
-        <w:rPr>
-          <w:rFonts w:hint="cs"/>
-          <w:rtl/>
-        </w:rPr>
-        <w:t>6</w:t>
+        <w:t>5</w:t>
       </w:r>
       <w:r>
         <w:t xml:space="preserve">: </w:t>
@@ -5859,10 +5751,9 @@
       </w:r>
       <w:r>
         <w:rPr>
-          <w:rFonts w:hint="cs"/>
-          <w:rtl/>
-        </w:rPr>
-        <w:t>7</w:t>
+          <w:lang w:bidi="fa-IR"/>
+        </w:rPr>
+        <w:t>6</w:t>
       </w:r>
       <w:r>
         <w:t xml:space="preserve">: </w:t>
@@ -5880,11 +5771,7 @@
         <w:t xml:space="preserve">Part </w:t>
       </w:r>
       <w:r>
-        <w:rPr>
-          <w:rFonts w:hint="cs"/>
-          <w:rtl/>
-        </w:rPr>
-        <w:t>8</w:t>
+        <w:t>7</w:t>
       </w:r>
       <w:r>
         <w:t xml:space="preserve">: </w:t>
@@ -5902,11 +5789,7 @@
         <w:t xml:space="preserve">Part </w:t>
       </w:r>
       <w:r>
-        <w:rPr>
-          <w:rFonts w:hint="cs"/>
-          <w:rtl/>
-        </w:rPr>
-        <w:t>9</w:t>
+        <w:t>8</w:t>
       </w:r>
       <w:r>
         <w:t xml:space="preserve">: </w:t>
@@ -5924,11 +5807,7 @@
         <w:t xml:space="preserve">Part </w:t>
       </w:r>
       <w:r>
-        <w:rPr>
-          <w:rFonts w:hint="cs"/>
-          <w:rtl/>
-        </w:rPr>
-        <w:t>10</w:t>
+        <w:t>9</w:t>
       </w:r>
       <w:r>
         <w:t xml:space="preserve">: </w:t>
@@ -5946,11 +5825,7 @@
         <w:t xml:space="preserve">Part </w:t>
       </w:r>
       <w:r>
-        <w:rPr>
-          <w:rFonts w:hint="cs"/>
-          <w:rtl/>
-        </w:rPr>
-        <w:t>11</w:t>
+        <w:t>10</w:t>
       </w:r>
       <w:r>
         <w:t xml:space="preserve">: </w:t>
@@ -5968,11 +5843,7 @@
         <w:t xml:space="preserve">Part </w:t>
       </w:r>
       <w:r>
-        <w:rPr>
-          <w:rFonts w:hint="cs"/>
-          <w:rtl/>
-        </w:rPr>
-        <w:t>12</w:t>
+        <w:t>11</w:t>
       </w:r>
       <w:r>
         <w:t xml:space="preserve">: </w:t>
@@ -5993,11 +5864,7 @@
         <w:t xml:space="preserve">Part </w:t>
       </w:r>
       <w:r>
-        <w:rPr>
-          <w:rFonts w:hint="cs"/>
-          <w:rtl/>
-        </w:rPr>
-        <w:t>13</w:t>
+        <w:t>12</w:t>
       </w:r>
       <w:r>
         <w:t xml:space="preserve">: </w:t>
@@ -6015,21 +5882,74 @@
         </w:rPr>
       </w:pPr>
       <w:r>
+        <w:rPr>
+          <w:noProof/>
+        </w:rPr>
+        <mc:AlternateContent>
+          <mc:Choice Requires="wpi">
+            <w:drawing>
+              <wp:anchor distT="0" distB="0" distL="114300" distR="114300" simplePos="0" relativeHeight="251681792" behindDoc="0" locked="0" layoutInCell="1" allowOverlap="1" wp14:anchorId="4AF19ECC" wp14:editId="6AFCC681">
+                <wp:simplePos x="0" y="0"/>
+                <wp:positionH relativeFrom="column">
+                  <wp:posOffset>7161690</wp:posOffset>
+                </wp:positionH>
+                <wp:positionV relativeFrom="paragraph">
+                  <wp:posOffset>218380</wp:posOffset>
+                </wp:positionV>
+                <wp:extent cx="360" cy="360"/>
+                <wp:effectExtent l="38100" t="38100" r="57150" b="57150"/>
+                <wp:wrapNone/>
+                <wp:docPr id="1" name="Ink 1"/>
+                <wp:cNvGraphicFramePr/>
+                <a:graphic xmlns:a="http://schemas.openxmlformats.org/drawingml/2006/main">
+                  <a:graphicData uri="http://schemas.microsoft.com/office/word/2010/wordprocessingInk">
+                    <w14:contentPart bwMode="auto" r:id="rId9">
+                      <w14:nvContentPartPr>
+                        <w14:cNvContentPartPr/>
+                      </w14:nvContentPartPr>
+                      <w14:xfrm>
+                        <a:off x="0" y="0"/>
+                        <a:ext cx="360" cy="360"/>
+                      </w14:xfrm>
+                    </w14:contentPart>
+                  </a:graphicData>
+                </a:graphic>
+              </wp:anchor>
+            </w:drawing>
+          </mc:Choice>
+          <mc:Fallback>
+            <w:pict>
+              <v:shapetype w14:anchorId="4F1C469E" id="_x0000_t75" coordsize="21600,21600" o:spt="75" o:preferrelative="t" path="m@4@5l@4@11@9@11@9@5xe" filled="f" stroked="f">
+                <v:stroke joinstyle="miter"/>
+                <v:formulas>
+                  <v:f eqn="if lineDrawn pixelLineWidth 0"/>
+                  <v:f eqn="sum @0 1 0"/>
+                  <v:f eqn="sum 0 0 @1"/>
+                  <v:f eqn="prod @2 1 2"/>
+                  <v:f eqn="prod @3 21600 pixelWidth"/>
+                  <v:f eqn="prod @3 21600 pixelHeight"/>
+                  <v:f eqn="sum @0 0 1"/>
+                  <v:f eqn="prod @6 1 2"/>
+                  <v:f eqn="prod @7 21600 pixelWidth"/>
+                  <v:f eqn="sum @8 21600 0"/>
+                  <v:f eqn="prod @7 21600 pixelHeight"/>
+                  <v:f eqn="sum @10 21600 0"/>
+                </v:formulas>
+                <v:path o:extrusionok="f" gradientshapeok="t" o:connecttype="rect"/>
+                <o:lock v:ext="edit" aspectratio="t"/>
+              </v:shapetype>
+              <v:shape id="Ink 1" o:spid="_x0000_s1026" type="#_x0000_t75" style="position:absolute;left:0;text-align:left;margin-left:563.2pt;margin-top:16.5pt;width:1.45pt;height:1.45pt;z-index:251681792;visibility:visible;mso-wrap-style:square;mso-wrap-distance-left:9pt;mso-wrap-distance-top:0;mso-wrap-distance-right:9pt;mso-wrap-distance-bottom:0;mso-position-horizontal:absolute;mso-position-horizontal-relative:text;mso-position-vertical:absolute;mso-position-vertical-relative:text" o:gfxdata="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">
+                <v:imagedata r:id="rId10" o:title=""/>
+              </v:shape>
+            </w:pict>
+          </mc:Fallback>
+        </mc:AlternateContent>
+      </w:r>
+      <w:r>
         <w:t xml:space="preserve">Part </w:t>
       </w:r>
       <w:r>
-        <w:rPr>
-          <w:rFonts w:hint="cs"/>
-          <w:rtl/>
-        </w:rPr>
-        <w:t>1</w:t>
-      </w:r>
-      <w:r>
-        <w:rPr>
-          <w:rFonts w:hint="cs"/>
-          <w:rtl/>
-        </w:rPr>
-        <w:t>4</w:t>
+        <w:t>13</w:t>
       </w:r>
       <w:r>
         <w:t xml:space="preserve">: </w:t>
@@ -6044,21 +5964,100 @@
         <w:spacing w:before="0" w:beforeAutospacing="0" w:after="0" w:afterAutospacing="0"/>
       </w:pPr>
       <w:r>
+        <w:rPr>
+          <w:noProof/>
+        </w:rPr>
+        <mc:AlternateContent>
+          <mc:Choice Requires="wpi">
+            <w:drawing>
+              <wp:anchor distT="0" distB="0" distL="114300" distR="114300" simplePos="0" relativeHeight="251687936" behindDoc="0" locked="0" layoutInCell="1" allowOverlap="1" wp14:anchorId="4B06132C" wp14:editId="50E70EF2">
+                <wp:simplePos x="0" y="0"/>
+                <wp:positionH relativeFrom="column">
+                  <wp:posOffset>8164565</wp:posOffset>
+                </wp:positionH>
+                <wp:positionV relativeFrom="paragraph">
+                  <wp:posOffset>307297</wp:posOffset>
+                </wp:positionV>
+                <wp:extent cx="360" cy="360"/>
+                <wp:effectExtent l="38100" t="38100" r="57150" b="57150"/>
+                <wp:wrapNone/>
+                <wp:docPr id="7" name="Ink 7"/>
+                <wp:cNvGraphicFramePr/>
+                <a:graphic xmlns:a="http://schemas.openxmlformats.org/drawingml/2006/main">
+                  <a:graphicData uri="http://schemas.microsoft.com/office/word/2010/wordprocessingInk">
+                    <w14:contentPart bwMode="auto" r:id="rId11">
+                      <w14:nvContentPartPr>
+                        <w14:cNvContentPartPr/>
+                      </w14:nvContentPartPr>
+                      <w14:xfrm>
+                        <a:off x="0" y="0"/>
+                        <a:ext cx="360" cy="360"/>
+                      </w14:xfrm>
+                    </w14:contentPart>
+                  </a:graphicData>
+                </a:graphic>
+              </wp:anchor>
+            </w:drawing>
+          </mc:Choice>
+          <mc:Fallback>
+            <w:pict>
+              <v:shape w14:anchorId="5D51A2ED" id="Ink 7" o:spid="_x0000_s1026" type="#_x0000_t75" style="position:absolute;left:0;text-align:left;margin-left:642.2pt;margin-top:23.5pt;width:1.45pt;height:1.45pt;z-index:251687936;visibility:visible;mso-wrap-style:square;mso-wrap-distance-left:9pt;mso-wrap-distance-top:0;mso-wrap-distance-right:9pt;mso-wrap-distance-bottom:0;mso-position-horizontal:absolute;mso-position-horizontal-relative:text;mso-position-vertical:absolute;mso-position-vertical-relative:text" o:gfxdata="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">
+                <v:imagedata r:id="rId12" o:title=""/>
+              </v:shape>
+            </w:pict>
+          </mc:Fallback>
+        </mc:AlternateContent>
+      </w:r>
+      <w:r>
+        <w:rPr>
+          <w:noProof/>
+        </w:rPr>
+        <mc:AlternateContent>
+          <mc:Choice Requires="wpi">
+            <w:drawing>
+              <wp:anchor distT="0" distB="0" distL="114300" distR="114300" simplePos="0" relativeHeight="251682816" behindDoc="0" locked="0" layoutInCell="1" allowOverlap="1" wp14:anchorId="23131826" wp14:editId="391D01EF">
+                <wp:simplePos x="0" y="0"/>
+                <wp:positionH relativeFrom="column">
+                  <wp:posOffset>7208490</wp:posOffset>
+                </wp:positionH>
+                <wp:positionV relativeFrom="paragraph">
+                  <wp:posOffset>146360</wp:posOffset>
+                </wp:positionV>
+                <wp:extent cx="360" cy="360"/>
+                <wp:effectExtent l="38100" t="19050" r="57150" b="57150"/>
+                <wp:wrapNone/>
+                <wp:docPr id="2" name="Ink 2"/>
+                <wp:cNvGraphicFramePr/>
+                <a:graphic xmlns:a="http://schemas.openxmlformats.org/drawingml/2006/main">
+                  <a:graphicData uri="http://schemas.microsoft.com/office/word/2010/wordprocessingInk">
+                    <w14:contentPart bwMode="auto" r:id="rId13">
+                      <w14:nvContentPartPr>
+                        <w14:cNvContentPartPr/>
+                      </w14:nvContentPartPr>
+                      <w14:xfrm>
+                        <a:off x="0" y="0"/>
+                        <a:ext cx="360" cy="360"/>
+                      </w14:xfrm>
+                    </w14:contentPart>
+                  </a:graphicData>
+                </a:graphic>
+              </wp:anchor>
+            </w:drawing>
+          </mc:Choice>
+          <mc:Fallback>
+            <w:pict>
+              <v:shape w14:anchorId="24027A19" id="Ink 2" o:spid="_x0000_s1026" type="#_x0000_t75" style="position:absolute;left:0;text-align:left;margin-left:566.9pt;margin-top:10.8pt;width:1.45pt;height:1.45pt;z-index:251682816;visibility:visible;mso-wrap-style:square;mso-wrap-distance-left:9pt;mso-wrap-distance-top:0;mso-wrap-distance-right:9pt;mso-wrap-distance-bottom:0;mso-position-horizontal:absolute;mso-position-horizontal-relative:text;mso-position-vertical:absolute;mso-position-vertical-relative:text" o:gfxdata="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">
+                <v:imagedata r:id="rId10" o:title=""/>
+              </v:shape>
+            </w:pict>
+          </mc:Fallback>
+        </mc:AlternateContent>
+      </w:r>
+      <w:r>
         <w:t xml:space="preserve">Part </w:t>
       </w:r>
       <w:r>
-        <w:rPr>
-          <w:rFonts w:hint="cs"/>
-          <w:rtl/>
-        </w:rPr>
-        <w:t>1</w:t>
-      </w:r>
-      <w:r>
-        <w:rPr>
-          <w:rFonts w:hint="cs"/>
-          <w:rtl/>
-        </w:rPr>
-        <w:t>5</w:t>
+        <w:t>14</w:t>
       </w:r>
       <w:r>
         <w:t xml:space="preserve">: </w:t>
@@ -6073,21 +6072,55 @@
         <w:spacing w:before="0" w:beforeAutospacing="0" w:after="0" w:afterAutospacing="0"/>
       </w:pPr>
       <w:r>
+        <w:rPr>
+          <w:noProof/>
+        </w:rPr>
+        <mc:AlternateContent>
+          <mc:Choice Requires="wpi">
+            <w:drawing>
+              <wp:anchor distT="0" distB="0" distL="114300" distR="114300" simplePos="0" relativeHeight="251688960" behindDoc="0" locked="0" layoutInCell="1" allowOverlap="1" wp14:anchorId="75ABBCA2" wp14:editId="687A6141">
+                <wp:simplePos x="0" y="0"/>
+                <wp:positionH relativeFrom="column">
+                  <wp:posOffset>8110205</wp:posOffset>
+                </wp:positionH>
+                <wp:positionV relativeFrom="paragraph">
+                  <wp:posOffset>186397</wp:posOffset>
+                </wp:positionV>
+                <wp:extent cx="5040" cy="2520"/>
+                <wp:effectExtent l="57150" t="57150" r="52705" b="55245"/>
+                <wp:wrapNone/>
+                <wp:docPr id="8" name="Ink 8"/>
+                <wp:cNvGraphicFramePr/>
+                <a:graphic xmlns:a="http://schemas.openxmlformats.org/drawingml/2006/main">
+                  <a:graphicData uri="http://schemas.microsoft.com/office/word/2010/wordprocessingInk">
+                    <w14:contentPart bwMode="auto" r:id="rId14">
+                      <w14:nvContentPartPr>
+                        <w14:cNvContentPartPr/>
+                      </w14:nvContentPartPr>
+                      <w14:xfrm>
+                        <a:off x="0" y="0"/>
+                        <a:ext cx="5040" cy="2520"/>
+                      </w14:xfrm>
+                    </w14:contentPart>
+                  </a:graphicData>
+                </a:graphic>
+              </wp:anchor>
+            </w:drawing>
+          </mc:Choice>
+          <mc:Fallback>
+            <w:pict>
+              <v:shape w14:anchorId="35C44C5E" id="Ink 8" o:spid="_x0000_s1026" type="#_x0000_t75" style="position:absolute;left:0;text-align:left;margin-left:637.9pt;margin-top:14pt;width:1.85pt;height:1.65pt;z-index:251688960;visibility:visible;mso-wrap-style:square;mso-wrap-distance-left:9pt;mso-wrap-distance-top:0;mso-wrap-distance-right:9pt;mso-wrap-distance-bottom:0;mso-position-horizontal:absolute;mso-position-horizontal-relative:text;mso-position-vertical:absolute;mso-position-vertical-relative:text" o:gfxdata="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">
+                <v:imagedata r:id="rId15" o:title=""/>
+              </v:shape>
+            </w:pict>
+          </mc:Fallback>
+        </mc:AlternateContent>
+      </w:r>
+      <w:r>
         <w:t xml:space="preserve">Part </w:t>
       </w:r>
       <w:r>
-        <w:rPr>
-          <w:rFonts w:hint="cs"/>
-          <w:rtl/>
-        </w:rPr>
-        <w:t>1</w:t>
-      </w:r>
-      <w:r>
-        <w:rPr>
-          <w:rFonts w:hint="cs"/>
-          <w:rtl/>
-        </w:rPr>
-        <w:t>6</w:t>
+        <w:t>15</w:t>
       </w:r>
       <w:r>
         <w:t>: Functions and Methods</w:t>
@@ -6095,42 +6128,336 @@
     </w:p>
     <w:p>
       <w:pPr>
-        <w:rPr>
-          <w:rFonts w:cs="B Mitra"/>
-          <w:sz w:val="28"/>
-          <w:szCs w:val="28"/>
-          <w:rtl/>
-          <w:lang w:bidi="fa-IR"/>
-        </w:rPr>
-      </w:pPr>
-    </w:p>
-    <w:p>
-      <w:pPr>
         <w:spacing w:after="0"/>
       </w:pPr>
-      <w:r>
-        <w:rPr>
-          <w:rStyle w:val="Strong"/>
-        </w:rPr>
-        <w:t>Chapter 4: The C# Language (</w:t>
-      </w:r>
-      <w:r>
-        <w:rPr>
-          <w:rStyle w:val="Strong"/>
-          <w:highlight w:val="yellow"/>
-        </w:rPr>
-        <w:t>48</w:t>
-      </w:r>
-      <w:r>
-        <w:rPr>
-          <w:rStyle w:val="Strong"/>
-        </w:rPr>
-        <w:t xml:space="preserve"> hrs.)</w:t>
-      </w:r>
+    </w:p>
+    <w:p>
+      <w:pPr>
+        <w:spacing w:after="0"/>
+      </w:pPr>
       <w:r>
         <w:rPr>
           <w:b/>
           <w:bCs/>
+          <w:noProof/>
+        </w:rPr>
+        <mc:AlternateContent>
+          <mc:Choice Requires="wpi">
+            <w:drawing>
+              <wp:anchor distT="0" distB="0" distL="114300" distR="114300" simplePos="0" relativeHeight="251686912" behindDoc="0" locked="0" layoutInCell="1" allowOverlap="1" wp14:anchorId="21B62995" wp14:editId="06E25660">
+                <wp:simplePos x="0" y="0"/>
+                <wp:positionH relativeFrom="column">
+                  <wp:posOffset>8129645</wp:posOffset>
+                </wp:positionH>
+                <wp:positionV relativeFrom="paragraph">
+                  <wp:posOffset>367982</wp:posOffset>
+                </wp:positionV>
+                <wp:extent cx="2880" cy="360"/>
+                <wp:effectExtent l="57150" t="38100" r="54610" b="57150"/>
+                <wp:wrapNone/>
+                <wp:docPr id="6" name="Ink 6"/>
+                <wp:cNvGraphicFramePr/>
+                <a:graphic xmlns:a="http://schemas.openxmlformats.org/drawingml/2006/main">
+                  <a:graphicData uri="http://schemas.microsoft.com/office/word/2010/wordprocessingInk">
+                    <w14:contentPart bwMode="auto" r:id="rId16">
+                      <w14:nvContentPartPr>
+                        <w14:cNvContentPartPr/>
+                      </w14:nvContentPartPr>
+                      <w14:xfrm>
+                        <a:off x="0" y="0"/>
+                        <a:ext cx="2880" cy="360"/>
+                      </w14:xfrm>
+                    </w14:contentPart>
+                  </a:graphicData>
+                </a:graphic>
+              </wp:anchor>
+            </w:drawing>
+          </mc:Choice>
+          <mc:Fallback>
+            <w:pict>
+              <v:shape w14:anchorId="19A24525" id="Ink 6" o:spid="_x0000_s1026" type="#_x0000_t75" style="position:absolute;left:0;text-align:left;margin-left:639.45pt;margin-top:28.25pt;width:1.65pt;height:1.45pt;z-index:251686912;visibility:visible;mso-wrap-style:square;mso-wrap-distance-left:9pt;mso-wrap-distance-top:0;mso-wrap-distance-right:9pt;mso-wrap-distance-bottom:0;mso-position-horizontal:absolute;mso-position-horizontal-relative:text;mso-position-vertical:absolute;mso-position-vertical-relative:text" o:gfxdata="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">
+                <v:imagedata r:id="rId12" o:title=""/>
+              </v:shape>
+            </w:pict>
+          </mc:Fallback>
+        </mc:AlternateContent>
+      </w:r>
+      <w:r>
+        <w:rPr>
+          <w:rStyle w:val="Strong"/>
+        </w:rPr>
+        <w:t xml:space="preserve">Chapter </w:t>
+      </w:r>
+      <w:r>
+        <w:rPr>
+          <w:rStyle w:val="Strong"/>
+        </w:rPr>
+        <w:t>4</w:t>
+      </w:r>
+      <w:r>
+        <w:rPr>
+          <w:rStyle w:val="Strong"/>
+        </w:rPr>
+        <w:t>: Design and Implementation Database for developers (SQL Server 2017) (8 hrs.)</w:t>
+      </w:r>
+      <w:r>
+        <w:rPr>
+          <w:b/>
+          <w:bCs/>
+        </w:rPr>
+        <w:br/>
+      </w:r>
+      <w:r>
+        <w:t>Part 1: Introduction to SQL Server</w:t>
+      </w:r>
+      <w:r>
+        <w:br/>
+        <w:t>Part 2: Installing SQL</w:t>
+      </w:r>
+    </w:p>
+    <w:p>
+      <w:pPr>
+        <w:rPr>
+          <w:rtl/>
+        </w:rPr>
+      </w:pPr>
+      <w:r>
+        <w:rPr>
+          <w:noProof/>
+        </w:rPr>
+        <mc:AlternateContent>
+          <mc:Choice Requires="wpi">
+            <w:drawing>
+              <wp:anchor distT="0" distB="0" distL="114300" distR="114300" simplePos="0" relativeHeight="251685888" behindDoc="0" locked="0" layoutInCell="1" allowOverlap="1" wp14:anchorId="2DA0E848" wp14:editId="3B5F2CB5">
+                <wp:simplePos x="0" y="0"/>
+                <wp:positionH relativeFrom="column">
+                  <wp:posOffset>8150165</wp:posOffset>
+                </wp:positionH>
+                <wp:positionV relativeFrom="paragraph">
+                  <wp:posOffset>25443</wp:posOffset>
+                </wp:positionV>
+                <wp:extent cx="32040" cy="19440"/>
+                <wp:effectExtent l="38100" t="38100" r="44450" b="57150"/>
+                <wp:wrapNone/>
+                <wp:docPr id="5" name="Ink 5"/>
+                <wp:cNvGraphicFramePr/>
+                <a:graphic xmlns:a="http://schemas.openxmlformats.org/drawingml/2006/main">
+                  <a:graphicData uri="http://schemas.microsoft.com/office/word/2010/wordprocessingInk">
+                    <w14:contentPart bwMode="auto" r:id="rId17">
+                      <w14:nvContentPartPr>
+                        <w14:cNvContentPartPr/>
+                      </w14:nvContentPartPr>
+                      <w14:xfrm>
+                        <a:off x="0" y="0"/>
+                        <a:ext cx="32040" cy="19440"/>
+                      </w14:xfrm>
+                    </w14:contentPart>
+                  </a:graphicData>
+                </a:graphic>
+              </wp:anchor>
+            </w:drawing>
+          </mc:Choice>
+          <mc:Fallback>
+            <w:pict>
+              <v:shape w14:anchorId="6EC86A5F" id="Ink 5" o:spid="_x0000_s1026" type="#_x0000_t75" style="position:absolute;left:0;text-align:left;margin-left:641.05pt;margin-top:1.3pt;width:3.9pt;height:2.95pt;z-index:251685888;visibility:visible;mso-wrap-style:square;mso-wrap-distance-left:9pt;mso-wrap-distance-top:0;mso-wrap-distance-right:9pt;mso-wrap-distance-bottom:0;mso-position-horizontal:absolute;mso-position-horizontal-relative:text;mso-position-vertical:absolute;mso-position-vertical-relative:text" o:gfxdata="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">
+                <v:imagedata r:id="rId18" o:title=""/>
+              </v:shape>
+            </w:pict>
+          </mc:Fallback>
+        </mc:AlternateContent>
+      </w:r>
+      <w:r>
+        <w:rPr>
+          <w:noProof/>
+        </w:rPr>
+        <mc:AlternateContent>
+          <mc:Choice Requires="wpi">
+            <w:drawing>
+              <wp:anchor distT="0" distB="0" distL="114300" distR="114300" simplePos="0" relativeHeight="251684864" behindDoc="0" locked="0" layoutInCell="1" allowOverlap="1" wp14:anchorId="0574C62A" wp14:editId="56E68D7C">
+                <wp:simplePos x="0" y="0"/>
+                <wp:positionH relativeFrom="column">
+                  <wp:posOffset>8135405</wp:posOffset>
+                </wp:positionH>
+                <wp:positionV relativeFrom="paragraph">
+                  <wp:posOffset>147123</wp:posOffset>
+                </wp:positionV>
+                <wp:extent cx="2520" cy="1440"/>
+                <wp:effectExtent l="57150" t="57150" r="55245" b="55880"/>
+                <wp:wrapNone/>
+                <wp:docPr id="4" name="Ink 4"/>
+                <wp:cNvGraphicFramePr/>
+                <a:graphic xmlns:a="http://schemas.openxmlformats.org/drawingml/2006/main">
+                  <a:graphicData uri="http://schemas.microsoft.com/office/word/2010/wordprocessingInk">
+                    <w14:contentPart bwMode="auto" r:id="rId19">
+                      <w14:nvContentPartPr>
+                        <w14:cNvContentPartPr/>
+                      </w14:nvContentPartPr>
+                      <w14:xfrm>
+                        <a:off x="0" y="0"/>
+                        <a:ext cx="2520" cy="1440"/>
+                      </w14:xfrm>
+                    </w14:contentPart>
+                  </a:graphicData>
+                </a:graphic>
+              </wp:anchor>
+            </w:drawing>
+          </mc:Choice>
+          <mc:Fallback>
+            <w:pict>
+              <v:shape w14:anchorId="622F9B67" id="Ink 4" o:spid="_x0000_s1026" type="#_x0000_t75" style="position:absolute;left:0;text-align:left;margin-left:639.9pt;margin-top:10.9pt;width:1.65pt;height:1.5pt;z-index:251684864;visibility:visible;mso-wrap-style:square;mso-wrap-distance-left:9pt;mso-wrap-distance-top:0;mso-wrap-distance-right:9pt;mso-wrap-distance-bottom:0;mso-position-horizontal:absolute;mso-position-horizontal-relative:text;mso-position-vertical:absolute;mso-position-vertical-relative:text" o:gfxdata="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">
+                <v:imagedata r:id="rId12" o:title=""/>
+              </v:shape>
+            </w:pict>
+          </mc:Fallback>
+        </mc:AlternateContent>
+      </w:r>
+      <w:r>
+        <w:t>Part 3: Create Database and managing files</w:t>
+      </w:r>
+      <w:r>
+        <w:br/>
+        <w:t>Part 4: Design Database concepts</w:t>
+      </w:r>
+      <w:r>
+        <w:br/>
+        <w:t>Part 5: SQL Query (CRUD)</w:t>
+      </w:r>
+      <w:r>
+        <w:br/>
+      </w:r>
+    </w:p>
+    <w:p>
+      <w:pPr>
+        <w:spacing w:after="0"/>
+      </w:pPr>
+      <w:r>
+        <w:rPr>
+          <w:b/>
+          <w:bCs/>
+          <w:noProof/>
+        </w:rPr>
+        <mc:AlternateContent>
+          <mc:Choice Requires="wpi">
+            <w:drawing>
+              <wp:anchor distT="0" distB="0" distL="114300" distR="114300" simplePos="0" relativeHeight="251691008" behindDoc="0" locked="0" layoutInCell="1" allowOverlap="1" wp14:anchorId="5763B6A1" wp14:editId="4BA7AD97">
+                <wp:simplePos x="0" y="0"/>
+                <wp:positionH relativeFrom="column">
+                  <wp:posOffset>8222525</wp:posOffset>
+                </wp:positionH>
+                <wp:positionV relativeFrom="paragraph">
+                  <wp:posOffset>1694365</wp:posOffset>
+                </wp:positionV>
+                <wp:extent cx="360" cy="360"/>
+                <wp:effectExtent l="38100" t="38100" r="57150" b="57150"/>
+                <wp:wrapNone/>
+                <wp:docPr id="10" name="Ink 10"/>
+                <wp:cNvGraphicFramePr/>
+                <a:graphic xmlns:a="http://schemas.openxmlformats.org/drawingml/2006/main">
+                  <a:graphicData uri="http://schemas.microsoft.com/office/word/2010/wordprocessingInk">
+                    <w14:contentPart bwMode="auto" r:id="rId20">
+                      <w14:nvContentPartPr>
+                        <w14:cNvContentPartPr/>
+                      </w14:nvContentPartPr>
+                      <w14:xfrm>
+                        <a:off x="0" y="0"/>
+                        <a:ext cx="360" cy="360"/>
+                      </w14:xfrm>
+                    </w14:contentPart>
+                  </a:graphicData>
+                </a:graphic>
+              </wp:anchor>
+            </w:drawing>
+          </mc:Choice>
+          <mc:Fallback>
+            <w:pict>
+              <v:shape w14:anchorId="5B25C664" id="Ink 10" o:spid="_x0000_s1026" type="#_x0000_t75" style="position:absolute;left:0;text-align:left;margin-left:646.75pt;margin-top:132.7pt;width:1.45pt;height:1.45pt;z-index:251691008;visibility:visible;mso-wrap-style:square;mso-wrap-distance-left:9pt;mso-wrap-distance-top:0;mso-wrap-distance-right:9pt;mso-wrap-distance-bottom:0;mso-position-horizontal:absolute;mso-position-horizontal-relative:text;mso-position-vertical:absolute;mso-position-vertical-relative:text" o:gfxdata="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">
+                <v:imagedata r:id="rId12" o:title=""/>
+              </v:shape>
+            </w:pict>
+          </mc:Fallback>
+        </mc:AlternateContent>
+      </w:r>
+      <w:r>
+        <w:rPr>
+          <w:b/>
+          <w:bCs/>
+          <w:noProof/>
+        </w:rPr>
+        <mc:AlternateContent>
+          <mc:Choice Requires="wpi">
+            <w:drawing>
+              <wp:anchor distT="0" distB="0" distL="114300" distR="114300" simplePos="0" relativeHeight="251689984" behindDoc="0" locked="0" layoutInCell="1" allowOverlap="1" wp14:anchorId="2C5838E3" wp14:editId="1DCD7BF0">
+                <wp:simplePos x="0" y="0"/>
+                <wp:positionH relativeFrom="column">
+                  <wp:posOffset>7869005</wp:posOffset>
+                </wp:positionH>
+                <wp:positionV relativeFrom="paragraph">
+                  <wp:posOffset>1613725</wp:posOffset>
+                </wp:positionV>
+                <wp:extent cx="19800" cy="12600"/>
+                <wp:effectExtent l="38100" t="38100" r="56515" b="45085"/>
+                <wp:wrapNone/>
+                <wp:docPr id="9" name="Ink 9"/>
+                <wp:cNvGraphicFramePr/>
+                <a:graphic xmlns:a="http://schemas.openxmlformats.org/drawingml/2006/main">
+                  <a:graphicData uri="http://schemas.microsoft.com/office/word/2010/wordprocessingInk">
+                    <w14:contentPart bwMode="auto" r:id="rId21">
+                      <w14:nvContentPartPr>
+                        <w14:cNvContentPartPr/>
+                      </w14:nvContentPartPr>
+                      <w14:xfrm>
+                        <a:off x="0" y="0"/>
+                        <a:ext cx="19800" cy="12600"/>
+                      </w14:xfrm>
+                    </w14:contentPart>
+                  </a:graphicData>
+                </a:graphic>
+              </wp:anchor>
+            </w:drawing>
+          </mc:Choice>
+          <mc:Fallback>
+            <w:pict>
+              <v:shape w14:anchorId="513E53F1" id="Ink 9" o:spid="_x0000_s1026" type="#_x0000_t75" style="position:absolute;left:0;text-align:left;margin-left:618.9pt;margin-top:126.35pt;width:2.95pt;height:2.45pt;z-index:251689984;visibility:visible;mso-wrap-style:square;mso-wrap-distance-left:9pt;mso-wrap-distance-top:0;mso-wrap-distance-right:9pt;mso-wrap-distance-bottom:0;mso-position-horizontal:absolute;mso-position-horizontal-relative:text;mso-position-vertical:absolute;mso-position-vertical-relative:text" o:gfxdata="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">
+                <v:imagedata r:id="rId22" o:title=""/>
+              </v:shape>
+            </w:pict>
+          </mc:Fallback>
+        </mc:AlternateContent>
+      </w:r>
+      <w:r>
+        <w:rPr>
+          <w:rStyle w:val="Strong"/>
+        </w:rPr>
+        <w:t xml:space="preserve">Chapter </w:t>
+      </w:r>
+      <w:r>
+        <w:rPr>
+          <w:rStyle w:val="Strong"/>
+        </w:rPr>
+        <w:t>5</w:t>
+      </w:r>
+      <w:r>
+        <w:rPr>
+          <w:rStyle w:val="Strong"/>
+        </w:rPr>
+        <w:t>: The C# Language (</w:t>
+      </w:r>
+      <w:r>
+        <w:rPr>
+          <w:rStyle w:val="Strong"/>
+        </w:rPr>
+        <w:t>20</w:t>
+      </w:r>
+      <w:r>
+        <w:rPr>
+          <w:rStyle w:val="Strong"/>
+        </w:rPr>
+        <w:t xml:space="preserve"> hrs.)</w:t>
+      </w:r>
+      <w:r>
+        <w:rPr>
+          <w:b/>
+          <w:bCs/>
         </w:rPr>
         <w:br/>
       </w:r>
@@ -6143,7 +6470,13 @@
       </w:r>
       <w:r>
         <w:br/>
-        <w:t>Part :3 Flow Controls</w:t>
+        <w:t>Part 3</w:t>
+      </w:r>
+      <w:r>
+        <w:t>:</w:t>
+      </w:r>
+      <w:r>
+        <w:t xml:space="preserve"> Flow Controls</w:t>
       </w:r>
       <w:r>
         <w:br/>
@@ -6163,59 +6496,80 @@
       </w:r>
       <w:r>
         <w:br/>
-        <w:t>Part 8: Delegates, Lambdas and Events</w:t>
+        <w:t xml:space="preserve">Part </w:t>
+      </w:r>
+      <w:r>
+        <w:t>8</w:t>
+      </w:r>
+      <w:r>
+        <w:t>: Collections, Special Collections, Comparisons and Conversions</w:t>
       </w:r>
       <w:r>
         <w:br/>
-        <w:t>Part 9: Collections, Special Collections, Comparisons and Conversions</w:t>
-      </w:r>
-      <w:r>
-        <w:br/>
-        <w:t>Part 10: Introduction to Object-Oriented Programming</w:t>
-      </w:r>
-    </w:p>
-    <w:p>
-      <w:r>
-        <w:t>Part 11: OOP In Action</w:t>
-      </w:r>
-    </w:p>
-    <w:p>
-      <w:pPr>
-        <w:rPr>
-          <w:rFonts w:cs="B Mitra"/>
-          <w:sz w:val="28"/>
-          <w:szCs w:val="28"/>
-          <w:lang w:bidi="fa-IR"/>
-        </w:rPr>
-      </w:pPr>
+        <w:t xml:space="preserve">Part </w:t>
+      </w:r>
+      <w:r>
+        <w:t>9</w:t>
+      </w:r>
+      <w:r>
+        <w:t>: Introduction to Object-Oriented Programming</w:t>
+      </w:r>
     </w:p>
     <w:p>
       <w:pPr>
         <w:spacing w:after="0"/>
       </w:pPr>
       <w:r>
+        <w:t>Part 1</w:t>
+      </w:r>
+      <w:r>
+        <w:t>0</w:t>
+      </w:r>
+      <w:r>
+        <w:t>: OOP In Action</w:t>
+      </w:r>
+    </w:p>
+    <w:p>
+      <w:pPr>
+        <w:spacing w:after="0"/>
         <w:rPr>
           <w:rStyle w:val="Strong"/>
         </w:rPr>
+      </w:pPr>
+    </w:p>
+    <w:p>
+      <w:pPr>
+        <w:spacing w:after="0"/>
+      </w:pPr>
+      <w:r>
+        <w:rPr>
+          <w:rStyle w:val="Strong"/>
+        </w:rPr>
         <w:t xml:space="preserve">Chapter </w:t>
       </w:r>
       <w:r>
         <w:rPr>
           <w:rStyle w:val="Strong"/>
         </w:rPr>
-        <w:t>5</w:t>
+        <w:t>6</w:t>
       </w:r>
       <w:r>
         <w:rPr>
           <w:rStyle w:val="Strong"/>
         </w:rPr>
-        <w:t>: Design and Implementation Database for developers (SQL Server 2017) (</w:t>
+        <w:t>: Entity Framework Code First and LINQ (</w:t>
       </w:r>
       <w:r>
         <w:rPr>
           <w:rStyle w:val="Strong"/>
         </w:rPr>
-        <w:t>8</w:t>
+        <w:t>1</w:t>
+      </w:r>
+      <w:r>
+        <w:rPr>
+          <w:rStyle w:val="Strong"/>
+        </w:rPr>
+        <w:t>0</w:t>
       </w:r>
       <w:r>
         <w:rPr>
@@ -6231,48 +6585,290 @@
         <w:br/>
       </w:r>
       <w:r>
-        <w:t>Part 1: Introduction to SQL Server</w:t>
+        <w:t>Part 1: Introduction to Entity Framework</w:t>
       </w:r>
       <w:r>
         <w:br/>
         <w:t xml:space="preserve">Part 2: </w:t>
       </w:r>
       <w:r>
-        <w:t>Installing SQL</w:t>
-      </w:r>
-    </w:p>
-    <w:p>
+        <w:t>Entity Framework Code First</w:t>
+      </w:r>
+    </w:p>
+    <w:p>
+      <w:pPr>
+        <w:spacing w:after="0"/>
+      </w:pPr>
       <w:r>
         <w:t xml:space="preserve">Part 3: </w:t>
       </w:r>
       <w:r>
-        <w:t>Create Database and managing files</w:t>
+        <w:t>Create entity objects</w:t>
+      </w:r>
+      <w:r>
+        <w:br/>
+        <w:t xml:space="preserve">Part 4: </w:t>
+      </w:r>
+      <w:r>
+        <w:t>Create context</w:t>
+      </w:r>
+      <w:r>
+        <w:br/>
+        <w:t xml:space="preserve">Part 5: </w:t>
+      </w:r>
+      <w:r>
+        <w:t>One to one relation</w:t>
+      </w:r>
+    </w:p>
+    <w:p>
+      <w:pPr>
+        <w:spacing w:after="0"/>
+      </w:pPr>
+      <w:r>
+        <w:t>Part 6: One to many relation</w:t>
+      </w:r>
+    </w:p>
+    <w:p>
+      <w:pPr>
+        <w:spacing w:after="0"/>
+      </w:pPr>
+      <w:r>
+        <w:t>Part 7: Many to many relation</w:t>
+      </w:r>
+    </w:p>
+    <w:p>
+      <w:pPr>
+        <w:spacing w:after="0"/>
+      </w:pPr>
+      <w:r>
+        <w:t xml:space="preserve">Part 8: </w:t>
+      </w:r>
+      <w:r>
+        <w:t xml:space="preserve">Entity properties </w:t>
+      </w:r>
+    </w:p>
+    <w:p>
+      <w:pPr>
+        <w:spacing w:after="0"/>
+      </w:pPr>
+      <w:r>
+        <w:t xml:space="preserve">Part 9: </w:t>
+      </w:r>
+      <w:r>
+        <w:t>Migration</w:t>
+      </w:r>
+    </w:p>
+    <w:p>
+      <w:pPr>
+        <w:spacing w:after="0"/>
+      </w:pPr>
+      <w:r>
+        <w:lastRenderedPageBreak/>
+        <w:t>Part 10: LINQ</w:t>
+      </w:r>
+    </w:p>
+    <w:p/>
+    <w:p>
+      <w:pPr>
+        <w:spacing w:after="0"/>
+      </w:pPr>
+      <w:r>
+        <w:rPr>
+          <w:b/>
+          <w:bCs/>
+          <w:noProof/>
+        </w:rPr>
+        <mc:AlternateContent>
+          <mc:Choice Requires="wpi">
+            <w:drawing>
+              <wp:anchor distT="0" distB="0" distL="114300" distR="114300" simplePos="0" relativeHeight="251695104" behindDoc="0" locked="0" layoutInCell="1" allowOverlap="1" wp14:anchorId="1884C174" wp14:editId="7445BCFA">
+                <wp:simplePos x="0" y="0"/>
+                <wp:positionH relativeFrom="column">
+                  <wp:posOffset>8271125</wp:posOffset>
+                </wp:positionH>
+                <wp:positionV relativeFrom="paragraph">
+                  <wp:posOffset>1080229</wp:posOffset>
+                </wp:positionV>
+                <wp:extent cx="1440" cy="1440"/>
+                <wp:effectExtent l="57150" t="57150" r="55880" b="55880"/>
+                <wp:wrapNone/>
+                <wp:docPr id="14" name="Ink 14"/>
+                <wp:cNvGraphicFramePr/>
+                <a:graphic xmlns:a="http://schemas.openxmlformats.org/drawingml/2006/main">
+                  <a:graphicData uri="http://schemas.microsoft.com/office/word/2010/wordprocessingInk">
+                    <w14:contentPart bwMode="auto" r:id="rId23">
+                      <w14:nvContentPartPr>
+                        <w14:cNvContentPartPr/>
+                      </w14:nvContentPartPr>
+                      <w14:xfrm>
+                        <a:off x="0" y="0"/>
+                        <a:ext cx="1440" cy="1440"/>
+                      </w14:xfrm>
+                    </w14:contentPart>
+                  </a:graphicData>
+                </a:graphic>
+              </wp:anchor>
+            </w:drawing>
+          </mc:Choice>
+          <mc:Fallback>
+            <w:pict>
+              <v:shape w14:anchorId="0881C1BB" id="Ink 14" o:spid="_x0000_s1026" type="#_x0000_t75" style="position:absolute;left:0;text-align:left;margin-left:650.55pt;margin-top:84.35pt;width:1.5pt;height:1.5pt;z-index:251695104;visibility:visible;mso-wrap-style:square;mso-wrap-distance-left:9pt;mso-wrap-distance-top:0;mso-wrap-distance-right:9pt;mso-wrap-distance-bottom:0;mso-position-horizontal:absolute;mso-position-horizontal-relative:text;mso-position-vertical:absolute;mso-position-vertical-relative:text" o:gfxdata="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">
+                <v:imagedata r:id="rId12" o:title=""/>
+              </v:shape>
+            </w:pict>
+          </mc:Fallback>
+        </mc:AlternateContent>
+      </w:r>
+      <w:r>
+        <w:rPr>
+          <w:b/>
+          <w:bCs/>
+          <w:noProof/>
+        </w:rPr>
+        <mc:AlternateContent>
+          <mc:Choice Requires="wpi">
+            <w:drawing>
+              <wp:anchor distT="0" distB="0" distL="114300" distR="114300" simplePos="0" relativeHeight="251694080" behindDoc="0" locked="0" layoutInCell="1" allowOverlap="1" wp14:anchorId="3730BE4E" wp14:editId="230A7756">
+                <wp:simplePos x="0" y="0"/>
+                <wp:positionH relativeFrom="column">
+                  <wp:posOffset>8039735</wp:posOffset>
+                </wp:positionH>
+                <wp:positionV relativeFrom="paragraph">
+                  <wp:posOffset>1072515</wp:posOffset>
+                </wp:positionV>
+                <wp:extent cx="35285" cy="46355"/>
+                <wp:effectExtent l="38100" t="57150" r="41275" b="48895"/>
+                <wp:wrapNone/>
+                <wp:docPr id="13" name="Ink 13"/>
+                <wp:cNvGraphicFramePr/>
+                <a:graphic xmlns:a="http://schemas.openxmlformats.org/drawingml/2006/main">
+                  <a:graphicData uri="http://schemas.microsoft.com/office/word/2010/wordprocessingInk">
+                    <w14:contentPart bwMode="auto" r:id="rId24">
+                      <w14:nvContentPartPr>
+                        <w14:cNvContentPartPr/>
+                      </w14:nvContentPartPr>
+                      <w14:xfrm>
+                        <a:off x="0" y="0"/>
+                        <a:ext cx="35285" cy="46355"/>
+                      </w14:xfrm>
+                    </w14:contentPart>
+                  </a:graphicData>
+                </a:graphic>
+              </wp:anchor>
+            </w:drawing>
+          </mc:Choice>
+          <mc:Fallback>
+            <w:pict>
+              <v:shape w14:anchorId="4B46F329" id="Ink 13" o:spid="_x0000_s1026" type="#_x0000_t75" style="position:absolute;left:0;text-align:left;margin-left:632.35pt;margin-top:83.75pt;width:4.2pt;height:5.05pt;z-index:251694080;visibility:visible;mso-wrap-style:square;mso-wrap-distance-left:9pt;mso-wrap-distance-top:0;mso-wrap-distance-right:9pt;mso-wrap-distance-bottom:0;mso-position-horizontal:absolute;mso-position-horizontal-relative:text;mso-position-vertical:absolute;mso-position-vertical-relative:text" o:gfxdata="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">
+                <v:imagedata r:id="rId25" o:title=""/>
+              </v:shape>
+            </w:pict>
+          </mc:Fallback>
+        </mc:AlternateContent>
+      </w:r>
+      <w:r>
+        <w:rPr>
+          <w:rStyle w:val="Strong"/>
+        </w:rPr>
+        <w:t xml:space="preserve">Chapter </w:t>
+      </w:r>
+      <w:r>
+        <w:rPr>
+          <w:rStyle w:val="Strong"/>
+        </w:rPr>
+        <w:t>7</w:t>
+      </w:r>
+      <w:r>
+        <w:rPr>
+          <w:rStyle w:val="Strong"/>
+        </w:rPr>
+        <w:t>: Advanced C# (</w:t>
+      </w:r>
+      <w:r>
+        <w:rPr>
+          <w:rStyle w:val="Strong"/>
+        </w:rPr>
+        <w:t>25</w:t>
+      </w:r>
+      <w:r>
+        <w:rPr>
+          <w:rStyle w:val="Strong"/>
+        </w:rPr>
+        <w:t xml:space="preserve"> hrs.)</w:t>
+      </w:r>
+      <w:r>
+        <w:rPr>
+          <w:b/>
+          <w:bCs/>
+        </w:rPr>
+        <w:br/>
+      </w:r>
+      <w:r>
+        <w:t>Part 1: Working with Assemblies, Building Class Libraries</w:t>
+      </w:r>
+      <w:r>
+        <w:br/>
+        <w:t>Part 2: Multi-Tired Application Programming</w:t>
       </w:r>
       <w:r>
         <w:br/>
         <w:t xml:space="preserve">Part </w:t>
       </w:r>
       <w:r>
-        <w:t>4</w:t>
-      </w:r>
-      <w:r>
-        <w:t>: Design Database concepts</w:t>
+        <w:t>3</w:t>
+      </w:r>
+      <w:r>
+        <w:t>: Asynchronous Programming</w:t>
       </w:r>
       <w:r>
         <w:br/>
         <w:t xml:space="preserve">Part </w:t>
       </w:r>
       <w:r>
+        <w:t>4</w:t>
+      </w:r>
+      <w:r>
+        <w:t>: Task and Parallel Programming</w:t>
+      </w:r>
+      <w:r>
+        <w:br/>
+        <w:t xml:space="preserve">Part </w:t>
+      </w:r>
+      <w:r>
         <w:t>5</w:t>
       </w:r>
       <w:r>
-        <w:t xml:space="preserve">: </w:t>
-      </w:r>
-      <w:r>
-        <w:t>SQL Query (CRUD)</w:t>
+        <w:t>: Reflection, Metadata and Dynamic Programming</w:t>
       </w:r>
       <w:r>
         <w:br/>
+        <w:t xml:space="preserve">Part </w:t>
+      </w:r>
+      <w:r>
+        <w:t>6</w:t>
+      </w:r>
+      <w:r>
+        <w:t>: Serialize and Deserialize Data</w:t>
+      </w:r>
+      <w:r>
+        <w:br/>
+        <w:t xml:space="preserve">Part </w:t>
+      </w:r>
+      <w:r>
+        <w:t>7</w:t>
+      </w:r>
+      <w:r>
+        <w:t>: Localization and Globalization</w:t>
+      </w:r>
+      <w:r>
+        <w:br/>
+        <w:t xml:space="preserve">Part </w:t>
+      </w:r>
+      <w:r>
+        <w:t>8</w:t>
+      </w:r>
+      <w:r>
+        <w:t>: Testing</w:t>
       </w:r>
     </w:p>
     <w:p>
@@ -6280,46 +6876,24 @@
         <w:spacing w:after="0"/>
       </w:pPr>
       <w:r>
+        <w:t>Part 9: Repository</w:t>
+      </w:r>
+    </w:p>
+    <w:p>
+      <w:pPr>
+        <w:spacing w:after="0"/>
+      </w:pPr>
+      <w:r>
+        <w:t>Part 10: Injection</w:t>
+      </w:r>
+    </w:p>
+    <w:p/>
+    <w:p>
+      <w:r>
         <w:rPr>
           <w:rStyle w:val="Strong"/>
         </w:rPr>
-        <w:t xml:space="preserve">Chapter </w:t>
-      </w:r>
-      <w:r>
-        <w:rPr>
-          <w:rStyle w:val="Strong"/>
-        </w:rPr>
-        <w:t>6</w:t>
-      </w:r>
-      <w:r>
-        <w:rPr>
-          <w:rStyle w:val="Strong"/>
-        </w:rPr>
-        <w:t xml:space="preserve">: </w:t>
-      </w:r>
-      <w:r>
-        <w:rPr>
-          <w:rStyle w:val="Strong"/>
-        </w:rPr>
-        <w:t>Entity Framework Code First and LINQ</w:t>
-      </w:r>
-      <w:r>
-        <w:rPr>
-          <w:rStyle w:val="Strong"/>
-        </w:rPr>
-        <w:t xml:space="preserve"> (</w:t>
-      </w:r>
-      <w:r>
-        <w:rPr>
-          <w:rStyle w:val="Strong"/>
-        </w:rPr>
-        <w:t>20</w:t>
-      </w:r>
-      <w:r>
-        <w:rPr>
-          <w:rStyle w:val="Strong"/>
-        </w:rPr>
-        <w:t xml:space="preserve"> hrs.)</w:t>
+        <w:t>Chapter 8: Web Fundamentals (20 hrs.)</w:t>
       </w:r>
       <w:r>
         <w:rPr>
@@ -6329,149 +6903,52 @@
         <w:br/>
       </w:r>
       <w:r>
-        <w:t xml:space="preserve">Part 1: Introduction to </w:t>
-      </w:r>
-      <w:r>
-        <w:t>Entity Framework</w:t>
+        <w:t>Part 1: Introduction to web instructor</w:t>
       </w:r>
       <w:r>
         <w:br/>
-        <w:t xml:space="preserve">Part 2: </w:t>
-      </w:r>
-      <w:r>
-        <w:t>Entity Framework Code First</w:t>
-      </w:r>
-    </w:p>
-    <w:p>
-      <w:pPr>
-        <w:spacing w:after="0"/>
-      </w:pPr>
-      <w:r>
-        <w:lastRenderedPageBreak/>
-        <w:t xml:space="preserve">Part 3: </w:t>
-      </w:r>
-      <w:r>
-        <w:t>Create entity objects</w:t>
+        <w:t>Part 2: Introduction to web request and response</w:t>
       </w:r>
       <w:r>
         <w:br/>
-        <w:t xml:space="preserve">Part 4: </w:t>
-      </w:r>
-      <w:r>
-        <w:t>Create context</w:t>
+        <w:t>Part 3: Creating web pages (XHTML) with HTML elements</w:t>
       </w:r>
       <w:r>
         <w:br/>
-        <w:t xml:space="preserve">Part 5: </w:t>
-      </w:r>
-      <w:r>
-        <w:t>One to one relation</w:t>
-      </w:r>
-    </w:p>
-    <w:p>
-      <w:pPr>
-        <w:spacing w:after="0"/>
-      </w:pPr>
-      <w:r>
-        <w:t xml:space="preserve">Part </w:t>
-      </w:r>
-      <w:r>
-        <w:t>6</w:t>
-      </w:r>
-      <w:r>
-        <w:t xml:space="preserve">: One to </w:t>
-      </w:r>
-      <w:r>
-        <w:t>many</w:t>
-      </w:r>
-      <w:r>
-        <w:t xml:space="preserve"> relation</w:t>
-      </w:r>
-    </w:p>
-    <w:p>
-      <w:pPr>
-        <w:spacing w:after="0"/>
-      </w:pPr>
-      <w:r>
-        <w:t xml:space="preserve">Part </w:t>
-      </w:r>
-      <w:r>
-        <w:t>7</w:t>
-      </w:r>
-      <w:r>
-        <w:t xml:space="preserve">: </w:t>
-      </w:r>
-      <w:r>
-        <w:t>Many</w:t>
-      </w:r>
-      <w:r>
-        <w:t xml:space="preserve"> to </w:t>
-      </w:r>
-      <w:r>
-        <w:t>many</w:t>
-      </w:r>
-      <w:r>
-        <w:t xml:space="preserve"> relation</w:t>
-      </w:r>
-    </w:p>
-    <w:p>
-      <w:pPr>
-        <w:spacing w:after="0"/>
-      </w:pPr>
-      <w:r>
-        <w:t xml:space="preserve">Part </w:t>
-      </w:r>
-      <w:r>
-        <w:t>8</w:t>
-      </w:r>
-      <w:r>
-        <w:t xml:space="preserve">: </w:t>
-      </w:r>
-      <w:r>
-        <w:t>Migration</w:t>
-      </w:r>
-    </w:p>
-    <w:p>
-      <w:pPr>
-        <w:spacing w:after="0"/>
-      </w:pPr>
-      <w:r>
-        <w:t xml:space="preserve">Part </w:t>
-      </w:r>
-      <w:r>
+        <w:t>Part 4: Styling web pages with Custom Style Sheet (CSS)</w:t>
+      </w:r>
+    </w:p>
+    <w:p/>
+    <w:p>
+      <w:r>
+        <w:rPr>
+          <w:rStyle w:val="Strong"/>
+        </w:rPr>
+        <w:t xml:space="preserve">Chapter </w:t>
+      </w:r>
+      <w:r>
+        <w:rPr>
+          <w:rStyle w:val="Strong"/>
+        </w:rPr>
         <w:t>9</w:t>
       </w:r>
       <w:r>
-        <w:t xml:space="preserve">: </w:t>
-      </w:r>
-      <w:r>
-        <w:t xml:space="preserve">Entity </w:t>
-      </w:r>
-      <w:r>
-        <w:t>properties</w:t>
-      </w:r>
-    </w:p>
-    <w:p>
-      <w:pPr>
-        <w:spacing w:after="0"/>
-      </w:pPr>
-      <w:r>
-        <w:t xml:space="preserve">Part </w:t>
-      </w:r>
-      <w:r>
-        <w:t>10</w:t>
-      </w:r>
-      <w:r>
-        <w:t>: LINQ</w:t>
-      </w:r>
-    </w:p>
-    <w:p/>
-    <w:p>
-      <w:r>
         <w:rPr>
           <w:rStyle w:val="Strong"/>
         </w:rPr>
-        <w:t>Chapter 5: Advanced C# (44 hrs.)</w:t>
+        <w:t>: JavaScript and jQuery (1</w:t>
+      </w:r>
+      <w:r>
+        <w:rPr>
+          <w:rStyle w:val="Strong"/>
+        </w:rPr>
+        <w:t>0</w:t>
+      </w:r>
+      <w:r>
+        <w:rPr>
+          <w:rStyle w:val="Strong"/>
+        </w:rPr>
+        <w:t xml:space="preserve"> hrs.)</w:t>
       </w:r>
       <w:r>
         <w:rPr>
@@ -6481,66 +6958,64 @@
         <w:br/>
       </w:r>
       <w:r>
-        <w:t>Part 1: Working with Assemblies, Building Class Libraries</w:t>
+        <w:t>Part 1: Introduction to JavaScript</w:t>
       </w:r>
       <w:r>
         <w:br/>
-        <w:t>Part 2: Multi-Tired Application Programming</w:t>
+        <w:t>Part 2: Communicating with Server and Remote Server</w:t>
       </w:r>
       <w:r>
         <w:br/>
-        <w:t>Part 3: Implement Security Concepts</w:t>
+        <w:t>Part 3: Object-Oriented concepts with JavaScript</w:t>
       </w:r>
       <w:r>
         <w:br/>
-        <w:t>Part 4: Exception Handling</w:t>
+        <w:t>Part 4: Introduction to jQuery</w:t>
       </w:r>
       <w:r>
         <w:br/>
-        <w:t>Part 5: Asynchronous Programming</w:t>
+        <w:t>Part 5: Ajax concepts with JavaScript and jQuery</w:t>
       </w:r>
       <w:r>
         <w:br/>
-        <w:t>Part 6: Task and Parallel Programming</w:t>
+        <w:t>Part 6: Extending controls with jQuery Plugins</w:t>
       </w:r>
       <w:r>
         <w:br/>
-        <w:t>Part 7: Reflection, Metadata and Dynamic Programming</w:t>
-      </w:r>
-      <w:r>
-        <w:br/>
-        <w:t>Part 8: Serialize and Deserialize Data</w:t>
-      </w:r>
-      <w:r>
-        <w:br/>
-        <w:t>Part 9: Localization and Globalization</w:t>
-      </w:r>
-      <w:r>
-        <w:br/>
-        <w:t>Part 10: Windows Communication Foundation (WCF)</w:t>
-      </w:r>
-      <w:r>
-        <w:br/>
-        <w:t>Part 11: Testing</w:t>
+        <w:t>Part 7: Adding offline support to web applications</w:t>
       </w:r>
     </w:p>
     <w:p/>
     <w:p>
-      <w:pPr>
-        <w:rPr>
-          <w:rFonts w:cs="B Mitra"/>
-          <w:sz w:val="28"/>
-          <w:szCs w:val="28"/>
-          <w:lang w:bidi="fa-IR"/>
-        </w:rPr>
-      </w:pPr>
-    </w:p>
-    <w:p>
       <w:r>
         <w:rPr>
           <w:rStyle w:val="Strong"/>
         </w:rPr>
-        <w:t>Chapter 7: ADO.NET Entity Framework (Code First Approach) (24 hrs.)</w:t>
+        <w:t xml:space="preserve">Chapter </w:t>
+      </w:r>
+      <w:r>
+        <w:rPr>
+          <w:rStyle w:val="Strong"/>
+        </w:rPr>
+        <w:t>10</w:t>
+      </w:r>
+      <w:r>
+        <w:rPr>
+          <w:rStyle w:val="Strong"/>
+        </w:rPr>
+        <w:t>: ASP.NET MVC (</w:t>
+      </w:r>
+      <w:r>
+        <w:rPr>
+          <w:rStyle w:val="Strong"/>
+        </w:rPr>
+        <w:t>30</w:t>
+      </w:r>
+      <w:r>
+        <w:rPr>
+          <w:rStyle w:val="Strong"/>
+        </w:rPr>
+        <w:t xml:space="preserve"> hrs.)</w:t>
       </w:r>
       <w:r>
         <w:rPr>
@@ -6550,23 +7025,35 @@
         <w:br/>
       </w:r>
       <w:r>
-        <w:t>Part 1: Introduction of data model</w:t>
+        <w:t>Part 1: Introduction to MVC Architecture</w:t>
       </w:r>
       <w:r>
         <w:br/>
-        <w:t>Part 2: Creating Domain objects (POCO) and Configuration</w:t>
+        <w:t>Part 2: ASP.NET MVC Versus ASP.NET</w:t>
       </w:r>
       <w:r>
         <w:br/>
-        <w:t>Part 3: Managing Database with EF Code First</w:t>
+        <w:t>Part 3: Introduction to MVC conventions</w:t>
       </w:r>
       <w:r>
         <w:br/>
-        <w:t>Part 4: Fitting EF concepts in Multi-Tired Application Programming</w:t>
+        <w:t>Part 4: Introduction to MVC Routing</w:t>
       </w:r>
       <w:r>
         <w:br/>
-        <w:t>Part 5: Advanced topics</w:t>
+        <w:t>Part 5: Creating and using Controllers</w:t>
+      </w:r>
+      <w:r>
+        <w:br/>
+        <w:t>Part 6: Creating and using Models</w:t>
+      </w:r>
+      <w:r>
+        <w:br/>
+        <w:t>Part 7: Creating and using Views</w:t>
+      </w:r>
+      <w:r>
+        <w:br/>
+        <w:t>Part 8: Using MVC Extendibility points</w:t>
       </w:r>
       <w:r>
         <w:br/>
@@ -6576,7 +7063,7 @@
         <w:sym w:font="Symbol" w:char="F0A7"/>
       </w:r>
       <w:r>
-        <w:t xml:space="preserve"> Mapping Stored Procedures</w:t>
+        <w:t xml:space="preserve"> Using MVC Filters</w:t>
       </w:r>
       <w:r>
         <w:br/>
@@ -6586,7 +7073,7 @@
         <w:sym w:font="Symbol" w:char="F0A7"/>
       </w:r>
       <w:r>
-        <w:t xml:space="preserve"> Managing Transactions</w:t>
+        <w:t xml:space="preserve"> Using custom view engine and Customizing Razor View Engine</w:t>
       </w:r>
       <w:r>
         <w:br/>
@@ -6596,129 +7083,28 @@
         <w:sym w:font="Symbol" w:char="F0A7"/>
       </w:r>
       <w:r>
-        <w:t xml:space="preserve"> Calling Database objects</w:t>
-      </w:r>
-    </w:p>
-    <w:p/>
-    <w:p>
-      <w:r>
-        <w:rPr>
-          <w:rStyle w:val="Strong"/>
-        </w:rPr>
-        <w:t>Chapter 8: Web Fundamentals (20 hrs.)</w:t>
-      </w:r>
-      <w:r>
-        <w:rPr>
-          <w:b/>
-          <w:bCs/>
-        </w:rPr>
+        <w:t xml:space="preserve"> Using Model Bindings</w:t>
+      </w:r>
+      <w:r>
         <w:br/>
       </w:r>
       <w:r>
-        <w:t>Part 1: Introduction to web instructor</w:t>
+        <w:lastRenderedPageBreak/>
+        <w:t>  </w:t>
+      </w:r>
+      <w:r>
+        <w:sym w:font="Symbol" w:char="F0A7"/>
+      </w:r>
+      <w:r>
+        <w:t xml:space="preserve"> Using Advanced Routing (Register Routing)</w:t>
       </w:r>
       <w:r>
         <w:br/>
-        <w:t>Part 2: Introduction to web request and response</w:t>
+        <w:t>Part 9: Introduction to Globalization and Localization</w:t>
       </w:r>
       <w:r>
         <w:br/>
-        <w:t>Part 3: Creating web pages (XHTML) with HTML elements</w:t>
-      </w:r>
-      <w:r>
-        <w:br/>
-        <w:t>Part 4: Styling web pages with Custom Style Sheet (CSS)</w:t>
-      </w:r>
-    </w:p>
-    <w:p/>
-    <w:p/>
-    <w:p>
-      <w:r>
-        <w:rPr>
-          <w:rStyle w:val="Strong"/>
-        </w:rPr>
-        <w:t>Chapter 10: JavaScript and jQuery (16 hrs.)</w:t>
-      </w:r>
-      <w:r>
-        <w:rPr>
-          <w:b/>
-          <w:bCs/>
-        </w:rPr>
-        <w:br/>
-      </w:r>
-      <w:r>
-        <w:t>Part 1: Introduction to JavaScript</w:t>
-      </w:r>
-      <w:r>
-        <w:br/>
-        <w:t>Part 2: Communicating with Server and Remote Server</w:t>
-      </w:r>
-      <w:r>
-        <w:br/>
-        <w:t>Part 3: Object-Oriented concepts with JavaScript</w:t>
-      </w:r>
-      <w:r>
-        <w:br/>
-        <w:t>Part 4: Introduction to jQuery</w:t>
-      </w:r>
-      <w:r>
-        <w:br/>
-        <w:t>Part 5: Ajax concepts with JavaScript and jQuery</w:t>
-      </w:r>
-      <w:r>
-        <w:br/>
-        <w:t>Part 6: Extending controls with jQuery Plugins</w:t>
-      </w:r>
-      <w:r>
-        <w:br/>
-        <w:t>Part 7: Adding offline support to web applications</w:t>
-      </w:r>
-    </w:p>
-    <w:p/>
-    <w:p>
-      <w:r>
-        <w:rPr>
-          <w:rStyle w:val="Strong"/>
-        </w:rPr>
-        <w:t>Chapter 12: ASP.NET MVC (40 hrs.)</w:t>
-      </w:r>
-      <w:r>
-        <w:rPr>
-          <w:b/>
-          <w:bCs/>
-        </w:rPr>
-        <w:br/>
-      </w:r>
-      <w:r>
-        <w:t>Part 1: Introduction to MVC Architecture</w:t>
-      </w:r>
-      <w:r>
-        <w:br/>
-        <w:t>Part 2: ASP.NET MVC Versus ASP.NET</w:t>
-      </w:r>
-      <w:r>
-        <w:br/>
-        <w:t>Part 3: Introduction to MVC conventions</w:t>
-      </w:r>
-      <w:r>
-        <w:br/>
-        <w:t>Part 4: Introduction to MVC Routing</w:t>
-      </w:r>
-      <w:r>
-        <w:br/>
-        <w:t>Part 5: Creating and using Controllers</w:t>
-      </w:r>
-      <w:r>
-        <w:br/>
-        <w:t>Part 6: Creating and using Models</w:t>
-      </w:r>
-      <w:r>
-        <w:br/>
-        <w:t>Part 7: Creating and using Views</w:t>
-      </w:r>
-      <w:r>
-        <w:br/>
-        <w:t>Part 8: Using MVC Extendibility points</w:t>
+        <w:t>Part 10: Design and Implement Security</w:t>
       </w:r>
       <w:r>
         <w:br/>
@@ -6728,7 +7114,7 @@
         <w:sym w:font="Symbol" w:char="F0A7"/>
       </w:r>
       <w:r>
-        <w:t xml:space="preserve"> Using MVC Filters</w:t>
+        <w:t xml:space="preserve"> Using ASP.NET Identity</w:t>
       </w:r>
       <w:r>
         <w:br/>
@@ -6738,7 +7124,7 @@
         <w:sym w:font="Symbol" w:char="F0A7"/>
       </w:r>
       <w:r>
-        <w:t xml:space="preserve"> Using custom view engine and Customizing Razor View Engine</w:t>
+        <w:t xml:space="preserve"> Using Role Membership Authorization</w:t>
       </w:r>
       <w:r>
         <w:br/>
@@ -6748,7 +7134,7 @@
         <w:sym w:font="Symbol" w:char="F0A7"/>
       </w:r>
       <w:r>
-        <w:t xml:space="preserve"> Using Model Bindings</w:t>
+        <w:t xml:space="preserve"> Using Claim Base Authorization</w:t>
       </w:r>
       <w:r>
         <w:br/>
@@ -6758,54 +7144,6 @@
         <w:sym w:font="Symbol" w:char="F0A7"/>
       </w:r>
       <w:r>
-        <w:t xml:space="preserve"> Using Advanced Routing (Register Routing)</w:t>
-      </w:r>
-      <w:r>
-        <w:br/>
-        <w:t>Part 9: Introduction to Globalization and Localization</w:t>
-      </w:r>
-      <w:r>
-        <w:br/>
-        <w:t>Part 10: Design and Implement Security</w:t>
-      </w:r>
-      <w:r>
-        <w:br/>
-        <w:t>  </w:t>
-      </w:r>
-      <w:r>
-        <w:sym w:font="Symbol" w:char="F0A7"/>
-      </w:r>
-      <w:r>
-        <w:t xml:space="preserve"> Using ASP.NET Identity</w:t>
-      </w:r>
-      <w:r>
-        <w:br/>
-        <w:t>  </w:t>
-      </w:r>
-      <w:r>
-        <w:sym w:font="Symbol" w:char="F0A7"/>
-      </w:r>
-      <w:r>
-        <w:t xml:space="preserve"> Using Role Membership Authorization</w:t>
-      </w:r>
-      <w:r>
-        <w:br/>
-        <w:t>  </w:t>
-      </w:r>
-      <w:r>
-        <w:sym w:font="Symbol" w:char="F0A7"/>
-      </w:r>
-      <w:r>
-        <w:t xml:space="preserve"> Using Claim Base Authorization</w:t>
-      </w:r>
-      <w:r>
-        <w:br/>
-        <w:t>  </w:t>
-      </w:r>
-      <w:r>
-        <w:sym w:font="Symbol" w:char="F0A7"/>
-      </w:r>
-      <w:r>
         <w:t xml:space="preserve"> Customizing ASP.NET Identity</w:t>
       </w:r>
       <w:r>
@@ -6820,120 +7158,219 @@
     <w:p/>
     <w:p>
       <w:pPr>
-        <w:pStyle w:val="Heading3"/>
-      </w:pPr>
-      <w:r>
-        <w:t>MODULE 4: Bootstrap</w:t>
-      </w:r>
+        <w:spacing w:after="0"/>
+      </w:pPr>
+      <w:r>
+        <w:rPr>
+          <w:rStyle w:val="Strong"/>
+        </w:rPr>
+        <w:t xml:space="preserve">Chapter </w:t>
+      </w:r>
+      <w:r>
+        <w:rPr>
+          <w:rStyle w:val="Strong"/>
+        </w:rPr>
+        <w:t>11</w:t>
+      </w:r>
+      <w:r>
+        <w:rPr>
+          <w:rStyle w:val="Strong"/>
+        </w:rPr>
+        <w:t xml:space="preserve">: </w:t>
+      </w:r>
+      <w:r>
+        <w:rPr>
+          <w:rStyle w:val="Strong"/>
+        </w:rPr>
+        <w:t>Bootstrap</w:t>
+      </w:r>
+      <w:r>
+        <w:rPr>
+          <w:rStyle w:val="Strong"/>
+        </w:rPr>
+        <w:t xml:space="preserve"> (</w:t>
+      </w:r>
+      <w:r>
+        <w:rPr>
+          <w:rStyle w:val="Strong"/>
+        </w:rPr>
+        <w:t>5</w:t>
+      </w:r>
+      <w:r>
+        <w:rPr>
+          <w:rStyle w:val="Strong"/>
+        </w:rPr>
+        <w:t xml:space="preserve"> hrs.)</w:t>
+      </w:r>
+    </w:p>
+    <w:p>
+      <w:pPr>
+        <w:spacing w:after="0"/>
+      </w:pPr>
+      <w:r>
+        <w:t>1. To use Bootstrap's predefined classes and Bootstrap's grid system</w:t>
+      </w:r>
+    </w:p>
+    <w:p>
+      <w:pPr>
+        <w:spacing w:after="0"/>
+      </w:pPr>
+      <w:r>
+        <w:t>2. To create responsive navbars</w:t>
+      </w:r>
+    </w:p>
+    <w:p>
+      <w:pPr>
+        <w:spacing w:after="0"/>
+      </w:pPr>
+      <w:r>
+        <w:t>3. To style typography, tables, and forms with Bootstrap</w:t>
+      </w:r>
+    </w:p>
+    <w:p>
+      <w:pPr>
+        <w:spacing w:after="0"/>
+      </w:pPr>
+      <w:r>
+        <w:t>4. To use the most popular Bootstrap components</w:t>
+      </w:r>
+    </w:p>
+    <w:p>
+      <w:pPr>
+        <w:spacing w:after="0"/>
+      </w:pPr>
+      <w:r>
+        <w:t>5. To use an array of Bootstrap Utilities</w:t>
+      </w:r>
+    </w:p>
+    <w:p>
+      <w:pPr>
+        <w:spacing w:after="0"/>
+      </w:pPr>
     </w:p>
     <w:p>
       <w:pPr>
         <w:pStyle w:val="NormalWeb"/>
-      </w:pPr>
-      <w:r>
-        <w:t>1. To use Bootstrap's predefined classes and Bootstrap's grid system</w:t>
-      </w:r>
+        <w:spacing w:after="0" w:afterAutospacing="0"/>
+        <w:rPr>
+          <w:rStyle w:val="Strong"/>
+        </w:rPr>
+      </w:pPr>
+      <w:r>
+        <w:rPr>
+          <w:rStyle w:val="Strong"/>
+        </w:rPr>
+        <w:t xml:space="preserve">Chapter </w:t>
+      </w:r>
+      <w:r>
+        <w:rPr>
+          <w:rStyle w:val="Strong"/>
+        </w:rPr>
+        <w:t>12</w:t>
+      </w:r>
+      <w:r>
+        <w:rPr>
+          <w:rStyle w:val="Strong"/>
+        </w:rPr>
+        <w:t xml:space="preserve">: </w:t>
+      </w:r>
+      <w:r>
+        <w:rPr>
+          <w:rStyle w:val="Strong"/>
+        </w:rPr>
+        <w:t>Other</w:t>
+      </w:r>
+      <w:r>
+        <w:rPr>
+          <w:rStyle w:val="Strong"/>
+        </w:rPr>
+        <w:t xml:space="preserve"> (</w:t>
+      </w:r>
+      <w:r>
+        <w:rPr>
+          <w:rStyle w:val="Strong"/>
+        </w:rPr>
+        <w:t>5</w:t>
+      </w:r>
+      <w:r>
+        <w:rPr>
+          <w:rStyle w:val="Strong"/>
+        </w:rPr>
+        <w:t xml:space="preserve"> hrs.)</w:t>
+      </w:r>
+    </w:p>
+    <w:p>
+      <w:pPr>
+        <w:spacing w:after="0"/>
+      </w:pPr>
+      <w:r>
+        <w:t>Part 1: Git</w:t>
+      </w:r>
+    </w:p>
+    <w:p>
+      <w:pPr>
+        <w:spacing w:after="0"/>
+      </w:pPr>
+      <w:r>
+        <w:t>Part 2: Uploading project on server</w:t>
+      </w:r>
+    </w:p>
+    <w:p>
+      <w:pPr>
+        <w:spacing w:after="0"/>
+      </w:pPr>
     </w:p>
     <w:p>
       <w:pPr>
         <w:pStyle w:val="NormalWeb"/>
-      </w:pPr>
-      <w:r>
-        <w:t>2. To create responsive navbars</w:t>
-      </w:r>
-    </w:p>
-    <w:p>
-      <w:pPr>
-        <w:pStyle w:val="NormalWeb"/>
-      </w:pPr>
-      <w:r>
-        <w:t>3. To style typography, tables, and forms with Bootstrap</w:t>
-      </w:r>
-    </w:p>
-    <w:p>
-      <w:pPr>
-        <w:pStyle w:val="NormalWeb"/>
-      </w:pPr>
-      <w:r>
-        <w:t>4. To use the most popular Bootstrap components</w:t>
-      </w:r>
-    </w:p>
-    <w:p>
-      <w:pPr>
-        <w:pStyle w:val="NormalWeb"/>
-      </w:pPr>
-      <w:r>
-        <w:lastRenderedPageBreak/>
-        <w:t>5. To use an array of Bootstrap Utilities</w:t>
-      </w:r>
-    </w:p>
-    <w:p>
-      <w:pPr>
-        <w:pStyle w:val="NormalWeb"/>
-      </w:pPr>
-    </w:p>
-    <w:p>
-      <w:pPr>
-        <w:pStyle w:val="NormalWeb"/>
-      </w:pPr>
-    </w:p>
-    <w:p>
-      <w:pPr>
-        <w:pStyle w:val="NormalWeb"/>
-      </w:pPr>
-    </w:p>
-    <w:p>
-      <w:pPr>
-        <w:pStyle w:val="NormalWeb"/>
-      </w:pPr>
-    </w:p>
-    <w:p>
-      <w:pPr>
-        <w:pStyle w:val="NormalWeb"/>
-      </w:pPr>
-      <w:r>
-        <w:t xml:space="preserve">MODULE 4: </w:t>
-      </w:r>
-      <w:r>
-        <w:t>Other</w:t>
-      </w:r>
-    </w:p>
-    <w:p>
-      <w:pPr>
-        <w:pStyle w:val="NormalWeb"/>
-      </w:pPr>
-      <w:r>
-        <w:t>Localization</w:t>
-      </w:r>
-    </w:p>
-    <w:p>
-      <w:pPr>
-        <w:pStyle w:val="NormalWeb"/>
-      </w:pPr>
-      <w:r>
-        <w:t>Git</w:t>
-      </w:r>
-    </w:p>
-    <w:p>
-      <w:pPr>
-        <w:pStyle w:val="NormalWeb"/>
-      </w:pPr>
-      <w:r>
-        <w:t>Authentication</w:t>
-      </w:r>
-    </w:p>
-    <w:p>
-      <w:pPr>
-        <w:pStyle w:val="NormalWeb"/>
-      </w:pPr>
-      <w:r>
-        <w:t>Authorization</w:t>
-      </w:r>
-    </w:p>
-    <w:p>
-      <w:pPr>
-        <w:pStyle w:val="NormalWeb"/>
-      </w:pPr>
+        <w:spacing w:after="0" w:afterAutospacing="0"/>
+        <w:rPr>
+          <w:rStyle w:val="Strong"/>
+        </w:rPr>
+      </w:pPr>
+      <w:r>
+        <w:rPr>
+          <w:rStyle w:val="Strong"/>
+        </w:rPr>
+        <w:t xml:space="preserve">Chapter </w:t>
+      </w:r>
+      <w:r>
+        <w:rPr>
+          <w:rStyle w:val="Strong"/>
+        </w:rPr>
+        <w:t>13</w:t>
+      </w:r>
+      <w:bookmarkStart w:id="0" w:name="_GoBack"/>
+      <w:bookmarkEnd w:id="0"/>
+      <w:r>
+        <w:rPr>
+          <w:rStyle w:val="Strong"/>
+        </w:rPr>
+        <w:t>: Other (</w:t>
+      </w:r>
+      <w:r>
+        <w:rPr>
+          <w:rStyle w:val="Strong"/>
+        </w:rPr>
+        <w:t>30</w:t>
+      </w:r>
+      <w:r>
+        <w:rPr>
+          <w:rStyle w:val="Strong"/>
+        </w:rPr>
+        <w:t xml:space="preserve"> hrs.)</w:t>
+      </w:r>
+    </w:p>
+    <w:p>
+      <w:pPr>
+        <w:spacing w:after="0"/>
+      </w:pPr>
+      <w:r>
+        <w:t xml:space="preserve">Part 1: </w:t>
+      </w:r>
+      <w:r>
+        <w:t>Designing and uploading a website</w:t>
+      </w:r>
     </w:p>
     <w:p>
       <w:pPr>
@@ -6957,7 +7394,7 @@
 </file>
 
 <file path=word/numbering.xml><?xml version="1.0" encoding="utf-8"?>
-<w:numbering xmlns:wpc="http://schemas.microsoft.com/office/word/2010/wordprocessingCanvas" xmlns:cx="http://schemas.microsoft.com/office/drawing/2014/chartex" xmlns:cx1="http://schemas.microsoft.com/office/drawing/2015/9/8/chartex" xmlns:cx2="http://schemas.microsoft.com/office/drawing/2015/10/21/chartex" xmlns:cx3="http://schemas.microsoft.com/office/drawing/2016/5/9/chartex" xmlns:cx4="http://schemas.microsoft.com/office/drawing/2016/5/10/chartex" xmlns:cx5="http://schemas.microsoft.com/office/drawing/2016/5/11/chartex" xmlns:cx6="http://schemas.microsoft.com/office/drawing/2016/5/12/chartex" xmlns:cx7="http://schemas.microsoft.com/office/drawing/2016/5/13/chartex" xmlns:cx8="http://schemas.microsoft.com/office/drawing/2016/5/14/chartex" xmlns:mc="http://schemas.openxmlformats.org/markup-compatibility/2006" xmlns:aink="http://schemas.microsoft.com/office/drawing/2016/ink" xmlns:am3d="http://schemas.microsoft.com/office/drawing/2017/model3d" xmlns:o="urn:schemas-microsoft-com:office:office" xmlns:r="http://schemas.openxmlformats.org/officeDocument/2006/relationships" xmlns:m="http://schemas.openxmlformats.org/officeDocument/2006/math" xmlns:v="urn:schemas-microsoft-com:vml" xmlns:wp14="http://schemas.microsoft.com/office/word/2010/wordprocessingDrawing" xmlns:wp="http://schemas.openxmlformats.org/drawingml/2006/wordprocessingDrawing" xmlns:w10="urn:schemas-microsoft-com:office:word" xmlns:w="http://schemas.openxmlformats.org/wordprocessingml/2006/main" xmlns:w14="http://schemas.microsoft.com/office/word/2010/wordml" xmlns:w15="http://schemas.microsoft.com/office/word/2012/wordml" xmlns:w16cex="http://schemas.microsoft.com/office/word/2018/wordml/cex" xmlns:w16cid="http://schemas.microsoft.com/office/word/2016/wordml/cid" xmlns:w16="http://schemas.microsoft.com/office/word/2018/wordml" xmlns:w16sdtdh="http://schemas.microsoft.com/office/word/2020/wordml/sdtdatahash" xmlns:w16se="http://schemas.microsoft.com/office/word/2015/wordml/symex" xmlns:wpg="http://schemas.microsoft.com/office/word/2010/wordprocessingGroup" xmlns:wpi="http://schemas.microsoft.com/office/word/2010/wordprocessingInk" xmlns:wne="http://schemas.microsoft.com/office/word/2006/wordml" xmlns:wps="http://schemas.microsoft.com/office/word/2010/wordprocessingShape" mc:Ignorable="w14 w15 w16se w16cid w16 w16cex w16sdtdh wp14">
+<w:numbering xmlns:wpc="http://schemas.microsoft.com/office/word/2010/wordprocessingCanvas" xmlns:cx="http://schemas.microsoft.com/office/drawing/2014/chartex" xmlns:cx1="http://schemas.microsoft.com/office/drawing/2015/9/8/chartex" xmlns:cx2="http://schemas.microsoft.com/office/drawing/2015/10/21/chartex" xmlns:cx3="http://schemas.microsoft.com/office/drawing/2016/5/9/chartex" xmlns:cx4="http://schemas.microsoft.com/office/drawing/2016/5/10/chartex" xmlns:cx5="http://schemas.microsoft.com/office/drawing/2016/5/11/chartex" xmlns:cx6="http://schemas.microsoft.com/office/drawing/2016/5/12/chartex" xmlns:cx7="http://schemas.microsoft.com/office/drawing/2016/5/13/chartex" xmlns:cx8="http://schemas.microsoft.com/office/drawing/2016/5/14/chartex" xmlns:mc="http://schemas.openxmlformats.org/markup-compatibility/2006" xmlns:aink="http://schemas.microsoft.com/office/drawing/2016/ink" xmlns:am3d="http://schemas.microsoft.com/office/drawing/2017/model3d" xmlns:o="urn:schemas-microsoft-com:office:office" xmlns:r="http://schemas.openxmlformats.org/officeDocument/2006/relationships" xmlns:m="http://schemas.openxmlformats.org/officeDocument/2006/math" xmlns:v="urn:schemas-microsoft-com:vml" xmlns:wp14="http://schemas.microsoft.com/office/word/2010/wordprocessingDrawing" xmlns:wp="http://schemas.openxmlformats.org/drawingml/2006/wordprocessingDrawing" xmlns:w10="urn:schemas-microsoft-com:office:word" xmlns:w="http://schemas.openxmlformats.org/wordprocessingml/2006/main" xmlns:w14="http://schemas.microsoft.com/office/word/2010/wordml" xmlns:w15="http://schemas.microsoft.com/office/word/2012/wordml" xmlns:w16cex="http://schemas.microsoft.com/office/word/2018/wordml/cex" xmlns:w16cid="http://schemas.microsoft.com/office/word/2016/wordml/cid" xmlns:w16="http://schemas.microsoft.com/office/word/2018/wordml" xmlns:w16se="http://schemas.microsoft.com/office/word/2015/wordml/symex" xmlns:wpg="http://schemas.microsoft.com/office/word/2010/wordprocessingGroup" xmlns:wpi="http://schemas.microsoft.com/office/word/2010/wordprocessingInk" xmlns:wne="http://schemas.microsoft.com/office/word/2006/wordml" xmlns:wps="http://schemas.microsoft.com/office/word/2010/wordprocessingShape" mc:Ignorable="w14 w15 w16se w16cid w16 w16cex wp14">
   <w:abstractNum w:abstractNumId="0" w15:restartNumberingAfterBreak="0">
     <w:nsid w:val="06B56F6A"/>
     <w:multiLevelType w:val="hybridMultilevel"/>
@@ -7883,7 +8320,7 @@
 </file>
 
 <file path=word/styles.xml><?xml version="1.0" encoding="utf-8"?>
-<w:styles xmlns:mc="http://schemas.openxmlformats.org/markup-compatibility/2006" xmlns:r="http://schemas.openxmlformats.org/officeDocument/2006/relationships" xmlns:w="http://schemas.openxmlformats.org/wordprocessingml/2006/main" xmlns:w14="http://schemas.microsoft.com/office/word/2010/wordml" xmlns:w15="http://schemas.microsoft.com/office/word/2012/wordml" xmlns:w16cex="http://schemas.microsoft.com/office/word/2018/wordml/cex" xmlns:w16cid="http://schemas.microsoft.com/office/word/2016/wordml/cid" xmlns:w16="http://schemas.microsoft.com/office/word/2018/wordml" xmlns:w16sdtdh="http://schemas.microsoft.com/office/word/2020/wordml/sdtdatahash" xmlns:w16se="http://schemas.microsoft.com/office/word/2015/wordml/symex" mc:Ignorable="w14 w15 w16se w16cid w16 w16cex w16sdtdh">
+<w:styles xmlns:mc="http://schemas.openxmlformats.org/markup-compatibility/2006" xmlns:r="http://schemas.openxmlformats.org/officeDocument/2006/relationships" xmlns:w="http://schemas.openxmlformats.org/wordprocessingml/2006/main" xmlns:w14="http://schemas.microsoft.com/office/word/2010/wordml" xmlns:w15="http://schemas.microsoft.com/office/word/2012/wordml" xmlns:w16cex="http://schemas.microsoft.com/office/word/2018/wordml/cex" xmlns:w16cid="http://schemas.microsoft.com/office/word/2016/wordml/cid" xmlns:w16="http://schemas.microsoft.com/office/word/2018/wordml" xmlns:w16se="http://schemas.microsoft.com/office/word/2015/wordml/symex" mc:Ignorable="w14 w15 w16se w16cid w16 w16cex">
   <w:docDefaults>
     <w:rPrDefault>
       <w:rPr>
@@ -8547,6 +8984,379 @@
 </w:styles>
 </file>
 
+<file path=word/ink/ink1.xml><?xml version="1.0" encoding="utf-8"?>
+<inkml:ink xmlns:inkml="http://www.w3.org/2003/InkML">
+  <inkml:definitions>
+    <inkml:context xml:id="ctx0">
+      <inkml:inkSource xml:id="inkSrc0">
+        <inkml:traceFormat>
+          <inkml:channel name="X" type="integer" min="-2.14748E9" max="2.14748E9" units="cm"/>
+          <inkml:channel name="Y" type="integer" min="-2.14748E9" max="2.14748E9" units="cm"/>
+          <inkml:channel name="F" type="integer" max="32767" units="dev"/>
+          <inkml:channel name="OA" type="integer" max="360" units="deg"/>
+          <inkml:channel name="OE" type="integer" max="90" units="deg"/>
+        </inkml:traceFormat>
+        <inkml:channelProperties>
+          <inkml:channelProperty channel="X" name="resolution" value="1000" units="1/cm"/>
+          <inkml:channelProperty channel="Y" name="resolution" value="1000" units="1/cm"/>
+          <inkml:channelProperty channel="F" name="resolution" value="0" units="1/dev"/>
+          <inkml:channelProperty channel="OA" name="resolution" value="1000" units="1/deg"/>
+          <inkml:channelProperty channel="OE" name="resolution" value="1000" units="1/deg"/>
+        </inkml:channelProperties>
+      </inkml:inkSource>
+      <inkml:timestamp xml:id="ts0" timeString="2022-05-24T08:45:34.968"/>
+    </inkml:context>
+    <inkml:brush xml:id="br0">
+      <inkml:brushProperty name="width" value="0.05" units="cm"/>
+      <inkml:brushProperty name="height" value="0.05" units="cm"/>
+    </inkml:brush>
+  </inkml:definitions>
+  <inkml:trace contextRef="#ctx0" brushRef="#br0">1 217 13760 0 0,'0'0'629'0'0,"0"0"-12"0"0,12-13-346 0 0,-6 9-131 0 0,-1 0 0 0 0,0-1 0 0 0,-1 1 0 0 0,1-1-1 0 0,0-1-139 0 0,6-6 870 0 0,-10 10-743 0 0,0 2-58 0 0,2-4-56 0 0,1-1-41 0 0,-3 4-108 0 0,-1 1-10 0 0,7-30-1626 0 0,-7 29 1952 0 0,0 1 11 0 0,0-22 1267 0 0,0 17-1441 0 0,0 2-6 0 0,-1 0 0 0 0,1-1 0 0 0,1 1 1 0 0,-1 0-1 0 0,0 0 0 0 0,1 0 1 0 0,0-1-1 0 0,-1 1 0 0 0,1 0 1 0 0,1 0-1 0 0,-1 0 0 0 0,1-1-11 0 0,-1 1 31 0 0,0 2-25 0 0,0-1-1 0 0,0 0 1 0 0,0 1-1 0 0,0-1 1 0 0,0 1-1 0 0,0-1 1 0 0,1 1-1 0 0,-1 0 1 0 0,0-1-1 0 0,1 1 1 0 0,-1 0-1 0 0,1 0 1 0 0,0 0-1 0 0,-1 0 1 0 0,1 0-1 0 0,0 0 1 0 0,-1 0-1 0 0,1 1 1 0 0,0-1-1 0 0,1 0-5 0 0,5-1-100 0 0,57-15-911 0 0,-17 13-3025 0 0,-39 4 2920 0 0</inkml:trace>
+</inkml:ink>
+</file>
+
+<file path=word/ink/ink10.xml><?xml version="1.0" encoding="utf-8"?>
+<inkml:ink xmlns:inkml="http://www.w3.org/2003/InkML">
+  <inkml:definitions>
+    <inkml:context xml:id="ctx0">
+      <inkml:inkSource xml:id="inkSrc0">
+        <inkml:traceFormat>
+          <inkml:channel name="X" type="integer" min="-2.14748E9" max="2.14748E9" units="cm"/>
+          <inkml:channel name="Y" type="integer" min="-2.14748E9" max="2.14748E9" units="cm"/>
+          <inkml:channel name="F" type="integer" max="32767" units="dev"/>
+          <inkml:channel name="OA" type="integer" max="360" units="deg"/>
+          <inkml:channel name="OE" type="integer" max="90" units="deg"/>
+        </inkml:traceFormat>
+        <inkml:channelProperties>
+          <inkml:channelProperty channel="X" name="resolution" value="1000" units="1/cm"/>
+          <inkml:channelProperty channel="Y" name="resolution" value="1000" units="1/cm"/>
+          <inkml:channelProperty channel="F" name="resolution" value="0" units="1/dev"/>
+          <inkml:channelProperty channel="OA" name="resolution" value="1000" units="1/deg"/>
+          <inkml:channelProperty channel="OE" name="resolution" value="1000" units="1/deg"/>
+        </inkml:channelProperties>
+      </inkml:inkSource>
+      <inkml:timestamp xml:id="ts0" timeString="2022-05-24T08:50:41.901"/>
+    </inkml:context>
+    <inkml:brush xml:id="br0">
+      <inkml:brushProperty name="width" value="0.05" units="cm"/>
+      <inkml:brushProperty name="height" value="0.05" units="cm"/>
+    </inkml:brush>
+  </inkml:definitions>
+  <inkml:trace contextRef="#ctx0" brushRef="#br0">54 35 3224 0 0,'0'0'143'0'0,"0"0"38"0"0,0 0 56 0 0,0 0 19 0 0,-4-4 238 0 0,-10-4-409 0 0,14 8-146 0 0,-2 0-18 0 0,1 0 87 0 0,-1 0 1 0 0,1 0 0 0 0,-1 0-1 0 0,1-1 1 0 0,-1 1-1 0 0,1 0 1 0 0,0-1-1 0 0,-1 1 1 0 0,1-1 0 0 0,-1 1-1 0 0,1-1 1 0 0,0 0-1 0 0,-1 0 1 0 0,1 0-1 0 0,0 1 1 0 0,0-1-1 0 0,0 0 1 0 0,0 0 0 0 0,0-1-1 0 0,0 1 1 0 0,0 0-1 0 0,0 0 1 0 0,0 0-1 0 0,0-1 1 0 0,0 0-9 0 0,0 1-77 0 0,1 0-1564 0 0</inkml:trace>
+</inkml:ink>
+</file>
+
+<file path=word/ink/ink11.xml><?xml version="1.0" encoding="utf-8"?>
+<inkml:ink xmlns:inkml="http://www.w3.org/2003/InkML">
+  <inkml:definitions>
+    <inkml:context xml:id="ctx0">
+      <inkml:inkSource xml:id="inkSrc0">
+        <inkml:traceFormat>
+          <inkml:channel name="X" type="integer" min="-2.14748E9" max="2.14748E9" units="cm"/>
+          <inkml:channel name="Y" type="integer" min="-2.14748E9" max="2.14748E9" units="cm"/>
+          <inkml:channel name="F" type="integer" max="32767" units="dev"/>
+          <inkml:channel name="OA" type="integer" max="360" units="deg"/>
+          <inkml:channel name="OE" type="integer" max="90" units="deg"/>
+        </inkml:traceFormat>
+        <inkml:channelProperties>
+          <inkml:channelProperty channel="X" name="resolution" value="1000" units="1/cm"/>
+          <inkml:channelProperty channel="Y" name="resolution" value="1000" units="1/cm"/>
+          <inkml:channelProperty channel="F" name="resolution" value="0" units="1/dev"/>
+          <inkml:channelProperty channel="OA" name="resolution" value="1000" units="1/deg"/>
+          <inkml:channelProperty channel="OE" name="resolution" value="1000" units="1/deg"/>
+        </inkml:channelProperties>
+      </inkml:inkSource>
+      <inkml:timestamp xml:id="ts0" timeString="2022-05-24T08:54:17.529"/>
+    </inkml:context>
+    <inkml:brush xml:id="br0">
+      <inkml:brushProperty name="width" value="0.05" units="cm"/>
+      <inkml:brushProperty name="height" value="0.05" units="cm"/>
+    </inkml:brush>
+  </inkml:definitions>
+  <inkml:trace contextRef="#ctx0" brushRef="#br0">4 4 6912 0 0,'0'0'528'0'0,"0"0"-156"0"0,0 0 609 0 0,0 0 303 0 0,0 0 57 0 0,0 0-146 0 0,0 0-682 0 0,0 0-302 0 0,0 0-62 0 0,0 0-66 0 0,0 0-232 0 0,0 0-106 0 0,0 0-22 0 0,0 0-57 0 0,0 0-223 0 0,0 0-98 0 0,-1-1-17 0 0,-2-2-6 0 0</inkml:trace>
+</inkml:ink>
+</file>
+
+<file path=word/ink/ink12.xml><?xml version="1.0" encoding="utf-8"?>
+<inkml:ink xmlns:inkml="http://www.w3.org/2003/InkML">
+  <inkml:definitions>
+    <inkml:context xml:id="ctx0">
+      <inkml:inkSource xml:id="inkSrc0">
+        <inkml:traceFormat>
+          <inkml:channel name="X" type="integer" min="-2.14748E9" max="2.14748E9" units="cm"/>
+          <inkml:channel name="Y" type="integer" min="-2.14748E9" max="2.14748E9" units="cm"/>
+          <inkml:channel name="F" type="integer" max="32767" units="dev"/>
+          <inkml:channel name="OA" type="integer" max="360" units="deg"/>
+          <inkml:channel name="OE" type="integer" max="90" units="deg"/>
+        </inkml:traceFormat>
+        <inkml:channelProperties>
+          <inkml:channelProperty channel="X" name="resolution" value="1000" units="1/cm"/>
+          <inkml:channelProperty channel="Y" name="resolution" value="1000" units="1/cm"/>
+          <inkml:channelProperty channel="F" name="resolution" value="0" units="1/dev"/>
+          <inkml:channelProperty channel="OA" name="resolution" value="1000" units="1/deg"/>
+          <inkml:channelProperty channel="OE" name="resolution" value="1000" units="1/deg"/>
+        </inkml:channelProperties>
+      </inkml:inkSource>
+      <inkml:timestamp xml:id="ts0" timeString="2022-05-24T08:54:15.684"/>
+    </inkml:context>
+    <inkml:brush xml:id="br0">
+      <inkml:brushProperty name="width" value="0.05" units="cm"/>
+      <inkml:brushProperty name="height" value="0.05" units="cm"/>
+    </inkml:brush>
+  </inkml:definitions>
+  <inkml:trace contextRef="#ctx0" brushRef="#br0">61 49 10680 0 0,'-4'6'617'0'0,"-5"8"-162"0"0,-19 21-383 0 0,28-34-242 0 0,-16 16-2052 0 0,12-11 1710 0 0</inkml:trace>
+  <inkml:trace contextRef="#ctx0" brushRef="#br0" timeOffset="1053.29">98 0 15520 0 0,'0'0'688'0'0,"0"0"143"0"0,0 0-671 0 0,0 0-160 0 0,0 0 0 0 0,0 0 0 0 0,0 0 136 0 0,0 0-8 0 0,0 0 0 0 0,0 0 0 0 0,0 0-256 0 0,0 0-48 0 0,0 0-16 0 0</inkml:trace>
+</inkml:ink>
+</file>
+
+<file path=word/ink/ink2.xml><?xml version="1.0" encoding="utf-8"?>
+<inkml:ink xmlns:inkml="http://www.w3.org/2003/InkML">
+  <inkml:definitions>
+    <inkml:context xml:id="ctx0">
+      <inkml:inkSource xml:id="inkSrc0">
+        <inkml:traceFormat>
+          <inkml:channel name="X" type="integer" min="-2.14748E9" max="2.14748E9" units="cm"/>
+          <inkml:channel name="Y" type="integer" min="-2.14748E9" max="2.14748E9" units="cm"/>
+          <inkml:channel name="F" type="integer" max="32767" units="dev"/>
+          <inkml:channel name="OA" type="integer" max="360" units="deg"/>
+          <inkml:channel name="OE" type="integer" max="90" units="deg"/>
+        </inkml:traceFormat>
+        <inkml:channelProperties>
+          <inkml:channelProperty channel="X" name="resolution" value="1000" units="1/cm"/>
+          <inkml:channelProperty channel="Y" name="resolution" value="1000" units="1/cm"/>
+          <inkml:channelProperty channel="F" name="resolution" value="0" units="1/dev"/>
+          <inkml:channelProperty channel="OA" name="resolution" value="1000" units="1/deg"/>
+          <inkml:channelProperty channel="OE" name="resolution" value="1000" units="1/deg"/>
+        </inkml:channelProperties>
+      </inkml:inkSource>
+      <inkml:timestamp xml:id="ts0" timeString="2022-05-24T07:29:40.457"/>
+    </inkml:context>
+    <inkml:brush xml:id="br0">
+      <inkml:brushProperty name="width" value="0.05" units="cm"/>
+      <inkml:brushProperty name="height" value="0.05" units="cm"/>
+    </inkml:brush>
+  </inkml:definitions>
+  <inkml:trace contextRef="#ctx0" brushRef="#br0">1 0 14976 0 0,'0'0'664'0'0,"0"0"135"0"0,0 0-639 0 0,0 0-160 0 0,0 0 0 0 0,0 0 0 0 0,0 0 0 0 0,0 0 0 0 0,0 0-88 0 0,0 0 88 0 0,0 0-391 0 0,0 0-25 0 0,0 0-8 0 0</inkml:trace>
+</inkml:ink>
+</file>
+
+<file path=word/ink/ink3.xml><?xml version="1.0" encoding="utf-8"?>
+<inkml:ink xmlns:inkml="http://www.w3.org/2003/InkML">
+  <inkml:definitions>
+    <inkml:context xml:id="ctx0">
+      <inkml:inkSource xml:id="inkSrc0">
+        <inkml:traceFormat>
+          <inkml:channel name="X" type="integer" min="-2.14748E9" max="2.14748E9" units="cm"/>
+          <inkml:channel name="Y" type="integer" min="-2.14748E9" max="2.14748E9" units="cm"/>
+          <inkml:channel name="F" type="integer" max="32767" units="dev"/>
+          <inkml:channel name="OA" type="integer" max="360" units="deg"/>
+          <inkml:channel name="OE" type="integer" max="90" units="deg"/>
+        </inkml:traceFormat>
+        <inkml:channelProperties>
+          <inkml:channelProperty channel="X" name="resolution" value="1000" units="1/cm"/>
+          <inkml:channelProperty channel="Y" name="resolution" value="1000" units="1/cm"/>
+          <inkml:channelProperty channel="F" name="resolution" value="0" units="1/dev"/>
+          <inkml:channelProperty channel="OA" name="resolution" value="1000" units="1/deg"/>
+          <inkml:channelProperty channel="OE" name="resolution" value="1000" units="1/deg"/>
+        </inkml:channelProperties>
+      </inkml:inkSource>
+      <inkml:timestamp xml:id="ts0" timeString="2022-05-24T08:50:02.352"/>
+    </inkml:context>
+    <inkml:brush xml:id="br0">
+      <inkml:brushProperty name="width" value="0.05" units="cm"/>
+      <inkml:brushProperty name="height" value="0.05" units="cm"/>
+    </inkml:brush>
+  </inkml:definitions>
+  <inkml:trace contextRef="#ctx0" brushRef="#br0">1 0 9072 0 0,'0'0'400'0'0,"0"0"80"0"0,0 0-384 0 0,0 0-96 0 0,0 0 0 0 0,0 0 0 0 0,0 0 0 0 0,0 0-80 0 0,0 0 16 0 0</inkml:trace>
+</inkml:ink>
+</file>
+
+<file path=word/ink/ink4.xml><?xml version="1.0" encoding="utf-8"?>
+<inkml:ink xmlns:inkml="http://www.w3.org/2003/InkML">
+  <inkml:definitions>
+    <inkml:context xml:id="ctx0">
+      <inkml:inkSource xml:id="inkSrc0">
+        <inkml:traceFormat>
+          <inkml:channel name="X" type="integer" min="-2.14748E9" max="2.14748E9" units="cm"/>
+          <inkml:channel name="Y" type="integer" min="-2.14748E9" max="2.14748E9" units="cm"/>
+          <inkml:channel name="F" type="integer" max="32767" units="dev"/>
+          <inkml:channel name="OA" type="integer" max="360" units="deg"/>
+          <inkml:channel name="OE" type="integer" max="90" units="deg"/>
+        </inkml:traceFormat>
+        <inkml:channelProperties>
+          <inkml:channelProperty channel="X" name="resolution" value="1000" units="1/cm"/>
+          <inkml:channelProperty channel="Y" name="resolution" value="1000" units="1/cm"/>
+          <inkml:channelProperty channel="F" name="resolution" value="0" units="1/dev"/>
+          <inkml:channelProperty channel="OA" name="resolution" value="1000" units="1/deg"/>
+          <inkml:channelProperty channel="OE" name="resolution" value="1000" units="1/deg"/>
+        </inkml:channelProperties>
+      </inkml:inkSource>
+      <inkml:timestamp xml:id="ts0" timeString="2022-05-24T07:32:27.461"/>
+    </inkml:context>
+    <inkml:brush xml:id="br0">
+      <inkml:brushProperty name="width" value="0.05" units="cm"/>
+      <inkml:brushProperty name="height" value="0.05" units="cm"/>
+    </inkml:brush>
+  </inkml:definitions>
+  <inkml:trace contextRef="#ctx0" brushRef="#br0">1 1 7512 0 0,'0'0'328'0'0,"0"0"80"0"0,0 0-328 0 0,0 0-80 0 0,0 0 0 0 0,0 0 0 0 0,0 0 0 0 0,0 0 0 0 0,0 0 0 0 0</inkml:trace>
+</inkml:ink>
+</file>
+
+<file path=word/ink/ink5.xml><?xml version="1.0" encoding="utf-8"?>
+<inkml:ink xmlns:inkml="http://www.w3.org/2003/InkML">
+  <inkml:definitions>
+    <inkml:context xml:id="ctx0">
+      <inkml:inkSource xml:id="inkSrc0">
+        <inkml:traceFormat>
+          <inkml:channel name="X" type="integer" min="-2.14748E9" max="2.14748E9" units="cm"/>
+          <inkml:channel name="Y" type="integer" min="-2.14748E9" max="2.14748E9" units="cm"/>
+          <inkml:channel name="F" type="integer" max="32767" units="dev"/>
+          <inkml:channel name="OA" type="integer" max="360" units="deg"/>
+          <inkml:channel name="OE" type="integer" max="90" units="deg"/>
+        </inkml:traceFormat>
+        <inkml:channelProperties>
+          <inkml:channelProperty channel="X" name="resolution" value="1000" units="1/cm"/>
+          <inkml:channelProperty channel="Y" name="resolution" value="1000" units="1/cm"/>
+          <inkml:channelProperty channel="F" name="resolution" value="0" units="1/dev"/>
+          <inkml:channelProperty channel="OA" name="resolution" value="1000" units="1/deg"/>
+          <inkml:channelProperty channel="OE" name="resolution" value="1000" units="1/deg"/>
+        </inkml:channelProperties>
+      </inkml:inkSource>
+      <inkml:timestamp xml:id="ts0" timeString="2022-05-24T08:50:08.895"/>
+    </inkml:context>
+    <inkml:brush xml:id="br0">
+      <inkml:brushProperty name="width" value="0.05" units="cm"/>
+      <inkml:brushProperty name="height" value="0.05" units="cm"/>
+    </inkml:brush>
+  </inkml:definitions>
+  <inkml:trace contextRef="#ctx0" brushRef="#br0">1 6 2760 0 0,'0'0'248'0'0,"0"0"-248"0"0,0 0 0 0 0,0 0 0 0 0,0 0 2792 0 0,0 0 512 0 0,0 0 104 0 0,0 0 16 0 0,0 0-2905 0 0,0 0-519 0 0,0 0-223 0 0,0 0 7 0 0,0 0-984 0 0,0 0-200 0 0,7-3-40 0 0,-2 1 0 0 0</inkml:trace>
+</inkml:ink>
+</file>
+
+<file path=word/ink/ink6.xml><?xml version="1.0" encoding="utf-8"?>
+<inkml:ink xmlns:inkml="http://www.w3.org/2003/InkML">
+  <inkml:definitions>
+    <inkml:context xml:id="ctx0">
+      <inkml:inkSource xml:id="inkSrc0">
+        <inkml:traceFormat>
+          <inkml:channel name="X" type="integer" min="-2.14748E9" max="2.14748E9" units="cm"/>
+          <inkml:channel name="Y" type="integer" min="-2.14748E9" max="2.14748E9" units="cm"/>
+          <inkml:channel name="F" type="integer" max="32767" units="dev"/>
+          <inkml:channel name="OA" type="integer" max="360" units="deg"/>
+          <inkml:channel name="OE" type="integer" max="90" units="deg"/>
+        </inkml:traceFormat>
+        <inkml:channelProperties>
+          <inkml:channelProperty channel="X" name="resolution" value="1000" units="1/cm"/>
+          <inkml:channelProperty channel="Y" name="resolution" value="1000" units="1/cm"/>
+          <inkml:channelProperty channel="F" name="resolution" value="0" units="1/dev"/>
+          <inkml:channelProperty channel="OA" name="resolution" value="1000" units="1/deg"/>
+          <inkml:channelProperty channel="OE" name="resolution" value="1000" units="1/deg"/>
+        </inkml:channelProperties>
+      </inkml:inkSource>
+      <inkml:timestamp xml:id="ts0" timeString="2022-05-24T08:50:01.292"/>
+    </inkml:context>
+    <inkml:brush xml:id="br0">
+      <inkml:brushProperty name="width" value="0.05" units="cm"/>
+      <inkml:brushProperty name="height" value="0.05" units="cm"/>
+    </inkml:brush>
+  </inkml:definitions>
+  <inkml:trace contextRef="#ctx0" brushRef="#br0">7 1 13904 0 0,'0'0'304'0'0,"0"0"64"0"0,0 0 16 0 0,0 0 8 0 0,0 0-312 0 0,0 0-80 0 0,0 0 0 0 0,0 0 0 0 0,-7 0 80 0 0,7 0 0 0 0,0 0 0 0 0,0 0 0 0 0,0 0-160 0 0,0 0-32 0 0,0 0-8 0 0</inkml:trace>
+</inkml:ink>
+</file>
+
+<file path=word/ink/ink7.xml><?xml version="1.0" encoding="utf-8"?>
+<inkml:ink xmlns:inkml="http://www.w3.org/2003/InkML">
+  <inkml:definitions>
+    <inkml:context xml:id="ctx0">
+      <inkml:inkSource xml:id="inkSrc0">
+        <inkml:traceFormat>
+          <inkml:channel name="X" type="integer" min="-2.14748E9" max="2.14748E9" units="cm"/>
+          <inkml:channel name="Y" type="integer" min="-2.14748E9" max="2.14748E9" units="cm"/>
+          <inkml:channel name="F" type="integer" max="32767" units="dev"/>
+          <inkml:channel name="OA" type="integer" max="360" units="deg"/>
+          <inkml:channel name="OE" type="integer" max="90" units="deg"/>
+        </inkml:traceFormat>
+        <inkml:channelProperties>
+          <inkml:channelProperty channel="X" name="resolution" value="1000" units="1/cm"/>
+          <inkml:channelProperty channel="Y" name="resolution" value="1000" units="1/cm"/>
+          <inkml:channelProperty channel="F" name="resolution" value="0" units="1/dev"/>
+          <inkml:channelProperty channel="OA" name="resolution" value="1000" units="1/deg"/>
+          <inkml:channelProperty channel="OE" name="resolution" value="1000" units="1/deg"/>
+        </inkml:channelProperties>
+      </inkml:inkSource>
+      <inkml:timestamp xml:id="ts0" timeString="2022-05-24T08:49:12.705"/>
+    </inkml:context>
+    <inkml:brush xml:id="br0">
+      <inkml:brushProperty name="width" value="0.05" units="cm"/>
+      <inkml:brushProperty name="height" value="0.05" units="cm"/>
+    </inkml:brush>
+  </inkml:definitions>
+  <inkml:trace contextRef="#ctx0" brushRef="#br0">0 0 1840 0 0,'0'0'160'0'0,"0"0"-160"0"0,0 0 0 0 0,0 0 0 0 0,0 0 2296 0 0,0 0 424 0 0,0 0 80 0 0,6 6 16 0 0,-6-6-1984 0 0,9 3-392 0 0,-2 0-88 0 0,2 3-8 0 0,-3-4-280 0 0,4 4-64 0 0,0 2 0 0 0,-1-2 0 0 0,4-1-968 0 0,-4 4-216 0 0</inkml:trace>
+</inkml:ink>
+</file>
+
+<file path=word/ink/ink8.xml><?xml version="1.0" encoding="utf-8"?>
+<inkml:ink xmlns:inkml="http://www.w3.org/2003/InkML">
+  <inkml:definitions>
+    <inkml:context xml:id="ctx0">
+      <inkml:inkSource xml:id="inkSrc0">
+        <inkml:traceFormat>
+          <inkml:channel name="X" type="integer" min="-2.14748E9" max="2.14748E9" units="cm"/>
+          <inkml:channel name="Y" type="integer" min="-2.14748E9" max="2.14748E9" units="cm"/>
+          <inkml:channel name="F" type="integer" max="32767" units="dev"/>
+          <inkml:channel name="OA" type="integer" max="360" units="deg"/>
+          <inkml:channel name="OE" type="integer" max="90" units="deg"/>
+        </inkml:traceFormat>
+        <inkml:channelProperties>
+          <inkml:channelProperty channel="X" name="resolution" value="1000" units="1/cm"/>
+          <inkml:channelProperty channel="Y" name="resolution" value="1000" units="1/cm"/>
+          <inkml:channelProperty channel="F" name="resolution" value="0" units="1/dev"/>
+          <inkml:channelProperty channel="OA" name="resolution" value="1000" units="1/deg"/>
+          <inkml:channelProperty channel="OE" name="resolution" value="1000" units="1/deg"/>
+        </inkml:channelProperties>
+      </inkml:inkSource>
+      <inkml:timestamp xml:id="ts0" timeString="2022-05-24T08:49:09.514"/>
+    </inkml:context>
+    <inkml:brush xml:id="br0">
+      <inkml:brushProperty name="width" value="0.05" units="cm"/>
+      <inkml:brushProperty name="height" value="0.05" units="cm"/>
+    </inkml:brush>
+  </inkml:definitions>
+  <inkml:trace contextRef="#ctx0" brushRef="#br0">6 1 13680 0 0,'0'0'628'0'0,"0"0"-18"0"0,0 0-363 0 0,0 0-75 0 0,0 0 11 0 0,0 0 1 0 0,0 0-15 0 0,0 0-62 0 0,0 0-31 0 0,0 0-4 0 0,0 0 8 0 0,0 0 33 0 0,0 0 14 0 0,0 0 0 0 0,-6 3-200 0 0,6-3-53 0 0</inkml:trace>
+</inkml:ink>
+</file>
+
+<file path=word/ink/ink9.xml><?xml version="1.0" encoding="utf-8"?>
+<inkml:ink xmlns:inkml="http://www.w3.org/2003/InkML">
+  <inkml:definitions>
+    <inkml:context xml:id="ctx0">
+      <inkml:inkSource xml:id="inkSrc0">
+        <inkml:traceFormat>
+          <inkml:channel name="X" type="integer" min="-2.14748E9" max="2.14748E9" units="cm"/>
+          <inkml:channel name="Y" type="integer" min="-2.14748E9" max="2.14748E9" units="cm"/>
+          <inkml:channel name="F" type="integer" max="32767" units="dev"/>
+          <inkml:channel name="OA" type="integer" max="360" units="deg"/>
+          <inkml:channel name="OE" type="integer" max="90" units="deg"/>
+        </inkml:traceFormat>
+        <inkml:channelProperties>
+          <inkml:channelProperty channel="X" name="resolution" value="1000" units="1/cm"/>
+          <inkml:channelProperty channel="Y" name="resolution" value="1000" units="1/cm"/>
+          <inkml:channelProperty channel="F" name="resolution" value="0" units="1/dev"/>
+          <inkml:channelProperty channel="OA" name="resolution" value="1000" units="1/deg"/>
+          <inkml:channelProperty channel="OE" name="resolution" value="1000" units="1/deg"/>
+        </inkml:channelProperties>
+      </inkml:inkSource>
+      <inkml:timestamp xml:id="ts0" timeString="2022-05-24T08:50:46.041"/>
+    </inkml:context>
+    <inkml:brush xml:id="br0">
+      <inkml:brushProperty name="width" value="0.05" units="cm"/>
+      <inkml:brushProperty name="height" value="0.05" units="cm"/>
+    </inkml:brush>
+  </inkml:definitions>
+  <inkml:trace contextRef="#ctx0" brushRef="#br0">0 0 11600 0 0,'0'0'512'0'0,"0"0"112"0"0,0 0-496 0 0,0 0-128 0 0,0 0 0 0 0,0 0 0 0 0,0 0 0 0 0,0 0 0 0 0,0 0 0 0 0,0 0 0 0 0,0 0 0 0 0,0 0 0 0 0,0 0 0 0 0</inkml:trace>
+</inkml:ink>
+</file>
+
 <file path=word/theme/theme1.xml><?xml version="1.0" encoding="utf-8"?>
 <a:theme xmlns:a="http://schemas.openxmlformats.org/drawingml/2006/main" name="Office Theme">
   <a:themeElements>
@@ -8847,7 +9657,7 @@
 </file>
 
 <file path=customXml/itemProps1.xml><?xml version="1.0" encoding="utf-8"?>
-<ds:datastoreItem xmlns:ds="http://schemas.openxmlformats.org/officeDocument/2006/customXml" ds:itemID="{A8076600-784B-4882-BF0D-B65D15CE8D65}">
+<ds:datastoreItem xmlns:ds="http://schemas.openxmlformats.org/officeDocument/2006/customXml" ds:itemID="{93C42D3F-6BAA-4B37-8AA4-C90B93D4D432}">
   <ds:schemaRefs>
     <ds:schemaRef ds:uri="http://schemas.openxmlformats.org/officeDocument/2006/bibliography"/>
   </ds:schemaRefs>

--- a/لیست دوره ها/فول استک.docx
+++ b/لیست دوره ها/فول استک.docx
@@ -198,7 +198,7 @@
           </mc:Choice>
           <mc:Fallback>
             <w:pict>
-              <v:shapetype w14:anchorId="28EEA332" id="_x0000_t75" coordsize="21600,21600" o:spt="75" o:preferrelative="t" path="m@4@5l@4@11@9@11@9@5xe" filled="f" stroked="f">
+              <v:shapetype w14:anchorId="6C530623" id="_x0000_t75" coordsize="21600,21600" o:spt="75" o:preferrelative="t" path="m@4@5l@4@11@9@11@9@5xe" filled="f" stroked="f">
                 <v:stroke joinstyle="miter"/>
                 <v:formulas>
                   <v:f eqn="if lineDrawn pixelLineWidth 0"/>
@@ -5498,7 +5498,7 @@
         <w:bidi/>
         <w:jc w:val="both"/>
         <w:rPr>
-          <w:rFonts w:cs="B Mitra"/>
+          <w:rFonts w:cs="B Mitra" w:hint="cs"/>
           <w:sz w:val="28"/>
           <w:szCs w:val="28"/>
           <w:rtl/>
@@ -5641,7 +5641,53 @@
         <w:t>e</w:t>
       </w:r>
     </w:p>
-    <w:p/>
+    <w:p>
+      <w:r>
+        <w:rPr>
+          <w:noProof/>
+        </w:rPr>
+        <mc:AlternateContent>
+          <mc:Choice Requires="wpi">
+            <w:drawing>
+              <wp:anchor distT="0" distB="0" distL="114300" distR="114300" simplePos="0" relativeHeight="251697152" behindDoc="0" locked="0" layoutInCell="1" allowOverlap="1" wp14:anchorId="622ADC51" wp14:editId="1FE8B700">
+                <wp:simplePos x="0" y="0"/>
+                <wp:positionH relativeFrom="column">
+                  <wp:posOffset>8041085</wp:posOffset>
+                </wp:positionH>
+                <wp:positionV relativeFrom="paragraph">
+                  <wp:posOffset>397768</wp:posOffset>
+                </wp:positionV>
+                <wp:extent cx="360" cy="360"/>
+                <wp:effectExtent l="38100" t="19050" r="57150" b="57150"/>
+                <wp:wrapNone/>
+                <wp:docPr id="18" name="Ink 18"/>
+                <wp:cNvGraphicFramePr/>
+                <a:graphic xmlns:a="http://schemas.openxmlformats.org/drawingml/2006/main">
+                  <a:graphicData uri="http://schemas.microsoft.com/office/word/2010/wordprocessingInk">
+                    <w14:contentPart bwMode="auto" r:id="rId9">
+                      <w14:nvContentPartPr>
+                        <w14:cNvContentPartPr/>
+                      </w14:nvContentPartPr>
+                      <w14:xfrm>
+                        <a:off x="0" y="0"/>
+                        <a:ext cx="360" cy="360"/>
+                      </w14:xfrm>
+                    </w14:contentPart>
+                  </a:graphicData>
+                </a:graphic>
+              </wp:anchor>
+            </w:drawing>
+          </mc:Choice>
+          <mc:Fallback>
+            <w:pict>
+              <v:shape w14:anchorId="57BC626E" id="Ink 18" o:spid="_x0000_s1026" type="#_x0000_t75" style="position:absolute;left:0;text-align:left;margin-left:632.45pt;margin-top:30.6pt;width:1.45pt;height:1.45pt;z-index:251697152;visibility:visible;mso-wrap-style:square;mso-wrap-distance-left:9pt;mso-wrap-distance-top:0;mso-wrap-distance-right:9pt;mso-wrap-distance-bottom:0;mso-position-horizontal:absolute;mso-position-horizontal-relative:text;mso-position-vertical:absolute;mso-position-vertical-relative:text" o:gfxdata="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">
+                <v:imagedata r:id="rId10" o:title=""/>
+              </v:shape>
+            </w:pict>
+          </mc:Fallback>
+        </mc:AlternateContent>
+      </w:r>
+    </w:p>
     <w:p>
       <w:pPr>
         <w:pStyle w:val="NormalWeb"/>
@@ -5650,25 +5696,38 @@
       <w:r>
         <w:rPr>
           <w:rStyle w:val="Strong"/>
+          <w:rFonts w:asciiTheme="minorHAnsi" w:eastAsiaTheme="minorHAnsi" w:hAnsiTheme="minorHAnsi" w:cstheme="minorBidi"/>
+          <w:sz w:val="22"/>
+          <w:szCs w:val="22"/>
         </w:rPr>
         <w:t>Chapter 3: The JavaScript (</w:t>
       </w:r>
       <w:r>
         <w:rPr>
           <w:rStyle w:val="Strong"/>
+          <w:rFonts w:asciiTheme="minorHAnsi" w:eastAsiaTheme="minorHAnsi" w:hAnsiTheme="minorHAnsi" w:cstheme="minorBidi"/>
+          <w:sz w:val="22"/>
+          <w:szCs w:val="22"/>
         </w:rPr>
         <w:t>10</w:t>
       </w:r>
       <w:r>
         <w:rPr>
           <w:rStyle w:val="Strong"/>
+          <w:rFonts w:asciiTheme="minorHAnsi" w:eastAsiaTheme="minorHAnsi" w:hAnsiTheme="minorHAnsi" w:cstheme="minorBidi"/>
+          <w:sz w:val="22"/>
+          <w:szCs w:val="22"/>
         </w:rPr>
         <w:t xml:space="preserve"> hrs.)</w:t>
       </w:r>
       <w:r>
         <w:rPr>
-          <w:b/>
-          <w:bCs/>
+          <w:rStyle w:val="Strong"/>
+          <w:rFonts w:asciiTheme="minorHAnsi" w:eastAsiaTheme="minorHAnsi" w:hAnsiTheme="minorHAnsi" w:cstheme="minorBidi"/>
+          <w:b w:val="0"/>
+          <w:bCs w:val="0"/>
+          <w:sz w:val="22"/>
+          <w:szCs w:val="22"/>
         </w:rPr>
         <w:br/>
       </w:r>
@@ -5903,7 +5962,7 @@
                 <wp:cNvGraphicFramePr/>
                 <a:graphic xmlns:a="http://schemas.openxmlformats.org/drawingml/2006/main">
                   <a:graphicData uri="http://schemas.microsoft.com/office/word/2010/wordprocessingInk">
-                    <w14:contentPart bwMode="auto" r:id="rId9">
+                    <w14:contentPart bwMode="auto" r:id="rId11">
                       <w14:nvContentPartPr>
                         <w14:cNvContentPartPr/>
                       </w14:nvContentPartPr>
@@ -5939,7 +5998,7 @@
                 <o:lock v:ext="edit" aspectratio="t"/>
               </v:shapetype>
               <v:shape id="Ink 1" o:spid="_x0000_s1026" type="#_x0000_t75" style="position:absolute;left:0;text-align:left;margin-left:563.2pt;margin-top:16.5pt;width:1.45pt;height:1.45pt;z-index:251681792;visibility:visible;mso-wrap-style:square;mso-wrap-distance-left:9pt;mso-wrap-distance-top:0;mso-wrap-distance-right:9pt;mso-wrap-distance-bottom:0;mso-position-horizontal:absolute;mso-position-horizontal-relative:text;mso-position-vertical:absolute;mso-position-vertical-relative:text" o:gfxdata="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">
-                <v:imagedata r:id="rId10" o:title=""/>
+                <v:imagedata r:id="rId12" o:title=""/>
               </v:shape>
             </w:pict>
           </mc:Fallback>
@@ -5982,51 +6041,6 @@
                 <wp:effectExtent l="38100" t="38100" r="57150" b="57150"/>
                 <wp:wrapNone/>
                 <wp:docPr id="7" name="Ink 7"/>
-                <wp:cNvGraphicFramePr/>
-                <a:graphic xmlns:a="http://schemas.openxmlformats.org/drawingml/2006/main">
-                  <a:graphicData uri="http://schemas.microsoft.com/office/word/2010/wordprocessingInk">
-                    <w14:contentPart bwMode="auto" r:id="rId11">
-                      <w14:nvContentPartPr>
-                        <w14:cNvContentPartPr/>
-                      </w14:nvContentPartPr>
-                      <w14:xfrm>
-                        <a:off x="0" y="0"/>
-                        <a:ext cx="360" cy="360"/>
-                      </w14:xfrm>
-                    </w14:contentPart>
-                  </a:graphicData>
-                </a:graphic>
-              </wp:anchor>
-            </w:drawing>
-          </mc:Choice>
-          <mc:Fallback>
-            <w:pict>
-              <v:shape w14:anchorId="5D51A2ED" id="Ink 7" o:spid="_x0000_s1026" type="#_x0000_t75" style="position:absolute;left:0;text-align:left;margin-left:642.2pt;margin-top:23.5pt;width:1.45pt;height:1.45pt;z-index:251687936;visibility:visible;mso-wrap-style:square;mso-wrap-distance-left:9pt;mso-wrap-distance-top:0;mso-wrap-distance-right:9pt;mso-wrap-distance-bottom:0;mso-position-horizontal:absolute;mso-position-horizontal-relative:text;mso-position-vertical:absolute;mso-position-vertical-relative:text" o:gfxdata="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">
-                <v:imagedata r:id="rId12" o:title=""/>
-              </v:shape>
-            </w:pict>
-          </mc:Fallback>
-        </mc:AlternateContent>
-      </w:r>
-      <w:r>
-        <w:rPr>
-          <w:noProof/>
-        </w:rPr>
-        <mc:AlternateContent>
-          <mc:Choice Requires="wpi">
-            <w:drawing>
-              <wp:anchor distT="0" distB="0" distL="114300" distR="114300" simplePos="0" relativeHeight="251682816" behindDoc="0" locked="0" layoutInCell="1" allowOverlap="1" wp14:anchorId="23131826" wp14:editId="391D01EF">
-                <wp:simplePos x="0" y="0"/>
-                <wp:positionH relativeFrom="column">
-                  <wp:posOffset>7208490</wp:posOffset>
-                </wp:positionH>
-                <wp:positionV relativeFrom="paragraph">
-                  <wp:posOffset>146360</wp:posOffset>
-                </wp:positionV>
-                <wp:extent cx="360" cy="360"/>
-                <wp:effectExtent l="38100" t="19050" r="57150" b="57150"/>
-                <wp:wrapNone/>
-                <wp:docPr id="2" name="Ink 2"/>
                 <wp:cNvGraphicFramePr/>
                 <a:graphic xmlns:a="http://schemas.openxmlformats.org/drawingml/2006/main">
                   <a:graphicData uri="http://schemas.microsoft.com/office/word/2010/wordprocessingInk">
@@ -6046,8 +6060,53 @@
           </mc:Choice>
           <mc:Fallback>
             <w:pict>
+              <v:shape w14:anchorId="365DAA94" id="Ink 7" o:spid="_x0000_s1026" type="#_x0000_t75" style="position:absolute;left:0;text-align:left;margin-left:642.2pt;margin-top:23.5pt;width:1.45pt;height:1.45pt;z-index:251687936;visibility:visible;mso-wrap-style:square;mso-wrap-distance-left:9pt;mso-wrap-distance-top:0;mso-wrap-distance-right:9pt;mso-wrap-distance-bottom:0;mso-position-horizontal:absolute;mso-position-horizontal-relative:text;mso-position-vertical:absolute;mso-position-vertical-relative:text" o:gfxdata="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">
+                <v:imagedata r:id="rId10" o:title=""/>
+              </v:shape>
+            </w:pict>
+          </mc:Fallback>
+        </mc:AlternateContent>
+      </w:r>
+      <w:r>
+        <w:rPr>
+          <w:noProof/>
+        </w:rPr>
+        <mc:AlternateContent>
+          <mc:Choice Requires="wpi">
+            <w:drawing>
+              <wp:anchor distT="0" distB="0" distL="114300" distR="114300" simplePos="0" relativeHeight="251682816" behindDoc="0" locked="0" layoutInCell="1" allowOverlap="1" wp14:anchorId="23131826" wp14:editId="391D01EF">
+                <wp:simplePos x="0" y="0"/>
+                <wp:positionH relativeFrom="column">
+                  <wp:posOffset>7208490</wp:posOffset>
+                </wp:positionH>
+                <wp:positionV relativeFrom="paragraph">
+                  <wp:posOffset>146360</wp:posOffset>
+                </wp:positionV>
+                <wp:extent cx="360" cy="360"/>
+                <wp:effectExtent l="38100" t="19050" r="57150" b="57150"/>
+                <wp:wrapNone/>
+                <wp:docPr id="2" name="Ink 2"/>
+                <wp:cNvGraphicFramePr/>
+                <a:graphic xmlns:a="http://schemas.openxmlformats.org/drawingml/2006/main">
+                  <a:graphicData uri="http://schemas.microsoft.com/office/word/2010/wordprocessingInk">
+                    <w14:contentPart bwMode="auto" r:id="rId14">
+                      <w14:nvContentPartPr>
+                        <w14:cNvContentPartPr/>
+                      </w14:nvContentPartPr>
+                      <w14:xfrm>
+                        <a:off x="0" y="0"/>
+                        <a:ext cx="360" cy="360"/>
+                      </w14:xfrm>
+                    </w14:contentPart>
+                  </a:graphicData>
+                </a:graphic>
+              </wp:anchor>
+            </w:drawing>
+          </mc:Choice>
+          <mc:Fallback>
+            <w:pict>
               <v:shape w14:anchorId="24027A19" id="Ink 2" o:spid="_x0000_s1026" type="#_x0000_t75" style="position:absolute;left:0;text-align:left;margin-left:566.9pt;margin-top:10.8pt;width:1.45pt;height:1.45pt;z-index:251682816;visibility:visible;mso-wrap-style:square;mso-wrap-distance-left:9pt;mso-wrap-distance-top:0;mso-wrap-distance-right:9pt;mso-wrap-distance-bottom:0;mso-position-horizontal:absolute;mso-position-horizontal-relative:text;mso-position-vertical:absolute;mso-position-vertical-relative:text" o:gfxdata="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">
-                <v:imagedata r:id="rId10" o:title=""/>
+                <v:imagedata r:id="rId12" o:title=""/>
               </v:shape>
             </w:pict>
           </mc:Fallback>
@@ -6093,7 +6152,7 @@
                 <wp:cNvGraphicFramePr/>
                 <a:graphic xmlns:a="http://schemas.openxmlformats.org/drawingml/2006/main">
                   <a:graphicData uri="http://schemas.microsoft.com/office/word/2010/wordprocessingInk">
-                    <w14:contentPart bwMode="auto" r:id="rId14">
+                    <w14:contentPart bwMode="auto" r:id="rId15">
                       <w14:nvContentPartPr>
                         <w14:cNvContentPartPr/>
                       </w14:nvContentPartPr>
@@ -6109,8 +6168,8 @@
           </mc:Choice>
           <mc:Fallback>
             <w:pict>
-              <v:shape w14:anchorId="35C44C5E" id="Ink 8" o:spid="_x0000_s1026" type="#_x0000_t75" style="position:absolute;left:0;text-align:left;margin-left:637.9pt;margin-top:14pt;width:1.85pt;height:1.65pt;z-index:251688960;visibility:visible;mso-wrap-style:square;mso-wrap-distance-left:9pt;mso-wrap-distance-top:0;mso-wrap-distance-right:9pt;mso-wrap-distance-bottom:0;mso-position-horizontal:absolute;mso-position-horizontal-relative:text;mso-position-vertical:absolute;mso-position-vertical-relative:text" o:gfxdata="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">
-                <v:imagedata r:id="rId15" o:title=""/>
+              <v:shape w14:anchorId="4B962E32" id="Ink 8" o:spid="_x0000_s1026" type="#_x0000_t75" style="position:absolute;left:0;text-align:left;margin-left:637.9pt;margin-top:14pt;width:1.85pt;height:1.65pt;z-index:251688960;visibility:visible;mso-wrap-style:square;mso-wrap-distance-left:9pt;mso-wrap-distance-top:0;mso-wrap-distance-right:9pt;mso-wrap-distance-bottom:0;mso-position-horizontal:absolute;mso-position-horizontal-relative:text;mso-position-vertical:absolute;mso-position-vertical-relative:text" o:gfxdata="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">
+                <v:imagedata r:id="rId16" o:title=""/>
               </v:shape>
             </w:pict>
           </mc:Fallback>
@@ -6159,7 +6218,7 @@
                 <wp:cNvGraphicFramePr/>
                 <a:graphic xmlns:a="http://schemas.openxmlformats.org/drawingml/2006/main">
                   <a:graphicData uri="http://schemas.microsoft.com/office/word/2010/wordprocessingInk">
-                    <w14:contentPart bwMode="auto" r:id="rId16">
+                    <w14:contentPart bwMode="auto" r:id="rId17">
                       <w14:nvContentPartPr>
                         <w14:cNvContentPartPr/>
                       </w14:nvContentPartPr>
@@ -6175,8 +6234,8 @@
           </mc:Choice>
           <mc:Fallback>
             <w:pict>
-              <v:shape w14:anchorId="19A24525" id="Ink 6" o:spid="_x0000_s1026" type="#_x0000_t75" style="position:absolute;left:0;text-align:left;margin-left:639.45pt;margin-top:28.25pt;width:1.65pt;height:1.45pt;z-index:251686912;visibility:visible;mso-wrap-style:square;mso-wrap-distance-left:9pt;mso-wrap-distance-top:0;mso-wrap-distance-right:9pt;mso-wrap-distance-bottom:0;mso-position-horizontal:absolute;mso-position-horizontal-relative:text;mso-position-vertical:absolute;mso-position-vertical-relative:text" o:gfxdata="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">
-                <v:imagedata r:id="rId12" o:title=""/>
+              <v:shape w14:anchorId="736307B2" id="Ink 6" o:spid="_x0000_s1026" type="#_x0000_t75" style="position:absolute;left:0;text-align:left;margin-left:639.45pt;margin-top:28.25pt;width:1.65pt;height:1.45pt;z-index:251686912;visibility:visible;mso-wrap-style:square;mso-wrap-distance-left:9pt;mso-wrap-distance-top:0;mso-wrap-distance-right:9pt;mso-wrap-distance-bottom:0;mso-position-horizontal:absolute;mso-position-horizontal-relative:text;mso-position-vertical:absolute;mso-position-vertical-relative:text" o:gfxdata="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">
+                <v:imagedata r:id="rId10" o:title=""/>
               </v:shape>
             </w:pict>
           </mc:Fallback>
@@ -6243,7 +6302,7 @@
                 <wp:cNvGraphicFramePr/>
                 <a:graphic xmlns:a="http://schemas.openxmlformats.org/drawingml/2006/main">
                   <a:graphicData uri="http://schemas.microsoft.com/office/word/2010/wordprocessingInk">
-                    <w14:contentPart bwMode="auto" r:id="rId17">
+                    <w14:contentPart bwMode="auto" r:id="rId18">
                       <w14:nvContentPartPr>
                         <w14:cNvContentPartPr/>
                       </w14:nvContentPartPr>
@@ -6259,8 +6318,8 @@
           </mc:Choice>
           <mc:Fallback>
             <w:pict>
-              <v:shape w14:anchorId="6EC86A5F" id="Ink 5" o:spid="_x0000_s1026" type="#_x0000_t75" style="position:absolute;left:0;text-align:left;margin-left:641.05pt;margin-top:1.3pt;width:3.9pt;height:2.95pt;z-index:251685888;visibility:visible;mso-wrap-style:square;mso-wrap-distance-left:9pt;mso-wrap-distance-top:0;mso-wrap-distance-right:9pt;mso-wrap-distance-bottom:0;mso-position-horizontal:absolute;mso-position-horizontal-relative:text;mso-position-vertical:absolute;mso-position-vertical-relative:text" o:gfxdata="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">
-                <v:imagedata r:id="rId18" o:title=""/>
+              <v:shape w14:anchorId="2D15B1E8" id="Ink 5" o:spid="_x0000_s1026" type="#_x0000_t75" style="position:absolute;left:0;text-align:left;margin-left:641.05pt;margin-top:1.3pt;width:3.9pt;height:2.95pt;z-index:251685888;visibility:visible;mso-wrap-style:square;mso-wrap-distance-left:9pt;mso-wrap-distance-top:0;mso-wrap-distance-right:9pt;mso-wrap-distance-bottom:0;mso-position-horizontal:absolute;mso-position-horizontal-relative:text;mso-position-vertical:absolute;mso-position-vertical-relative:text" o:gfxdata="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">
+                <v:imagedata r:id="rId19" o:title=""/>
               </v:shape>
             </w:pict>
           </mc:Fallback>
@@ -6288,7 +6347,7 @@
                 <wp:cNvGraphicFramePr/>
                 <a:graphic xmlns:a="http://schemas.openxmlformats.org/drawingml/2006/main">
                   <a:graphicData uri="http://schemas.microsoft.com/office/word/2010/wordprocessingInk">
-                    <w14:contentPart bwMode="auto" r:id="rId19">
+                    <w14:contentPart bwMode="auto" r:id="rId20">
                       <w14:nvContentPartPr>
                         <w14:cNvContentPartPr/>
                       </w14:nvContentPartPr>
@@ -6304,8 +6363,8 @@
           </mc:Choice>
           <mc:Fallback>
             <w:pict>
-              <v:shape w14:anchorId="622F9B67" id="Ink 4" o:spid="_x0000_s1026" type="#_x0000_t75" style="position:absolute;left:0;text-align:left;margin-left:639.9pt;margin-top:10.9pt;width:1.65pt;height:1.5pt;z-index:251684864;visibility:visible;mso-wrap-style:square;mso-wrap-distance-left:9pt;mso-wrap-distance-top:0;mso-wrap-distance-right:9pt;mso-wrap-distance-bottom:0;mso-position-horizontal:absolute;mso-position-horizontal-relative:text;mso-position-vertical:absolute;mso-position-vertical-relative:text" o:gfxdata="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">
-                <v:imagedata r:id="rId12" o:title=""/>
+              <v:shape w14:anchorId="56C3A0B1" id="Ink 4" o:spid="_x0000_s1026" type="#_x0000_t75" style="position:absolute;left:0;text-align:left;margin-left:639.9pt;margin-top:10.9pt;width:1.65pt;height:1.5pt;z-index:251684864;visibility:visible;mso-wrap-style:square;mso-wrap-distance-left:9pt;mso-wrap-distance-top:0;mso-wrap-distance-right:9pt;mso-wrap-distance-bottom:0;mso-position-horizontal:absolute;mso-position-horizontal-relative:text;mso-position-vertical:absolute;mso-position-vertical-relative:text" o:gfxdata="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">
+                <v:imagedata r:id="rId10" o:title=""/>
               </v:shape>
             </w:pict>
           </mc:Fallback>
@@ -6354,7 +6413,7 @@
                 <wp:cNvGraphicFramePr/>
                 <a:graphic xmlns:a="http://schemas.openxmlformats.org/drawingml/2006/main">
                   <a:graphicData uri="http://schemas.microsoft.com/office/word/2010/wordprocessingInk">
-                    <w14:contentPart bwMode="auto" r:id="rId20">
+                    <w14:contentPart bwMode="auto" r:id="rId21">
                       <w14:nvContentPartPr>
                         <w14:cNvContentPartPr/>
                       </w14:nvContentPartPr>
@@ -6370,8 +6429,8 @@
           </mc:Choice>
           <mc:Fallback>
             <w:pict>
-              <v:shape w14:anchorId="5B25C664" id="Ink 10" o:spid="_x0000_s1026" type="#_x0000_t75" style="position:absolute;left:0;text-align:left;margin-left:646.75pt;margin-top:132.7pt;width:1.45pt;height:1.45pt;z-index:251691008;visibility:visible;mso-wrap-style:square;mso-wrap-distance-left:9pt;mso-wrap-distance-top:0;mso-wrap-distance-right:9pt;mso-wrap-distance-bottom:0;mso-position-horizontal:absolute;mso-position-horizontal-relative:text;mso-position-vertical:absolute;mso-position-vertical-relative:text" o:gfxdata="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">
-                <v:imagedata r:id="rId12" o:title=""/>
+              <v:shape w14:anchorId="735371F6" id="Ink 10" o:spid="_x0000_s1026" type="#_x0000_t75" style="position:absolute;left:0;text-align:left;margin-left:646.75pt;margin-top:132.7pt;width:1.45pt;height:1.45pt;z-index:251691008;visibility:visible;mso-wrap-style:square;mso-wrap-distance-left:9pt;mso-wrap-distance-top:0;mso-wrap-distance-right:9pt;mso-wrap-distance-bottom:0;mso-position-horizontal:absolute;mso-position-horizontal-relative:text;mso-position-vertical:absolute;mso-position-vertical-relative:text" o:gfxdata="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">
+                <v:imagedata r:id="rId10" o:title=""/>
               </v:shape>
             </w:pict>
           </mc:Fallback>
@@ -6401,7 +6460,7 @@
                 <wp:cNvGraphicFramePr/>
                 <a:graphic xmlns:a="http://schemas.openxmlformats.org/drawingml/2006/main">
                   <a:graphicData uri="http://schemas.microsoft.com/office/word/2010/wordprocessingInk">
-                    <w14:contentPart bwMode="auto" r:id="rId21">
+                    <w14:contentPart bwMode="auto" r:id="rId22">
                       <w14:nvContentPartPr>
                         <w14:cNvContentPartPr/>
                       </w14:nvContentPartPr>
@@ -6417,8 +6476,8 @@
           </mc:Choice>
           <mc:Fallback>
             <w:pict>
-              <v:shape w14:anchorId="513E53F1" id="Ink 9" o:spid="_x0000_s1026" type="#_x0000_t75" style="position:absolute;left:0;text-align:left;margin-left:618.9pt;margin-top:126.35pt;width:2.95pt;height:2.45pt;z-index:251689984;visibility:visible;mso-wrap-style:square;mso-wrap-distance-left:9pt;mso-wrap-distance-top:0;mso-wrap-distance-right:9pt;mso-wrap-distance-bottom:0;mso-position-horizontal:absolute;mso-position-horizontal-relative:text;mso-position-vertical:absolute;mso-position-vertical-relative:text" o:gfxdata="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">
-                <v:imagedata r:id="rId22" o:title=""/>
+              <v:shape w14:anchorId="02E8ABE1" id="Ink 9" o:spid="_x0000_s1026" type="#_x0000_t75" style="position:absolute;left:0;text-align:left;margin-left:618.9pt;margin-top:126.35pt;width:2.95pt;height:2.45pt;z-index:251689984;visibility:visible;mso-wrap-style:square;mso-wrap-distance-left:9pt;mso-wrap-distance-top:0;mso-wrap-distance-right:9pt;mso-wrap-distance-bottom:0;mso-position-horizontal:absolute;mso-position-horizontal-relative:text;mso-position-vertical:absolute;mso-position-vertical-relative:text" o:gfxdata="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">
+                <v:imagedata r:id="rId23" o:title=""/>
               </v:shape>
             </w:pict>
           </mc:Fallback>
@@ -6663,11 +6722,102 @@
         <w:spacing w:after="0"/>
       </w:pPr>
       <w:r>
+        <w:rPr>
+          <w:noProof/>
+        </w:rPr>
         <w:lastRenderedPageBreak/>
+        <mc:AlternateContent>
+          <mc:Choice Requires="wpi">
+            <w:drawing>
+              <wp:anchor distT="0" distB="0" distL="114300" distR="114300" simplePos="0" relativeHeight="251698176" behindDoc="0" locked="0" layoutInCell="1" allowOverlap="1" wp14:anchorId="58FB96C8" wp14:editId="2081198C">
+                <wp:simplePos x="0" y="0"/>
+                <wp:positionH relativeFrom="column">
+                  <wp:posOffset>7712765</wp:posOffset>
+                </wp:positionH>
+                <wp:positionV relativeFrom="paragraph">
+                  <wp:posOffset>-727951</wp:posOffset>
+                </wp:positionV>
+                <wp:extent cx="55800" cy="1733040"/>
+                <wp:effectExtent l="38100" t="38100" r="40005" b="57785"/>
+                <wp:wrapNone/>
+                <wp:docPr id="19" name="Ink 19"/>
+                <wp:cNvGraphicFramePr/>
+                <a:graphic xmlns:a="http://schemas.openxmlformats.org/drawingml/2006/main">
+                  <a:graphicData uri="http://schemas.microsoft.com/office/word/2010/wordprocessingInk">
+                    <w14:contentPart bwMode="auto" r:id="rId24">
+                      <w14:nvContentPartPr>
+                        <w14:cNvContentPartPr/>
+                      </w14:nvContentPartPr>
+                      <w14:xfrm>
+                        <a:off x="0" y="0"/>
+                        <a:ext cx="55800" cy="1733040"/>
+                      </w14:xfrm>
+                    </w14:contentPart>
+                  </a:graphicData>
+                </a:graphic>
+              </wp:anchor>
+            </w:drawing>
+          </mc:Choice>
+          <mc:Fallback>
+            <w:pict>
+              <v:shape w14:anchorId="5EDE31B6" id="Ink 19" o:spid="_x0000_s1026" type="#_x0000_t75" style="position:absolute;left:0;text-align:left;margin-left:606.6pt;margin-top:-58pt;width:5.85pt;height:137.85pt;z-index:251698176;visibility:visible;mso-wrap-style:square;mso-wrap-distance-left:9pt;mso-wrap-distance-top:0;mso-wrap-distance-right:9pt;mso-wrap-distance-bottom:0;mso-position-horizontal:absolute;mso-position-horizontal-relative:text;mso-position-vertical:absolute;mso-position-vertical-relative:text" o:gfxdata="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">
+                <v:imagedata r:id="rId25" o:title=""/>
+              </v:shape>
+            </w:pict>
+          </mc:Fallback>
+        </mc:AlternateContent>
+      </w:r>
+      <w:r>
         <w:t>Part 10: LINQ</w:t>
       </w:r>
     </w:p>
-    <w:p/>
+    <w:p>
+      <w:r>
+        <w:rPr>
+          <w:noProof/>
+        </w:rPr>
+        <mc:AlternateContent>
+          <mc:Choice Requires="wpi">
+            <w:drawing>
+              <wp:anchor distT="0" distB="0" distL="114300" distR="114300" simplePos="0" relativeHeight="251700224" behindDoc="0" locked="0" layoutInCell="1" allowOverlap="1" wp14:anchorId="3D7CBD02" wp14:editId="78BDDD8F">
+                <wp:simplePos x="0" y="0"/>
+                <wp:positionH relativeFrom="column">
+                  <wp:posOffset>7729325</wp:posOffset>
+                </wp:positionH>
+                <wp:positionV relativeFrom="paragraph">
+                  <wp:posOffset>-177858</wp:posOffset>
+                </wp:positionV>
+                <wp:extent cx="125640" cy="1067040"/>
+                <wp:effectExtent l="57150" t="38100" r="46355" b="57150"/>
+                <wp:wrapNone/>
+                <wp:docPr id="23" name="Ink 23"/>
+                <wp:cNvGraphicFramePr/>
+                <a:graphic xmlns:a="http://schemas.openxmlformats.org/drawingml/2006/main">
+                  <a:graphicData uri="http://schemas.microsoft.com/office/word/2010/wordprocessingInk">
+                    <w14:contentPart bwMode="auto" r:id="rId26">
+                      <w14:nvContentPartPr>
+                        <w14:cNvContentPartPr/>
+                      </w14:nvContentPartPr>
+                      <w14:xfrm>
+                        <a:off x="0" y="0"/>
+                        <a:ext cx="125640" cy="1067040"/>
+                      </w14:xfrm>
+                    </w14:contentPart>
+                  </a:graphicData>
+                </a:graphic>
+              </wp:anchor>
+            </w:drawing>
+          </mc:Choice>
+          <mc:Fallback>
+            <w:pict>
+              <v:shape w14:anchorId="7F746D8A" id="Ink 23" o:spid="_x0000_s1026" type="#_x0000_t75" style="position:absolute;left:0;text-align:left;margin-left:607.9pt;margin-top:-14.7pt;width:11.35pt;height:85.4pt;z-index:251700224;visibility:visible;mso-wrap-style:square;mso-wrap-distance-left:9pt;mso-wrap-distance-top:0;mso-wrap-distance-right:9pt;mso-wrap-distance-bottom:0;mso-position-horizontal:absolute;mso-position-horizontal-relative:text;mso-position-vertical:absolute;mso-position-vertical-relative:text" o:gfxdata="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">
+                <v:imagedata r:id="rId27" o:title=""/>
+              </v:shape>
+            </w:pict>
+          </mc:Fallback>
+        </mc:AlternateContent>
+      </w:r>
+    </w:p>
     <w:p>
       <w:pPr>
         <w:spacing w:after="0"/>
@@ -6696,7 +6846,7 @@
                 <wp:cNvGraphicFramePr/>
                 <a:graphic xmlns:a="http://schemas.openxmlformats.org/drawingml/2006/main">
                   <a:graphicData uri="http://schemas.microsoft.com/office/word/2010/wordprocessingInk">
-                    <w14:contentPart bwMode="auto" r:id="rId23">
+                    <w14:contentPart bwMode="auto" r:id="rId28">
                       <w14:nvContentPartPr>
                         <w14:cNvContentPartPr/>
                       </w14:nvContentPartPr>
@@ -6712,8 +6862,8 @@
           </mc:Choice>
           <mc:Fallback>
             <w:pict>
-              <v:shape w14:anchorId="0881C1BB" id="Ink 14" o:spid="_x0000_s1026" type="#_x0000_t75" style="position:absolute;left:0;text-align:left;margin-left:650.55pt;margin-top:84.35pt;width:1.5pt;height:1.5pt;z-index:251695104;visibility:visible;mso-wrap-style:square;mso-wrap-distance-left:9pt;mso-wrap-distance-top:0;mso-wrap-distance-right:9pt;mso-wrap-distance-bottom:0;mso-position-horizontal:absolute;mso-position-horizontal-relative:text;mso-position-vertical:absolute;mso-position-vertical-relative:text" o:gfxdata="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">
-                <v:imagedata r:id="rId12" o:title=""/>
+              <v:shape w14:anchorId="40CC3943" id="Ink 14" o:spid="_x0000_s1026" type="#_x0000_t75" style="position:absolute;left:0;text-align:left;margin-left:650.55pt;margin-top:84.35pt;width:1.5pt;height:1.5pt;z-index:251695104;visibility:visible;mso-wrap-style:square;mso-wrap-distance-left:9pt;mso-wrap-distance-top:0;mso-wrap-distance-right:9pt;mso-wrap-distance-bottom:0;mso-position-horizontal:absolute;mso-position-horizontal-relative:text;mso-position-vertical:absolute;mso-position-vertical-relative:text" o:gfxdata="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">
+                <v:imagedata r:id="rId10" o:title=""/>
               </v:shape>
             </w:pict>
           </mc:Fallback>
@@ -6743,7 +6893,7 @@
                 <wp:cNvGraphicFramePr/>
                 <a:graphic xmlns:a="http://schemas.openxmlformats.org/drawingml/2006/main">
                   <a:graphicData uri="http://schemas.microsoft.com/office/word/2010/wordprocessingInk">
-                    <w14:contentPart bwMode="auto" r:id="rId24">
+                    <w14:contentPart bwMode="auto" r:id="rId29">
                       <w14:nvContentPartPr>
                         <w14:cNvContentPartPr/>
                       </w14:nvContentPartPr>
@@ -6759,8 +6909,8 @@
           </mc:Choice>
           <mc:Fallback>
             <w:pict>
-              <v:shape w14:anchorId="4B46F329" id="Ink 13" o:spid="_x0000_s1026" type="#_x0000_t75" style="position:absolute;left:0;text-align:left;margin-left:632.35pt;margin-top:83.75pt;width:4.2pt;height:5.05pt;z-index:251694080;visibility:visible;mso-wrap-style:square;mso-wrap-distance-left:9pt;mso-wrap-distance-top:0;mso-wrap-distance-right:9pt;mso-wrap-distance-bottom:0;mso-position-horizontal:absolute;mso-position-horizontal-relative:text;mso-position-vertical:absolute;mso-position-vertical-relative:text" o:gfxdata="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">
-                <v:imagedata r:id="rId25" o:title=""/>
+              <v:shape w14:anchorId="7F49E9BA" id="Ink 13" o:spid="_x0000_s1026" type="#_x0000_t75" style="position:absolute;left:0;text-align:left;margin-left:632.35pt;margin-top:83.75pt;width:4.2pt;height:5.05pt;z-index:251694080;visibility:visible;mso-wrap-style:square;mso-wrap-distance-left:9pt;mso-wrap-distance-top:0;mso-wrap-distance-right:9pt;mso-wrap-distance-bottom:0;mso-position-horizontal:absolute;mso-position-horizontal-relative:text;mso-position-vertical:absolute;mso-position-vertical-relative:text" o:gfxdata="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">
+                <v:imagedata r:id="rId30" o:title=""/>
               </v:shape>
             </w:pict>
           </mc:Fallback>
@@ -6922,38 +7072,85 @@
     <w:p>
       <w:r>
         <w:rPr>
-          <w:rStyle w:val="Strong"/>
-        </w:rPr>
-        <w:t xml:space="preserve">Chapter </w:t>
-      </w:r>
-      <w:r>
-        <w:rPr>
-          <w:rStyle w:val="Strong"/>
-        </w:rPr>
-        <w:t>9</w:t>
-      </w:r>
-      <w:r>
-        <w:rPr>
-          <w:rStyle w:val="Strong"/>
-        </w:rPr>
-        <w:t>: JavaScript and jQuery (1</w:t>
-      </w:r>
-      <w:r>
-        <w:rPr>
-          <w:rStyle w:val="Strong"/>
-        </w:rPr>
-        <w:t>0</w:t>
-      </w:r>
-      <w:r>
-        <w:rPr>
-          <w:rStyle w:val="Strong"/>
-        </w:rPr>
-        <w:t xml:space="preserve"> hrs.)</w:t>
-      </w:r>
-      <w:r>
-        <w:rPr>
           <w:b/>
           <w:bCs/>
+          <w:noProof/>
+        </w:rPr>
+        <mc:AlternateContent>
+          <mc:Choice Requires="wpi">
+            <w:drawing>
+              <wp:anchor distT="0" distB="0" distL="114300" distR="114300" simplePos="0" relativeHeight="251699200" behindDoc="0" locked="0" layoutInCell="1" allowOverlap="1" wp14:anchorId="226D36C3" wp14:editId="24D7F99E">
+                <wp:simplePos x="0" y="0"/>
+                <wp:positionH relativeFrom="column">
+                  <wp:posOffset>7808885</wp:posOffset>
+                </wp:positionH>
+                <wp:positionV relativeFrom="paragraph">
+                  <wp:posOffset>-8780</wp:posOffset>
+                </wp:positionV>
+                <wp:extent cx="154440" cy="723600"/>
+                <wp:effectExtent l="57150" t="19050" r="55245" b="57785"/>
+                <wp:wrapNone/>
+                <wp:docPr id="20" name="Ink 20"/>
+                <wp:cNvGraphicFramePr/>
+                <a:graphic xmlns:a="http://schemas.openxmlformats.org/drawingml/2006/main">
+                  <a:graphicData uri="http://schemas.microsoft.com/office/word/2010/wordprocessingInk">
+                    <w14:contentPart bwMode="auto" r:id="rId31">
+                      <w14:nvContentPartPr>
+                        <w14:cNvContentPartPr/>
+                      </w14:nvContentPartPr>
+                      <w14:xfrm>
+                        <a:off x="0" y="0"/>
+                        <a:ext cx="154440" cy="723600"/>
+                      </w14:xfrm>
+                    </w14:contentPart>
+                  </a:graphicData>
+                </a:graphic>
+              </wp:anchor>
+            </w:drawing>
+          </mc:Choice>
+          <mc:Fallback>
+            <w:pict>
+              <v:shape w14:anchorId="6B829930" id="Ink 20" o:spid="_x0000_s1026" type="#_x0000_t75" style="position:absolute;left:0;text-align:left;margin-left:614.15pt;margin-top:-1.4pt;width:13.55pt;height:58.4pt;z-index:251699200;visibility:visible;mso-wrap-style:square;mso-wrap-distance-left:9pt;mso-wrap-distance-top:0;mso-wrap-distance-right:9pt;mso-wrap-distance-bottom:0;mso-position-horizontal:absolute;mso-position-horizontal-relative:text;mso-position-vertical:absolute;mso-position-vertical-relative:text" o:gfxdata="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">
+                <v:imagedata r:id="rId32" o:title=""/>
+              </v:shape>
+            </w:pict>
+          </mc:Fallback>
+        </mc:AlternateContent>
+      </w:r>
+      <w:r>
+        <w:rPr>
+          <w:rStyle w:val="Strong"/>
+        </w:rPr>
+        <w:t xml:space="preserve">Chapter </w:t>
+      </w:r>
+      <w:r>
+        <w:rPr>
+          <w:rStyle w:val="Strong"/>
+        </w:rPr>
+        <w:t>9</w:t>
+      </w:r>
+      <w:r>
+        <w:rPr>
+          <w:rStyle w:val="Strong"/>
+        </w:rPr>
+        <w:t>: JavaScript and jQuery (1</w:t>
+      </w:r>
+      <w:r>
+        <w:rPr>
+          <w:rStyle w:val="Strong"/>
+        </w:rPr>
+        <w:t>0</w:t>
+      </w:r>
+      <w:r>
+        <w:rPr>
+          <w:rStyle w:val="Strong"/>
+        </w:rPr>
+        <w:t xml:space="preserve"> hrs.)</w:t>
+      </w:r>
+      <w:r>
+        <w:rPr>
+          <w:b/>
+          <w:bCs/>
         </w:rPr>
         <w:br/>
       </w:r>
@@ -7340,13 +7537,25 @@
         </w:rPr>
         <w:t>13</w:t>
       </w:r>
+      <w:r>
+        <w:rPr>
+          <w:rStyle w:val="Strong"/>
+        </w:rPr>
+        <w:t xml:space="preserve">: </w:t>
+      </w:r>
+      <w:r>
+        <w:rPr>
+          <w:rStyle w:val="Strong"/>
+        </w:rPr>
+        <w:t>Project</w:t>
+      </w:r>
       <w:bookmarkStart w:id="0" w:name="_GoBack"/>
       <w:bookmarkEnd w:id="0"/>
       <w:r>
         <w:rPr>
           <w:rStyle w:val="Strong"/>
         </w:rPr>
-        <w:t>: Other (</w:t>
+        <w:t xml:space="preserve"> (</w:t>
       </w:r>
       <w:r>
         <w:rPr>
@@ -7365,6 +7574,51 @@
       <w:pPr>
         <w:spacing w:after="0"/>
       </w:pPr>
+      <w:r>
+        <w:rPr>
+          <w:noProof/>
+        </w:rPr>
+        <mc:AlternateContent>
+          <mc:Choice Requires="wpi">
+            <w:drawing>
+              <wp:anchor distT="0" distB="0" distL="114300" distR="114300" simplePos="0" relativeHeight="251696128" behindDoc="0" locked="0" layoutInCell="1" allowOverlap="1" wp14:anchorId="5DD8A644" wp14:editId="5A61BA13">
+                <wp:simplePos x="0" y="0"/>
+                <wp:positionH relativeFrom="column">
+                  <wp:posOffset>90125</wp:posOffset>
+                </wp:positionH>
+                <wp:positionV relativeFrom="paragraph">
+                  <wp:posOffset>78847</wp:posOffset>
+                </wp:positionV>
+                <wp:extent cx="33120" cy="11520"/>
+                <wp:effectExtent l="38100" t="38100" r="43180" b="45720"/>
+                <wp:wrapNone/>
+                <wp:docPr id="16" name="Ink 16"/>
+                <wp:cNvGraphicFramePr/>
+                <a:graphic xmlns:a="http://schemas.openxmlformats.org/drawingml/2006/main">
+                  <a:graphicData uri="http://schemas.microsoft.com/office/word/2010/wordprocessingInk">
+                    <w14:contentPart bwMode="auto" r:id="rId33">
+                      <w14:nvContentPartPr>
+                        <w14:cNvContentPartPr/>
+                      </w14:nvContentPartPr>
+                      <w14:xfrm>
+                        <a:off x="0" y="0"/>
+                        <a:ext cx="33120" cy="11520"/>
+                      </w14:xfrm>
+                    </w14:contentPart>
+                  </a:graphicData>
+                </a:graphic>
+              </wp:anchor>
+            </w:drawing>
+          </mc:Choice>
+          <mc:Fallback>
+            <w:pict>
+              <v:shape w14:anchorId="305F1B24" id="Ink 16" o:spid="_x0000_s1026" type="#_x0000_t75" style="position:absolute;left:0;text-align:left;margin-left:6.4pt;margin-top:5.5pt;width:4pt;height:2.3pt;z-index:251696128;visibility:visible;mso-wrap-style:square;mso-wrap-distance-left:9pt;mso-wrap-distance-top:0;mso-wrap-distance-right:9pt;mso-wrap-distance-bottom:0;mso-position-horizontal:absolute;mso-position-horizontal-relative:text;mso-position-vertical:absolute;mso-position-vertical-relative:text" o:gfxdata="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">
+                <v:imagedata r:id="rId34" o:title=""/>
+              </v:shape>
+            </w:pict>
+          </mc:Fallback>
+        </mc:AlternateContent>
+      </w:r>
       <w:r>
         <w:t xml:space="preserve">Part 1: </w:t>
       </w:r>
@@ -9035,6 +9289,37 @@
           <inkml:channelProperty channel="OE" name="resolution" value="1000" units="1/deg"/>
         </inkml:channelProperties>
       </inkml:inkSource>
+      <inkml:timestamp xml:id="ts0" timeString="2022-05-24T08:50:46.041"/>
+    </inkml:context>
+    <inkml:brush xml:id="br0">
+      <inkml:brushProperty name="width" value="0.05" units="cm"/>
+      <inkml:brushProperty name="height" value="0.05" units="cm"/>
+    </inkml:brush>
+  </inkml:definitions>
+  <inkml:trace contextRef="#ctx0" brushRef="#br0">0 0 11600 0 0,'0'0'512'0'0,"0"0"112"0"0,0 0-496 0 0,0 0-128 0 0,0 0 0 0 0,0 0 0 0 0,0 0 0 0 0,0 0 0 0 0,0 0 0 0 0,0 0 0 0 0,0 0 0 0 0,0 0 0 0 0,0 0 0 0 0</inkml:trace>
+</inkml:ink>
+</file>
+
+<file path=word/ink/ink11.xml><?xml version="1.0" encoding="utf-8"?>
+<inkml:ink xmlns:inkml="http://www.w3.org/2003/InkML">
+  <inkml:definitions>
+    <inkml:context xml:id="ctx0">
+      <inkml:inkSource xml:id="inkSrc0">
+        <inkml:traceFormat>
+          <inkml:channel name="X" type="integer" min="-2.14748E9" max="2.14748E9" units="cm"/>
+          <inkml:channel name="Y" type="integer" min="-2.14748E9" max="2.14748E9" units="cm"/>
+          <inkml:channel name="F" type="integer" max="32767" units="dev"/>
+          <inkml:channel name="OA" type="integer" max="360" units="deg"/>
+          <inkml:channel name="OE" type="integer" max="90" units="deg"/>
+        </inkml:traceFormat>
+        <inkml:channelProperties>
+          <inkml:channelProperty channel="X" name="resolution" value="1000" units="1/cm"/>
+          <inkml:channelProperty channel="Y" name="resolution" value="1000" units="1/cm"/>
+          <inkml:channelProperty channel="F" name="resolution" value="0" units="1/dev"/>
+          <inkml:channelProperty channel="OA" name="resolution" value="1000" units="1/deg"/>
+          <inkml:channelProperty channel="OE" name="resolution" value="1000" units="1/deg"/>
+        </inkml:channelProperties>
+      </inkml:inkSource>
       <inkml:timestamp xml:id="ts0" timeString="2022-05-24T08:50:41.901"/>
     </inkml:context>
     <inkml:brush xml:id="br0">
@@ -9046,7 +9331,69 @@
 </inkml:ink>
 </file>
 
-<file path=word/ink/ink11.xml><?xml version="1.0" encoding="utf-8"?>
+<file path=word/ink/ink12.xml><?xml version="1.0" encoding="utf-8"?>
+<inkml:ink xmlns:inkml="http://www.w3.org/2003/InkML">
+  <inkml:definitions>
+    <inkml:context xml:id="ctx0">
+      <inkml:inkSource xml:id="inkSrc0">
+        <inkml:traceFormat>
+          <inkml:channel name="X" type="integer" min="-2.14748E9" max="2.14748E9" units="cm"/>
+          <inkml:channel name="Y" type="integer" min="-2.14748E9" max="2.14748E9" units="cm"/>
+          <inkml:channel name="F" type="integer" max="32767" units="dev"/>
+          <inkml:channel name="OA" type="integer" max="360" units="deg"/>
+          <inkml:channel name="OE" type="integer" max="90" units="deg"/>
+        </inkml:traceFormat>
+        <inkml:channelProperties>
+          <inkml:channelProperty channel="X" name="resolution" value="1000" units="1/cm"/>
+          <inkml:channelProperty channel="Y" name="resolution" value="1000" units="1/cm"/>
+          <inkml:channelProperty channel="F" name="resolution" value="0" units="1/dev"/>
+          <inkml:channelProperty channel="OA" name="resolution" value="1000" units="1/deg"/>
+          <inkml:channelProperty channel="OE" name="resolution" value="1000" units="1/deg"/>
+        </inkml:channelProperties>
+      </inkml:inkSource>
+      <inkml:timestamp xml:id="ts0" timeString="2022-05-24T09:23:14.548"/>
+    </inkml:context>
+    <inkml:brush xml:id="br0">
+      <inkml:brushProperty name="width" value="0.05" units="cm"/>
+      <inkml:brushProperty name="height" value="0.05" units="cm"/>
+    </inkml:brush>
+  </inkml:definitions>
+  <inkml:trace contextRef="#ctx0" brushRef="#br0">154 4813 6912 0 0,'-15'-49'1318'0'0,"1"-1"0"0"0,3-1 0 0 0,2 0-1 0 0,2 0 1 0 0,3-3-1318 0 0,-3-103 2078 0 0,7 0-2078 0 0,-2-93 942 0 0,-11 12 484 0 0,-8-287 677 0 0,12 12-1866 0 0,-11-192-253 0 0,11 407-124 0 0,-3-295-114 0 0,23 39-544 0 0,-11 295 400 0 0,-3 104 404 0 0,4 135 3 0 0,1 1-1 0 0,1 0 1 0 0,3-7-9 0 0,-5 17-60 0 0,5-1-1852 0 0,1 14 1060 0 0,8 23-331 0 0,-11-20 115 0 0,5 7-546 0 0</inkml:trace>
+</inkml:ink>
+</file>
+
+<file path=word/ink/ink13.xml><?xml version="1.0" encoding="utf-8"?>
+<inkml:ink xmlns:inkml="http://www.w3.org/2003/InkML">
+  <inkml:definitions>
+    <inkml:context xml:id="ctx0">
+      <inkml:inkSource xml:id="inkSrc0">
+        <inkml:traceFormat>
+          <inkml:channel name="X" type="integer" min="-2.14748E9" max="2.14748E9" units="cm"/>
+          <inkml:channel name="Y" type="integer" min="-2.14748E9" max="2.14748E9" units="cm"/>
+          <inkml:channel name="F" type="integer" max="32767" units="dev"/>
+          <inkml:channel name="OA" type="integer" max="360" units="deg"/>
+          <inkml:channel name="OE" type="integer" max="90" units="deg"/>
+        </inkml:traceFormat>
+        <inkml:channelProperties>
+          <inkml:channelProperty channel="X" name="resolution" value="1000" units="1/cm"/>
+          <inkml:channelProperty channel="Y" name="resolution" value="1000" units="1/cm"/>
+          <inkml:channelProperty channel="F" name="resolution" value="0" units="1/dev"/>
+          <inkml:channelProperty channel="OA" name="resolution" value="1000" units="1/deg"/>
+          <inkml:channelProperty channel="OE" name="resolution" value="1000" units="1/deg"/>
+        </inkml:channelProperties>
+      </inkml:inkSource>
+      <inkml:timestamp xml:id="ts0" timeString="2022-05-24T09:27:37.852"/>
+    </inkml:context>
+    <inkml:brush xml:id="br0">
+      <inkml:brushProperty name="width" value="0.05" units="cm"/>
+      <inkml:brushProperty name="height" value="0.05" units="cm"/>
+    </inkml:brush>
+  </inkml:definitions>
+  <inkml:trace contextRef="#ctx0" brushRef="#br0">348 2963 13824 0 0,'-10'-11'148'0'0,"1"0"1"0"0,0-1-1 0 0,1 0 1 0 0,0-1-1 0 0,1 0 1 0 0,0 0-1 0 0,1 0 1 0 0,-3-12-149 0 0,-1 2-79 0 0,-9-23-227 0 0,-13-30 512 0 0,-2 1-1 0 0,-4 3 1 0 0,-30-42-206 0 0,58 97-60 0 0,0-1 0 0 0,1 0 0 0 0,1 0 0 0 0,0-1 0 0 0,2 1 1 0 0,0-2-1 0 0,1 1 0 0 0,1-1 0 0 0,1 1 0 0 0,1-1 0 0 0,-1-19 60 0 0,4-30-840 0 0,2-1-1 0 0,10-53 841 0 0,-9 93-159 0 0,83-625-826 0 0,-82 592 981 0 0,-3-48 4 0 0,0-6 78 0 0,-2-17 80 0 0,3 81-110 0 0,2-1 0 0 0,2 1 0 0 0,7-19-48 0 0,0 8 2 0 0,10-38-130 0 0,13-32-260 0 0,17-58-870 0 0,-38 146 659 0 0,-1-1-94 0 0</inkml:trace>
+</inkml:ink>
+</file>
+
+<file path=word/ink/ink14.xml><?xml version="1.0" encoding="utf-8"?>
 <inkml:ink xmlns:inkml="http://www.w3.org/2003/InkML">
   <inkml:definitions>
     <inkml:context xml:id="ctx0">
@@ -9077,7 +9424,7 @@
 </inkml:ink>
 </file>
 
-<file path=word/ink/ink12.xml><?xml version="1.0" encoding="utf-8"?>
+<file path=word/ink/ink15.xml><?xml version="1.0" encoding="utf-8"?>
 <inkml:ink xmlns:inkml="http://www.w3.org/2003/InkML">
   <inkml:definitions>
     <inkml:context xml:id="ctx0">
@@ -9109,7 +9456,100 @@
 </inkml:ink>
 </file>
 
+<file path=word/ink/ink16.xml><?xml version="1.0" encoding="utf-8"?>
+<inkml:ink xmlns:inkml="http://www.w3.org/2003/InkML">
+  <inkml:definitions>
+    <inkml:context xml:id="ctx0">
+      <inkml:inkSource xml:id="inkSrc0">
+        <inkml:traceFormat>
+          <inkml:channel name="X" type="integer" min="-2.14748E9" max="2.14748E9" units="cm"/>
+          <inkml:channel name="Y" type="integer" min="-2.14748E9" max="2.14748E9" units="cm"/>
+          <inkml:channel name="F" type="integer" max="32767" units="dev"/>
+          <inkml:channel name="OA" type="integer" max="360" units="deg"/>
+          <inkml:channel name="OE" type="integer" max="90" units="deg"/>
+        </inkml:traceFormat>
+        <inkml:channelProperties>
+          <inkml:channelProperty channel="X" name="resolution" value="1000" units="1/cm"/>
+          <inkml:channelProperty channel="Y" name="resolution" value="1000" units="1/cm"/>
+          <inkml:channelProperty channel="F" name="resolution" value="0" units="1/dev"/>
+          <inkml:channelProperty channel="OA" name="resolution" value="1000" units="1/deg"/>
+          <inkml:channelProperty channel="OE" name="resolution" value="1000" units="1/deg"/>
+        </inkml:channelProperties>
+      </inkml:inkSource>
+      <inkml:timestamp xml:id="ts0" timeString="2022-05-24T09:25:23.693"/>
+    </inkml:context>
+    <inkml:brush xml:id="br0">
+      <inkml:brushProperty name="width" value="0.05" units="cm"/>
+      <inkml:brushProperty name="height" value="0.05" units="cm"/>
+    </inkml:brush>
+  </inkml:definitions>
+  <inkml:trace contextRef="#ctx0" brushRef="#br0">428 2003 5064 0 0,'0'0'389'0'0,"-1"1"-250"0"0,-3 1-145 0 0,3-1-22 0 0,0 0-1 0 0,0-1 0 0 0,-1 1 1 0 0,1-1-1 0 0,0 0 0 0 0,-1 1 0 0 0,1-1 1 0 0,0 0-1 0 0,-1 0 0 0 0,1 0 1 0 0,0 0-1 0 0,-1 0 0 0 0,1 0 0 0 0,0 0 1 0 0,-1 0-1 0 0,1-1 0 0 0,0 1 1 0 0,-1 0-1 0 0,0-1 29 0 0,-26-14 60 0 0,4 3 381 0 0,21 11-318 0 0,-1 0-1 0 0,1 0 0 0 0,0-1 0 0 0,0 1 0 0 0,-1-1 0 0 0,1 0 0 0 0,0 0 1 0 0,1 0-1 0 0,-1 0 0 0 0,0 0 0 0 0,1-1 0 0 0,-1 1 0 0 0,1-1 0 0 0,-2-1-122 0 0,-3-7-52 0 0,0 1-1 0 0,0-1 0 0 0,-2-7 53 0 0,-11-17 326 0 0,6 9-142 0 0,0-1 0 0 0,2 0 1 0 0,1-1-1 0 0,1 0 0 0 0,-1-9-184 0 0,0-8 42 0 0,2 0 0 0 0,3 0 0 0 0,1-1 1 0 0,2 0-1 0 0,2-24-42 0 0,1 21 46 0 0,0-52-18 0 0,-9-67-28 0 0,-17-168 118 0 0,22 257-118 0 0,-2-73 0 0 0,5 50 0 0 0,-7-24 0 0 0,5 82 0 0 0,-1 21 59 0 0,0 0-1 0 0,-2 1 1 0 0,-1-1 0 0 0,0 1 0 0 0,-9-16-59 0 0,14 32 44 0 0,-29-58 98 0 0,26 49-446 0 0,2 13 120 0 0</inkml:trace>
+</inkml:ink>
+</file>
+
+<file path=word/ink/ink17.xml><?xml version="1.0" encoding="utf-8"?>
+<inkml:ink xmlns:inkml="http://www.w3.org/2003/InkML">
+  <inkml:definitions>
+    <inkml:context xml:id="ctx0">
+      <inkml:inkSource xml:id="inkSrc0">
+        <inkml:traceFormat>
+          <inkml:channel name="X" type="integer" min="-2.14748E9" max="2.14748E9" units="cm"/>
+          <inkml:channel name="Y" type="integer" min="-2.14748E9" max="2.14748E9" units="cm"/>
+          <inkml:channel name="F" type="integer" max="32767" units="dev"/>
+          <inkml:channel name="OA" type="integer" max="360" units="deg"/>
+          <inkml:channel name="OE" type="integer" max="90" units="deg"/>
+        </inkml:traceFormat>
+        <inkml:channelProperties>
+          <inkml:channelProperty channel="X" name="resolution" value="1000" units="1/cm"/>
+          <inkml:channelProperty channel="Y" name="resolution" value="1000" units="1/cm"/>
+          <inkml:channelProperty channel="F" name="resolution" value="0" units="1/dev"/>
+          <inkml:channelProperty channel="OA" name="resolution" value="1000" units="1/deg"/>
+          <inkml:channelProperty channel="OE" name="resolution" value="1000" units="1/deg"/>
+        </inkml:channelProperties>
+      </inkml:inkSource>
+      <inkml:timestamp xml:id="ts0" timeString="2022-05-24T09:12:53.118"/>
+    </inkml:context>
+    <inkml:brush xml:id="br0">
+      <inkml:brushProperty name="width" value="0.05" units="cm"/>
+      <inkml:brushProperty name="height" value="0.05" units="cm"/>
+    </inkml:brush>
+  </inkml:definitions>
+  <inkml:trace contextRef="#ctx0" brushRef="#br0">92 0 17967 0 0,'-12'2'1600'0'0,"-8"2"-1280"0"0,2 2-256 0 0,-1-2-64 0 0,6 6-2072 0 0,4-5-423 0 0</inkml:trace>
+</inkml:ink>
+</file>
+
 <file path=word/ink/ink2.xml><?xml version="1.0" encoding="utf-8"?>
+<inkml:ink xmlns:inkml="http://www.w3.org/2003/InkML">
+  <inkml:definitions>
+    <inkml:context xml:id="ctx0">
+      <inkml:inkSource xml:id="inkSrc0">
+        <inkml:traceFormat>
+          <inkml:channel name="X" type="integer" min="-2.14748E9" max="2.14748E9" units="cm"/>
+          <inkml:channel name="Y" type="integer" min="-2.14748E9" max="2.14748E9" units="cm"/>
+          <inkml:channel name="F" type="integer" max="32767" units="dev"/>
+          <inkml:channel name="OA" type="integer" max="360" units="deg"/>
+          <inkml:channel name="OE" type="integer" max="90" units="deg"/>
+        </inkml:traceFormat>
+        <inkml:channelProperties>
+          <inkml:channelProperty channel="X" name="resolution" value="1000" units="1/cm"/>
+          <inkml:channelProperty channel="Y" name="resolution" value="1000" units="1/cm"/>
+          <inkml:channelProperty channel="F" name="resolution" value="0" units="1/dev"/>
+          <inkml:channelProperty channel="OA" name="resolution" value="1000" units="1/deg"/>
+          <inkml:channelProperty channel="OE" name="resolution" value="1000" units="1/deg"/>
+        </inkml:channelProperties>
+      </inkml:inkSource>
+      <inkml:timestamp xml:id="ts0" timeString="2022-05-24T09:16:51.130"/>
+    </inkml:context>
+    <inkml:brush xml:id="br0">
+      <inkml:brushProperty name="width" value="0.05" units="cm"/>
+      <inkml:brushProperty name="height" value="0.05" units="cm"/>
+    </inkml:brush>
+  </inkml:definitions>
+  <inkml:trace contextRef="#ctx0" brushRef="#br0">1 1 3680 0 0,'0'0'328'0'0,"0"0"-264"0"0,0 0-64 0 0</inkml:trace>
+</inkml:ink>
+</file>
+
+<file path=word/ink/ink3.xml><?xml version="1.0" encoding="utf-8"?>
 <inkml:ink xmlns:inkml="http://www.w3.org/2003/InkML">
   <inkml:definitions>
     <inkml:context xml:id="ctx0">
@@ -9140,7 +9580,7 @@
 </inkml:ink>
 </file>
 
-<file path=word/ink/ink3.xml><?xml version="1.0" encoding="utf-8"?>
+<file path=word/ink/ink4.xml><?xml version="1.0" encoding="utf-8"?>
 <inkml:ink xmlns:inkml="http://www.w3.org/2003/InkML">
   <inkml:definitions>
     <inkml:context xml:id="ctx0">
@@ -9171,7 +9611,7 @@
 </inkml:ink>
 </file>
 
-<file path=word/ink/ink4.xml><?xml version="1.0" encoding="utf-8"?>
+<file path=word/ink/ink5.xml><?xml version="1.0" encoding="utf-8"?>
 <inkml:ink xmlns:inkml="http://www.w3.org/2003/InkML">
   <inkml:definitions>
     <inkml:context xml:id="ctx0">
@@ -9202,7 +9642,7 @@
 </inkml:ink>
 </file>
 
-<file path=word/ink/ink5.xml><?xml version="1.0" encoding="utf-8"?>
+<file path=word/ink/ink6.xml><?xml version="1.0" encoding="utf-8"?>
 <inkml:ink xmlns:inkml="http://www.w3.org/2003/InkML">
   <inkml:definitions>
     <inkml:context xml:id="ctx0">
@@ -9233,7 +9673,7 @@
 </inkml:ink>
 </file>
 
-<file path=word/ink/ink6.xml><?xml version="1.0" encoding="utf-8"?>
+<file path=word/ink/ink7.xml><?xml version="1.0" encoding="utf-8"?>
 <inkml:ink xmlns:inkml="http://www.w3.org/2003/InkML">
   <inkml:definitions>
     <inkml:context xml:id="ctx0">
@@ -9264,7 +9704,7 @@
 </inkml:ink>
 </file>
 
-<file path=word/ink/ink7.xml><?xml version="1.0" encoding="utf-8"?>
+<file path=word/ink/ink8.xml><?xml version="1.0" encoding="utf-8"?>
 <inkml:ink xmlns:inkml="http://www.w3.org/2003/InkML">
   <inkml:definitions>
     <inkml:context xml:id="ctx0">
@@ -9295,7 +9735,7 @@
 </inkml:ink>
 </file>
 
-<file path=word/ink/ink8.xml><?xml version="1.0" encoding="utf-8"?>
+<file path=word/ink/ink9.xml><?xml version="1.0" encoding="utf-8"?>
 <inkml:ink xmlns:inkml="http://www.w3.org/2003/InkML">
   <inkml:definitions>
     <inkml:context xml:id="ctx0">
@@ -9323,37 +9763,6 @@
     </inkml:brush>
   </inkml:definitions>
   <inkml:trace contextRef="#ctx0" brushRef="#br0">6 1 13680 0 0,'0'0'628'0'0,"0"0"-18"0"0,0 0-363 0 0,0 0-75 0 0,0 0 11 0 0,0 0 1 0 0,0 0-15 0 0,0 0-62 0 0,0 0-31 0 0,0 0-4 0 0,0 0 8 0 0,0 0 33 0 0,0 0 14 0 0,0 0 0 0 0,-6 3-200 0 0,6-3-53 0 0</inkml:trace>
-</inkml:ink>
-</file>
-
-<file path=word/ink/ink9.xml><?xml version="1.0" encoding="utf-8"?>
-<inkml:ink xmlns:inkml="http://www.w3.org/2003/InkML">
-  <inkml:definitions>
-    <inkml:context xml:id="ctx0">
-      <inkml:inkSource xml:id="inkSrc0">
-        <inkml:traceFormat>
-          <inkml:channel name="X" type="integer" min="-2.14748E9" max="2.14748E9" units="cm"/>
-          <inkml:channel name="Y" type="integer" min="-2.14748E9" max="2.14748E9" units="cm"/>
-          <inkml:channel name="F" type="integer" max="32767" units="dev"/>
-          <inkml:channel name="OA" type="integer" max="360" units="deg"/>
-          <inkml:channel name="OE" type="integer" max="90" units="deg"/>
-        </inkml:traceFormat>
-        <inkml:channelProperties>
-          <inkml:channelProperty channel="X" name="resolution" value="1000" units="1/cm"/>
-          <inkml:channelProperty channel="Y" name="resolution" value="1000" units="1/cm"/>
-          <inkml:channelProperty channel="F" name="resolution" value="0" units="1/dev"/>
-          <inkml:channelProperty channel="OA" name="resolution" value="1000" units="1/deg"/>
-          <inkml:channelProperty channel="OE" name="resolution" value="1000" units="1/deg"/>
-        </inkml:channelProperties>
-      </inkml:inkSource>
-      <inkml:timestamp xml:id="ts0" timeString="2022-05-24T08:50:46.041"/>
-    </inkml:context>
-    <inkml:brush xml:id="br0">
-      <inkml:brushProperty name="width" value="0.05" units="cm"/>
-      <inkml:brushProperty name="height" value="0.05" units="cm"/>
-    </inkml:brush>
-  </inkml:definitions>
-  <inkml:trace contextRef="#ctx0" brushRef="#br0">0 0 11600 0 0,'0'0'512'0'0,"0"0"112"0"0,0 0-496 0 0,0 0-128 0 0,0 0 0 0 0,0 0 0 0 0,0 0 0 0 0,0 0 0 0 0,0 0 0 0 0,0 0 0 0 0,0 0 0 0 0,0 0 0 0 0,0 0 0 0 0</inkml:trace>
 </inkml:ink>
 </file>
 
@@ -9657,7 +10066,7 @@
 </file>
 
 <file path=customXml/itemProps1.xml><?xml version="1.0" encoding="utf-8"?>
-<ds:datastoreItem xmlns:ds="http://schemas.openxmlformats.org/officeDocument/2006/customXml" ds:itemID="{93C42D3F-6BAA-4B37-8AA4-C90B93D4D432}">
+<ds:datastoreItem xmlns:ds="http://schemas.openxmlformats.org/officeDocument/2006/customXml" ds:itemID="{BCF146A3-7D44-4853-8BF1-4D5BE4563030}">
   <ds:schemaRefs>
     <ds:schemaRef ds:uri="http://schemas.openxmlformats.org/officeDocument/2006/bibliography"/>
   </ds:schemaRefs>
